--- a/templates/MD_Feedback.docx
+++ b/templates/MD_Feedback.docx
@@ -107,6 +107,9 @@
           <w:tcPr>
             <w:tcW w:w="3544" w:type="dxa"/>
             <w:tcBorders>
+              <w:top w:val="single" w:sz="4" w:space="0" w:color="FFFFFF" w:themeColor="background1"/>
+              <w:left w:val="single" w:sz="4" w:space="0" w:color="FFFFFF" w:themeColor="background1"/>
+              <w:bottom w:val="single" w:sz="4" w:space="0" w:color="FFFFFF" w:themeColor="background1"/>
               <w:right w:val="single" w:sz="4" w:space="0" w:color="BFBFBF" w:themeColor="background1" w:themeShade="BF"/>
             </w:tcBorders>
             <w:vAlign w:val="center"/>
@@ -160,6 +163,7 @@
             <w15:appearance w15:val="hidden"/>
             <w:text/>
           </w:sdtPr>
+          <w:sdtEndPr/>
           <w:sdtContent>
             <w:tc>
               <w:tcPr>
@@ -204,6 +208,9 @@
           <w:tcPr>
             <w:tcW w:w="3544" w:type="dxa"/>
             <w:tcBorders>
+              <w:top w:val="single" w:sz="4" w:space="0" w:color="FFFFFF" w:themeColor="background1"/>
+              <w:left w:val="single" w:sz="4" w:space="0" w:color="FFFFFF" w:themeColor="background1"/>
+              <w:bottom w:val="single" w:sz="4" w:space="0" w:color="FFFFFF" w:themeColor="background1"/>
               <w:right w:val="single" w:sz="4" w:space="0" w:color="BFBFBF" w:themeColor="background1" w:themeShade="BF"/>
             </w:tcBorders>
             <w:vAlign w:val="center"/>
@@ -246,6 +253,7 @@
             <w:showingPlcHdr/>
             <w15:appearance w15:val="hidden"/>
           </w:sdtPr>
+          <w:sdtEndPr/>
           <w:sdtContent>
             <w:tc>
               <w:tcPr>
@@ -279,6 +287,9 @@
           <w:tcPr>
             <w:tcW w:w="3544" w:type="dxa"/>
             <w:tcBorders>
+              <w:top w:val="single" w:sz="4" w:space="0" w:color="FFFFFF" w:themeColor="background1"/>
+              <w:left w:val="single" w:sz="4" w:space="0" w:color="FFFFFF" w:themeColor="background1"/>
+              <w:bottom w:val="single" w:sz="4" w:space="0" w:color="FFFFFF" w:themeColor="background1"/>
               <w:right w:val="single" w:sz="4" w:space="0" w:color="BFBFBF" w:themeColor="background1" w:themeShade="BF"/>
             </w:tcBorders>
             <w:vAlign w:val="center"/>
@@ -332,6 +343,7 @@
             <w15:appearance w15:val="hidden"/>
             <w:text/>
           </w:sdtPr>
+          <w:sdtEndPr/>
           <w:sdtContent>
             <w:tc>
               <w:tcPr>
@@ -396,6 +408,9 @@
           <w:tcPr>
             <w:tcW w:w="7230" w:type="dxa"/>
             <w:tcBorders>
+              <w:top w:val="single" w:sz="4" w:space="0" w:color="FFFFFF" w:themeColor="background1"/>
+              <w:left w:val="single" w:sz="4" w:space="0" w:color="FFFFFF" w:themeColor="background1"/>
+              <w:bottom w:val="single" w:sz="4" w:space="0" w:color="FFFFFF" w:themeColor="background1"/>
               <w:right w:val="single" w:sz="4" w:space="0" w:color="BFBFBF"/>
             </w:tcBorders>
             <w:vAlign w:val="center"/>
@@ -455,6 +470,7 @@
                   <w:calendar w:val="gregorian"/>
                 </w:date>
               </w:sdtPr>
+              <w:sdtEndPr/>
               <w:sdtContent>
                 <w:r>
                   <w:rPr>
@@ -510,12 +526,10 @@
       <w:tblPr>
         <w:tblW w:w="8647" w:type="dxa"/>
         <w:tblBorders>
-          <w:top w:val="single" w:sz="4" w:space="0" w:color="A6A6A6" w:themeColor="background1" w:themeShade="A6"/>
-          <w:left w:val="single" w:sz="4" w:space="0" w:color="A6A6A6" w:themeColor="background1" w:themeShade="A6"/>
-          <w:bottom w:val="single" w:sz="4" w:space="0" w:color="A6A6A6" w:themeColor="background1" w:themeShade="A6"/>
-          <w:right w:val="single" w:sz="4" w:space="0" w:color="A6A6A6" w:themeColor="background1" w:themeShade="A6"/>
-          <w:insideH w:val="single" w:sz="4" w:space="0" w:color="A6A6A6" w:themeColor="background1" w:themeShade="A6"/>
-          <w:insideV w:val="single" w:sz="4" w:space="0" w:color="A6A6A6" w:themeColor="background1" w:themeShade="A6"/>
+          <w:top w:val="single" w:sz="4" w:space="0" w:color="FFFFFF"/>
+          <w:left w:val="single" w:sz="4" w:space="0" w:color="FFFFFF"/>
+          <w:bottom w:val="single" w:sz="4" w:space="0" w:color="FFFFFF"/>
+          <w:right w:val="single" w:sz="4" w:space="0" w:color="FFFFFF"/>
         </w:tblBorders>
         <w:shd w:val="clear" w:color="auto" w:fill="FCE0CC" w:themeFill="background2" w:themeFillTint="33"/>
         <w:tblLook w:val="01E0" w:firstRow="1" w:lastRow="1" w:firstColumn="1" w:lastColumn="1" w:noHBand="0" w:noVBand="0"/>
@@ -530,12 +544,6 @@
         <w:tc>
           <w:tcPr>
             <w:tcW w:w="8647" w:type="dxa"/>
-            <w:tcBorders>
-              <w:top w:val="nil"/>
-              <w:left w:val="nil"/>
-              <w:bottom w:val="nil"/>
-              <w:right w:val="nil"/>
-            </w:tcBorders>
             <w:shd w:val="clear" w:color="auto" w:fill="FCE0CC" w:themeFill="background2" w:themeFillTint="33"/>
             <w:vAlign w:val="center"/>
           </w:tcPr>
@@ -567,7 +575,21 @@
                 <w:sz w:val="16"/>
                 <w:szCs w:val="16"/>
               </w:rPr>
-              <w:t xml:space="preserve"> Feedback an deine/n Vorgesetzte/n ist fester Bestandteil des Mitarbeitenden-Dialogs. Es steht dir frei, das Feedback kompetenzorientiert (Punkt 1), offen formuliert (Punkt 2) oder in beiden Varianten zu geben. Das HR-Management empfiehlt, das Feedback bereits unterjährig ganz oder in Teilen anzubringen, beispielsweise in Bilas oder an allfälligen Standortgesprächen.</w:t>
+              <w:t xml:space="preserve"> Feedback an deine/n Vorgesetzte/n ist fester Bestandteil des Mitarbeitenden-Dialogs. Es steht dir frei, das Feedback kompetenzorientiert (Punkt 1), offen formuliert (Punkt 2) oder in beiden Varianten zu geben. </w:t>
+            </w:r>
+            <w:r>
+              <w:rPr>
+                <w:sz w:val="16"/>
+                <w:szCs w:val="16"/>
+              </w:rPr>
+              <w:t xml:space="preserve">Human Resources &amp; Entwicklung </w:t>
+            </w:r>
+            <w:r>
+              <w:rPr>
+                <w:sz w:val="16"/>
+                <w:szCs w:val="16"/>
+              </w:rPr>
+              <w:t>empfiehlt, das Feedback bereits unterjährig ganz oder in Teilen anzubringen, beispielsweise in Bilas oder an allfälligen Standortgesprächen.</w:t>
             </w:r>
           </w:p>
         </w:tc>
@@ -604,7 +626,10 @@
             <w:cnfStyle w:val="001000000000" w:firstRow="0" w:lastRow="0" w:firstColumn="1" w:lastColumn="0" w:oddVBand="0" w:evenVBand="0" w:oddHBand="0" w:evenHBand="0" w:firstRowFirstColumn="0" w:firstRowLastColumn="0" w:lastRowFirstColumn="0" w:lastRowLastColumn="0"/>
             <w:tcW w:w="8647" w:type="dxa"/>
             <w:tcBorders>
+              <w:top w:val="single" w:sz="4" w:space="0" w:color="FFFFFF" w:themeColor="background1"/>
+              <w:left w:val="single" w:sz="4" w:space="0" w:color="FFFFFF" w:themeColor="background1"/>
               <w:bottom w:val="single" w:sz="4" w:space="0" w:color="BFBFBF" w:themeColor="background1" w:themeShade="BF"/>
+              <w:right w:val="single" w:sz="4" w:space="0" w:color="FFFFFF" w:themeColor="background1"/>
             </w:tcBorders>
           </w:tcPr>
           <w:p>
@@ -652,6 +677,7 @@
             <w:sdtPr>
               <w:rPr>
                 <w:color w:val="000000" w:themeColor="text1"/>
+                <w:sz w:val="18"/>
                 <w:szCs w:val="18"/>
               </w:rPr>
               <w:alias w:val="Allgemeine Bemerkungen"/>
@@ -663,6 +689,7 @@
               <w:showingPlcHdr/>
               <w15:appearance w15:val="hidden"/>
             </w:sdtPr>
+            <w:sdtEndPr/>
             <w:sdtContent>
               <w:p>
                 <w:pPr>
@@ -680,6 +707,8 @@
                 <w:r>
                   <w:rPr>
                     <w:rStyle w:val="Platzhaltertext"/>
+                    <w:sz w:val="18"/>
+                    <w:szCs w:val="18"/>
                   </w:rPr>
                   <w:t> </w:t>
                 </w:r>
@@ -724,12 +753,10 @@
       <w:tblPr>
         <w:tblW w:w="8647" w:type="dxa"/>
         <w:tblBorders>
-          <w:top w:val="single" w:sz="4" w:space="0" w:color="A6A6A6" w:themeColor="background1" w:themeShade="A6"/>
-          <w:left w:val="single" w:sz="4" w:space="0" w:color="A6A6A6" w:themeColor="background1" w:themeShade="A6"/>
-          <w:bottom w:val="single" w:sz="4" w:space="0" w:color="A6A6A6" w:themeColor="background1" w:themeShade="A6"/>
-          <w:right w:val="single" w:sz="4" w:space="0" w:color="A6A6A6" w:themeColor="background1" w:themeShade="A6"/>
-          <w:insideH w:val="single" w:sz="4" w:space="0" w:color="A6A6A6" w:themeColor="background1" w:themeShade="A6"/>
-          <w:insideV w:val="single" w:sz="4" w:space="0" w:color="A6A6A6" w:themeColor="background1" w:themeShade="A6"/>
+          <w:top w:val="single" w:sz="4" w:space="0" w:color="FFFFFF"/>
+          <w:left w:val="single" w:sz="4" w:space="0" w:color="FFFFFF"/>
+          <w:bottom w:val="single" w:sz="4" w:space="0" w:color="FFFFFF"/>
+          <w:right w:val="single" w:sz="4" w:space="0" w:color="FFFFFF"/>
         </w:tblBorders>
         <w:shd w:val="clear" w:color="auto" w:fill="FCE0CC" w:themeFill="background2" w:themeFillTint="33"/>
         <w:tblLook w:val="01E0" w:firstRow="1" w:lastRow="1" w:firstColumn="1" w:lastColumn="1" w:noHBand="0" w:noVBand="0"/>
@@ -744,12 +771,6 @@
         <w:tc>
           <w:tcPr>
             <w:tcW w:w="8647" w:type="dxa"/>
-            <w:tcBorders>
-              <w:top w:val="nil"/>
-              <w:left w:val="nil"/>
-              <w:bottom w:val="nil"/>
-              <w:right w:val="nil"/>
-            </w:tcBorders>
             <w:shd w:val="clear" w:color="auto" w:fill="FCE0CC" w:themeFill="background2" w:themeFillTint="33"/>
             <w:vAlign w:val="center"/>
           </w:tcPr>
@@ -795,7 +816,14 @@
                 <w:sz w:val="16"/>
                 <w:szCs w:val="16"/>
               </w:rPr>
-              <w:t>Das HR-Management empfiehlt</w:t>
+              <w:t xml:space="preserve">Human Resources &amp; Entwicklung </w:t>
+            </w:r>
+            <w:r>
+              <w:rPr>
+                <w:sz w:val="16"/>
+                <w:szCs w:val="16"/>
+              </w:rPr>
+              <w:t>empfiehlt</w:t>
             </w:r>
             <w:r>
               <w:rPr>
@@ -882,10 +910,10 @@
           <w:tcPr>
             <w:tcW w:w="1276" w:type="dxa"/>
             <w:tcBorders>
-              <w:top w:val="nil"/>
-              <w:left w:val="nil"/>
+              <w:top w:val="single" w:sz="4" w:space="0" w:color="FFFFFF" w:themeColor="background1"/>
+              <w:left w:val="single" w:sz="4" w:space="0" w:color="FFFFFF" w:themeColor="background1"/>
               <w:bottom w:val="single" w:sz="4" w:space="0" w:color="992AA2"/>
-              <w:right w:val="nil"/>
+              <w:right w:val="single" w:sz="4" w:space="0" w:color="FFFFFF" w:themeColor="background1"/>
             </w:tcBorders>
             <w:vAlign w:val="bottom"/>
           </w:tcPr>
@@ -957,10 +985,10 @@
           <w:tcPr>
             <w:tcW w:w="7371" w:type="dxa"/>
             <w:tcBorders>
-              <w:top w:val="nil"/>
-              <w:left w:val="nil"/>
+              <w:top w:val="single" w:sz="4" w:space="0" w:color="FFFFFF" w:themeColor="background1"/>
+              <w:left w:val="single" w:sz="4" w:space="0" w:color="FFFFFF" w:themeColor="background1"/>
               <w:bottom w:val="single" w:sz="4" w:space="0" w:color="992AA2"/>
-              <w:right w:val="nil"/>
+              <w:right w:val="single" w:sz="4" w:space="0" w:color="FFFFFF" w:themeColor="background1"/>
             </w:tcBorders>
             <w:vAlign w:val="center"/>
           </w:tcPr>
@@ -1043,7 +1071,10 @@
             <w:cnfStyle w:val="001000000000" w:firstRow="0" w:lastRow="0" w:firstColumn="1" w:lastColumn="0" w:oddVBand="0" w:evenVBand="0" w:oddHBand="0" w:evenHBand="0" w:firstRowFirstColumn="0" w:firstRowLastColumn="0" w:lastRowFirstColumn="0" w:lastRowLastColumn="0"/>
             <w:tcW w:w="8647" w:type="dxa"/>
             <w:tcBorders>
+              <w:top w:val="single" w:sz="4" w:space="0" w:color="FFFFFF" w:themeColor="background1"/>
+              <w:left w:val="single" w:sz="4" w:space="0" w:color="FFFFFF" w:themeColor="background1"/>
               <w:bottom w:val="single" w:sz="4" w:space="0" w:color="BFBFBF" w:themeColor="background1" w:themeShade="BF"/>
+              <w:right w:val="single" w:sz="4" w:space="0" w:color="FFFFFF" w:themeColor="background1"/>
             </w:tcBorders>
           </w:tcPr>
           <w:p>
@@ -1150,6 +1181,7 @@
             <w:sdtPr>
               <w:rPr>
                 <w:color w:val="000000" w:themeColor="text1"/>
+                <w:sz w:val="18"/>
                 <w:szCs w:val="18"/>
               </w:rPr>
               <w:alias w:val="Rückblick Entwicklungsfähigkeit"/>
@@ -1159,9 +1191,9 @@
                 <w:docPart w:val="3BF77EA816F949A3BD3ECCD0A5287FBD"/>
               </w:placeholder>
               <w:showingPlcHdr/>
-              <w15:color w:val="FF0000"/>
               <w15:appearance w15:val="hidden"/>
             </w:sdtPr>
+            <w:sdtEndPr/>
             <w:sdtContent>
               <w:p>
                 <w:pPr>
@@ -1179,6 +1211,8 @@
                 <w:r>
                   <w:rPr>
                     <w:rStyle w:val="Platzhaltertext"/>
+                    <w:sz w:val="18"/>
+                    <w:szCs w:val="18"/>
                     <w:shd w:val="clear" w:color="auto" w:fill="E1F6FF"/>
                   </w:rPr>
                   <w:t> </w:t>
@@ -1221,7 +1255,10 @@
             <w:cnfStyle w:val="001000000000" w:firstRow="0" w:lastRow="0" w:firstColumn="1" w:lastColumn="0" w:oddVBand="0" w:evenVBand="0" w:oddHBand="0" w:evenHBand="0" w:firstRowFirstColumn="0" w:firstRowLastColumn="0" w:lastRowFirstColumn="0" w:lastRowLastColumn="0"/>
             <w:tcW w:w="8647" w:type="dxa"/>
             <w:tcBorders>
+              <w:top w:val="single" w:sz="4" w:space="0" w:color="FFFFFF" w:themeColor="background1"/>
+              <w:left w:val="single" w:sz="4" w:space="0" w:color="FFFFFF" w:themeColor="background1"/>
               <w:bottom w:val="single" w:sz="4" w:space="0" w:color="BFBFBF" w:themeColor="background1" w:themeShade="BF"/>
+              <w:right w:val="single" w:sz="4" w:space="0" w:color="FFFFFF" w:themeColor="background1"/>
             </w:tcBorders>
           </w:tcPr>
           <w:p>
@@ -1292,6 +1329,7 @@
               <w:sdtPr>
                 <w:rPr>
                   <w:color w:val="000000" w:themeColor="text1"/>
+                  <w:sz w:val="18"/>
                   <w:szCs w:val="18"/>
                 </w:rPr>
                 <w:alias w:val="Rückblick Selbstmanagement"/>
@@ -1303,10 +1341,13 @@
                 <w:showingPlcHdr/>
                 <w15:appearance w15:val="hidden"/>
               </w:sdtPr>
+              <w:sdtEndPr/>
               <w:sdtContent>
                 <w:r>
                   <w:rPr>
                     <w:rStyle w:val="Platzhaltertext"/>
+                    <w:sz w:val="18"/>
+                    <w:szCs w:val="18"/>
                   </w:rPr>
                   <w:t> </w:t>
                 </w:r>
@@ -1365,7 +1406,10 @@
             <w:cnfStyle w:val="001000000000" w:firstRow="0" w:lastRow="0" w:firstColumn="1" w:lastColumn="0" w:oddVBand="0" w:evenVBand="0" w:oddHBand="0" w:evenHBand="0" w:firstRowFirstColumn="0" w:firstRowLastColumn="0" w:lastRowFirstColumn="0" w:lastRowLastColumn="0"/>
             <w:tcW w:w="8647" w:type="dxa"/>
             <w:tcBorders>
+              <w:top w:val="single" w:sz="4" w:space="0" w:color="FFFFFF" w:themeColor="background1"/>
+              <w:left w:val="single" w:sz="4" w:space="0" w:color="FFFFFF" w:themeColor="background1"/>
               <w:bottom w:val="single" w:sz="4" w:space="0" w:color="BFBFBF" w:themeColor="background1" w:themeShade="BF"/>
+              <w:right w:val="single" w:sz="4" w:space="0" w:color="FFFFFF" w:themeColor="background1"/>
             </w:tcBorders>
           </w:tcPr>
           <w:p>
@@ -1477,6 +1521,7 @@
               <w:sdtPr>
                 <w:rPr>
                   <w:color w:val="000000" w:themeColor="text1"/>
+                  <w:sz w:val="18"/>
                   <w:szCs w:val="18"/>
                 </w:rPr>
                 <w:alias w:val="Rückblick Werteorentierung"/>
@@ -1488,10 +1533,13 @@
                 <w:showingPlcHdr/>
                 <w15:appearance w15:val="hidden"/>
               </w:sdtPr>
+              <w:sdtEndPr/>
               <w:sdtContent>
                 <w:r>
                   <w:rPr>
                     <w:rStyle w:val="Platzhaltertext"/>
+                    <w:sz w:val="18"/>
+                    <w:szCs w:val="18"/>
                   </w:rPr>
                   <w:t> </w:t>
                 </w:r>
@@ -1540,10 +1588,10 @@
           <w:tcPr>
             <w:tcW w:w="1276" w:type="dxa"/>
             <w:tcBorders>
-              <w:top w:val="nil"/>
-              <w:left w:val="nil"/>
+              <w:top w:val="single" w:sz="4" w:space="0" w:color="FFFFFF"/>
+              <w:left w:val="single" w:sz="4" w:space="0" w:color="FFFFFF"/>
               <w:bottom w:val="single" w:sz="4" w:space="0" w:color="003B5E"/>
-              <w:right w:val="nil"/>
+              <w:right w:val="single" w:sz="4" w:space="0" w:color="FFFFFF" w:themeColor="background1"/>
             </w:tcBorders>
             <w:vAlign w:val="bottom"/>
           </w:tcPr>
@@ -1625,10 +1673,10 @@
           <w:tcPr>
             <w:tcW w:w="7371" w:type="dxa"/>
             <w:tcBorders>
-              <w:top w:val="nil"/>
-              <w:left w:val="nil"/>
+              <w:top w:val="single" w:sz="4" w:space="0" w:color="FFFFFF"/>
+              <w:left w:val="single" w:sz="4" w:space="0" w:color="FFFFFF" w:themeColor="background1"/>
               <w:bottom w:val="single" w:sz="4" w:space="0" w:color="003B5E" w:themeColor="accent1" w:themeShade="80"/>
-              <w:right w:val="nil"/>
+              <w:right w:val="single" w:sz="4" w:space="0" w:color="FFFFFF"/>
             </w:tcBorders>
             <w:vAlign w:val="center"/>
           </w:tcPr>
@@ -1659,7 +1707,23 @@
                 <w:color w:val="003B5E" w:themeColor="accent1" w:themeShade="80"/>
                 <w:szCs w:val="18"/>
               </w:rPr>
-              <w:t xml:space="preserve"> «Wir kennen uns aus und wissen wie.»</w:t>
+              <w:t xml:space="preserve"> «Wir kennen uns aus und wissen </w:t>
+            </w:r>
+            <w:proofErr w:type="spellStart"/>
+            <w:r>
+              <w:rPr>
+                <w:color w:val="003B5E" w:themeColor="accent1" w:themeShade="80"/>
+                <w:szCs w:val="18"/>
+              </w:rPr>
+              <w:t>wie</w:t>
+            </w:r>
+            <w:proofErr w:type="spellEnd"/>
+            <w:r>
+              <w:rPr>
+                <w:color w:val="003B5E" w:themeColor="accent1" w:themeShade="80"/>
+                <w:szCs w:val="18"/>
+              </w:rPr>
+              <w:t>.»</w:t>
             </w:r>
           </w:p>
         </w:tc>
@@ -1701,7 +1765,10 @@
           <w:tcPr>
             <w:tcW w:w="8647" w:type="dxa"/>
             <w:tcBorders>
+              <w:top w:val="single" w:sz="4" w:space="0" w:color="FFFFFF"/>
+              <w:left w:val="single" w:sz="4" w:space="0" w:color="FFFFFF"/>
               <w:bottom w:val="single" w:sz="4" w:space="0" w:color="BFBFBF" w:themeColor="background1" w:themeShade="BF"/>
+              <w:right w:val="single" w:sz="4" w:space="0" w:color="FFFFFF"/>
             </w:tcBorders>
           </w:tcPr>
           <w:p>
@@ -1837,6 +1904,7 @@
                 <w:showingPlcHdr/>
                 <w15:appearance w15:val="hidden"/>
               </w:sdtPr>
+              <w:sdtEndPr/>
               <w:sdtContent>
                 <w:r>
                   <w:rPr>
@@ -1886,7 +1954,10 @@
           <w:tcPr>
             <w:tcW w:w="8647" w:type="dxa"/>
             <w:tcBorders>
+              <w:top w:val="single" w:sz="4" w:space="0" w:color="FFFFFF"/>
+              <w:left w:val="single" w:sz="4" w:space="0" w:color="FFFFFF"/>
               <w:bottom w:val="single" w:sz="4" w:space="0" w:color="BFBFBF" w:themeColor="background1" w:themeShade="BF"/>
+              <w:right w:val="single" w:sz="4" w:space="0" w:color="FFFFFF"/>
             </w:tcBorders>
           </w:tcPr>
           <w:p>
@@ -2030,6 +2101,7 @@
                 <w:showingPlcHdr/>
                 <w15:appearance w15:val="hidden"/>
               </w:sdtPr>
+              <w:sdtEndPr/>
               <w:sdtContent>
                 <w:r>
                   <w:rPr>
@@ -2079,7 +2151,10 @@
           <w:tcPr>
             <w:tcW w:w="8647" w:type="dxa"/>
             <w:tcBorders>
+              <w:top w:val="single" w:sz="4" w:space="0" w:color="FFFFFF"/>
+              <w:left w:val="single" w:sz="4" w:space="0" w:color="FFFFFF"/>
               <w:bottom w:val="single" w:sz="4" w:space="0" w:color="BFBFBF" w:themeColor="background1" w:themeShade="BF"/>
+              <w:right w:val="single" w:sz="4" w:space="0" w:color="FFFFFF"/>
             </w:tcBorders>
           </w:tcPr>
           <w:p>
@@ -2157,6 +2232,7 @@
                 <w:showingPlcHdr/>
                 <w15:appearance w15:val="hidden"/>
               </w:sdtPr>
+              <w:sdtEndPr/>
               <w:sdtContent>
                 <w:r>
                   <w:rPr>
@@ -2205,10 +2281,10 @@
           <w:tcPr>
             <w:tcW w:w="1276" w:type="dxa"/>
             <w:tcBorders>
-              <w:top w:val="nil"/>
-              <w:left w:val="nil"/>
+              <w:top w:val="single" w:sz="4" w:space="0" w:color="FFFFFF"/>
+              <w:left w:val="single" w:sz="4" w:space="0" w:color="FFFFFF"/>
               <w:bottom w:val="single" w:sz="4" w:space="0" w:color="EB690B"/>
-              <w:right w:val="nil"/>
+              <w:right w:val="single" w:sz="4" w:space="0" w:color="FFFFFF"/>
             </w:tcBorders>
             <w:vAlign w:val="bottom"/>
           </w:tcPr>
@@ -3137,10 +3213,10 @@
           <w:tcPr>
             <w:tcW w:w="7371" w:type="dxa"/>
             <w:tcBorders>
-              <w:top w:val="nil"/>
-              <w:left w:val="nil"/>
+              <w:top w:val="single" w:sz="4" w:space="0" w:color="FFFFFF"/>
+              <w:left w:val="single" w:sz="4" w:space="0" w:color="FFFFFF"/>
               <w:bottom w:val="single" w:sz="4" w:space="0" w:color="EB690B"/>
-              <w:right w:val="nil"/>
+              <w:right w:val="single" w:sz="4" w:space="0" w:color="FFFFFF"/>
             </w:tcBorders>
             <w:vAlign w:val="center"/>
           </w:tcPr>
@@ -3213,7 +3289,10 @@
           <w:tcPr>
             <w:tcW w:w="8647" w:type="dxa"/>
             <w:tcBorders>
+              <w:top w:val="single" w:sz="4" w:space="0" w:color="FFFFFF"/>
+              <w:left w:val="single" w:sz="4" w:space="0" w:color="FFFFFF"/>
               <w:bottom w:val="single" w:sz="4" w:space="0" w:color="BFBFBF" w:themeColor="background1" w:themeShade="BF"/>
+              <w:right w:val="single" w:sz="4" w:space="0" w:color="FFFFFF"/>
             </w:tcBorders>
           </w:tcPr>
           <w:p>
@@ -3343,6 +3422,7 @@
               <w:showingPlcHdr/>
               <w15:appearance w15:val="hidden"/>
             </w:sdtPr>
+            <w:sdtEndPr/>
             <w:sdtContent>
               <w:p>
                 <w:pPr>
@@ -3404,7 +3484,10 @@
           <w:tcPr>
             <w:tcW w:w="8647" w:type="dxa"/>
             <w:tcBorders>
+              <w:top w:val="single" w:sz="4" w:space="0" w:color="FFFFFF"/>
+              <w:left w:val="single" w:sz="4" w:space="0" w:color="FFFFFF"/>
               <w:bottom w:val="single" w:sz="4" w:space="0" w:color="BFBFBF" w:themeColor="background1" w:themeShade="BF"/>
+              <w:right w:val="single" w:sz="4" w:space="0" w:color="FFFFFF"/>
             </w:tcBorders>
           </w:tcPr>
           <w:p>
@@ -3543,6 +3626,7 @@
               <w:showingPlcHdr/>
               <w15:appearance w15:val="hidden"/>
             </w:sdtPr>
+            <w:sdtEndPr/>
             <w:sdtContent>
               <w:p>
                 <w:pPr>
@@ -3621,7 +3705,10 @@
           <w:tcPr>
             <w:tcW w:w="8647" w:type="dxa"/>
             <w:tcBorders>
+              <w:top w:val="single" w:sz="4" w:space="0" w:color="FFFFFF"/>
+              <w:left w:val="single" w:sz="4" w:space="0" w:color="FFFFFF"/>
               <w:bottom w:val="single" w:sz="4" w:space="0" w:color="BFBFBF" w:themeColor="background1" w:themeShade="BF"/>
+              <w:right w:val="single" w:sz="4" w:space="0" w:color="FFFFFF"/>
             </w:tcBorders>
           </w:tcPr>
           <w:p>
@@ -3691,6 +3778,7 @@
               <w:showingPlcHdr/>
               <w15:appearance w15:val="hidden"/>
             </w:sdtPr>
+            <w:sdtEndPr/>
             <w:sdtContent>
               <w:p>
                 <w:pPr>
@@ -3752,7 +3840,10 @@
           <w:tcPr>
             <w:tcW w:w="8647" w:type="dxa"/>
             <w:tcBorders>
+              <w:top w:val="single" w:sz="4" w:space="0" w:color="FFFFFF"/>
+              <w:left w:val="single" w:sz="4" w:space="0" w:color="FFFFFF"/>
               <w:bottom w:val="single" w:sz="4" w:space="0" w:color="BFBFBF" w:themeColor="background1" w:themeShade="BF"/>
+              <w:right w:val="single" w:sz="4" w:space="0" w:color="FFFFFF"/>
             </w:tcBorders>
           </w:tcPr>
           <w:p>
@@ -3821,6 +3912,7 @@
               <w:showingPlcHdr/>
               <w15:appearance w15:val="hidden"/>
             </w:sdtPr>
+            <w:sdtEndPr/>
             <w:sdtContent>
               <w:p>
                 <w:pPr>
@@ -3885,10 +3977,10 @@
           <w:tcPr>
             <w:tcW w:w="1276" w:type="dxa"/>
             <w:tcBorders>
-              <w:top w:val="nil"/>
-              <w:left w:val="nil"/>
+              <w:top w:val="single" w:sz="4" w:space="0" w:color="FFFFFF"/>
+              <w:left w:val="single" w:sz="4" w:space="0" w:color="FFFFFF"/>
               <w:bottom w:val="single" w:sz="4" w:space="0" w:color="2BC7A9"/>
-              <w:right w:val="nil"/>
+              <w:right w:val="single" w:sz="4" w:space="0" w:color="FFFFFF"/>
             </w:tcBorders>
             <w:vAlign w:val="bottom"/>
           </w:tcPr>
@@ -3960,10 +4052,10 @@
           <w:tcPr>
             <w:tcW w:w="7371" w:type="dxa"/>
             <w:tcBorders>
-              <w:top w:val="nil"/>
-              <w:left w:val="nil"/>
+              <w:top w:val="single" w:sz="4" w:space="0" w:color="FFFFFF"/>
+              <w:left w:val="single" w:sz="4" w:space="0" w:color="FFFFFF"/>
               <w:bottom w:val="single" w:sz="4" w:space="0" w:color="2BC7A9"/>
-              <w:right w:val="nil"/>
+              <w:right w:val="single" w:sz="4" w:space="0" w:color="FFFFFF"/>
             </w:tcBorders>
             <w:vAlign w:val="center"/>
           </w:tcPr>
@@ -4050,7 +4142,10 @@
           <w:tcPr>
             <w:tcW w:w="8647" w:type="dxa"/>
             <w:tcBorders>
+              <w:top w:val="single" w:sz="4" w:space="0" w:color="FFFFFF"/>
+              <w:left w:val="single" w:sz="4" w:space="0" w:color="FFFFFF"/>
               <w:bottom w:val="single" w:sz="4" w:space="0" w:color="BFBFBF" w:themeColor="background1" w:themeShade="BF"/>
+              <w:right w:val="single" w:sz="4" w:space="0" w:color="FFFFFF"/>
             </w:tcBorders>
           </w:tcPr>
           <w:p>
@@ -4169,6 +4264,7 @@
               <w:showingPlcHdr/>
               <w15:appearance w15:val="hidden"/>
             </w:sdtPr>
+            <w:sdtEndPr/>
             <w:sdtContent>
               <w:p>
                 <w:pPr>
@@ -4230,7 +4326,10 @@
           <w:tcPr>
             <w:tcW w:w="8647" w:type="dxa"/>
             <w:tcBorders>
+              <w:top w:val="single" w:sz="4" w:space="0" w:color="FFFFFF"/>
+              <w:left w:val="single" w:sz="4" w:space="0" w:color="FFFFFF"/>
               <w:bottom w:val="single" w:sz="4" w:space="0" w:color="BFBFBF" w:themeColor="background1" w:themeShade="BF"/>
+              <w:right w:val="single" w:sz="4" w:space="0" w:color="FFFFFF"/>
             </w:tcBorders>
           </w:tcPr>
           <w:p>
@@ -4299,6 +4398,7 @@
               <w:showingPlcHdr/>
               <w15:appearance w15:val="hidden"/>
             </w:sdtPr>
+            <w:sdtEndPr/>
             <w:sdtContent>
               <w:p>
                 <w:pPr>
@@ -4360,7 +4460,10 @@
           <w:tcPr>
             <w:tcW w:w="8647" w:type="dxa"/>
             <w:tcBorders>
+              <w:top w:val="single" w:sz="4" w:space="0" w:color="FFFFFF"/>
+              <w:left w:val="single" w:sz="4" w:space="0" w:color="FFFFFF"/>
               <w:bottom w:val="single" w:sz="4" w:space="0" w:color="BFBFBF" w:themeColor="background1" w:themeShade="BF"/>
+              <w:right w:val="single" w:sz="4" w:space="0" w:color="FFFFFF"/>
             </w:tcBorders>
           </w:tcPr>
           <w:p>
@@ -4481,6 +4584,7 @@
               <w:showingPlcHdr/>
               <w15:appearance w15:val="hidden"/>
             </w:sdtPr>
+            <w:sdtEndPr/>
             <w:sdtContent>
               <w:p>
                 <w:pPr>
@@ -4558,7 +4662,10 @@
           <w:tcPr>
             <w:tcW w:w="8647" w:type="dxa"/>
             <w:tcBorders>
+              <w:top w:val="single" w:sz="4" w:space="0" w:color="FFFFFF"/>
+              <w:left w:val="single" w:sz="4" w:space="0" w:color="FFFFFF"/>
               <w:bottom w:val="single" w:sz="4" w:space="0" w:color="BFBFBF" w:themeColor="background1" w:themeShade="BF"/>
+              <w:right w:val="single" w:sz="4" w:space="0" w:color="FFFFFF"/>
             </w:tcBorders>
           </w:tcPr>
           <w:p>
@@ -4624,6 +4731,7 @@
               <w:showingPlcHdr/>
               <w15:appearance w15:val="hidden"/>
             </w:sdtPr>
+            <w:sdtEndPr/>
             <w:sdtContent>
               <w:p>
                 <w:pPr>
@@ -4685,7 +4793,10 @@
           <w:tcPr>
             <w:tcW w:w="8647" w:type="dxa"/>
             <w:tcBorders>
+              <w:top w:val="single" w:sz="4" w:space="0" w:color="FFFFFF"/>
+              <w:left w:val="single" w:sz="4" w:space="0" w:color="FFFFFF"/>
               <w:bottom w:val="single" w:sz="4" w:space="0" w:color="BFBFBF" w:themeColor="background1" w:themeShade="BF"/>
+              <w:right w:val="single" w:sz="4" w:space="0" w:color="FFFFFF"/>
             </w:tcBorders>
           </w:tcPr>
           <w:p>
@@ -4751,6 +4862,7 @@
               <w:showingPlcHdr/>
               <w15:appearance w15:val="hidden"/>
             </w:sdtPr>
+            <w:sdtEndPr/>
             <w:sdtContent>
               <w:p>
                 <w:pPr>
@@ -4812,7 +4924,10 @@
           <w:tcPr>
             <w:tcW w:w="8647" w:type="dxa"/>
             <w:tcBorders>
+              <w:top w:val="single" w:sz="4" w:space="0" w:color="FFFFFF"/>
+              <w:left w:val="single" w:sz="4" w:space="0" w:color="FFFFFF"/>
               <w:bottom w:val="single" w:sz="4" w:space="0" w:color="BFBFBF" w:themeColor="background1" w:themeShade="BF"/>
+              <w:right w:val="single" w:sz="4" w:space="0" w:color="FFFFFF"/>
             </w:tcBorders>
           </w:tcPr>
           <w:p>
@@ -4878,6 +4993,7 @@
               <w:showingPlcHdr/>
               <w15:appearance w15:val="hidden"/>
             </w:sdtPr>
+            <w:sdtEndPr/>
             <w:sdtContent>
               <w:p>
                 <w:pPr>
@@ -4971,6 +5087,12 @@
     <w:tbl>
       <w:tblPr>
         <w:tblW w:w="8647" w:type="dxa"/>
+        <w:tblBorders>
+          <w:top w:val="single" w:sz="4" w:space="0" w:color="FFFFFF"/>
+          <w:left w:val="single" w:sz="4" w:space="0" w:color="FFFFFF"/>
+          <w:bottom w:val="single" w:sz="4" w:space="0" w:color="FFFFFF"/>
+          <w:right w:val="single" w:sz="4" w:space="0" w:color="FFFFFF"/>
+        </w:tblBorders>
         <w:shd w:val="clear" w:color="auto" w:fill="FCE0CC" w:themeFill="background2" w:themeFillTint="33"/>
         <w:tblLook w:val="01E0" w:firstRow="1" w:lastRow="1" w:firstColumn="1" w:lastColumn="1" w:noHBand="0" w:noVBand="0"/>
       </w:tblPr>
@@ -5276,21 +5398,14 @@
           <w:sz w:val="16"/>
           <w:szCs w:val="16"/>
         </w:rPr>
-        <w:t xml:space="preserve">Das </w:t>
+        <w:t xml:space="preserve">Human Resources &amp; Entwicklung </w:t>
       </w:r>
       <w:r>
         <w:rPr>
           <w:sz w:val="16"/>
           <w:szCs w:val="16"/>
         </w:rPr>
-        <w:t>HR-Management</w:t>
-      </w:r>
-      <w:r>
-        <w:rPr>
-          <w:sz w:val="16"/>
-          <w:szCs w:val="16"/>
-        </w:rPr>
-        <w:t xml:space="preserve"> liest den Rückblick grundsätzlich nicht</w:t>
+        <w:t>liest den Rückblick grundsätzlich nicht</w:t>
       </w:r>
       <w:bookmarkEnd w:id="2"/>
       <w:r>
@@ -5361,6 +5476,11 @@
       <w:dataBinding w:xpath="//Text[@id='CustomElements.Footer.Line']" w:storeItemID="{00000000-0000-0000-0000-000000000000}"/>
       <w:text w:multiLine="1"/>
     </w:sdtPr>
+    <w:sdtEndPr>
+      <w:rPr>
+        <w:rStyle w:val="FuzeileZchn"/>
+      </w:rPr>
+    </w:sdtEndPr>
     <w:sdtContent>
       <w:p>
         <w:pPr>
@@ -5497,6 +5617,10 @@
                             <w:tc>
                               <w:tcPr>
                                 <w:tcW w:w="3043" w:type="dxa"/>
+                                <w:tcBorders>
+                                  <w:left w:val="single" w:sz="4" w:space="0" w:color="FFFFFF" w:themeColor="background1"/>
+                                  <w:right w:val="single" w:sz="4" w:space="0" w:color="FFFFFF" w:themeColor="background1"/>
+                                </w:tcBorders>
                                 <w:vAlign w:val="center"/>
                                 <w:hideMark/>
                               </w:tcPr>
@@ -5603,6 +5727,10 @@
                       <w:tc>
                         <w:tcPr>
                           <w:tcW w:w="3043" w:type="dxa"/>
+                          <w:tcBorders>
+                            <w:left w:val="single" w:sz="4" w:space="0" w:color="FFFFFF" w:themeColor="background1"/>
+                            <w:right w:val="single" w:sz="4" w:space="0" w:color="FFFFFF" w:themeColor="background1"/>
+                          </w:tcBorders>
                           <w:vAlign w:val="center"/>
                           <w:hideMark/>
                         </w:tcPr>
@@ -6179,10 +6307,14 @@
                                 <w:dataBinding w:xpath="//Text[@id='CustomElements.Header.Script1']" w:storeItemID="{00000000-0000-0000-0000-000000000000}"/>
                                 <w:text w:multiLine="1"/>
                               </w:sdtPr>
+                              <w:sdtEndPr/>
                               <w:sdtContent>
                                 <w:tc>
                                   <w:tcPr>
                                     <w:tcW w:w="8505" w:type="dxa"/>
+                                    <w:tcBorders>
+                                      <w:bottom w:val="single" w:sz="4" w:space="0" w:color="FFFFFF"/>
+                                    </w:tcBorders>
                                     <w:vAlign w:val="bottom"/>
                                   </w:tcPr>
                                   <w:p>
@@ -6214,10 +6346,15 @@
                                 <w:dataBinding w:xpath="//Text[@id='CustomElements.Header.Script2']" w:storeItemID="{00000000-0000-0000-0000-000000000000}"/>
                                 <w:text w:multiLine="1"/>
                               </w:sdtPr>
+                              <w:sdtEndPr/>
                               <w:sdtContent>
                                 <w:tc>
                                   <w:tcPr>
                                     <w:tcW w:w="8505" w:type="dxa"/>
+                                    <w:tcBorders>
+                                      <w:top w:val="single" w:sz="4" w:space="0" w:color="FFFFFF"/>
+                                      <w:bottom w:val="single" w:sz="4" w:space="0" w:color="FFFFFF"/>
+                                    </w:tcBorders>
                                   </w:tcPr>
                                   <w:p>
                                     <w:pPr>
@@ -6238,6 +6375,9 @@
                             <w:tc>
                               <w:tcPr>
                                 <w:tcW w:w="8505" w:type="dxa"/>
+                                <w:tcBorders>
+                                  <w:top w:val="single" w:sz="4" w:space="0" w:color="FFFFFF"/>
+                                </w:tcBorders>
                               </w:tcPr>
                               <w:p>
                                 <w:pPr>
@@ -6346,10 +6486,14 @@
                           <w:dataBinding w:xpath="//Text[@id='CustomElements.Header.Script1']" w:storeItemID="{00000000-0000-0000-0000-000000000000}"/>
                           <w:text w:multiLine="1"/>
                         </w:sdtPr>
+                        <w:sdtEndPr/>
                         <w:sdtContent>
                           <w:tc>
                             <w:tcPr>
                               <w:tcW w:w="8505" w:type="dxa"/>
+                              <w:tcBorders>
+                                <w:bottom w:val="single" w:sz="4" w:space="0" w:color="FFFFFF"/>
+                              </w:tcBorders>
                               <w:vAlign w:val="bottom"/>
                             </w:tcPr>
                             <w:p>
@@ -6381,10 +6525,15 @@
                           <w:dataBinding w:xpath="//Text[@id='CustomElements.Header.Script2']" w:storeItemID="{00000000-0000-0000-0000-000000000000}"/>
                           <w:text w:multiLine="1"/>
                         </w:sdtPr>
+                        <w:sdtEndPr/>
                         <w:sdtContent>
                           <w:tc>
                             <w:tcPr>
                               <w:tcW w:w="8505" w:type="dxa"/>
+                              <w:tcBorders>
+                                <w:top w:val="single" w:sz="4" w:space="0" w:color="FFFFFF"/>
+                                <w:bottom w:val="single" w:sz="4" w:space="0" w:color="FFFFFF"/>
+                              </w:tcBorders>
                             </w:tcPr>
                             <w:p>
                               <w:pPr>
@@ -6405,6 +6554,9 @@
                       <w:tc>
                         <w:tcPr>
                           <w:tcW w:w="8505" w:type="dxa"/>
+                          <w:tcBorders>
+                            <w:top w:val="single" w:sz="4" w:space="0" w:color="FFFFFF"/>
+                          </w:tcBorders>
                         </w:tcPr>
                         <w:p>
                           <w:pPr>
@@ -6745,6 +6897,7 @@
                                   <w:calendar w:val="gregorian"/>
                                 </w:date>
                               </w:sdtPr>
+                              <w:sdtEndPr/>
                               <w:sdtContent>
                                 <w:tc>
                                   <w:tcPr>
@@ -6848,6 +7001,7 @@
                             <w:calendar w:val="gregorian"/>
                           </w:date>
                         </w:sdtPr>
+                        <w:sdtEndPr/>
                         <w:sdtContent>
                           <w:tc>
                             <w:tcPr>
@@ -13971,11 +14125,12 @@
       <w:docPartBody>
         <w:p>
           <w:pPr>
-            <w:pStyle w:val="66D68240E8A54DFB8DC7CA5EF64DAB7F2"/>
+            <w:pStyle w:val="66D68240E8A54DFB8DC7CA5EF64DAB7F1"/>
           </w:pPr>
           <w:r>
             <w:rPr>
               <w:rStyle w:val="Platzhaltertext"/>
+              <w:szCs w:val="18"/>
             </w:rPr>
             <w:t> </w:t>
           </w:r>
@@ -14000,7 +14155,7 @@
       <w:docPartBody>
         <w:p>
           <w:pPr>
-            <w:pStyle w:val="80FDCB92A68F4D0196E92DBC7D2C9FD52"/>
+            <w:pStyle w:val="80FDCB92A68F4D0196E92DBC7D2C9FD51"/>
           </w:pPr>
           <w:r>
             <w:rPr>
@@ -14029,7 +14184,7 @@
       <w:docPartBody>
         <w:p>
           <w:pPr>
-            <w:pStyle w:val="B05E299E0DF143BB8476876367456A6D2"/>
+            <w:pStyle w:val="B05E299E0DF143BB8476876367456A6D1"/>
           </w:pPr>
           <w:r>
             <w:rPr>
@@ -14064,7 +14219,7 @@
       <w:docPartBody>
         <w:p>
           <w:pPr>
-            <w:pStyle w:val="6B1D9AE12A7B4A1892EE4EF09BCD46392"/>
+            <w:pStyle w:val="6B1D9AE12A7B4A1892EE4EF09BCD46391"/>
           </w:pPr>
           <w:r>
             <w:rPr>
@@ -14093,11 +14248,12 @@
       <w:docPartBody>
         <w:p>
           <w:pPr>
-            <w:pStyle w:val="3BF77EA816F949A3BD3ECCD0A5287FBD2"/>
+            <w:pStyle w:val="3BF77EA816F949A3BD3ECCD0A5287FBD1"/>
           </w:pPr>
           <w:r>
             <w:rPr>
               <w:rStyle w:val="Platzhaltertext"/>
+              <w:szCs w:val="18"/>
               <w:shd w:val="clear" w:color="auto" w:fill="E1F6FF"/>
             </w:rPr>
             <w:t> </w:t>
@@ -14123,11 +14279,12 @@
       <w:docPartBody>
         <w:p>
           <w:pPr>
-            <w:pStyle w:val="494F8CC5BC7C4251A33AC8349B98B8DB2"/>
+            <w:pStyle w:val="494F8CC5BC7C4251A33AC8349B98B8DB1"/>
           </w:pPr>
           <w:r>
             <w:rPr>
               <w:rStyle w:val="Platzhaltertext"/>
+              <w:szCs w:val="18"/>
             </w:rPr>
             <w:t> </w:t>
           </w:r>
@@ -14152,11 +14309,12 @@
       <w:docPartBody>
         <w:p>
           <w:pPr>
-            <w:pStyle w:val="EA204859115F4B039D67632B90A7E5802"/>
+            <w:pStyle w:val="EA204859115F4B039D67632B90A7E5801"/>
           </w:pPr>
           <w:r>
             <w:rPr>
               <w:rStyle w:val="Platzhaltertext"/>
+              <w:szCs w:val="18"/>
             </w:rPr>
             <w:t> </w:t>
           </w:r>
@@ -14181,7 +14339,7 @@
       <w:docPartBody>
         <w:p>
           <w:pPr>
-            <w:pStyle w:val="7BD5F93D24EA45AD860CB8618F07BFDA2"/>
+            <w:pStyle w:val="7BD5F93D24EA45AD860CB8618F07BFDA1"/>
           </w:pPr>
           <w:r>
             <w:rPr>
@@ -14210,7 +14368,7 @@
       <w:docPartBody>
         <w:p>
           <w:pPr>
-            <w:pStyle w:val="170AC1EEEBFD492A900C78414A09CDF72"/>
+            <w:pStyle w:val="170AC1EEEBFD492A900C78414A09CDF71"/>
           </w:pPr>
           <w:r>
             <w:rPr>
@@ -14239,7 +14397,7 @@
       <w:docPartBody>
         <w:p>
           <w:pPr>
-            <w:pStyle w:val="4FFA25B542034E45A25B3132B1208B032"/>
+            <w:pStyle w:val="4FFA25B542034E45A25B3132B1208B031"/>
           </w:pPr>
           <w:r>
             <w:rPr>
@@ -14268,7 +14426,7 @@
       <w:docPartBody>
         <w:p>
           <w:pPr>
-            <w:pStyle w:val="8B22BA41A8A74B53A2E7CFEFB02AB5BF2"/>
+            <w:pStyle w:val="8B22BA41A8A74B53A2E7CFEFB02AB5BF1"/>
           </w:pPr>
           <w:r>
             <w:rPr>
@@ -14297,7 +14455,7 @@
       <w:docPartBody>
         <w:p>
           <w:pPr>
-            <w:pStyle w:val="A6A80BAEE5AE4EE0A0D3EE60C6C926B62"/>
+            <w:pStyle w:val="A6A80BAEE5AE4EE0A0D3EE60C6C926B61"/>
           </w:pPr>
           <w:r>
             <w:rPr>
@@ -14326,7 +14484,7 @@
       <w:docPartBody>
         <w:p>
           <w:pPr>
-            <w:pStyle w:val="760BDA7C325447369B6FB96D958DEAB52"/>
+            <w:pStyle w:val="760BDA7C325447369B6FB96D958DEAB51"/>
           </w:pPr>
           <w:r>
             <w:rPr>
@@ -14355,7 +14513,7 @@
       <w:docPartBody>
         <w:p>
           <w:pPr>
-            <w:pStyle w:val="A983F16DA84549FA92B11969EBCE3FE42"/>
+            <w:pStyle w:val="A983F16DA84549FA92B11969EBCE3FE41"/>
           </w:pPr>
           <w:r>
             <w:rPr>
@@ -14384,7 +14542,7 @@
       <w:docPartBody>
         <w:p>
           <w:pPr>
-            <w:pStyle w:val="A14D3BF0052D41EA9BFA9BC9AE1DEB202"/>
+            <w:pStyle w:val="A14D3BF0052D41EA9BFA9BC9AE1DEB201"/>
           </w:pPr>
           <w:r>
             <w:rPr>
@@ -14413,7 +14571,7 @@
       <w:docPartBody>
         <w:p>
           <w:pPr>
-            <w:pStyle w:val="9D62A4054899437992320AD012BB98702"/>
+            <w:pStyle w:val="9D62A4054899437992320AD012BB98701"/>
           </w:pPr>
           <w:r>
             <w:rPr>
@@ -14442,7 +14600,7 @@
       <w:docPartBody>
         <w:p>
           <w:pPr>
-            <w:pStyle w:val="B1A657AE0075493294DE11C4F3727EF92"/>
+            <w:pStyle w:val="B1A657AE0075493294DE11C4F3727EF91"/>
           </w:pPr>
           <w:r>
             <w:rPr>
@@ -14471,7 +14629,7 @@
       <w:docPartBody>
         <w:p>
           <w:pPr>
-            <w:pStyle w:val="DA122B85E2A84A02AF37918511398A812"/>
+            <w:pStyle w:val="DA122B85E2A84A02AF37918511398A811"/>
           </w:pPr>
           <w:r>
             <w:rPr>
@@ -14500,7 +14658,7 @@
       <w:docPartBody>
         <w:p>
           <w:pPr>
-            <w:pStyle w:val="967E95DDFAEF4F75AF175E416F09B7F72"/>
+            <w:pStyle w:val="967E95DDFAEF4F75AF175E416F09B7F71"/>
           </w:pPr>
           <w:r>
             <w:rPr>
@@ -14529,7 +14687,7 @@
       <w:docPartBody>
         <w:p>
           <w:pPr>
-            <w:pStyle w:val="8D1C48B8A1BA4E44945B3A597760853A2"/>
+            <w:pStyle w:val="8D1C48B8A1BA4E44945B3A597760853A1"/>
           </w:pPr>
           <w:r>
             <w:rPr>
@@ -14559,7 +14717,7 @@
       <w:docPartBody>
         <w:p>
           <w:pPr>
-            <w:pStyle w:val="8C75A6C759B74A729FF13C3097C7C017"/>
+            <w:pStyle w:val="8C75A6C759B74A729FF13C3097C7C0172"/>
           </w:pPr>
           <w:r>
             <w:rPr>
@@ -14681,15 +14839,15 @@
   <w:rsids>
     <w:rsidRoot w:val="00722FB7"/>
     <w:rsid w:val="001931F3"/>
-    <w:rsid w:val="001A7F0F"/>
     <w:rsid w:val="00266B31"/>
     <w:rsid w:val="00274968"/>
+    <w:rsid w:val="00293BF3"/>
     <w:rsid w:val="004F2D91"/>
     <w:rsid w:val="00722FB7"/>
     <w:rsid w:val="00782CB9"/>
-    <w:rsid w:val="00B0611C"/>
+    <w:rsid w:val="00882733"/>
     <w:rsid w:val="00B64354"/>
-    <w:rsid w:val="00CA05F3"/>
+    <w:rsid w:val="00CF29AB"/>
     <w:rsid w:val="00DA75F3"/>
   </w:rsids>
   <m:mathPr>
@@ -15144,7 +15302,7 @@
     <w:basedOn w:val="Absatz-Standardschriftart"/>
     <w:uiPriority w:val="99"/>
     <w:semiHidden/>
-    <w:rsid w:val="00B64354"/>
+    <w:rsid w:val="00882733"/>
     <w:rPr>
       <w:color w:val="808080"/>
     </w:rPr>
@@ -15476,6 +15634,688 @@
   <w:style w:type="paragraph" w:customStyle="1" w:styleId="967E95DDFAEF4F75AF175E416F09B7F72">
     <w:name w:val="967E95DDFAEF4F75AF175E416F09B7F72"/>
     <w:rsid w:val="00B64354"/>
+    <w:pPr>
+      <w:tabs>
+        <w:tab w:val="left" w:pos="567"/>
+      </w:tabs>
+      <w:spacing w:after="0" w:line="248" w:lineRule="exact"/>
+    </w:pPr>
+    <w:rPr>
+      <w:rFonts w:ascii="Arial" w:eastAsia="Times New Roman" w:hAnsi="Arial" w:cs="Arial"/>
+      <w:color w:val="000000"/>
+      <w:sz w:val="18"/>
+      <w:szCs w:val="20"/>
+      <w:lang w:eastAsia="en-US"/>
+    </w:rPr>
+  </w:style>
+  <w:style w:type="paragraph" w:customStyle="1" w:styleId="B05E299E0DF143BB8476876367456A6D">
+    <w:name w:val="B05E299E0DF143BB8476876367456A6D"/>
+    <w:rsid w:val="00882733"/>
+    <w:pPr>
+      <w:spacing w:after="0" w:line="248" w:lineRule="exact"/>
+    </w:pPr>
+    <w:rPr>
+      <w:rFonts w:ascii="Arial" w:eastAsiaTheme="minorHAnsi" w:hAnsi="Arial" w:cs="Arial"/>
+      <w:sz w:val="18"/>
+      <w:szCs w:val="20"/>
+      <w:lang w:eastAsia="en-US"/>
+    </w:rPr>
+  </w:style>
+  <w:style w:type="paragraph" w:customStyle="1" w:styleId="8C75A6C759B74A729FF13C3097C7C0171">
+    <w:name w:val="8C75A6C759B74A729FF13C3097C7C0171"/>
+    <w:rsid w:val="00882733"/>
+    <w:pPr>
+      <w:spacing w:after="0" w:line="248" w:lineRule="exact"/>
+    </w:pPr>
+    <w:rPr>
+      <w:rFonts w:ascii="Arial" w:eastAsiaTheme="minorHAnsi" w:hAnsi="Arial" w:cs="Arial"/>
+      <w:sz w:val="18"/>
+      <w:szCs w:val="20"/>
+      <w:lang w:eastAsia="en-US"/>
+    </w:rPr>
+  </w:style>
+  <w:style w:type="paragraph" w:customStyle="1" w:styleId="6B1D9AE12A7B4A1892EE4EF09BCD4639">
+    <w:name w:val="6B1D9AE12A7B4A1892EE4EF09BCD4639"/>
+    <w:rsid w:val="00882733"/>
+    <w:pPr>
+      <w:spacing w:after="0" w:line="248" w:lineRule="exact"/>
+    </w:pPr>
+    <w:rPr>
+      <w:rFonts w:ascii="Arial" w:eastAsiaTheme="minorHAnsi" w:hAnsi="Arial" w:cs="Arial"/>
+      <w:sz w:val="18"/>
+      <w:szCs w:val="20"/>
+      <w:lang w:eastAsia="en-US"/>
+    </w:rPr>
+  </w:style>
+  <w:style w:type="paragraph" w:customStyle="1" w:styleId="8D1C48B8A1BA4E44945B3A597760853A">
+    <w:name w:val="8D1C48B8A1BA4E44945B3A597760853A"/>
+    <w:rsid w:val="00882733"/>
+    <w:pPr>
+      <w:spacing w:after="0" w:line="248" w:lineRule="exact"/>
+    </w:pPr>
+    <w:rPr>
+      <w:rFonts w:ascii="Arial" w:eastAsiaTheme="minorHAnsi" w:hAnsi="Arial" w:cs="Arial"/>
+      <w:sz w:val="18"/>
+      <w:szCs w:val="20"/>
+      <w:lang w:eastAsia="en-US"/>
+    </w:rPr>
+  </w:style>
+  <w:style w:type="paragraph" w:customStyle="1" w:styleId="66D68240E8A54DFB8DC7CA5EF64DAB7F">
+    <w:name w:val="66D68240E8A54DFB8DC7CA5EF64DAB7F"/>
+    <w:rsid w:val="00882733"/>
+    <w:pPr>
+      <w:tabs>
+        <w:tab w:val="left" w:pos="567"/>
+      </w:tabs>
+      <w:spacing w:after="0" w:line="248" w:lineRule="exact"/>
+    </w:pPr>
+    <w:rPr>
+      <w:rFonts w:ascii="Arial" w:eastAsia="Times New Roman" w:hAnsi="Arial" w:cs="Arial"/>
+      <w:color w:val="000000"/>
+      <w:sz w:val="18"/>
+      <w:szCs w:val="20"/>
+      <w:lang w:eastAsia="en-US"/>
+    </w:rPr>
+  </w:style>
+  <w:style w:type="paragraph" w:customStyle="1" w:styleId="3BF77EA816F949A3BD3ECCD0A5287FBD">
+    <w:name w:val="3BF77EA816F949A3BD3ECCD0A5287FBD"/>
+    <w:rsid w:val="00882733"/>
+    <w:pPr>
+      <w:tabs>
+        <w:tab w:val="left" w:pos="567"/>
+      </w:tabs>
+      <w:spacing w:after="0" w:line="248" w:lineRule="exact"/>
+    </w:pPr>
+    <w:rPr>
+      <w:rFonts w:ascii="Arial" w:eastAsia="Times New Roman" w:hAnsi="Arial" w:cs="Arial"/>
+      <w:color w:val="000000"/>
+      <w:sz w:val="18"/>
+      <w:szCs w:val="20"/>
+      <w:lang w:eastAsia="en-US"/>
+    </w:rPr>
+  </w:style>
+  <w:style w:type="paragraph" w:customStyle="1" w:styleId="494F8CC5BC7C4251A33AC8349B98B8DB">
+    <w:name w:val="494F8CC5BC7C4251A33AC8349B98B8DB"/>
+    <w:rsid w:val="00882733"/>
+    <w:pPr>
+      <w:tabs>
+        <w:tab w:val="left" w:pos="567"/>
+      </w:tabs>
+      <w:spacing w:after="0" w:line="248" w:lineRule="exact"/>
+    </w:pPr>
+    <w:rPr>
+      <w:rFonts w:ascii="Arial" w:eastAsia="Times New Roman" w:hAnsi="Arial" w:cs="Arial"/>
+      <w:color w:val="000000"/>
+      <w:sz w:val="18"/>
+      <w:szCs w:val="20"/>
+      <w:lang w:eastAsia="en-US"/>
+    </w:rPr>
+  </w:style>
+  <w:style w:type="paragraph" w:customStyle="1" w:styleId="EA204859115F4B039D67632B90A7E580">
+    <w:name w:val="EA204859115F4B039D67632B90A7E580"/>
+    <w:rsid w:val="00882733"/>
+    <w:pPr>
+      <w:tabs>
+        <w:tab w:val="left" w:pos="567"/>
+      </w:tabs>
+      <w:spacing w:after="0" w:line="248" w:lineRule="exact"/>
+    </w:pPr>
+    <w:rPr>
+      <w:rFonts w:ascii="Arial" w:eastAsia="Times New Roman" w:hAnsi="Arial" w:cs="Arial"/>
+      <w:color w:val="000000"/>
+      <w:sz w:val="18"/>
+      <w:szCs w:val="20"/>
+      <w:lang w:eastAsia="en-US"/>
+    </w:rPr>
+  </w:style>
+  <w:style w:type="paragraph" w:customStyle="1" w:styleId="7BD5F93D24EA45AD860CB8618F07BFDA">
+    <w:name w:val="7BD5F93D24EA45AD860CB8618F07BFDA"/>
+    <w:rsid w:val="00882733"/>
+    <w:pPr>
+      <w:tabs>
+        <w:tab w:val="left" w:pos="567"/>
+      </w:tabs>
+      <w:spacing w:after="0" w:line="248" w:lineRule="exact"/>
+    </w:pPr>
+    <w:rPr>
+      <w:rFonts w:ascii="Arial" w:eastAsia="Times New Roman" w:hAnsi="Arial" w:cs="Arial"/>
+      <w:color w:val="000000"/>
+      <w:sz w:val="18"/>
+      <w:szCs w:val="20"/>
+      <w:lang w:eastAsia="en-US"/>
+    </w:rPr>
+  </w:style>
+  <w:style w:type="paragraph" w:customStyle="1" w:styleId="170AC1EEEBFD492A900C78414A09CDF7">
+    <w:name w:val="170AC1EEEBFD492A900C78414A09CDF7"/>
+    <w:rsid w:val="00882733"/>
+    <w:pPr>
+      <w:tabs>
+        <w:tab w:val="left" w:pos="567"/>
+      </w:tabs>
+      <w:spacing w:after="0" w:line="248" w:lineRule="exact"/>
+    </w:pPr>
+    <w:rPr>
+      <w:rFonts w:ascii="Arial" w:eastAsia="Times New Roman" w:hAnsi="Arial" w:cs="Arial"/>
+      <w:color w:val="000000"/>
+      <w:sz w:val="18"/>
+      <w:szCs w:val="20"/>
+      <w:lang w:eastAsia="en-US"/>
+    </w:rPr>
+  </w:style>
+  <w:style w:type="paragraph" w:customStyle="1" w:styleId="4FFA25B542034E45A25B3132B1208B03">
+    <w:name w:val="4FFA25B542034E45A25B3132B1208B03"/>
+    <w:rsid w:val="00882733"/>
+    <w:pPr>
+      <w:tabs>
+        <w:tab w:val="left" w:pos="567"/>
+      </w:tabs>
+      <w:spacing w:after="0" w:line="248" w:lineRule="exact"/>
+    </w:pPr>
+    <w:rPr>
+      <w:rFonts w:ascii="Arial" w:eastAsia="Times New Roman" w:hAnsi="Arial" w:cs="Arial"/>
+      <w:color w:val="000000"/>
+      <w:sz w:val="18"/>
+      <w:szCs w:val="20"/>
+      <w:lang w:eastAsia="en-US"/>
+    </w:rPr>
+  </w:style>
+  <w:style w:type="paragraph" w:customStyle="1" w:styleId="8B22BA41A8A74B53A2E7CFEFB02AB5BF">
+    <w:name w:val="8B22BA41A8A74B53A2E7CFEFB02AB5BF"/>
+    <w:rsid w:val="00882733"/>
+    <w:pPr>
+      <w:tabs>
+        <w:tab w:val="left" w:pos="567"/>
+      </w:tabs>
+      <w:spacing w:after="0" w:line="248" w:lineRule="exact"/>
+    </w:pPr>
+    <w:rPr>
+      <w:rFonts w:ascii="Arial" w:eastAsia="Times New Roman" w:hAnsi="Arial" w:cs="Arial"/>
+      <w:color w:val="000000"/>
+      <w:sz w:val="18"/>
+      <w:szCs w:val="20"/>
+      <w:lang w:eastAsia="en-US"/>
+    </w:rPr>
+  </w:style>
+  <w:style w:type="paragraph" w:customStyle="1" w:styleId="A6A80BAEE5AE4EE0A0D3EE60C6C926B6">
+    <w:name w:val="A6A80BAEE5AE4EE0A0D3EE60C6C926B6"/>
+    <w:rsid w:val="00882733"/>
+    <w:pPr>
+      <w:tabs>
+        <w:tab w:val="left" w:pos="567"/>
+      </w:tabs>
+      <w:spacing w:after="0" w:line="248" w:lineRule="exact"/>
+    </w:pPr>
+    <w:rPr>
+      <w:rFonts w:ascii="Arial" w:eastAsia="Times New Roman" w:hAnsi="Arial" w:cs="Arial"/>
+      <w:color w:val="000000"/>
+      <w:sz w:val="18"/>
+      <w:szCs w:val="20"/>
+      <w:lang w:eastAsia="en-US"/>
+    </w:rPr>
+  </w:style>
+  <w:style w:type="paragraph" w:customStyle="1" w:styleId="760BDA7C325447369B6FB96D958DEAB5">
+    <w:name w:val="760BDA7C325447369B6FB96D958DEAB5"/>
+    <w:rsid w:val="00882733"/>
+    <w:pPr>
+      <w:tabs>
+        <w:tab w:val="left" w:pos="567"/>
+      </w:tabs>
+      <w:spacing w:after="0" w:line="248" w:lineRule="exact"/>
+    </w:pPr>
+    <w:rPr>
+      <w:rFonts w:ascii="Arial" w:eastAsia="Times New Roman" w:hAnsi="Arial" w:cs="Arial"/>
+      <w:color w:val="000000"/>
+      <w:sz w:val="18"/>
+      <w:szCs w:val="20"/>
+      <w:lang w:eastAsia="en-US"/>
+    </w:rPr>
+  </w:style>
+  <w:style w:type="paragraph" w:customStyle="1" w:styleId="A983F16DA84549FA92B11969EBCE3FE4">
+    <w:name w:val="A983F16DA84549FA92B11969EBCE3FE4"/>
+    <w:rsid w:val="00882733"/>
+    <w:pPr>
+      <w:tabs>
+        <w:tab w:val="left" w:pos="567"/>
+      </w:tabs>
+      <w:spacing w:after="0" w:line="248" w:lineRule="exact"/>
+    </w:pPr>
+    <w:rPr>
+      <w:rFonts w:ascii="Arial" w:eastAsia="Times New Roman" w:hAnsi="Arial" w:cs="Arial"/>
+      <w:color w:val="000000"/>
+      <w:sz w:val="18"/>
+      <w:szCs w:val="20"/>
+      <w:lang w:eastAsia="en-US"/>
+    </w:rPr>
+  </w:style>
+  <w:style w:type="paragraph" w:customStyle="1" w:styleId="A14D3BF0052D41EA9BFA9BC9AE1DEB20">
+    <w:name w:val="A14D3BF0052D41EA9BFA9BC9AE1DEB20"/>
+    <w:rsid w:val="00882733"/>
+    <w:pPr>
+      <w:tabs>
+        <w:tab w:val="left" w:pos="567"/>
+      </w:tabs>
+      <w:spacing w:after="0" w:line="248" w:lineRule="exact"/>
+    </w:pPr>
+    <w:rPr>
+      <w:rFonts w:ascii="Arial" w:eastAsia="Times New Roman" w:hAnsi="Arial" w:cs="Arial"/>
+      <w:color w:val="000000"/>
+      <w:sz w:val="18"/>
+      <w:szCs w:val="20"/>
+      <w:lang w:eastAsia="en-US"/>
+    </w:rPr>
+  </w:style>
+  <w:style w:type="paragraph" w:customStyle="1" w:styleId="9D62A4054899437992320AD012BB9870">
+    <w:name w:val="9D62A4054899437992320AD012BB9870"/>
+    <w:rsid w:val="00882733"/>
+    <w:pPr>
+      <w:tabs>
+        <w:tab w:val="left" w:pos="567"/>
+      </w:tabs>
+      <w:spacing w:after="0" w:line="248" w:lineRule="exact"/>
+    </w:pPr>
+    <w:rPr>
+      <w:rFonts w:ascii="Arial" w:eastAsia="Times New Roman" w:hAnsi="Arial" w:cs="Arial"/>
+      <w:color w:val="000000"/>
+      <w:sz w:val="18"/>
+      <w:szCs w:val="20"/>
+      <w:lang w:eastAsia="en-US"/>
+    </w:rPr>
+  </w:style>
+  <w:style w:type="paragraph" w:customStyle="1" w:styleId="B1A657AE0075493294DE11C4F3727EF9">
+    <w:name w:val="B1A657AE0075493294DE11C4F3727EF9"/>
+    <w:rsid w:val="00882733"/>
+    <w:pPr>
+      <w:tabs>
+        <w:tab w:val="left" w:pos="567"/>
+      </w:tabs>
+      <w:spacing w:after="0" w:line="248" w:lineRule="exact"/>
+    </w:pPr>
+    <w:rPr>
+      <w:rFonts w:ascii="Arial" w:eastAsia="Times New Roman" w:hAnsi="Arial" w:cs="Arial"/>
+      <w:color w:val="000000"/>
+      <w:sz w:val="18"/>
+      <w:szCs w:val="20"/>
+      <w:lang w:eastAsia="en-US"/>
+    </w:rPr>
+  </w:style>
+  <w:style w:type="paragraph" w:customStyle="1" w:styleId="80FDCB92A68F4D0196E92DBC7D2C9FD5">
+    <w:name w:val="80FDCB92A68F4D0196E92DBC7D2C9FD5"/>
+    <w:rsid w:val="00882733"/>
+    <w:pPr>
+      <w:tabs>
+        <w:tab w:val="left" w:pos="567"/>
+      </w:tabs>
+      <w:spacing w:after="0" w:line="248" w:lineRule="exact"/>
+    </w:pPr>
+    <w:rPr>
+      <w:rFonts w:ascii="Arial" w:eastAsia="Times New Roman" w:hAnsi="Arial" w:cs="Arial"/>
+      <w:color w:val="000000"/>
+      <w:sz w:val="18"/>
+      <w:szCs w:val="20"/>
+      <w:lang w:eastAsia="en-US"/>
+    </w:rPr>
+  </w:style>
+  <w:style w:type="paragraph" w:customStyle="1" w:styleId="DA122B85E2A84A02AF37918511398A81">
+    <w:name w:val="DA122B85E2A84A02AF37918511398A81"/>
+    <w:rsid w:val="00882733"/>
+    <w:pPr>
+      <w:tabs>
+        <w:tab w:val="left" w:pos="567"/>
+      </w:tabs>
+      <w:spacing w:after="0" w:line="248" w:lineRule="exact"/>
+    </w:pPr>
+    <w:rPr>
+      <w:rFonts w:ascii="Arial" w:eastAsia="Times New Roman" w:hAnsi="Arial" w:cs="Arial"/>
+      <w:color w:val="000000"/>
+      <w:sz w:val="18"/>
+      <w:szCs w:val="20"/>
+      <w:lang w:eastAsia="en-US"/>
+    </w:rPr>
+  </w:style>
+  <w:style w:type="paragraph" w:customStyle="1" w:styleId="967E95DDFAEF4F75AF175E416F09B7F7">
+    <w:name w:val="967E95DDFAEF4F75AF175E416F09B7F7"/>
+    <w:rsid w:val="00882733"/>
+    <w:pPr>
+      <w:tabs>
+        <w:tab w:val="left" w:pos="567"/>
+      </w:tabs>
+      <w:spacing w:after="0" w:line="248" w:lineRule="exact"/>
+    </w:pPr>
+    <w:rPr>
+      <w:rFonts w:ascii="Arial" w:eastAsia="Times New Roman" w:hAnsi="Arial" w:cs="Arial"/>
+      <w:color w:val="000000"/>
+      <w:sz w:val="18"/>
+      <w:szCs w:val="20"/>
+      <w:lang w:eastAsia="en-US"/>
+    </w:rPr>
+  </w:style>
+  <w:style w:type="paragraph" w:customStyle="1" w:styleId="B05E299E0DF143BB8476876367456A6D1">
+    <w:name w:val="B05E299E0DF143BB8476876367456A6D1"/>
+    <w:rsid w:val="00882733"/>
+    <w:pPr>
+      <w:spacing w:after="0" w:line="248" w:lineRule="exact"/>
+    </w:pPr>
+    <w:rPr>
+      <w:rFonts w:ascii="Arial" w:eastAsiaTheme="minorHAnsi" w:hAnsi="Arial" w:cs="Arial"/>
+      <w:sz w:val="18"/>
+      <w:szCs w:val="20"/>
+      <w:lang w:eastAsia="en-US"/>
+    </w:rPr>
+  </w:style>
+  <w:style w:type="paragraph" w:customStyle="1" w:styleId="8C75A6C759B74A729FF13C3097C7C0172">
+    <w:name w:val="8C75A6C759B74A729FF13C3097C7C0172"/>
+    <w:rsid w:val="00882733"/>
+    <w:pPr>
+      <w:spacing w:after="0" w:line="248" w:lineRule="exact"/>
+    </w:pPr>
+    <w:rPr>
+      <w:rFonts w:ascii="Arial" w:eastAsiaTheme="minorHAnsi" w:hAnsi="Arial" w:cs="Arial"/>
+      <w:sz w:val="18"/>
+      <w:szCs w:val="20"/>
+      <w:lang w:eastAsia="en-US"/>
+    </w:rPr>
+  </w:style>
+  <w:style w:type="paragraph" w:customStyle="1" w:styleId="6B1D9AE12A7B4A1892EE4EF09BCD46391">
+    <w:name w:val="6B1D9AE12A7B4A1892EE4EF09BCD46391"/>
+    <w:rsid w:val="00882733"/>
+    <w:pPr>
+      <w:spacing w:after="0" w:line="248" w:lineRule="exact"/>
+    </w:pPr>
+    <w:rPr>
+      <w:rFonts w:ascii="Arial" w:eastAsiaTheme="minorHAnsi" w:hAnsi="Arial" w:cs="Arial"/>
+      <w:sz w:val="18"/>
+      <w:szCs w:val="20"/>
+      <w:lang w:eastAsia="en-US"/>
+    </w:rPr>
+  </w:style>
+  <w:style w:type="paragraph" w:customStyle="1" w:styleId="8D1C48B8A1BA4E44945B3A597760853A1">
+    <w:name w:val="8D1C48B8A1BA4E44945B3A597760853A1"/>
+    <w:rsid w:val="00882733"/>
+    <w:pPr>
+      <w:spacing w:after="0" w:line="248" w:lineRule="exact"/>
+    </w:pPr>
+    <w:rPr>
+      <w:rFonts w:ascii="Arial" w:eastAsiaTheme="minorHAnsi" w:hAnsi="Arial" w:cs="Arial"/>
+      <w:sz w:val="18"/>
+      <w:szCs w:val="20"/>
+      <w:lang w:eastAsia="en-US"/>
+    </w:rPr>
+  </w:style>
+  <w:style w:type="paragraph" w:customStyle="1" w:styleId="66D68240E8A54DFB8DC7CA5EF64DAB7F1">
+    <w:name w:val="66D68240E8A54DFB8DC7CA5EF64DAB7F1"/>
+    <w:rsid w:val="00882733"/>
+    <w:pPr>
+      <w:tabs>
+        <w:tab w:val="left" w:pos="567"/>
+      </w:tabs>
+      <w:spacing w:after="0" w:line="248" w:lineRule="exact"/>
+    </w:pPr>
+    <w:rPr>
+      <w:rFonts w:ascii="Arial" w:eastAsia="Times New Roman" w:hAnsi="Arial" w:cs="Arial"/>
+      <w:color w:val="000000"/>
+      <w:sz w:val="18"/>
+      <w:szCs w:val="20"/>
+      <w:lang w:eastAsia="en-US"/>
+    </w:rPr>
+  </w:style>
+  <w:style w:type="paragraph" w:customStyle="1" w:styleId="3BF77EA816F949A3BD3ECCD0A5287FBD1">
+    <w:name w:val="3BF77EA816F949A3BD3ECCD0A5287FBD1"/>
+    <w:rsid w:val="00882733"/>
+    <w:pPr>
+      <w:tabs>
+        <w:tab w:val="left" w:pos="567"/>
+      </w:tabs>
+      <w:spacing w:after="0" w:line="248" w:lineRule="exact"/>
+    </w:pPr>
+    <w:rPr>
+      <w:rFonts w:ascii="Arial" w:eastAsia="Times New Roman" w:hAnsi="Arial" w:cs="Arial"/>
+      <w:color w:val="000000"/>
+      <w:sz w:val="18"/>
+      <w:szCs w:val="20"/>
+      <w:lang w:eastAsia="en-US"/>
+    </w:rPr>
+  </w:style>
+  <w:style w:type="paragraph" w:customStyle="1" w:styleId="494F8CC5BC7C4251A33AC8349B98B8DB1">
+    <w:name w:val="494F8CC5BC7C4251A33AC8349B98B8DB1"/>
+    <w:rsid w:val="00882733"/>
+    <w:pPr>
+      <w:tabs>
+        <w:tab w:val="left" w:pos="567"/>
+      </w:tabs>
+      <w:spacing w:after="0" w:line="248" w:lineRule="exact"/>
+    </w:pPr>
+    <w:rPr>
+      <w:rFonts w:ascii="Arial" w:eastAsia="Times New Roman" w:hAnsi="Arial" w:cs="Arial"/>
+      <w:color w:val="000000"/>
+      <w:sz w:val="18"/>
+      <w:szCs w:val="20"/>
+      <w:lang w:eastAsia="en-US"/>
+    </w:rPr>
+  </w:style>
+  <w:style w:type="paragraph" w:customStyle="1" w:styleId="EA204859115F4B039D67632B90A7E5801">
+    <w:name w:val="EA204859115F4B039D67632B90A7E5801"/>
+    <w:rsid w:val="00882733"/>
+    <w:pPr>
+      <w:tabs>
+        <w:tab w:val="left" w:pos="567"/>
+      </w:tabs>
+      <w:spacing w:after="0" w:line="248" w:lineRule="exact"/>
+    </w:pPr>
+    <w:rPr>
+      <w:rFonts w:ascii="Arial" w:eastAsia="Times New Roman" w:hAnsi="Arial" w:cs="Arial"/>
+      <w:color w:val="000000"/>
+      <w:sz w:val="18"/>
+      <w:szCs w:val="20"/>
+      <w:lang w:eastAsia="en-US"/>
+    </w:rPr>
+  </w:style>
+  <w:style w:type="paragraph" w:customStyle="1" w:styleId="7BD5F93D24EA45AD860CB8618F07BFDA1">
+    <w:name w:val="7BD5F93D24EA45AD860CB8618F07BFDA1"/>
+    <w:rsid w:val="00882733"/>
+    <w:pPr>
+      <w:tabs>
+        <w:tab w:val="left" w:pos="567"/>
+      </w:tabs>
+      <w:spacing w:after="0" w:line="248" w:lineRule="exact"/>
+    </w:pPr>
+    <w:rPr>
+      <w:rFonts w:ascii="Arial" w:eastAsia="Times New Roman" w:hAnsi="Arial" w:cs="Arial"/>
+      <w:color w:val="000000"/>
+      <w:sz w:val="18"/>
+      <w:szCs w:val="20"/>
+      <w:lang w:eastAsia="en-US"/>
+    </w:rPr>
+  </w:style>
+  <w:style w:type="paragraph" w:customStyle="1" w:styleId="170AC1EEEBFD492A900C78414A09CDF71">
+    <w:name w:val="170AC1EEEBFD492A900C78414A09CDF71"/>
+    <w:rsid w:val="00882733"/>
+    <w:pPr>
+      <w:tabs>
+        <w:tab w:val="left" w:pos="567"/>
+      </w:tabs>
+      <w:spacing w:after="0" w:line="248" w:lineRule="exact"/>
+    </w:pPr>
+    <w:rPr>
+      <w:rFonts w:ascii="Arial" w:eastAsia="Times New Roman" w:hAnsi="Arial" w:cs="Arial"/>
+      <w:color w:val="000000"/>
+      <w:sz w:val="18"/>
+      <w:szCs w:val="20"/>
+      <w:lang w:eastAsia="en-US"/>
+    </w:rPr>
+  </w:style>
+  <w:style w:type="paragraph" w:customStyle="1" w:styleId="4FFA25B542034E45A25B3132B1208B031">
+    <w:name w:val="4FFA25B542034E45A25B3132B1208B031"/>
+    <w:rsid w:val="00882733"/>
+    <w:pPr>
+      <w:tabs>
+        <w:tab w:val="left" w:pos="567"/>
+      </w:tabs>
+      <w:spacing w:after="0" w:line="248" w:lineRule="exact"/>
+    </w:pPr>
+    <w:rPr>
+      <w:rFonts w:ascii="Arial" w:eastAsia="Times New Roman" w:hAnsi="Arial" w:cs="Arial"/>
+      <w:color w:val="000000"/>
+      <w:sz w:val="18"/>
+      <w:szCs w:val="20"/>
+      <w:lang w:eastAsia="en-US"/>
+    </w:rPr>
+  </w:style>
+  <w:style w:type="paragraph" w:customStyle="1" w:styleId="8B22BA41A8A74B53A2E7CFEFB02AB5BF1">
+    <w:name w:val="8B22BA41A8A74B53A2E7CFEFB02AB5BF1"/>
+    <w:rsid w:val="00882733"/>
+    <w:pPr>
+      <w:tabs>
+        <w:tab w:val="left" w:pos="567"/>
+      </w:tabs>
+      <w:spacing w:after="0" w:line="248" w:lineRule="exact"/>
+    </w:pPr>
+    <w:rPr>
+      <w:rFonts w:ascii="Arial" w:eastAsia="Times New Roman" w:hAnsi="Arial" w:cs="Arial"/>
+      <w:color w:val="000000"/>
+      <w:sz w:val="18"/>
+      <w:szCs w:val="20"/>
+      <w:lang w:eastAsia="en-US"/>
+    </w:rPr>
+  </w:style>
+  <w:style w:type="paragraph" w:customStyle="1" w:styleId="A6A80BAEE5AE4EE0A0D3EE60C6C926B61">
+    <w:name w:val="A6A80BAEE5AE4EE0A0D3EE60C6C926B61"/>
+    <w:rsid w:val="00882733"/>
+    <w:pPr>
+      <w:tabs>
+        <w:tab w:val="left" w:pos="567"/>
+      </w:tabs>
+      <w:spacing w:after="0" w:line="248" w:lineRule="exact"/>
+    </w:pPr>
+    <w:rPr>
+      <w:rFonts w:ascii="Arial" w:eastAsia="Times New Roman" w:hAnsi="Arial" w:cs="Arial"/>
+      <w:color w:val="000000"/>
+      <w:sz w:val="18"/>
+      <w:szCs w:val="20"/>
+      <w:lang w:eastAsia="en-US"/>
+    </w:rPr>
+  </w:style>
+  <w:style w:type="paragraph" w:customStyle="1" w:styleId="760BDA7C325447369B6FB96D958DEAB51">
+    <w:name w:val="760BDA7C325447369B6FB96D958DEAB51"/>
+    <w:rsid w:val="00882733"/>
+    <w:pPr>
+      <w:tabs>
+        <w:tab w:val="left" w:pos="567"/>
+      </w:tabs>
+      <w:spacing w:after="0" w:line="248" w:lineRule="exact"/>
+    </w:pPr>
+    <w:rPr>
+      <w:rFonts w:ascii="Arial" w:eastAsia="Times New Roman" w:hAnsi="Arial" w:cs="Arial"/>
+      <w:color w:val="000000"/>
+      <w:sz w:val="18"/>
+      <w:szCs w:val="20"/>
+      <w:lang w:eastAsia="en-US"/>
+    </w:rPr>
+  </w:style>
+  <w:style w:type="paragraph" w:customStyle="1" w:styleId="A983F16DA84549FA92B11969EBCE3FE41">
+    <w:name w:val="A983F16DA84549FA92B11969EBCE3FE41"/>
+    <w:rsid w:val="00882733"/>
+    <w:pPr>
+      <w:tabs>
+        <w:tab w:val="left" w:pos="567"/>
+      </w:tabs>
+      <w:spacing w:after="0" w:line="248" w:lineRule="exact"/>
+    </w:pPr>
+    <w:rPr>
+      <w:rFonts w:ascii="Arial" w:eastAsia="Times New Roman" w:hAnsi="Arial" w:cs="Arial"/>
+      <w:color w:val="000000"/>
+      <w:sz w:val="18"/>
+      <w:szCs w:val="20"/>
+      <w:lang w:eastAsia="en-US"/>
+    </w:rPr>
+  </w:style>
+  <w:style w:type="paragraph" w:customStyle="1" w:styleId="A14D3BF0052D41EA9BFA9BC9AE1DEB201">
+    <w:name w:val="A14D3BF0052D41EA9BFA9BC9AE1DEB201"/>
+    <w:rsid w:val="00882733"/>
+    <w:pPr>
+      <w:tabs>
+        <w:tab w:val="left" w:pos="567"/>
+      </w:tabs>
+      <w:spacing w:after="0" w:line="248" w:lineRule="exact"/>
+    </w:pPr>
+    <w:rPr>
+      <w:rFonts w:ascii="Arial" w:eastAsia="Times New Roman" w:hAnsi="Arial" w:cs="Arial"/>
+      <w:color w:val="000000"/>
+      <w:sz w:val="18"/>
+      <w:szCs w:val="20"/>
+      <w:lang w:eastAsia="en-US"/>
+    </w:rPr>
+  </w:style>
+  <w:style w:type="paragraph" w:customStyle="1" w:styleId="9D62A4054899437992320AD012BB98701">
+    <w:name w:val="9D62A4054899437992320AD012BB98701"/>
+    <w:rsid w:val="00882733"/>
+    <w:pPr>
+      <w:tabs>
+        <w:tab w:val="left" w:pos="567"/>
+      </w:tabs>
+      <w:spacing w:after="0" w:line="248" w:lineRule="exact"/>
+    </w:pPr>
+    <w:rPr>
+      <w:rFonts w:ascii="Arial" w:eastAsia="Times New Roman" w:hAnsi="Arial" w:cs="Arial"/>
+      <w:color w:val="000000"/>
+      <w:sz w:val="18"/>
+      <w:szCs w:val="20"/>
+      <w:lang w:eastAsia="en-US"/>
+    </w:rPr>
+  </w:style>
+  <w:style w:type="paragraph" w:customStyle="1" w:styleId="B1A657AE0075493294DE11C4F3727EF91">
+    <w:name w:val="B1A657AE0075493294DE11C4F3727EF91"/>
+    <w:rsid w:val="00882733"/>
+    <w:pPr>
+      <w:tabs>
+        <w:tab w:val="left" w:pos="567"/>
+      </w:tabs>
+      <w:spacing w:after="0" w:line="248" w:lineRule="exact"/>
+    </w:pPr>
+    <w:rPr>
+      <w:rFonts w:ascii="Arial" w:eastAsia="Times New Roman" w:hAnsi="Arial" w:cs="Arial"/>
+      <w:color w:val="000000"/>
+      <w:sz w:val="18"/>
+      <w:szCs w:val="20"/>
+      <w:lang w:eastAsia="en-US"/>
+    </w:rPr>
+  </w:style>
+  <w:style w:type="paragraph" w:customStyle="1" w:styleId="80FDCB92A68F4D0196E92DBC7D2C9FD51">
+    <w:name w:val="80FDCB92A68F4D0196E92DBC7D2C9FD51"/>
+    <w:rsid w:val="00882733"/>
+    <w:pPr>
+      <w:tabs>
+        <w:tab w:val="left" w:pos="567"/>
+      </w:tabs>
+      <w:spacing w:after="0" w:line="248" w:lineRule="exact"/>
+    </w:pPr>
+    <w:rPr>
+      <w:rFonts w:ascii="Arial" w:eastAsia="Times New Roman" w:hAnsi="Arial" w:cs="Arial"/>
+      <w:color w:val="000000"/>
+      <w:sz w:val="18"/>
+      <w:szCs w:val="20"/>
+      <w:lang w:eastAsia="en-US"/>
+    </w:rPr>
+  </w:style>
+  <w:style w:type="paragraph" w:customStyle="1" w:styleId="DA122B85E2A84A02AF37918511398A811">
+    <w:name w:val="DA122B85E2A84A02AF37918511398A811"/>
+    <w:rsid w:val="00882733"/>
+    <w:pPr>
+      <w:tabs>
+        <w:tab w:val="left" w:pos="567"/>
+      </w:tabs>
+      <w:spacing w:after="0" w:line="248" w:lineRule="exact"/>
+    </w:pPr>
+    <w:rPr>
+      <w:rFonts w:ascii="Arial" w:eastAsia="Times New Roman" w:hAnsi="Arial" w:cs="Arial"/>
+      <w:color w:val="000000"/>
+      <w:sz w:val="18"/>
+      <w:szCs w:val="20"/>
+      <w:lang w:eastAsia="en-US"/>
+    </w:rPr>
+  </w:style>
+  <w:style w:type="paragraph" w:customStyle="1" w:styleId="967E95DDFAEF4F75AF175E416F09B7F71">
+    <w:name w:val="967E95DDFAEF4F75AF175E416F09B7F71"/>
+    <w:rsid w:val="00882733"/>
     <w:pPr>
       <w:tabs>
         <w:tab w:val="left" w:pos="567"/>
@@ -15794,7 +16634,820 @@
 </FormTemplates>
 </file>
 
-<file path=customXml/item2.xml><?xml version="1.0" encoding="utf-8"?>
+<file path=customXml/item2.xml>��< ? x m l   v e r s i o n = " 1 . 0 "   e n c o d i n g = " u t f - 1 6 " ? > < O n e O f f i x x D o c u m e n t P a r t   x m l n s : x s d = " h t t p : / / w w w . w 3 . o r g / 2 0 0 1 / X M L S c h e m a "   x m l n s : x s i = " h t t p : / / w w w . w 3 . o r g / 2 0 0 1 / X M L S c h e m a - i n s t a n c e "   i d = " 8 8 7 e d 9 d 7 - 7 7 b 6 - 4 9 e f - 9 b f 1 - 8 5 4 e 6 a 4 a a 3 4 1 "   t I d = " 7 c d 7 f b 1 d - 6 0 8 5 - 4 8 a 8 - b 5 8 7 - f 9 3 7 7 9 4 4 d 4 1 e "   m t I d = " 2 7 5 a f 3 2 e - b c 4 0 - 4 5 c 2 - 8 5 b 7 - a f b 1 c 0 3 8 2 6 5 3 "   t n a m e = " N e u t r a l   A 4   h o c h "   r e v i s i o n = " 3 "   c r e a t e d m a j o r v e r s i o n = " 2 "   c r e a t e d m i n o r v e r s i o n = " 0 "   c r e a t e d = " 2 0 1 5 - 1 2 - 0 3 T 1 7 : 3 7 : 0 2 . 8 5 6 1 3 1 7 + 0 1 : 0 0 "   m o d i f i e d m a j o r v e r s i o n = " 2 "   m o d i f i e d m i n o r v e r s i o n = " 3 "   m o d i f i e d = " 2 0 1 7 - 0 2 - 0 1 T 1 8 : 4 9 : 5 3 . 7 0 9 9 7 6 8 + 0 1 : 0 0 "   p r o f i l e = " a 1 4 4 4 5 a b - 1 f 9 9 - 4 4 6 9 - 8 b 5 a - 1 d a 7 1 0 b 9 8 2 b 0 "   m o d e = " S a v e d D o c u m e n t "   c o l o r m o d e = " C o l o r "   l c i d = " 2 0 5 5 "   x m l n s = " h t t p : / / s c h e m a . o n e o f f i x x . c o m / O n e O f f i x x D o c u m e n t P a r t / 1 " > + 
+     < C o n t e n t > + 
+         < D a t a M o d e l   x m l n s = " h t t p : / / s c h e m a . o n e o f f i x x . c o m / O n e O f f i x x D o c u m e n t P a r t / 1 / F i n a l i z e d " > + 
+             < P r o f i l e   w i n d o w w i d t h = " 0 "   w i n d o w h e i g h t = " 0 "   m i n w i n d o w w i d t h = " 0 "   m a x w i n d o w w i d t h = " 0 "   m i n w i n d o w h e i g h t = " 0 "   m a x w i n d o w h e i g h t = " 0 " > + 
+                 < T e x t   i d = " P r o f i l e . I d "   r o w = " 0 "   c o l u m n = " 0 "   c o l u m n s p a n = " 0 "   m u l t i l i n e = " F a l s e "   m u l t i l i n e r o w s = " 3 "   l o c k e d = " F a l s e "   l a b e l = " P r o f i l e . I d "   r e a d o n l y = " F a l s e "   v i s i b l e = " T r u e "   r e q u i r e d = " F a l s e "   r e g e x = " "   v a l i d a t i o n m e s s a g e = " "   t o o l t i p = " "   t r a c k e d = " F a l s e " > < ! [ C D A T A [ a 1 4 4 4 5 a b - 1 f 9 9 - 4 4 6 9 - 8 b 5 a - 1 d a 7 1 0 b 9 8 2 b 0 ] ] > < / T e x t > + 
+                 < T e x t   i d = " P r o f i l e . O r g a n i z a t i o n U n i t I d "   r o w = " 0 "   c o l u m n = " 0 "   c o l u m n s p a n = " 0 "   m u l t i l i n e = " F a l s e "   m u l t i l i n e r o w s = " 3 "   l o c k e d = " F a l s e "   l a b e l = " P r o f i l e . O r g a n i z a t i o n U n i t I d "   r e a d o n l y = " F a l s e "   v i s i b l e = " T r u e "   r e q u i r e d = " F a l s e "   r e g e x = " "   v a l i d a t i o n m e s s a g e = " "   t o o l t i p = " "   t r a c k e d = " F a l s e " > < ! [ C D A T A [ 5 f 9 8 4 b 2 6 - 4 c e 2 - 4 6 f d - 8 4 a a - 1 f 7 d b 5 4 8 a f e 8 ] ] > < / T e x t > + 
+                 < T e x t   i d = " P r o f i l e . O r g . P o s t a l . C o u n t r y "   r o w = " 0 "   c o l u m n = " 0 "   c o l u m n s p a n = " 0 "   m u l t i l i n e = " F a l s e "   m u l t i l i n e r o w s = " 3 "   l o c k e d = " F a l s e "   l a b e l = " P r o f i l e . O r g . P o s t a l . C o u n t r y "   r e a d o n l y = " F a l s e "   v i s i b l e = " T r u e "   r e q u i r e d = " F a l s e "   r e g e x = " "   v a l i d a t i o n m e s s a g e = " "   t o o l t i p = " "   t r a c k e d = " F a l s e " > < ! [ C D A T A [ S c h w e i z ] ] > < / T e x t > + 
+                 < T e x t   i d = " P r o f i l e . O r g . P o s t a l . L Z i p "   r o w = " 0 "   c o l u m n = " 0 "   c o l u m n s p a n = " 0 "   m u l t i l i n e = " F a l s e "   m u l t i l i n e r o w s = " 3 "   l o c k e d = " F a l s e "   l a b e l = " P r o f i l e . O r g . P o s t a l . L Z i p "   r e a d o n l y = " F a l s e "   v i s i b l e = " T r u e "   r e q u i r e d = " F a l s e "   r e g e x = " "   v a l i d a t i o n m e s s a g e = " "   t o o l t i p = " "   t r a c k e d = " F a l s e " > < ! [ C D A T A [ C H ] ] > < / T e x t > + 
+                 < T e x t   i d = " P r o f i l e . O r g . T i t l e "   r o w = " 0 "   c o l u m n = " 0 "   c o l u m n s p a n = " 0 "   m u l t i l i n e = " F a l s e "   m u l t i l i n e r o w s = " 3 "   l o c k e d = " F a l s e "   l a b e l = " P r o f i l e . O r g . T i t l e "   r e a d o n l y = " F a l s e "   v i s i b l e = " T r u e "   r e q u i r e d = " F a l s e "   r e g e x = " "   v a l i d a t i o n m e s s a g e = " "   t o o l t i p = " "   t r a c k e d = " F a l s e " > < ! [ C D A T A [ K a n t o n   Z � r i c h ] ] > < / T e x t > + 
+                 < T e x t   i d = " P r o f i l e . U s e r . A l i a s "   r o w = " 0 "   c o l u m n = " 0 "   c o l u m n s p a n = " 0 "   m u l t i l i n e = " F a l s e "   m u l t i l i n e r o w s = " 3 "   l o c k e d = " F a l s e "   l a b e l = " P r o f i l e . U s e r . A l i a s "   r e a d o n l y = " F a l s e "   v i s i b l e = " T r u e "   r e q u i r e d = " F a l s e "   r e g e x = " "   v a l i d a t i o n m e s s a g e = " "   t o o l t i p = " "   t r a c k e d = " F a l s e " > < ! [ C D A T A [   ] ] > < / T e x t > + 
+                 < T e x t   i d = " P r o f i l e . U s e r . E m a i l "   r o w = " 0 "   c o l u m n = " 0 "   c o l u m n s p a n = " 0 "   m u l t i l i n e = " F a l s e "   m u l t i l i n e r o w s = " 3 "   l o c k e d = " F a l s e "   l a b e l = " P r o f i l e . U s e r . E m a i l "   r e a d o n l y = " F a l s e "   v i s i b l e = " T r u e "   r e q u i r e d = " F a l s e "   r e g e x = " "   v a l i d a t i o n m e s s a g e = " "   t o o l t i p = " "   t r a c k e d = " F a l s e " > < ! [ C D A T A [ a n d r e a . l u e b b e r s t e d t @ s a . z h . c h ] ] > < / T e x t > + 
+                 < T e x t   i d = " P r o f i l e . U s e r . F a x "   r o w = " 0 "   c o l u m n = " 0 "   c o l u m n s p a n = " 0 "   m u l t i l i n e = " F a l s e "   m u l t i l i n e r o w s = " 3 "   l o c k e d = " F a l s e "   l a b e l = " P r o f i l e . U s e r . F a x "   r e a d o n l y = " F a l s e "   v i s i b l e = " T r u e "   r e q u i r e d = " F a l s e "   r e g e x = " "   v a l i d a t i o n m e s s a g e = " "   t o o l t i p = " "   t r a c k e d = " F a l s e " > < ! [ C D A T A [ + 4 1   4 3   2 5 9   5 1   0 7 ] ] > < / T e x t > + 
+                 < T e x t   i d = " P r o f i l e . U s e r . F i r s t N a m e "   r o w = " 0 "   c o l u m n = " 0 "   c o l u m n s p a n = " 0 "   m u l t i l i n e = " F a l s e "   m u l t i l i n e r o w s = " 3 "   l o c k e d = " F a l s e "   l a b e l = " P r o f i l e . U s e r . F i r s t N a m e "   r e a d o n l y = " F a l s e "   v i s i b l e = " T r u e "   r e q u i r e d = " F a l s e "   r e g e x = " "   v a l i d a t i o n m e s s a g e = " "   t o o l t i p = " "   t r a c k e d = " F a l s e " > < ! [ C D A T A [ A n d r e a ] ] > < / T e x t > + 
+                 < T e x t   i d = " P r o f i l e . U s e r . F u n c t i o n "   r o w = " 0 "   c o l u m n = " 0 "   c o l u m n s p a n = " 0 "   m u l t i l i n e = " F a l s e "   m u l t i l i n e r o w s = " 3 "   l o c k e d = " F a l s e "   l a b e l = " P r o f i l e . U s e r . F u n c t i o n "   r e a d o n l y = " F a l s e "   v i s i b l e = " T r u e "   r e q u i r e d = " F a l s e "   r e g e x = " "   v a l i d a t i o n m e s s a g e = " "   t o o l t i p = " "   t r a c k e d = " F a l s e " > < ! [ C D A T A [ A m t s c h e f i n ] ] > < / T e x t > + 
+                 < T e x t   i d = " P r o f i l e . U s e r . J o b D e s c r i p t i o n "   r o w = " 0 "   c o l u m n = " 0 "   c o l u m n s p a n = " 0 "   m u l t i l i n e = " F a l s e "   m u l t i l i n e r o w s = " 3 "   l o c k e d = " F a l s e "   l a b e l = " P r o f i l e . U s e r . J o b D e s c r i p t i o n "   r e a d o n l y = " F a l s e "   v i s i b l e = " T r u e "   r e q u i r e d = " F a l s e "   r e g e x = " "   v a l i d a t i o n m e s s a g e = " "   t o o l t i p = " "   t r a c k e d = " F a l s e " > < ! [ C D A T A [   ] ] > < / T e x t > + 
+                 < T e x t   i d = " P r o f i l e . U s e r . L a s t N a m e "   r o w = " 0 "   c o l u m n = " 0 "   c o l u m n s p a n = " 0 "   m u l t i l i n e = " F a l s e "   m u l t i l i n e r o w s = " 3 "   l o c k e d = " F a l s e "   l a b e l = " P r o f i l e . U s e r . L a s t N a m e "   r e a d o n l y = " F a l s e "   v i s i b l e = " T r u e "   r e q u i r e d = " F a l s e "   r e g e x = " "   v a l i d a t i o n m e s s a g e = " "   t o o l t i p = " "   t r a c k e d = " F a l s e " > < ! [ C D A T A [ L � b b e r s t e d t ] ] > < / T e x t > + 
+                 < T e x t   i d = " P r o f i l e . U s e r . O u L e v 1 "   r o w = " 0 "   c o l u m n = " 0 "   c o l u m n s p a n = " 0 "   m u l t i l i n e = " F a l s e "   m u l t i l i n e r o w s = " 3 "   l o c k e d = " F a l s e "   l a b e l = " P r o f i l e . U s e r . O u L e v 1 "   r e a d o n l y = " F a l s e "   v i s i b l e = " T r u e "   r e q u i r e d = " F a l s e "   r e g e x = " "   v a l i d a t i o n m e s s a g e = " "   t o o l t i p = " "   t r a c k e d = " F a l s e " > < ! [ C D A T A [ K a n t o n   Z � r i c h ] ] > < / T e x t > + 
+                 < T e x t   i d = " P r o f i l e . U s e r . O u L e v 2 "   r o w = " 0 "   c o l u m n = " 0 "   c o l u m n s p a n = " 0 "   m u l t i l i n e = " F a l s e "   m u l t i l i n e r o w s = " 3 "   l o c k e d = " F a l s e "   l a b e l = " P r o f i l e . U s e r . O u L e v 2 "   r e a d o n l y = " F a l s e "   v i s i b l e = " T r u e "   r e q u i r e d = " F a l s e "   r e g e x = " "   v a l i d a t i o n m e s s a g e = " "   t o o l t i p = " "   t r a c k e d = " F a l s e " > < ! [ C D A T A [ S i c h e r h e i t s d i r e k t i o n ] ] > < / T e x t > + 
+                 < T e x t   i d = " P r o f i l e . U s e r . O u L e v 3 "   r o w = " 0 "   c o l u m n = " 0 "   c o l u m n s p a n = " 0 "   m u l t i l i n e = " F a l s e "   m u l t i l i n e r o w s = " 3 "   l o c k e d = " F a l s e "   l a b e l = " P r o f i l e . U s e r . O u L e v 3 "   r e a d o n l y = " F a l s e "   v i s i b l e = " T r u e "   r e q u i r e d = " F a l s e "   r e g e x = " "   v a l i d a t i o n m e s s a g e = " "   t o o l t i p = " "   t r a c k e d = " F a l s e " > < ! [ C D A T A [ K a n t o n a l e s   S o z i a l a m t ] ] > < / T e x t > + 
+                 < T e x t   i d = " P r o f i l e . U s e r . O u L e v 4 "   r o w = " 0 "   c o l u m n = " 0 "   c o l u m n s p a n = " 0 "   m u l t i l i n e = " F a l s e "   m u l t i l i n e r o w s = " 3 "   l o c k e d = " F a l s e "   l a b e l = " P r o f i l e . U s e r . O u L e v 4 "   r e a d o n l y = " F a l s e "   v i s i b l e = " T r u e "   r e q u i r e d = " F a l s e "   r e g e x = " "   v a l i d a t i o n m e s s a g e = " "   t o o l t i p = " "   t r a c k e d = " F a l s e " > < ! [ C D A T A [   ] ] > < / T e x t > + 
+                 < T e x t   i d = " P r o f i l e . U s e r . O u L e v 5 "   r o w = " 0 "   c o l u m n = " 0 "   c o l u m n s p a n = " 0 "   m u l t i l i n e = " F a l s e "   m u l t i l i n e r o w s = " 3 "   l o c k e d = " F a l s e "   l a b e l = " P r o f i l e . U s e r . O u L e v 5 "   r e a d o n l y = " F a l s e "   v i s i b l e = " T r u e "   r e q u i r e d = " F a l s e "   r e g e x = " "   v a l i d a t i o n m e s s a g e = " "   t o o l t i p = " "   t r a c k e d = " F a l s e " > < ! [ C D A T A [   ] ] > < / T e x t > + 
+                 < T e x t   i d = " P r o f i l e . U s e r . O u L e v 6 "   r o w = " 0 "   c o l u m n = " 0 "   c o l u m n s p a n = " 0 "   m u l t i l i n e = " F a l s e "   m u l t i l i n e r o w s = " 3 "   l o c k e d = " F a l s e "   l a b e l = " P r o f i l e . U s e r . O u L e v 6 "   r e a d o n l y = " F a l s e "   v i s i b l e = " T r u e "   r e q u i r e d = " F a l s e "   r e g e x = " "   v a l i d a t i o n m e s s a g e = " "   t o o l t i p = " "   t r a c k e d = " F a l s e " > < ! [ C D A T A [   ] ] > < / T e x t > + 
+                 < T e x t   i d = " P r o f i l e . U s e r . O u L e v 7 "   r o w = " 0 "   c o l u m n = " 0 "   c o l u m n s p a n = " 0 "   m u l t i l i n e = " F a l s e "   m u l t i l i n e r o w s = " 3 "   l o c k e d = " F a l s e "   l a b e l = " P r o f i l e . U s e r . O u L e v 7 "   r e a d o n l y = " F a l s e "   v i s i b l e = " T r u e "   r e q u i r e d = " F a l s e "   r e g e x = " "   v a l i d a t i o n m e s s a g e = " "   t o o l t i p = " "   t r a c k e d = " F a l s e " > < ! [ C D A T A [   ] ] > < / T e x t > + 
+                 < T e x t   i d = " P r o f i l e . U s e r . O u M a i l "   r o w = " 0 "   c o l u m n = " 0 "   c o l u m n s p a n = " 0 "   m u l t i l i n e = " F a l s e "   m u l t i l i n e r o w s = " 3 "   l o c k e d = " F a l s e "   l a b e l = " P r o f i l e . U s e r . O u M a i l "   r e a d o n l y = " F a l s e "   v i s i b l e = " T r u e "   r e q u i r e d = " F a l s e "   r e g e x = " "   v a l i d a t i o n m e s s a g e = " "   t o o l t i p = " "   t r a c k e d = " F a l s e " > < ! [ C D A T A [ i n f o @ s a . z h . c h ] ] > < / T e x t > + 
+                 < T e x t   i d = " P r o f i l e . U s e r . O u P h o n e "   r o w = " 0 "   c o l u m n = " 0 "   c o l u m n s p a n = " 0 "   m u l t i l i n e = " F a l s e "   m u l t i l i n e r o w s = " 3 "   l o c k e d = " F a l s e "   l a b e l = " P r o f i l e . U s e r . O u P h o n e "   r e a d o n l y = " F a l s e "   v i s i b l e = " T r u e "   r e q u i r e d = " F a l s e "   r e g e x = " "   v a l i d a t i o n m e s s a g e = " "   t o o l t i p = " "   t r a c k e d = " F a l s e " > < ! [ C D A T A [ + 4 1   4 3   2 5 9   2 4   5 1 ] ] > < / T e x t > + 
+                 < T e x t   i d = " P r o f i l e . U s e r . P h o n e "   r o w = " 0 "   c o l u m n = " 0 "   c o l u m n s p a n = " 0 "   m u l t i l i n e = " F a l s e "   m u l t i l i n e r o w s = " 3 "   l o c k e d = " F a l s e "   l a b e l = " P r o f i l e . U s e r . P h o n e "   r e a d o n l y = " F a l s e "   v i s i b l e = " T r u e "   r e q u i r e d = " F a l s e "   r e g e x = " "   v a l i d a t i o n m e s s a g e = " "   t o o l t i p = " "   t r a c k e d = " F a l s e " > < ! [ C D A T A [ + 4 1   4 3   2 5 9   2 4   5 0 ] ] > < / T e x t > + 
+                 < T e x t   i d = " P r o f i l e . U s e r . P o s t a l . C i t y "   r o w = " 0 "   c o l u m n = " 0 "   c o l u m n s p a n = " 0 "   m u l t i l i n e = " F a l s e "   m u l t i l i n e r o w s = " 3 "   l o c k e d = " F a l s e "   l a b e l = " P r o f i l e . U s e r . P o s t a l . C i t y "   r e a d o n l y = " F a l s e "   v i s i b l e = " T r u e "   r e q u i r e d = " F a l s e "   r e g e x = " "   v a l i d a t i o n m e s s a g e = " "   t o o l t i p = " "   t r a c k e d = " F a l s e " > < ! [ C D A T A [ Z � r i c h ] ] > < / T e x t > + 
+                 < T e x t   i d = " P r o f i l e . U s e r . P o s t a l . O f f i c e N a m e "   r o w = " 0 "   c o l u m n = " 0 "   c o l u m n s p a n = " 0 "   m u l t i l i n e = " F a l s e "   m u l t i l i n e r o w s = " 3 "   l o c k e d = " F a l s e "   l a b e l = " P r o f i l e . U s e r . P o s t a l . O f f i c e N a m e "   r e a d o n l y = " F a l s e "   v i s i b l e = " T r u e "   r e q u i r e d = " F a l s e "   r e g e x = " "   v a l i d a t i o n m e s s a g e = " "   t o o l t i p = " "   t r a c k e d = " F a l s e " > < ! [ C D A T A [ 5 0 5 ] ] > < / T e x t > + 
+                 < T e x t   i d = " P r o f i l e . U s e r . P o s t a l . P O B o x "   r o w = " 0 "   c o l u m n = " 0 "   c o l u m n s p a n = " 0 "   m u l t i l i n e = " F a l s e "   m u l t i l i n e r o w s = " 3 "   l o c k e d = " F a l s e "   l a b e l = " P r o f i l e . U s e r . P o s t a l . P O B o x "   r e a d o n l y = " F a l s e "   v i s i b l e = " T r u e "   r e q u i r e d = " F a l s e "   r e g e x = " "   v a l i d a t i o n m e s s a g e = " "   t o o l t i p = " "   t r a c k e d = " F a l s e " > < ! [ C D A T A [ P o s t f a c h ] ] > < / T e x t > + 
+                 < T e x t   i d = " P r o f i l e . U s e r . P o s t a l . S t r e e t "   r o w = " 0 "   c o l u m n = " 0 "   c o l u m n s p a n = " 0 "   m u l t i l i n e = " F a l s e "   m u l t i l i n e r o w s = " 3 "   l o c k e d = " F a l s e "   l a b e l = " P r o f i l e . U s e r . P o s t a l . S t r e e t "   r e a d o n l y = " F a l s e "   v i s i b l e = " T r u e "   r e q u i r e d = " F a l s e "   r e g e x = " "   v a l i d a t i o n m e s s a g e = " "   t o o l t i p = " "   t r a c k e d = " F a l s e " > < ! [ C D A T A [ S c h a f f h a u s e r s t r a s s e   7 8 ] ] > < / T e x t > + 
+                 < T e x t   i d = " P r o f i l e . U s e r . P o s t a l . Z i p "   r o w = " 0 "   c o l u m n = " 0 "   c o l u m n s p a n = " 0 "   m u l t i l i n e = " F a l s e "   m u l t i l i n e r o w s = " 3 "   l o c k e d = " F a l s e "   l a b e l = " P r o f i l e . U s e r . P o s t a l . Z i p "   r e a d o n l y = " F a l s e "   v i s i b l e = " T r u e "   r e q u i r e d = " F a l s e "   r e g e x = " "   v a l i d a t i o n m e s s a g e = " "   t o o l t i p = " "   t r a c k e d = " F a l s e " > < ! [ C D A T A [ 8 0 9 0 ] ] > < / T e x t > + 
+                 < T e x t   i d = " P r o f i l e . U s e r . S a l u t a t i o n "   r o w = " 0 "   c o l u m n = " 0 "   c o l u m n s p a n = " 0 "   m u l t i l i n e = " F a l s e "   m u l t i l i n e r o w s = " 3 "   l o c k e d = " F a l s e "   l a b e l = " P r o f i l e . U s e r . S a l u t a t i o n "   r e a d o n l y = " F a l s e "   v i s i b l e = " T r u e "   r e q u i r e d = " F a l s e "   r e g e x = " "   v a l i d a t i o n m e s s a g e = " "   t o o l t i p = " "   t r a c k e d = " F a l s e " > < ! [ C D A T A [ F r a u ] ] > < / T e x t > + 
+                 < T e x t   i d = " P r o f i l e . U s e r . T i t l e "   r o w = " 0 "   c o l u m n = " 0 "   c o l u m n s p a n = " 0 "   m u l t i l i n e = " F a l s e "   m u l t i l i n e r o w s = " 3 "   l o c k e d = " F a l s e "   l a b e l = " P r o f i l e . U s e r . T i t l e "   r e a d o n l y = " F a l s e "   v i s i b l e = " T r u e "   r e q u i r e d = " F a l s e "   r e g e x = " "   v a l i d a t i o n m e s s a g e = " "   t o o l t i p = " "   t r a c k e d = " F a l s e " > < ! [ C D A T A [   ] ] > < / T e x t > + 
+                 < T e x t   i d = " P r o f i l e . U s e r . U r l "   r o w = " 0 "   c o l u m n = " 0 "   c o l u m n s p a n = " 0 "   m u l t i l i n e = " F a l s e "   m u l t i l i n e r o w s = " 3 "   l o c k e d = " F a l s e "   l a b e l = " P r o f i l e . U s e r . U r l "   r e a d o n l y = " F a l s e "   v i s i b l e = " T r u e "   r e q u i r e d = " F a l s e "   r e g e x = " "   v a l i d a t i o n m e s s a g e = " "   t o o l t i p = " "   t r a c k e d = " F a l s e " > < ! [ C D A T A [ w w w . s o z i a l a m t . z h . c h ] ] > < / T e x t > + 
+             < / P r o f i l e > + 
+             < A u t h o r   w i n d o w w i d t h = " 0 "   w i n d o w h e i g h t = " 0 "   m i n w i n d o w w i d t h = " 0 "   m a x w i n d o w w i d t h = " 0 "   m i n w i n d o w h e i g h t = " 0 "   m a x w i n d o w h e i g h t = " 0 " > + 
+                 < T e x t   i d = " A u t h o r . U s e r . A l i a s "   r o w = " 0 "   c o l u m n = " 0 "   c o l u m n s p a n = " 0 "   m u l t i l i n e = " F a l s e "   m u l t i l i n e r o w s = " 3 "   l o c k e d = " F a l s e "   l a b e l = " A u t h o r . U s e r . A l i a s "   r e a d o n l y = " F a l s e "   v i s i b l e = " T r u e "   r e q u i r e d = " F a l s e "   r e g e x = " "   v a l i d a t i o n m e s s a g e = " "   t o o l t i p = " "   t r a c k e d = " F a l s e " > < ! [ C D A T A [   ] ] > < / T e x t > + 
+                 < T e x t   i d = " A u t h o r . U s e r . E m a i l "   r o w = " 0 "   c o l u m n = " 0 "   c o l u m n s p a n = " 0 "   m u l t i l i n e = " F a l s e "   m u l t i l i n e r o w s = " 3 "   l o c k e d = " F a l s e "   l a b e l = " A u t h o r . U s e r . E m a i l "   r e a d o n l y = " F a l s e "   v i s i b l e = " T r u e "   r e q u i r e d = " F a l s e "   r e g e x = " "   v a l i d a t i o n m e s s a g e = " "   t o o l t i p = " "   t r a c k e d = " F a l s e " > < ! [ C D A T A [ a n d r e a . l u e b b e r s t e d t @ s a . z h . c h ] ] > < / T e x t > + 
+                 < T e x t   i d = " A u t h o r . U s e r . F a x "   r o w = " 0 "   c o l u m n = " 0 "   c o l u m n s p a n = " 0 "   m u l t i l i n e = " F a l s e "   m u l t i l i n e r o w s = " 3 "   l o c k e d = " F a l s e "   l a b e l = " A u t h o r . U s e r . F a x "   r e a d o n l y = " F a l s e "   v i s i b l e = " T r u e "   r e q u i r e d = " F a l s e "   r e g e x = " "   v a l i d a t i o n m e s s a g e = " "   t o o l t i p = " "   t r a c k e d = " F a l s e " > < ! [ C D A T A [ + 4 1   4 3   2 5 9   5 1   0 7 ] ] > < / T e x t > + 
+                 < T e x t   i d = " A u t h o r . U s e r . F i r s t N a m e "   r o w = " 0 "   c o l u m n = " 0 "   c o l u m n s p a n = " 0 "   m u l t i l i n e = " F a l s e "   m u l t i l i n e r o w s = " 3 "   l o c k e d = " F a l s e "   l a b e l = " A u t h o r . U s e r . F i r s t N a m e "   r e a d o n l y = " F a l s e "   v i s i b l e = " T r u e "   r e q u i r e d = " F a l s e "   r e g e x = " "   v a l i d a t i o n m e s s a g e = " "   t o o l t i p = " "   t r a c k e d = " F a l s e " > < ! [ C D A T A [ A n d r e a ] ] > < / T e x t > + 
+                 < T e x t   i d = " A u t h o r . U s e r . F u n c t i o n "   r o w = " 0 "   c o l u m n = " 0 "   c o l u m n s p a n = " 0 "   m u l t i l i n e = " F a l s e "   m u l t i l i n e r o w s = " 3 "   l o c k e d = " F a l s e "   l a b e l = " A u t h o r . U s e r . F u n c t i o n "   r e a d o n l y = " F a l s e "   v i s i b l e = " T r u e "   r e q u i r e d = " F a l s e "   r e g e x = " "   v a l i d a t i o n m e s s a g e = " "   t o o l t i p = " "   t r a c k e d = " F a l s e " > < ! [ C D A T A [ A m t s c h e f i n ] ] > < / T e x t > + 
+                 < T e x t   i d = " A u t h o r . U s e r . J o b D e s c r i p t i o n "   r o w = " 0 "   c o l u m n = " 0 "   c o l u m n s p a n = " 0 "   m u l t i l i n e = " F a l s e "   m u l t i l i n e r o w s = " 3 "   l o c k e d = " F a l s e "   l a b e l = " A u t h o r . U s e r . J o b D e s c r i p t i o n "   r e a d o n l y = " F a l s e "   v i s i b l e = " T r u e "   r e q u i r e d = " F a l s e "   r e g e x = " "   v a l i d a t i o n m e s s a g e = " "   t o o l t i p = " "   t r a c k e d = " F a l s e " > < ! [ C D A T A [   ] ] > < / T e x t > + 
+                 < T e x t   i d = " A u t h o r . U s e r . L a s t N a m e "   r o w = " 0 "   c o l u m n = " 0 "   c o l u m n s p a n = " 0 "   m u l t i l i n e = " F a l s e "   m u l t i l i n e r o w s = " 3 "   l o c k e d = " F a l s e "   l a b e l = " A u t h o r . U s e r . L a s t N a m e "   r e a d o n l y = " F a l s e "   v i s i b l e = " T r u e "   r e q u i r e d = " F a l s e "   r e g e x = " "   v a l i d a t i o n m e s s a g e = " "   t o o l t i p = " "   t r a c k e d = " F a l s e " > < ! [ C D A T A [ L � b b e r s t e d t ] ] > < / T e x t > + 
+                 < T e x t   i d = " A u t h o r . U s e r . O u L e v 1 "   r o w = " 0 "   c o l u m n = " 0 "   c o l u m n s p a n = " 0 "   m u l t i l i n e = " F a l s e "   m u l t i l i n e r o w s = " 3 "   l o c k e d = " F a l s e "   l a b e l = " A u t h o r . U s e r . O u L e v 1 "   r e a d o n l y = " F a l s e "   v i s i b l e = " T r u e "   r e q u i r e d = " F a l s e "   r e g e x = " "   v a l i d a t i o n m e s s a g e = " "   t o o l t i p = " "   t r a c k e d = " F a l s e " > < ! [ C D A T A [ K a n t o n   Z � r i c h ] ] > < / T e x t > + 
+                 < T e x t   i d = " A u t h o r . U s e r . O u L e v 2 "   r o w = " 0 "   c o l u m n = " 0 "   c o l u m n s p a n = " 0 "   m u l t i l i n e = " F a l s e "   m u l t i l i n e r o w s = " 3 "   l o c k e d = " F a l s e "   l a b e l = " A u t h o r . U s e r . O u L e v 2 "   r e a d o n l y = " F a l s e "   v i s i b l e = " T r u e "   r e q u i r e d = " F a l s e "   r e g e x = " "   v a l i d a t i o n m e s s a g e = " "   t o o l t i p = " "   t r a c k e d = " F a l s e " > < ! [ C D A T A [ S i c h e r h e i t s d i r e k t i o n ] ] > < / T e x t > + 
+                 < T e x t   i d = " A u t h o r . U s e r . O u L e v 3 "   r o w = " 0 "   c o l u m n = " 0 "   c o l u m n s p a n = " 0 "   m u l t i l i n e = " F a l s e "   m u l t i l i n e r o w s = " 3 "   l o c k e d = " F a l s e "   l a b e l = " A u t h o r . U s e r . O u L e v 3 "   r e a d o n l y = " F a l s e "   v i s i b l e = " T r u e "   r e q u i r e d = " F a l s e "   r e g e x = " "   v a l i d a t i o n m e s s a g e = " "   t o o l t i p = " "   t r a c k e d = " F a l s e " > < ! [ C D A T A [ K a n t o n a l e s   S o z i a l a m t ] ] > < / T e x t > + 
+                 < T e x t   i d = " A u t h o r . U s e r . O u L e v 4 "   r o w = " 0 "   c o l u m n = " 0 "   c o l u m n s p a n = " 0 "   m u l t i l i n e = " F a l s e "   m u l t i l i n e r o w s = " 3 "   l o c k e d = " F a l s e "   l a b e l = " A u t h o r . U s e r . O u L e v 4 "   r e a d o n l y = " F a l s e "   v i s i b l e = " T r u e "   r e q u i r e d = " F a l s e "   r e g e x = " "   v a l i d a t i o n m e s s a g e = " "   t o o l t i p = " "   t r a c k e d = " F a l s e " > < ! [ C D A T A [   ] ] > < / T e x t > + 
+                 < T e x t   i d = " A u t h o r . U s e r . O u L e v 5 "   r o w = " 0 "   c o l u m n = " 0 "   c o l u m n s p a n = " 0 "   m u l t i l i n e = " F a l s e "   m u l t i l i n e r o w s = " 3 "   l o c k e d = " F a l s e "   l a b e l = " A u t h o r . U s e r . O u L e v 5 "   r e a d o n l y = " F a l s e "   v i s i b l e = " T r u e "   r e q u i r e d = " F a l s e "   r e g e x = " "   v a l i d a t i o n m e s s a g e = " "   t o o l t i p = " "   t r a c k e d = " F a l s e " > < ! [ C D A T A [   ] ] > < / T e x t > + 
+                 < T e x t   i d = " A u t h o r . U s e r . O u L e v 6 "   r o w = " 0 "   c o l u m n = " 0 "   c o l u m n s p a n = " 0 "   m u l t i l i n e = " F a l s e "   m u l t i l i n e r o w s = " 3 "   l o c k e d = " F a l s e "   l a b e l = " A u t h o r . U s e r . O u L e v 6 "   r e a d o n l y = " F a l s e "   v i s i b l e = " T r u e "   r e q u i r e d = " F a l s e "   r e g e x = " "   v a l i d a t i o n m e s s a g e = " "   t o o l t i p = " "   t r a c k e d = " F a l s e " > < ! [ C D A T A [   ] ] > < / T e x t > + 
+                 < T e x t   i d = " A u t h o r . U s e r . O u L e v 7 "   r o w = " 0 "   c o l u m n = " 0 "   c o l u m n s p a n = " 0 "   m u l t i l i n e = " F a l s e "   m u l t i l i n e r o w s = " 3 "   l o c k e d = " F a l s e "   l a b e l = " A u t h o r . U s e r . O u L e v 7 "   r e a d o n l y = " F a l s e "   v i s i b l e = " T r u e "   r e q u i r e d = " F a l s e "   r e g e x = " "   v a l i d a t i o n m e s s a g e = " "   t o o l t i p = " "   t r a c k e d = " F a l s e " > < ! [ C D A T A [   ] ] > < / T e x t > + 
+                 < T e x t   i d = " A u t h o r . U s e r . O u M a i l "   r o w = " 0 "   c o l u m n = " 0 "   c o l u m n s p a n = " 0 "   m u l t i l i n e = " F a l s e "   m u l t i l i n e r o w s = " 3 "   l o c k e d = " F a l s e "   l a b e l = " A u t h o r . U s e r . O u M a i l "   r e a d o n l y = " F a l s e "   v i s i b l e = " T r u e "   r e q u i r e d = " F a l s e "   r e g e x = " "   v a l i d a t i o n m e s s a g e = " "   t o o l t i p = " "   t r a c k e d = " F a l s e " > < ! [ C D A T A [ i n f o @ s a . z h . c h ] ] > < / T e x t > + 
+                 < T e x t   i d = " A u t h o r . U s e r . O u P h o n e "   r o w = " 0 "   c o l u m n = " 0 "   c o l u m n s p a n = " 0 "   m u l t i l i n e = " F a l s e "   m u l t i l i n e r o w s = " 3 "   l o c k e d = " F a l s e "   l a b e l = " A u t h o r . U s e r . O u P h o n e "   r e a d o n l y = " F a l s e "   v i s i b l e = " T r u e "   r e q u i r e d = " F a l s e "   r e g e x = " "   v a l i d a t i o n m e s s a g e = " "   t o o l t i p = " "   t r a c k e d = " F a l s e " > < ! [ C D A T A [ + 4 1   4 3   2 5 9   2 4   5 1 ] ] > < / T e x t > + 
+                 < T e x t   i d = " A u t h o r . U s e r . P h o n e "   r o w = " 0 "   c o l u m n = " 0 "   c o l u m n s p a n = " 0 "   m u l t i l i n e = " F a l s e "   m u l t i l i n e r o w s = " 3 "   l o c k e d = " F a l s e "   l a b e l = " A u t h o r . U s e r . P h o n e "   r e a d o n l y = " F a l s e "   v i s i b l e = " T r u e "   r e q u i r e d = " F a l s e "   r e g e x = " "   v a l i d a t i o n m e s s a g e = " "   t o o l t i p = " "   t r a c k e d = " F a l s e " > < ! [ C D A T A [ + 4 1   4 3   2 5 9   2 4   5 0 ] ] > < / T e x t > + 
+                 < T e x t   i d = " A u t h o r . U s e r . P o s t a l . C i t y "   r o w = " 0 "   c o l u m n = " 0 "   c o l u m n s p a n = " 0 "   m u l t i l i n e = " F a l s e "   m u l t i l i n e r o w s = " 3 "   l o c k e d = " F a l s e "   l a b e l = " A u t h o r . U s e r . P o s t a l . C i t y "   r e a d o n l y = " F a l s e "   v i s i b l e = " T r u e "   r e q u i r e d = " F a l s e "   r e g e x = " "   v a l i d a t i o n m e s s a g e = " "   t o o l t i p = " "   t r a c k e d = " F a l s e " > < ! [ C D A T A [ Z � r i c h ] ] > < / T e x t > + 
+                 < T e x t   i d = " A u t h o r . U s e r . P o s t a l . O f f i c e N a m e "   r o w = " 0 "   c o l u m n = " 0 "   c o l u m n s p a n = " 0 "   m u l t i l i n e = " F a l s e "   m u l t i l i n e r o w s = " 3 "   l o c k e d = " F a l s e "   l a b e l = " A u t h o r . U s e r . P o s t a l . O f f i c e N a m e "   r e a d o n l y = " F a l s e "   v i s i b l e = " T r u e "   r e q u i r e d = " F a l s e "   r e g e x = " "   v a l i d a t i o n m e s s a g e = " "   t o o l t i p = " "   t r a c k e d = " F a l s e " > < ! [ C D A T A [ 5 0 5 ] ] > < / T e x t > + 
+                 < T e x t   i d = " A u t h o r . U s e r . P o s t a l . P O B o x "   r o w = " 0 "   c o l u m n = " 0 "   c o l u m n s p a n = " 0 "   m u l t i l i n e = " F a l s e "   m u l t i l i n e r o w s = " 3 "   l o c k e d = " F a l s e "   l a b e l = " A u t h o r . U s e r . P o s t a l . P O B o x "   r e a d o n l y = " F a l s e "   v i s i b l e = " T r u e "   r e q u i r e d = " F a l s e "   r e g e x = " "   v a l i d a t i o n m e s s a g e = " "   t o o l t i p = " "   t r a c k e d = " F a l s e " > < ! [ C D A T A [ P o s t f a c h ] ] > < / T e x t > + 
+                 < T e x t   i d = " A u t h o r . U s e r . P o s t a l . S t r e e t "   r o w = " 0 "   c o l u m n = " 0 "   c o l u m n s p a n = " 0 "   m u l t i l i n e = " F a l s e "   m u l t i l i n e r o w s = " 3 "   l o c k e d = " F a l s e "   l a b e l = " A u t h o r . U s e r . P o s t a l . S t r e e t "   r e a d o n l y = " F a l s e "   v i s i b l e = " T r u e "   r e q u i r e d = " F a l s e "   r e g e x = " "   v a l i d a t i o n m e s s a g e = " "   t o o l t i p = " "   t r a c k e d = " F a l s e " > < ! [ C D A T A [ S c h a f f h a u s e r s t r a s s e   7 8 ] ] > < / T e x t > + 
+                 < T e x t   i d = " A u t h o r . U s e r . P o s t a l . Z i p "   r o w = " 0 "   c o l u m n = " 0 "   c o l u m n s p a n = " 0 "   m u l t i l i n e = " F a l s e "   m u l t i l i n e r o w s = " 3 "   l o c k e d = " F a l s e "   l a b e l = " A u t h o r . U s e r . P o s t a l . Z i p "   r e a d o n l y = " F a l s e "   v i s i b l e = " T r u e "   r e q u i r e d = " F a l s e "   r e g e x = " "   v a l i d a t i o n m e s s a g e = " "   t o o l t i p = " "   t r a c k e d = " F a l s e " > < ! [ C D A T A [ 8 0 9 0 ] ] > < / T e x t > + 
+                 < T e x t   i d = " A u t h o r . U s e r . S a l u t a t i o n "   r o w = " 0 "   c o l u m n = " 0 "   c o l u m n s p a n = " 0 "   m u l t i l i n e = " F a l s e "   m u l t i l i n e r o w s = " 3 "   l o c k e d = " F a l s e "   l a b e l = " A u t h o r . U s e r . S a l u t a t i o n "   r e a d o n l y = " F a l s e "   v i s i b l e = " T r u e "   r e q u i r e d = " F a l s e "   r e g e x = " "   v a l i d a t i o n m e s s a g e = " "   t o o l t i p = " "   t r a c k e d = " F a l s e " > < ! [ C D A T A [ F r a u ] ] > < / T e x t > + 
+                 < T e x t   i d = " A u t h o r . U s e r . T i t l e "   r o w = " 0 "   c o l u m n = " 0 "   c o l u m n s p a n = " 0 "   m u l t i l i n e = " F a l s e "   m u l t i l i n e r o w s = " 3 "   l o c k e d = " F a l s e "   l a b e l = " A u t h o r . U s e r . T i t l e "   r e a d o n l y = " F a l s e "   v i s i b l e = " T r u e "   r e q u i r e d = " F a l s e "   r e g e x = " "   v a l i d a t i o n m e s s a g e = " "   t o o l t i p = " "   t r a c k e d = " F a l s e " > < ! [ C D A T A [   ] ] > < / T e x t > + 
+                 < T e x t   i d = " A u t h o r . U s e r . U r l "   r o w = " 0 "   c o l u m n = " 0 "   c o l u m n s p a n = " 0 "   m u l t i l i n e = " F a l s e "   m u l t i l i n e r o w s = " 3 "   l o c k e d = " F a l s e "   l a b e l = " A u t h o r . U s e r . U r l "   r e a d o n l y = " F a l s e "   v i s i b l e = " T r u e "   r e q u i r e d = " F a l s e "   r e g e x = " "   v a l i d a t i o n m e s s a g e = " "   t o o l t i p = " "   t r a c k e d = " F a l s e " > < ! [ C D A T A [ w w w . s o z i a l a m t . z h . c h ] ] > < / T e x t > + 
+             < / A u t h o r > + 
+             < S i g n e r _ 0   w i n d o w w i d t h = " 0 "   w i n d o w h e i g h t = " 0 "   m i n w i n d o w w i d t h = " 0 "   m a x w i n d o w w i d t h = " 0 "   m i n w i n d o w h e i g h t = " 0 "   m a x w i n d o w h e i g h t = " 0 " > + 
+                 < T e x t   i d = " S i g n e r _ 0 . I d "   r o w = " 0 "   c o l u m n = " 0 "   c o l u m n s p a n = " 0 "   m u l t i l i n e = " F a l s e "   m u l t i l i n e r o w s = " 3 "   l o c k e d = " F a l s e "   l a b e l = " S i g n e r _ 0 . I d "   r e a d o n l y = " F a l s e "   v i s i b l e = " T r u e "   r e q u i r e d = " F a l s e "   r e g e x = " "   v a l i d a t i o n m e s s a g e = " "   t o o l t i p = " "   t r a c k e d = " F a l s e " > < ! [ C D A T A [ a 1 4 4 4 5 a b - 1 f 9 9 - 4 4 6 9 - 8 b 5 a - 1 d a 7 1 0 b 9 8 2 b 0 ] ] > < / T e x t > + 
+                 < T e x t   i d = " S i g n e r _ 0 . O r g a n i z a t i o n U n i t I d "   r o w = " 0 "   c o l u m n = " 0 "   c o l u m n s p a n = " 0 "   m u l t i l i n e = " F a l s e "   m u l t i l i n e r o w s = " 3 "   l o c k e d = " F a l s e "   l a b e l = " S i g n e r _ 0 . O r g a n i z a t i o n U n i t I d "   r e a d o n l y = " F a l s e "   v i s i b l e = " T r u e "   r e q u i r e d = " F a l s e "   r e g e x = " "   v a l i d a t i o n m e s s a g e = " "   t o o l t i p = " "   t r a c k e d = " F a l s e " > < ! [ C D A T A [ 5 f 9 8 4 b 2 6 - 4 c e 2 - 4 6 f d - 8 4 a a - 1 f 7 d b 5 4 8 a f e 8 ] ] > < / T e x t > + 
+                 < T e x t   i d = " S i g n e r _ 0 . O r g . P o s t a l . C o u n t r y "   r o w = " 0 "   c o l u m n = " 0 "   c o l u m n s p a n = " 0 "   m u l t i l i n e = " F a l s e "   m u l t i l i n e r o w s = " 3 "   l o c k e d = " F a l s e "   l a b e l = " S i g n e r _ 0 . O r g . P o s t a l . C o u n t r y "   r e a d o n l y = " F a l s e "   v i s i b l e = " T r u e "   r e q u i r e d = " F a l s e "   r e g e x = " "   v a l i d a t i o n m e s s a g e = " "   t o o l t i p = " "   t r a c k e d = " F a l s e " > < ! [ C D A T A [ S c h w e i z ] ] > < / T e x t > + 
+                 < T e x t   i d = " S i g n e r _ 0 . O r g . P o s t a l . L Z i p "   r o w = " 0 "   c o l u m n = " 0 "   c o l u m n s p a n = " 0 "   m u l t i l i n e = " F a l s e "   m u l t i l i n e r o w s = " 3 "   l o c k e d = " F a l s e "   l a b e l = " S i g n e r _ 0 . O r g . P o s t a l . L Z i p "   r e a d o n l y = " F a l s e "   v i s i b l e = " T r u e "   r e q u i r e d = " F a l s e "   r e g e x = " "   v a l i d a t i o n m e s s a g e = " "   t o o l t i p = " "   t r a c k e d = " F a l s e " > < ! [ C D A T A [ C H ] ] > < / T e x t > + 
+                 < T e x t   i d = " S i g n e r _ 0 . O r g . T i t l e "   r o w = " 0 "   c o l u m n = " 0 "   c o l u m n s p a n = " 0 "   m u l t i l i n e = " F a l s e "   m u l t i l i n e r o w s = " 3 "   l o c k e d = " F a l s e "   l a b e l = " S i g n e r _ 0 . O r g . T i t l e "   r e a d o n l y = " F a l s e "   v i s i b l e = " T r u e "   r e q u i r e d = " F a l s e "   r e g e x = " "   v a l i d a t i o n m e s s a g e = " "   t o o l t i p = " "   t r a c k e d = " F a l s e " > < ! [ C D A T A [ K a n t o n   Z � r i c h ] ] > < / T e x t > + 
+                 < T e x t   i d = " S i g n e r _ 0 . U s e r . A l i a s "   r o w = " 0 "   c o l u m n = " 0 "   c o l u m n s p a n = " 0 "   m u l t i l i n e = " F a l s e "   m u l t i l i n e r o w s = " 3 "   l o c k e d = " F a l s e "   l a b e l = " S i g n e r _ 0 . U s e r . A l i a s "   r e a d o n l y = " F a l s e "   v i s i b l e = " T r u e "   r e q u i r e d = " F a l s e "   r e g e x = " "   v a l i d a t i o n m e s s a g e = " "   t o o l t i p = " "   t r a c k e d = " F a l s e " > < ! [ C D A T A [   ] ] > < / T e x t > + 
+                 < T e x t   i d = " S i g n e r _ 0 . U s e r . E m a i l "   r o w = " 0 "   c o l u m n = " 0 "   c o l u m n s p a n = " 0 "   m u l t i l i n e = " F a l s e "   m u l t i l i n e r o w s = " 3 "   l o c k e d = " F a l s e "   l a b e l = " S i g n e r _ 0 . U s e r . E m a i l "   r e a d o n l y = " F a l s e "   v i s i b l e = " T r u e "   r e q u i r e d = " F a l s e "   r e g e x = " "   v a l i d a t i o n m e s s a g e = " "   t o o l t i p = " "   t r a c k e d = " F a l s e " > < ! [ C D A T A [ a n d r e a . l u e b b e r s t e d t @ s a . z h . c h ] ] > < / T e x t > + 
+                 < T e x t   i d = " S i g n e r _ 0 . U s e r . F a x "   r o w = " 0 "   c o l u m n = " 0 "   c o l u m n s p a n = " 0 "   m u l t i l i n e = " F a l s e "   m u l t i l i n e r o w s = " 3 "   l o c k e d = " F a l s e "   l a b e l = " S i g n e r _ 0 . U s e r . F a x "   r e a d o n l y = " F a l s e "   v i s i b l e = " T r u e "   r e q u i r e d = " F a l s e "   r e g e x = " "   v a l i d a t i o n m e s s a g e = " "   t o o l t i p = " "   t r a c k e d = " F a l s e " > < ! [ C D A T A [ + 4 1   4 3   2 5 9   5 1   0 7 ] ] > < / T e x t > + 
+                 < T e x t   i d = " S i g n e r _ 0 . U s e r . F i r s t N a m e "   r o w = " 0 "   c o l u m n = " 0 "   c o l u m n s p a n = " 0 "   m u l t i l i n e = " F a l s e "   m u l t i l i n e r o w s = " 3 "   l o c k e d = " F a l s e "   l a b e l = " S i g n e r _ 0 . U s e r . F i r s t N a m e "   r e a d o n l y = " F a l s e "   v i s i b l e = " T r u e "   r e q u i r e d = " F a l s e "   r e g e x = " "   v a l i d a t i o n m e s s a g e = " "   t o o l t i p = " "   t r a c k e d = " F a l s e " > < ! [ C D A T A [ A n d r e a ] ] > < / T e x t > + 
+                 < T e x t   i d = " S i g n e r _ 0 . U s e r . F u n c t i o n "   r o w = " 0 "   c o l u m n = " 0 "   c o l u m n s p a n = " 0 "   m u l t i l i n e = " F a l s e "   m u l t i l i n e r o w s = " 3 "   l o c k e d = " F a l s e "   l a b e l = " S i g n e r _ 0 . U s e r . F u n c t i o n "   r e a d o n l y = " F a l s e "   v i s i b l e = " T r u e "   r e q u i r e d = " F a l s e "   r e g e x = " "   v a l i d a t i o n m e s s a g e = " "   t o o l t i p = " "   t r a c k e d = " F a l s e " > < ! [ C D A T A [ A m t s c h e f i n ] ] > < / T e x t > + 
+                 < T e x t   i d = " S i g n e r _ 0 . U s e r . J o b D e s c r i p t i o n "   r o w = " 0 "   c o l u m n = " 0 "   c o l u m n s p a n = " 0 "   m u l t i l i n e = " F a l s e "   m u l t i l i n e r o w s = " 3 "   l o c k e d = " F a l s e "   l a b e l = " S i g n e r _ 0 . U s e r . J o b D e s c r i p t i o n "   r e a d o n l y = " F a l s e "   v i s i b l e = " T r u e "   r e q u i r e d = " F a l s e "   r e g e x = " "   v a l i d a t i o n m e s s a g e = " "   t o o l t i p = " "   t r a c k e d = " F a l s e " > < ! [ C D A T A [   ] ] > < / T e x t > + 
+                 < T e x t   i d = " S i g n e r _ 0 . U s e r . L a s t N a m e "   r o w = " 0 "   c o l u m n = " 0 "   c o l u m n s p a n = " 0 "   m u l t i l i n e = " F a l s e "   m u l t i l i n e r o w s = " 3 "   l o c k e d = " F a l s e "   l a b e l = " S i g n e r _ 0 . U s e r . L a s t N a m e "   r e a d o n l y = " F a l s e "   v i s i b l e = " T r u e "   r e q u i r e d = " F a l s e "   r e g e x = " "   v a l i d a t i o n m e s s a g e = " "   t o o l t i p = " "   t r a c k e d = " F a l s e " > < ! [ C D A T A [ L � b b e r s t e d t ] ] > < / T e x t > + 
+                 < T e x t   i d = " S i g n e r _ 0 . U s e r . O u L e v 1 "   r o w = " 0 "   c o l u m n = " 0 "   c o l u m n s p a n = " 0 "   m u l t i l i n e = " F a l s e "   m u l t i l i n e r o w s = " 3 "   l o c k e d = " F a l s e "   l a b e l = " S i g n e r _ 0 . U s e r . O u L e v 1 "   r e a d o n l y = " F a l s e "   v i s i b l e = " T r u e "   r e q u i r e d = " F a l s e "   r e g e x = " "   v a l i d a t i o n m e s s a g e = " "   t o o l t i p = " "   t r a c k e d = " F a l s e " > < ! [ C D A T A [ K a n t o n   Z � r i c h ] ] > < / T e x t > + 
+                 < T e x t   i d = " S i g n e r _ 0 . U s e r . O u L e v 2 "   r o w = " 0 "   c o l u m n = " 0 "   c o l u m n s p a n = " 0 "   m u l t i l i n e = " F a l s e "   m u l t i l i n e r o w s = " 3 "   l o c k e d = " F a l s e "   l a b e l = " S i g n e r _ 0 . U s e r . O u L e v 2 "   r e a d o n l y = " F a l s e "   v i s i b l e = " T r u e "   r e q u i r e d = " F a l s e "   r e g e x = " "   v a l i d a t i o n m e s s a g e = " "   t o o l t i p = " "   t r a c k e d = " F a l s e " > < ! [ C D A T A [ S i c h e r h e i t s d i r e k t i o n ] ] > < / T e x t > + 
+                 < T e x t   i d = " S i g n e r _ 0 . U s e r . O u L e v 3 "   r o w = " 0 "   c o l u m n = " 0 "   c o l u m n s p a n = " 0 "   m u l t i l i n e = " F a l s e "   m u l t i l i n e r o w s = " 3 "   l o c k e d = " F a l s e "   l a b e l = " S i g n e r _ 0 . U s e r . O u L e v 3 "   r e a d o n l y = " F a l s e "   v i s i b l e = " T r u e "   r e q u i r e d = " F a l s e "   r e g e x = " "   v a l i d a t i o n m e s s a g e = " "   t o o l t i p = " "   t r a c k e d = " F a l s e " > < ! [ C D A T A [ K a n t o n a l e s   S o z i a l a m t ] ] > < / T e x t > + 
+                 < T e x t   i d = " S i g n e r _ 0 . U s e r . O u L e v 4 "   r o w = " 0 "   c o l u m n = " 0 "   c o l u m n s p a n = " 0 "   m u l t i l i n e = " F a l s e "   m u l t i l i n e r o w s = " 3 "   l o c k e d = " F a l s e "   l a b e l = " S i g n e r _ 0 . U s e r . O u L e v 4 "   r e a d o n l y = " F a l s e "   v i s i b l e = " T r u e "   r e q u i r e d = " F a l s e "   r e g e x = " "   v a l i d a t i o n m e s s a g e = " "   t o o l t i p = " "   t r a c k e d = " F a l s e " > < ! [ C D A T A [   ] ] > < / T e x t > + 
+                 < T e x t   i d = " S i g n e r _ 0 . U s e r . O u L e v 5 "   r o w = " 0 "   c o l u m n = " 0 "   c o l u m n s p a n = " 0 "   m u l t i l i n e = " F a l s e "   m u l t i l i n e r o w s = " 3 "   l o c k e d = " F a l s e "   l a b e l = " S i g n e r _ 0 . U s e r . O u L e v 5 "   r e a d o n l y = " F a l s e "   v i s i b l e = " T r u e "   r e q u i r e d = " F a l s e "   r e g e x = " "   v a l i d a t i o n m e s s a g e = " "   t o o l t i p = " "   t r a c k e d = " F a l s e " > < ! [ C D A T A [   ] ] > < / T e x t > + 
+                 < T e x t   i d = " S i g n e r _ 0 . U s e r . O u L e v 6 "   r o w = " 0 "   c o l u m n = " 0 "   c o l u m n s p a n = " 0 "   m u l t i l i n e = " F a l s e "   m u l t i l i n e r o w s = " 3 "   l o c k e d = " F a l s e "   l a b e l = " S i g n e r _ 0 . U s e r . O u L e v 6 "   r e a d o n l y = " F a l s e "   v i s i b l e = " T r u e "   r e q u i r e d = " F a l s e "   r e g e x = " "   v a l i d a t i o n m e s s a g e = " "   t o o l t i p = " "   t r a c k e d = " F a l s e " > < ! [ C D A T A [   ] ] > < / T e x t > + 
+                 < T e x t   i d = " S i g n e r _ 0 . U s e r . O u L e v 7 "   r o w = " 0 "   c o l u m n = " 0 "   c o l u m n s p a n = " 0 "   m u l t i l i n e = " F a l s e "   m u l t i l i n e r o w s = " 3 "   l o c k e d = " F a l s e "   l a b e l = " S i g n e r _ 0 . U s e r . O u L e v 7 "   r e a d o n l y = " F a l s e "   v i s i b l e = " T r u e "   r e q u i r e d = " F a l s e "   r e g e x = " "   v a l i d a t i o n m e s s a g e = " "   t o o l t i p = " "   t r a c k e d = " F a l s e " > < ! [ C D A T A [   ] ] > < / T e x t > + 
+                 < T e x t   i d = " S i g n e r _ 0 . U s e r . O u M a i l "   r o w = " 0 "   c o l u m n = " 0 "   c o l u m n s p a n = " 0 "   m u l t i l i n e = " F a l s e "   m u l t i l i n e r o w s = " 3 "   l o c k e d = " F a l s e "   l a b e l = " S i g n e r _ 0 . U s e r . O u M a i l "   r e a d o n l y = " F a l s e "   v i s i b l e = " T r u e "   r e q u i r e d = " F a l s e "   r e g e x = " "   v a l i d a t i o n m e s s a g e = " "   t o o l t i p = " "   t r a c k e d = " F a l s e " > < ! [ C D A T A [ i n f o @ s a . z h . c h ] ] > < / T e x t > + 
+                 < T e x t   i d = " S i g n e r _ 0 . U s e r . O u P h o n e "   r o w = " 0 "   c o l u m n = " 0 "   c o l u m n s p a n = " 0 "   m u l t i l i n e = " F a l s e "   m u l t i l i n e r o w s = " 3 "   l o c k e d = " F a l s e "   l a b e l = " S i g n e r _ 0 . U s e r . O u P h o n e "   r e a d o n l y = " F a l s e "   v i s i b l e = " T r u e "   r e q u i r e d = " F a l s e "   r e g e x = " "   v a l i d a t i o n m e s s a g e = " "   t o o l t i p = " "   t r a c k e d = " F a l s e " > < ! [ C D A T A [ + 4 1   4 3   2 5 9   2 4   5 1 ] ] > < / T e x t > + 
+                 < T e x t   i d = " S i g n e r _ 0 . U s e r . P h o n e "   r o w = " 0 "   c o l u m n = " 0 "   c o l u m n s p a n = " 0 "   m u l t i l i n e = " F a l s e "   m u l t i l i n e r o w s = " 3 "   l o c k e d = " F a l s e "   l a b e l = " S i g n e r _ 0 . U s e r . P h o n e "   r e a d o n l y = " F a l s e "   v i s i b l e = " T r u e "   r e q u i r e d = " F a l s e "   r e g e x = " "   v a l i d a t i o n m e s s a g e = " "   t o o l t i p = " "   t r a c k e d = " F a l s e " > < ! [ C D A T A [ + 4 1   4 3   2 5 9   2 4   5 0 ] ] > < / T e x t > + 
+                 < T e x t   i d = " S i g n e r _ 0 . U s e r . P o s t a l . C i t y "   r o w = " 0 "   c o l u m n = " 0 "   c o l u m n s p a n = " 0 "   m u l t i l i n e = " F a l s e "   m u l t i l i n e r o w s = " 3 "   l o c k e d = " F a l s e "   l a b e l = " S i g n e r _ 0 . U s e r . P o s t a l . C i t y "   r e a d o n l y = " F a l s e "   v i s i b l e = " T r u e "   r e q u i r e d = " F a l s e "   r e g e x = " "   v a l i d a t i o n m e s s a g e = " "   t o o l t i p = " "   t r a c k e d = " F a l s e " > < ! [ C D A T A [ Z � r i c h ] ] > < / T e x t > + 
+                 < T e x t   i d = " S i g n e r _ 0 . U s e r . P o s t a l . O f f i c e N a m e "   r o w = " 0 "   c o l u m n = " 0 "   c o l u m n s p a n = " 0 "   m u l t i l i n e = " F a l s e "   m u l t i l i n e r o w s = " 3 "   l o c k e d = " F a l s e "   l a b e l = " S i g n e r _ 0 . U s e r . P o s t a l . O f f i c e N a m e "   r e a d o n l y = " F a l s e "   v i s i b l e = " T r u e "   r e q u i r e d = " F a l s e "   r e g e x = " "   v a l i d a t i o n m e s s a g e = " "   t o o l t i p = " "   t r a c k e d = " F a l s e " > < ! [ C D A T A [ 5 0 5 ] ] > < / T e x t > + 
+                 < T e x t   i d = " S i g n e r _ 0 . U s e r . P o s t a l . P O B o x "   r o w = " 0 "   c o l u m n = " 0 "   c o l u m n s p a n = " 0 "   m u l t i l i n e = " F a l s e "   m u l t i l i n e r o w s = " 3 "   l o c k e d = " F a l s e "   l a b e l = " S i g n e r _ 0 . U s e r . P o s t a l . P O B o x "   r e a d o n l y = " F a l s e "   v i s i b l e = " T r u e "   r e q u i r e d = " F a l s e "   r e g e x = " "   v a l i d a t i o n m e s s a g e = " "   t o o l t i p = " "   t r a c k e d = " F a l s e " > < ! [ C D A T A [ P o s t f a c h ] ] > < / T e x t > + 
+                 < T e x t   i d = " S i g n e r _ 0 . U s e r . P o s t a l . S t r e e t "   r o w = " 0 "   c o l u m n = " 0 "   c o l u m n s p a n = " 0 "   m u l t i l i n e = " F a l s e "   m u l t i l i n e r o w s = " 3 "   l o c k e d = " F a l s e "   l a b e l = " S i g n e r _ 0 . U s e r . P o s t a l . S t r e e t "   r e a d o n l y = " F a l s e "   v i s i b l e = " T r u e "   r e q u i r e d = " F a l s e "   r e g e x = " "   v a l i d a t i o n m e s s a g e = " "   t o o l t i p = " "   t r a c k e d = " F a l s e " > < ! [ C D A T A [ S c h a f f h a u s e r s t r a s s e   7 8 ] ] > < / T e x t > + 
+                 < T e x t   i d = " S i g n e r _ 0 . U s e r . P o s t a l . Z i p "   r o w = " 0 "   c o l u m n = " 0 "   c o l u m n s p a n = " 0 "   m u l t i l i n e = " F a l s e "   m u l t i l i n e r o w s = " 3 "   l o c k e d = " F a l s e "   l a b e l = " S i g n e r _ 0 . U s e r . P o s t a l . Z i p "   r e a d o n l y = " F a l s e "   v i s i b l e = " T r u e "   r e q u i r e d = " F a l s e "   r e g e x = " "   v a l i d a t i o n m e s s a g e = " "   t o o l t i p = " "   t r a c k e d = " F a l s e " > < ! [ C D A T A [ 8 0 9 0 ] ] > < / T e x t > + 
+                 < T e x t   i d = " S i g n e r _ 0 . U s e r . S a l u t a t i o n "   r o w = " 0 "   c o l u m n = " 0 "   c o l u m n s p a n = " 0 "   m u l t i l i n e = " F a l s e "   m u l t i l i n e r o w s = " 3 "   l o c k e d = " F a l s e "   l a b e l = " S i g n e r _ 0 . U s e r . S a l u t a t i o n "   r e a d o n l y = " F a l s e "   v i s i b l e = " T r u e "   r e q u i r e d = " F a l s e "   r e g e x = " "   v a l i d a t i o n m e s s a g e = " "   t o o l t i p = " "   t r a c k e d = " F a l s e " > < ! [ C D A T A [ F r a u ] ] > < / T e x t > + 
+                 < T e x t   i d = " S i g n e r _ 0 . U s e r . T i t l e "   r o w = " 0 "   c o l u m n = " 0 "   c o l u m n s p a n = " 0 "   m u l t i l i n e = " F a l s e "   m u l t i l i n e r o w s = " 3 "   l o c k e d = " F a l s e "   l a b e l = " S i g n e r _ 0 . U s e r . T i t l e "   r e a d o n l y = " F a l s e "   v i s i b l e = " T r u e "   r e q u i r e d = " F a l s e "   r e g e x = " "   v a l i d a t i o n m e s s a g e = " "   t o o l t i p = " "   t r a c k e d = " F a l s e " > < ! [ C D A T A [   ] ] > < / T e x t > + 
+                 < T e x t   i d = " S i g n e r _ 0 . U s e r . U r l "   r o w = " 0 "   c o l u m n = " 0 "   c o l u m n s p a n = " 0 "   m u l t i l i n e = " F a l s e "   m u l t i l i n e r o w s = " 3 "   l o c k e d = " F a l s e "   l a b e l = " S i g n e r _ 0 . U s e r . U r l "   r e a d o n l y = " F a l s e "   v i s i b l e = " T r u e "   r e q u i r e d = " F a l s e "   r e g e x = " "   v a l i d a t i o n m e s s a g e = " "   t o o l t i p = " "   t r a c k e d = " F a l s e " > < ! [ C D A T A [ w w w . s o z i a l a m t . z h . c h ] ] > < / T e x t > + 
+             < / S i g n e r _ 0 > + 
+             < S i g n e r _ 1   w i n d o w w i d t h = " 0 "   w i n d o w h e i g h t = " 0 "   m i n w i n d o w w i d t h = " 0 "   m a x w i n d o w w i d t h = " 0 "   m i n w i n d o w h e i g h t = " 0 "   m a x w i n d o w h e i g h t = " 0 " > + 
+                 < T e x t   i d = " S i g n e r _ 1 . I d "   r o w = " 0 "   c o l u m n = " 0 "   c o l u m n s p a n = " 0 "   m u l t i l i n e = " F a l s e "   m u l t i l i n e r o w s = " 3 "   l o c k e d = " F a l s e "   l a b e l = " S i g n e r _ 1 . I d "   r e a d o n l y = " F a l s e "   v i s i b l e = " T r u e "   r e q u i r e d = " F a l s e "   r e g e x = " "   v a l i d a t i o n m e s s a g e = " "   t o o l t i p = " "   t r a c k e d = " F a l s e " > < ! [ C D A T A [ 0 0 0 0 0 0 0 0 - 0 0 0 0 - 0 0 0 0 - 0 0 0 0 - 0 0 0 0 0 0 0 0 0 0 0 0 ] ] > < / T e x t > + 
+                 < T e x t   i d = " S i g n e r _ 1 . O r g a n i z a t i o n U n i t I d "   r o w = " 0 "   c o l u m n = " 0 "   c o l u m n s p a n = " 0 "   m u l t i l i n e = " F a l s e "   m u l t i l i n e r o w s = " 3 "   l o c k e d = " F a l s e "   l a b e l = " S i g n e r _ 1 . O r g a n i z a t i o n U n i t I d "   r e a d o n l y = " F a l s e "   v i s i b l e = " T r u e "   r e q u i r e d = " F a l s e "   r e g e x = " "   v a l i d a t i o n m e s s a g e = " "   t o o l t i p = " "   t r a c k e d = " F a l s e " > < ! [ C D A T A [   ] ] > < / T e x t > + 
+                 < T e x t   i d = " S i g n e r _ 1 . O r g . P o s t a l . C o u n t r y "   r o w = " 0 "   c o l u m n = " 0 "   c o l u m n s p a n = " 0 "   m u l t i l i n e = " F a l s e "   m u l t i l i n e r o w s = " 3 "   l o c k e d = " F a l s e "   l a b e l = " S i g n e r _ 1 . O r g . P o s t a l . C o u n t r y "   r e a d o n l y = " F a l s e "   v i s i b l e = " T r u e "   r e q u i r e d = " F a l s e "   r e g e x = " "   v a l i d a t i o n m e s s a g e = " "   t o o l t i p = " "   t r a c k e d = " F a l s e " > < ! [ C D A T A [   ] ] > < / T e x t > + 
+                 < T e x t   i d = " S i g n e r _ 1 . O r g . P o s t a l . L Z i p "   r o w = " 0 "   c o l u m n = " 0 "   c o l u m n s p a n = " 0 "   m u l t i l i n e = " F a l s e "   m u l t i l i n e r o w s = " 3 "   l o c k e d = " F a l s e "   l a b e l = " S i g n e r _ 1 . O r g . P o s t a l . L Z i p "   r e a d o n l y = " F a l s e "   v i s i b l e = " T r u e "   r e q u i r e d = " F a l s e "   r e g e x = " "   v a l i d a t i o n m e s s a g e = " "   t o o l t i p = " "   t r a c k e d = " F a l s e " > < ! [ C D A T A [   ] ] > < / T e x t > + 
+                 < T e x t   i d = " S i g n e r _ 1 . O r g . T i t l e "   r o w = " 0 "   c o l u m n = " 0 "   c o l u m n s p a n = " 0 "   m u l t i l i n e = " F a l s e "   m u l t i l i n e r o w s = " 3 "   l o c k e d = " F a l s e "   l a b e l = " S i g n e r _ 1 . O r g . T i t l e "   r e a d o n l y = " F a l s e "   v i s i b l e = " T r u e "   r e q u i r e d = " F a l s e "   r e g e x = " "   v a l i d a t i o n m e s s a g e = " "   t o o l t i p = " "   t r a c k e d = " F a l s e " > < ! [ C D A T A [   ] ] > < / T e x t > + 
+                 < T e x t   i d = " S i g n e r _ 1 . U s e r . A l i a s "   r o w = " 0 "   c o l u m n = " 0 "   c o l u m n s p a n = " 0 "   m u l t i l i n e = " F a l s e "   m u l t i l i n e r o w s = " 3 "   l o c k e d = " F a l s e "   l a b e l = " S i g n e r _ 1 . U s e r . A l i a s "   r e a d o n l y = " F a l s e "   v i s i b l e = " T r u e "   r e q u i r e d = " F a l s e "   r e g e x = " "   v a l i d a t i o n m e s s a g e = " "   t o o l t i p = " "   t r a c k e d = " F a l s e " > < ! [ C D A T A [   ] ] > < / T e x t > + 
+                 < T e x t   i d = " S i g n e r _ 1 . U s e r . E m a i l "   r o w = " 0 "   c o l u m n = " 0 "   c o l u m n s p a n = " 0 "   m u l t i l i n e = " F a l s e "   m u l t i l i n e r o w s = " 3 "   l o c k e d = " F a l s e "   l a b e l = " S i g n e r _ 1 . U s e r . E m a i l "   r e a d o n l y = " F a l s e "   v i s i b l e = " T r u e "   r e q u i r e d = " F a l s e "   r e g e x = " "   v a l i d a t i o n m e s s a g e = " "   t o o l t i p = " "   t r a c k e d = " F a l s e " > < ! [ C D A T A [   ] ] > < / T e x t > + 
+                 < T e x t   i d = " S i g n e r _ 1 . U s e r . F a x "   r o w = " 0 "   c o l u m n = " 0 "   c o l u m n s p a n = " 0 "   m u l t i l i n e = " F a l s e "   m u l t i l i n e r o w s = " 3 "   l o c k e d = " F a l s e "   l a b e l = " S i g n e r _ 1 . U s e r . F a x "   r e a d o n l y = " F a l s e "   v i s i b l e = " T r u e "   r e q u i r e d = " F a l s e "   r e g e x = " "   v a l i d a t i o n m e s s a g e = " "   t o o l t i p = " "   t r a c k e d = " F a l s e " > < ! [ C D A T A [   ] ] > < / T e x t > + 
+                 < T e x t   i d = " S i g n e r _ 1 . U s e r . F i r s t N a m e "   r o w = " 0 "   c o l u m n = " 0 "   c o l u m n s p a n = " 0 "   m u l t i l i n e = " F a l s e "   m u l t i l i n e r o w s = " 3 "   l o c k e d = " F a l s e "   l a b e l = " S i g n e r _ 1 . U s e r . F i r s t N a m e "   r e a d o n l y = " F a l s e "   v i s i b l e = " T r u e "   r e q u i r e d = " F a l s e "   r e g e x = " "   v a l i d a t i o n m e s s a g e = " "   t o o l t i p = " "   t r a c k e d = " F a l s e " > < ! [ C D A T A [   ] ] > < / T e x t > + 
+                 < T e x t   i d = " S i g n e r _ 1 . U s e r . F u n c t i o n "   r o w = " 0 "   c o l u m n = " 0 "   c o l u m n s p a n = " 0 "   m u l t i l i n e = " F a l s e "   m u l t i l i n e r o w s = " 3 "   l o c k e d = " F a l s e "   l a b e l = " S i g n e r _ 1 . U s e r . F u n c t i o n "   r e a d o n l y = " F a l s e "   v i s i b l e = " T r u e "   r e q u i r e d = " F a l s e "   r e g e x = " "   v a l i d a t i o n m e s s a g e = " "   t o o l t i p = " "   t r a c k e d = " F a l s e " > < ! [ C D A T A [   ] ] > < / T e x t > + 
+                 < T e x t   i d = " S i g n e r _ 1 . U s e r . J o b D e s c r i p t i o n "   r o w = " 0 "   c o l u m n = " 0 "   c o l u m n s p a n = " 0 "   m u l t i l i n e = " F a l s e "   m u l t i l i n e r o w s = " 3 "   l o c k e d = " F a l s e "   l a b e l = " S i g n e r _ 1 . U s e r . J o b D e s c r i p t i o n "   r e a d o n l y = " F a l s e "   v i s i b l e = " T r u e "   r e q u i r e d = " F a l s e "   r e g e x = " "   v a l i d a t i o n m e s s a g e = " "   t o o l t i p = " "   t r a c k e d = " F a l s e " > < ! [ C D A T A [   ] ] > < / T e x t > + 
+                 < T e x t   i d = " S i g n e r _ 1 . U s e r . L a s t N a m e "   r o w = " 0 "   c o l u m n = " 0 "   c o l u m n s p a n = " 0 "   m u l t i l i n e = " F a l s e "   m u l t i l i n e r o w s = " 3 "   l o c k e d = " F a l s e "   l a b e l = " S i g n e r _ 1 . U s e r . L a s t N a m e "   r e a d o n l y = " F a l s e "   v i s i b l e = " T r u e "   r e q u i r e d = " F a l s e "   r e g e x = " "   v a l i d a t i o n m e s s a g e = " "   t o o l t i p = " "   t r a c k e d = " F a l s e " > < ! [ C D A T A [   ] ] > < / T e x t > + 
+                 < T e x t   i d = " S i g n e r _ 1 . U s e r . O u L e v 1 "   r o w = " 0 "   c o l u m n = " 0 "   c o l u m n s p a n = " 0 "   m u l t i l i n e = " F a l s e "   m u l t i l i n e r o w s = " 3 "   l o c k e d = " F a l s e "   l a b e l = " S i g n e r _ 1 . U s e r . O u L e v 1 "   r e a d o n l y = " F a l s e "   v i s i b l e = " T r u e "   r e q u i r e d = " F a l s e "   r e g e x = " "   v a l i d a t i o n m e s s a g e = " "   t o o l t i p = " "   t r a c k e d = " F a l s e " > < ! [ C D A T A [   ] ] > < / T e x t > + 
+                 < T e x t   i d = " S i g n e r _ 1 . U s e r . O u L e v 2 "   r o w = " 0 "   c o l u m n = " 0 "   c o l u m n s p a n = " 0 "   m u l t i l i n e = " F a l s e "   m u l t i l i n e r o w s = " 3 "   l o c k e d = " F a l s e "   l a b e l = " S i g n e r _ 1 . U s e r . O u L e v 2 "   r e a d o n l y = " F a l s e "   v i s i b l e = " T r u e "   r e q u i r e d = " F a l s e "   r e g e x = " "   v a l i d a t i o n m e s s a g e = " "   t o o l t i p = " "   t r a c k e d = " F a l s e " > < ! [ C D A T A [   ] ] > < / T e x t > + 
+                 < T e x t   i d = " S i g n e r _ 1 . U s e r . O u L e v 3 "   r o w = " 0 "   c o l u m n = " 0 "   c o l u m n s p a n = " 0 "   m u l t i l i n e = " F a l s e "   m u l t i l i n e r o w s = " 3 "   l o c k e d = " F a l s e "   l a b e l = " S i g n e r _ 1 . U s e r . O u L e v 3 "   r e a d o n l y = " F a l s e "   v i s i b l e = " T r u e "   r e q u i r e d = " F a l s e "   r e g e x = " "   v a l i d a t i o n m e s s a g e = " "   t o o l t i p = " "   t r a c k e d = " F a l s e " > < ! [ C D A T A [   ] ] > < / T e x t > + 
+                 < T e x t   i d = " S i g n e r _ 1 . U s e r . O u L e v 4 "   r o w = " 0 "   c o l u m n = " 0 "   c o l u m n s p a n = " 0 "   m u l t i l i n e = " F a l s e "   m u l t i l i n e r o w s = " 3 "   l o c k e d = " F a l s e "   l a b e l = " S i g n e r _ 1 . U s e r . O u L e v 4 "   r e a d o n l y = " F a l s e "   v i s i b l e = " T r u e "   r e q u i r e d = " F a l s e "   r e g e x = " "   v a l i d a t i o n m e s s a g e = " "   t o o l t i p = " "   t r a c k e d = " F a l s e " > < ! [ C D A T A [   ] ] > < / T e x t > + 
+                 < T e x t   i d = " S i g n e r _ 1 . U s e r . O u L e v 5 "   r o w = " 0 "   c o l u m n = " 0 "   c o l u m n s p a n = " 0 "   m u l t i l i n e = " F a l s e "   m u l t i l i n e r o w s = " 3 "   l o c k e d = " F a l s e "   l a b e l = " S i g n e r _ 1 . U s e r . O u L e v 5 "   r e a d o n l y = " F a l s e "   v i s i b l e = " T r u e "   r e q u i r e d = " F a l s e "   r e g e x = " "   v a l i d a t i o n m e s s a g e = " "   t o o l t i p = " "   t r a c k e d = " F a l s e " > < ! [ C D A T A [   ] ] > < / T e x t > + 
+                 < T e x t   i d = " S i g n e r _ 1 . U s e r . O u L e v 6 "   r o w = " 0 "   c o l u m n = " 0 "   c o l u m n s p a n = " 0 "   m u l t i l i n e = " F a l s e "   m u l t i l i n e r o w s = " 3 "   l o c k e d = " F a l s e "   l a b e l = " S i g n e r _ 1 . U s e r . O u L e v 6 "   r e a d o n l y = " F a l s e "   v i s i b l e = " T r u e "   r e q u i r e d = " F a l s e "   r e g e x = " "   v a l i d a t i o n m e s s a g e = " "   t o o l t i p = " "   t r a c k e d = " F a l s e " > < ! [ C D A T A [   ] ] > < / T e x t > + 
+                 < T e x t   i d = " S i g n e r _ 1 . U s e r . O u L e v 7 "   r o w = " 0 "   c o l u m n = " 0 "   c o l u m n s p a n = " 0 "   m u l t i l i n e = " F a l s e "   m u l t i l i n e r o w s = " 3 "   l o c k e d = " F a l s e "   l a b e l = " S i g n e r _ 1 . U s e r . O u L e v 7 "   r e a d o n l y = " F a l s e "   v i s i b l e = " T r u e "   r e q u i r e d = " F a l s e "   r e g e x = " "   v a l i d a t i o n m e s s a g e = " "   t o o l t i p = " "   t r a c k e d = " F a l s e " > < ! [ C D A T A [   ] ] > < / T e x t > + 
+                 < T e x t   i d = " S i g n e r _ 1 . U s e r . O u M a i l "   r o w = " 0 "   c o l u m n = " 0 "   c o l u m n s p a n = " 0 "   m u l t i l i n e = " F a l s e "   m u l t i l i n e r o w s = " 3 "   l o c k e d = " F a l s e "   l a b e l = " S i g n e r _ 1 . U s e r . O u M a i l "   r e a d o n l y = " F a l s e "   v i s i b l e = " T r u e "   r e q u i r e d = " F a l s e "   r e g e x = " "   v a l i d a t i o n m e s s a g e = " "   t o o l t i p = " "   t r a c k e d = " F a l s e " > < ! [ C D A T A [   ] ] > < / T e x t > + 
+                 < T e x t   i d = " S i g n e r _ 1 . U s e r . O u P h o n e "   r o w = " 0 "   c o l u m n = " 0 "   c o l u m n s p a n = " 0 "   m u l t i l i n e = " F a l s e "   m u l t i l i n e r o w s = " 3 "   l o c k e d = " F a l s e "   l a b e l = " S i g n e r _ 1 . U s e r . O u P h o n e "   r e a d o n l y = " F a l s e "   v i s i b l e = " T r u e "   r e q u i r e d = " F a l s e "   r e g e x = " "   v a l i d a t i o n m e s s a g e = " "   t o o l t i p = " "   t r a c k e d = " F a l s e " > < ! [ C D A T A [   ] ] > < / T e x t > + 
+                 < T e x t   i d = " S i g n e r _ 1 . U s e r . P h o n e "   r o w = " 0 "   c o l u m n = " 0 "   c o l u m n s p a n = " 0 "   m u l t i l i n e = " F a l s e "   m u l t i l i n e r o w s = " 3 "   l o c k e d = " F a l s e "   l a b e l = " S i g n e r _ 1 . U s e r . P h o n e "   r e a d o n l y = " F a l s e "   v i s i b l e = " T r u e "   r e q u i r e d = " F a l s e "   r e g e x = " "   v a l i d a t i o n m e s s a g e = " "   t o o l t i p = " "   t r a c k e d = " F a l s e " > < ! [ C D A T A [   ] ] > < / T e x t > + 
+                 < T e x t   i d = " S i g n e r _ 1 . U s e r . P o s t a l . C i t y "   r o w = " 0 "   c o l u m n = " 0 "   c o l u m n s p a n = " 0 "   m u l t i l i n e = " F a l s e "   m u l t i l i n e r o w s = " 3 "   l o c k e d = " F a l s e "   l a b e l = " S i g n e r _ 1 . U s e r . P o s t a l . C i t y "   r e a d o n l y = " F a l s e "   v i s i b l e = " T r u e "   r e q u i r e d = " F a l s e "   r e g e x = " "   v a l i d a t i o n m e s s a g e = " "   t o o l t i p = " "   t r a c k e d = " F a l s e " > < ! [ C D A T A [   ] ] > < / T e x t > + 
+                 < T e x t   i d = " S i g n e r _ 1 . U s e r . P o s t a l . O f f i c e N a m e "   r o w = " 0 "   c o l u m n = " 0 "   c o l u m n s p a n = " 0 "   m u l t i l i n e = " F a l s e "   m u l t i l i n e r o w s = " 3 "   l o c k e d = " F a l s e "   l a b e l = " S i g n e r _ 1 . U s e r . P o s t a l . O f f i c e N a m e "   r e a d o n l y = " F a l s e "   v i s i b l e = " T r u e "   r e q u i r e d = " F a l s e "   r e g e x = " "   v a l i d a t i o n m e s s a g e = " "   t o o l t i p = " "   t r a c k e d = " F a l s e " > < ! [ C D A T A [   ] ] > < / T e x t > + 
+                 < T e x t   i d = " S i g n e r _ 1 . U s e r . P o s t a l . P O B o x "   r o w = " 0 "   c o l u m n = " 0 "   c o l u m n s p a n = " 0 "   m u l t i l i n e = " F a l s e "   m u l t i l i n e r o w s = " 3 "   l o c k e d = " F a l s e "   l a b e l = " S i g n e r _ 1 . U s e r . P o s t a l . P O B o x "   r e a d o n l y = " F a l s e "   v i s i b l e = " T r u e "   r e q u i r e d = " F a l s e "   r e g e x = " "   v a l i d a t i o n m e s s a g e = " "   t o o l t i p = " "   t r a c k e d = " F a l s e " > < ! [ C D A T A [   ] ] > < / T e x t > + 
+                 < T e x t   i d = " S i g n e r _ 1 . U s e r . P o s t a l . S t r e e t "   r o w = " 0 "   c o l u m n = " 0 "   c o l u m n s p a n = " 0 "   m u l t i l i n e = " F a l s e "   m u l t i l i n e r o w s = " 3 "   l o c k e d = " F a l s e "   l a b e l = " S i g n e r _ 1 . U s e r . P o s t a l . S t r e e t "   r e a d o n l y = " F a l s e "   v i s i b l e = " T r u e "   r e q u i r e d = " F a l s e "   r e g e x = " "   v a l i d a t i o n m e s s a g e = " "   t o o l t i p = " "   t r a c k e d = " F a l s e " > < ! [ C D A T A [   ] ] > < / T e x t > + 
+                 < T e x t   i d = " S i g n e r _ 1 . U s e r . P o s t a l . Z i p "   r o w = " 0 "   c o l u m n = " 0 "   c o l u m n s p a n = " 0 "   m u l t i l i n e = " F a l s e "   m u l t i l i n e r o w s = " 3 "   l o c k e d = " F a l s e "   l a b e l = " S i g n e r _ 1 . U s e r . P o s t a l . Z i p "   r e a d o n l y = " F a l s e "   v i s i b l e = " T r u e "   r e q u i r e d = " F a l s e "   r e g e x = " "   v a l i d a t i o n m e s s a g e = " "   t o o l t i p = " "   t r a c k e d = " F a l s e " > < ! [ C D A T A [   ] ] > < / T e x t > + 
+                 < T e x t   i d = " S i g n e r _ 1 . U s e r . S a l u t a t i o n "   r o w = " 0 "   c o l u m n = " 0 "   c o l u m n s p a n = " 0 "   m u l t i l i n e = " F a l s e "   m u l t i l i n e r o w s = " 3 "   l o c k e d = " F a l s e "   l a b e l = " S i g n e r _ 1 . U s e r . S a l u t a t i o n "   r e a d o n l y = " F a l s e "   v i s i b l e = " T r u e "   r e q u i r e d = " F a l s e "   r e g e x = " "   v a l i d a t i o n m e s s a g e = " "   t o o l t i p = " "   t r a c k e d = " F a l s e " > < ! [ C D A T A [   ] ] > < / T e x t > + 
+                 < T e x t   i d = " S i g n e r _ 1 . U s e r . T i t l e "   r o w = " 0 "   c o l u m n = " 0 "   c o l u m n s p a n = " 0 "   m u l t i l i n e = " F a l s e "   m u l t i l i n e r o w s = " 3 "   l o c k e d = " F a l s e "   l a b e l = " S i g n e r _ 1 . U s e r . T i t l e "   r e a d o n l y = " F a l s e "   v i s i b l e = " T r u e "   r e q u i r e d = " F a l s e "   r e g e x = " "   v a l i d a t i o n m e s s a g e = " "   t o o l t i p = " "   t r a c k e d = " F a l s e " > < ! [ C D A T A [   ] ] > < / T e x t > + 
+                 < T e x t   i d = " S i g n e r _ 1 . U s e r . U r l "   r o w = " 0 "   c o l u m n = " 0 "   c o l u m n s p a n = " 0 "   m u l t i l i n e = " F a l s e "   m u l t i l i n e r o w s = " 3 "   l o c k e d = " F a l s e "   l a b e l = " S i g n e r _ 1 . U s e r . U r l "   r e a d o n l y = " F a l s e "   v i s i b l e = " T r u e "   r e q u i r e d = " F a l s e "   r e g e x = " "   v a l i d a t i o n m e s s a g e = " "   t o o l t i p = " "   t r a c k e d = " F a l s e " > < ! [ C D A T A [   ] ] > < / T e x t > + 
+             < / S i g n e r _ 1 > + 
+             < S i g n e r _ 2   w i n d o w w i d t h = " 0 "   w i n d o w h e i g h t = " 0 "   m i n w i n d o w w i d t h = " 0 "   m a x w i n d o w w i d t h = " 0 "   m i n w i n d o w h e i g h t = " 0 "   m a x w i n d o w h e i g h t = " 0 " > + 
+                 < T e x t   i d = " S i g n e r _ 2 . I d "   r o w = " 0 "   c o l u m n = " 0 "   c o l u m n s p a n = " 0 "   m u l t i l i n e = " F a l s e "   m u l t i l i n e r o w s = " 3 "   l o c k e d = " F a l s e "   l a b e l = " S i g n e r _ 2 . I d "   r e a d o n l y = " F a l s e "   v i s i b l e = " T r u e "   r e q u i r e d = " F a l s e "   r e g e x = " "   v a l i d a t i o n m e s s a g e = " "   t o o l t i p = " "   t r a c k e d = " F a l s e " > < ! [ C D A T A [ 0 0 0 0 0 0 0 0 - 0 0 0 0 - 0 0 0 0 - 0 0 0 0 - 0 0 0 0 0 0 0 0 0 0 0 0 ] ] > < / T e x t > + 
+                 < T e x t   i d = " S i g n e r _ 2 . O r g a n i z a t i o n U n i t I d "   r o w = " 0 "   c o l u m n = " 0 "   c o l u m n s p a n = " 0 "   m u l t i l i n e = " F a l s e "   m u l t i l i n e r o w s = " 3 "   l o c k e d = " F a l s e "   l a b e l = " S i g n e r _ 2 . O r g a n i z a t i o n U n i t I d "   r e a d o n l y = " F a l s e "   v i s i b l e = " T r u e "   r e q u i r e d = " F a l s e "   r e g e x = " "   v a l i d a t i o n m e s s a g e = " "   t o o l t i p = " "   t r a c k e d = " F a l s e " > < ! [ C D A T A [   ] ] > < / T e x t > + 
+                 < T e x t   i d = " S i g n e r _ 2 . O r g . P o s t a l . C o u n t r y "   r o w = " 0 "   c o l u m n = " 0 "   c o l u m n s p a n = " 0 "   m u l t i l i n e = " F a l s e "   m u l t i l i n e r o w s = " 3 "   l o c k e d = " F a l s e "   l a b e l = " S i g n e r _ 2 . O r g . P o s t a l . C o u n t r y "   r e a d o n l y = " F a l s e "   v i s i b l e = " T r u e "   r e q u i r e d = " F a l s e "   r e g e x = " "   v a l i d a t i o n m e s s a g e = " "   t o o l t i p = " "   t r a c k e d = " F a l s e " > < ! [ C D A T A [   ] ] > < / T e x t > + 
+                 < T e x t   i d = " S i g n e r _ 2 . O r g . P o s t a l . L Z i p "   r o w = " 0 "   c o l u m n = " 0 "   c o l u m n s p a n = " 0 "   m u l t i l i n e = " F a l s e "   m u l t i l i n e r o w s = " 3 "   l o c k e d = " F a l s e "   l a b e l = " S i g n e r _ 2 . O r g . P o s t a l . L Z i p "   r e a d o n l y = " F a l s e "   v i s i b l e = " T r u e "   r e q u i r e d = " F a l s e "   r e g e x = " "   v a l i d a t i o n m e s s a g e = " "   t o o l t i p = " "   t r a c k e d = " F a l s e " > < ! [ C D A T A [   ] ] > < / T e x t > + 
+                 < T e x t   i d = " S i g n e r _ 2 . O r g . T i t l e "   r o w = " 0 "   c o l u m n = " 0 "   c o l u m n s p a n = " 0 "   m u l t i l i n e = " F a l s e "   m u l t i l i n e r o w s = " 3 "   l o c k e d = " F a l s e "   l a b e l = " S i g n e r _ 2 . O r g . T i t l e "   r e a d o n l y = " F a l s e "   v i s i b l e = " T r u e "   r e q u i r e d = " F a l s e "   r e g e x = " "   v a l i d a t i o n m e s s a g e = " "   t o o l t i p = " "   t r a c k e d = " F a l s e " > < ! [ C D A T A [   ] ] > < / T e x t > + 
+                 < T e x t   i d = " S i g n e r _ 2 . U s e r . A l i a s "   r o w = " 0 "   c o l u m n = " 0 "   c o l u m n s p a n = " 0 "   m u l t i l i n e = " F a l s e "   m u l t i l i n e r o w s = " 3 "   l o c k e d = " F a l s e "   l a b e l = " S i g n e r _ 2 . U s e r . A l i a s "   r e a d o n l y = " F a l s e "   v i s i b l e = " T r u e "   r e q u i r e d = " F a l s e "   r e g e x = " "   v a l i d a t i o n m e s s a g e = " "   t o o l t i p = " "   t r a c k e d = " F a l s e " > < ! [ C D A T A [   ] ] > < / T e x t > + 
+                 < T e x t   i d = " S i g n e r _ 2 . U s e r . E m a i l "   r o w = " 0 "   c o l u m n = " 0 "   c o l u m n s p a n = " 0 "   m u l t i l i n e = " F a l s e "   m u l t i l i n e r o w s = " 3 "   l o c k e d = " F a l s e "   l a b e l = " S i g n e r _ 2 . U s e r . E m a i l "   r e a d o n l y = " F a l s e "   v i s i b l e = " T r u e "   r e q u i r e d = " F a l s e "   r e g e x = " "   v a l i d a t i o n m e s s a g e = " "   t o o l t i p = " "   t r a c k e d = " F a l s e " > < ! [ C D A T A [   ] ] > < / T e x t > + 
+                 < T e x t   i d = " S i g n e r _ 2 . U s e r . F a x "   r o w = " 0 "   c o l u m n = " 0 "   c o l u m n s p a n = " 0 "   m u l t i l i n e = " F a l s e "   m u l t i l i n e r o w s = " 3 "   l o c k e d = " F a l s e "   l a b e l = " S i g n e r _ 2 . U s e r . F a x "   r e a d o n l y = " F a l s e "   v i s i b l e = " T r u e "   r e q u i r e d = " F a l s e "   r e g e x = " "   v a l i d a t i o n m e s s a g e = " "   t o o l t i p = " "   t r a c k e d = " F a l s e " > < ! [ C D A T A [   ] ] > < / T e x t > + 
+                 < T e x t   i d = " S i g n e r _ 2 . U s e r . F i r s t N a m e "   r o w = " 0 "   c o l u m n = " 0 "   c o l u m n s p a n = " 0 "   m u l t i l i n e = " F a l s e "   m u l t i l i n e r o w s = " 3 "   l o c k e d = " F a l s e "   l a b e l = " S i g n e r _ 2 . U s e r . F i r s t N a m e "   r e a d o n l y = " F a l s e "   v i s i b l e = " T r u e "   r e q u i r e d = " F a l s e "   r e g e x = " "   v a l i d a t i o n m e s s a g e = " "   t o o l t i p = " "   t r a c k e d = " F a l s e " > < ! [ C D A T A [   ] ] > < / T e x t > + 
+                 < T e x t   i d = " S i g n e r _ 2 . U s e r . F u n c t i o n "   r o w = " 0 "   c o l u m n = " 0 "   c o l u m n s p a n = " 0 "   m u l t i l i n e = " F a l s e "   m u l t i l i n e r o w s = " 3 "   l o c k e d = " F a l s e "   l a b e l = " S i g n e r _ 2 . U s e r . F u n c t i o n "   r e a d o n l y = " F a l s e "   v i s i b l e = " T r u e "   r e q u i r e d = " F a l s e "   r e g e x = " "   v a l i d a t i o n m e s s a g e = " "   t o o l t i p = " "   t r a c k e d = " F a l s e " > < ! [ C D A T A [   ] ] > < / T e x t > + 
+                 < T e x t   i d = " S i g n e r _ 2 . U s e r . J o b D e s c r i p t i o n "   r o w = " 0 "   c o l u m n = " 0 "   c o l u m n s p a n = " 0 "   m u l t i l i n e = " F a l s e "   m u l t i l i n e r o w s = " 3 "   l o c k e d = " F a l s e "   l a b e l = " S i g n e r _ 2 . U s e r . J o b D e s c r i p t i o n "   r e a d o n l y = " F a l s e "   v i s i b l e = " T r u e "   r e q u i r e d = " F a l s e "   r e g e x = " "   v a l i d a t i o n m e s s a g e = " "   t o o l t i p = " "   t r a c k e d = " F a l s e " > < ! [ C D A T A [   ] ] > < / T e x t > + 
+                 < T e x t   i d = " S i g n e r _ 2 . U s e r . L a s t N a m e "   r o w = " 0 "   c o l u m n = " 0 "   c o l u m n s p a n = " 0 "   m u l t i l i n e = " F a l s e "   m u l t i l i n e r o w s = " 3 "   l o c k e d = " F a l s e "   l a b e l = " S i g n e r _ 2 . U s e r . L a s t N a m e "   r e a d o n l y = " F a l s e "   v i s i b l e = " T r u e "   r e q u i r e d = " F a l s e "   r e g e x = " "   v a l i d a t i o n m e s s a g e = " "   t o o l t i p = " "   t r a c k e d = " F a l s e " > < ! [ C D A T A [   ] ] > < / T e x t > + 
+                 < T e x t   i d = " S i g n e r _ 2 . U s e r . O u L e v 1 "   r o w = " 0 "   c o l u m n = " 0 "   c o l u m n s p a n = " 0 "   m u l t i l i n e = " F a l s e "   m u l t i l i n e r o w s = " 3 "   l o c k e d = " F a l s e "   l a b e l = " S i g n e r _ 2 . U s e r . O u L e v 1 "   r e a d o n l y = " F a l s e "   v i s i b l e = " T r u e "   r e q u i r e d = " F a l s e "   r e g e x = " "   v a l i d a t i o n m e s s a g e = " "   t o o l t i p = " "   t r a c k e d = " F a l s e " > < ! [ C D A T A [   ] ] > < / T e x t > + 
+                 < T e x t   i d = " S i g n e r _ 2 . U s e r . O u L e v 2 "   r o w = " 0 "   c o l u m n = " 0 "   c o l u m n s p a n = " 0 "   m u l t i l i n e = " F a l s e "   m u l t i l i n e r o w s = " 3 "   l o c k e d = " F a l s e "   l a b e l = " S i g n e r _ 2 . U s e r . O u L e v 2 "   r e a d o n l y = " F a l s e "   v i s i b l e = " T r u e "   r e q u i r e d = " F a l s e "   r e g e x = " "   v a l i d a t i o n m e s s a g e = " "   t o o l t i p = " "   t r a c k e d = " F a l s e " > < ! [ C D A T A [   ] ] > < / T e x t > + 
+                 < T e x t   i d = " S i g n e r _ 2 . U s e r . O u L e v 3 "   r o w = " 0 "   c o l u m n = " 0 "   c o l u m n s p a n = " 0 "   m u l t i l i n e = " F a l s e "   m u l t i l i n e r o w s = " 3 "   l o c k e d = " F a l s e "   l a b e l = " S i g n e r _ 2 . U s e r . O u L e v 3 "   r e a d o n l y = " F a l s e "   v i s i b l e = " T r u e "   r e q u i r e d = " F a l s e "   r e g e x = " "   v a l i d a t i o n m e s s a g e = " "   t o o l t i p = " "   t r a c k e d = " F a l s e " > < ! [ C D A T A [   ] ] > < / T e x t > + 
+                 < T e x t   i d = " S i g n e r _ 2 . U s e r . O u L e v 4 "   r o w = " 0 "   c o l u m n = " 0 "   c o l u m n s p a n = " 0 "   m u l t i l i n e = " F a l s e "   m u l t i l i n e r o w s = " 3 "   l o c k e d = " F a l s e "   l a b e l = " S i g n e r _ 2 . U s e r . O u L e v 4 "   r e a d o n l y = " F a l s e "   v i s i b l e = " T r u e "   r e q u i r e d = " F a l s e "   r e g e x = " "   v a l i d a t i o n m e s s a g e = " "   t o o l t i p = " "   t r a c k e d = " F a l s e " > < ! [ C D A T A [   ] ] > < / T e x t > + 
+                 < T e x t   i d = " S i g n e r _ 2 . U s e r . O u L e v 5 "   r o w = " 0 "   c o l u m n = " 0 "   c o l u m n s p a n = " 0 "   m u l t i l i n e = " F a l s e "   m u l t i l i n e r o w s = " 3 "   l o c k e d = " F a l s e "   l a b e l = " S i g n e r _ 2 . U s e r . O u L e v 5 "   r e a d o n l y = " F a l s e "   v i s i b l e = " T r u e "   r e q u i r e d = " F a l s e "   r e g e x = " "   v a l i d a t i o n m e s s a g e = " "   t o o l t i p = " "   t r a c k e d = " F a l s e " > < ! [ C D A T A [   ] ] > < / T e x t > + 
+                 < T e x t   i d = " S i g n e r _ 2 . U s e r . O u L e v 6 "   r o w = " 0 "   c o l u m n = " 0 "   c o l u m n s p a n = " 0 "   m u l t i l i n e = " F a l s e "   m u l t i l i n e r o w s = " 3 "   l o c k e d = " F a l s e "   l a b e l = " S i g n e r _ 2 . U s e r . O u L e v 6 "   r e a d o n l y = " F a l s e "   v i s i b l e = " T r u e "   r e q u i r e d = " F a l s e "   r e g e x = " "   v a l i d a t i o n m e s s a g e = " "   t o o l t i p = " "   t r a c k e d = " F a l s e " > < ! [ C D A T A [   ] ] > < / T e x t > + 
+                 < T e x t   i d = " S i g n e r _ 2 . U s e r . O u L e v 7 "   r o w = " 0 "   c o l u m n = " 0 "   c o l u m n s p a n = " 0 "   m u l t i l i n e = " F a l s e "   m u l t i l i n e r o w s = " 3 "   l o c k e d = " F a l s e "   l a b e l = " S i g n e r _ 2 . U s e r . O u L e v 7 "   r e a d o n l y = " F a l s e "   v i s i b l e = " T r u e "   r e q u i r e d = " F a l s e "   r e g e x = " "   v a l i d a t i o n m e s s a g e = " "   t o o l t i p = " "   t r a c k e d = " F a l s e " > < ! [ C D A T A [   ] ] > < / T e x t > + 
+                 < T e x t   i d = " S i g n e r _ 2 . U s e r . O u M a i l "   r o w = " 0 "   c o l u m n = " 0 "   c o l u m n s p a n = " 0 "   m u l t i l i n e = " F a l s e "   m u l t i l i n e r o w s = " 3 "   l o c k e d = " F a l s e "   l a b e l = " S i g n e r _ 2 . U s e r . O u M a i l "   r e a d o n l y = " F a l s e "   v i s i b l e = " T r u e "   r e q u i r e d = " F a l s e "   r e g e x = " "   v a l i d a t i o n m e s s a g e = " "   t o o l t i p = " "   t r a c k e d = " F a l s e " > < ! [ C D A T A [   ] ] > < / T e x t > + 
+                 < T e x t   i d = " S i g n e r _ 2 . U s e r . O u P h o n e "   r o w = " 0 "   c o l u m n = " 0 "   c o l u m n s p a n = " 0 "   m u l t i l i n e = " F a l s e "   m u l t i l i n e r o w s = " 3 "   l o c k e d = " F a l s e "   l a b e l = " S i g n e r _ 2 . U s e r . O u P h o n e "   r e a d o n l y = " F a l s e "   v i s i b l e = " T r u e "   r e q u i r e d = " F a l s e "   r e g e x = " "   v a l i d a t i o n m e s s a g e = " "   t o o l t i p = " "   t r a c k e d = " F a l s e " > < ! [ C D A T A [   ] ] > < / T e x t > + 
+                 < T e x t   i d = " S i g n e r _ 2 . U s e r . P h o n e "   r o w = " 0 "   c o l u m n = " 0 "   c o l u m n s p a n = " 0 "   m u l t i l i n e = " F a l s e "   m u l t i l i n e r o w s = " 3 "   l o c k e d = " F a l s e "   l a b e l = " S i g n e r _ 2 . U s e r . P h o n e "   r e a d o n l y = " F a l s e "   v i s i b l e = " T r u e "   r e q u i r e d = " F a l s e "   r e g e x = " "   v a l i d a t i o n m e s s a g e = " "   t o o l t i p = " "   t r a c k e d = " F a l s e " > < ! [ C D A T A [   ] ] > < / T e x t > + 
+                 < T e x t   i d = " S i g n e r _ 2 . U s e r . P o s t a l . C i t y "   r o w = " 0 "   c o l u m n = " 0 "   c o l u m n s p a n = " 0 "   m u l t i l i n e = " F a l s e "   m u l t i l i n e r o w s = " 3 "   l o c k e d = " F a l s e "   l a b e l = " S i g n e r _ 2 . U s e r . P o s t a l . C i t y "   r e a d o n l y = " F a l s e "   v i s i b l e = " T r u e "   r e q u i r e d = " F a l s e "   r e g e x = " "   v a l i d a t i o n m e s s a g e = " "   t o o l t i p = " "   t r a c k e d = " F a l s e " > < ! [ C D A T A [   ] ] > < / T e x t > + 
+                 < T e x t   i d = " S i g n e r _ 2 . U s e r . P o s t a l . O f f i c e N a m e "   r o w = " 0 "   c o l u m n = " 0 "   c o l u m n s p a n = " 0 "   m u l t i l i n e = " F a l s e "   m u l t i l i n e r o w s = " 3 "   l o c k e d = " F a l s e "   l a b e l = " S i g n e r _ 2 . U s e r . P o s t a l . O f f i c e N a m e "   r e a d o n l y = " F a l s e "   v i s i b l e = " T r u e "   r e q u i r e d = " F a l s e "   r e g e x = " "   v a l i d a t i o n m e s s a g e = " "   t o o l t i p = " "   t r a c k e d = " F a l s e " > < ! [ C D A T A [   ] ] > < / T e x t > + 
+                 < T e x t   i d = " S i g n e r _ 2 . U s e r . P o s t a l . P O B o x "   r o w = " 0 "   c o l u m n = " 0 "   c o l u m n s p a n = " 0 "   m u l t i l i n e = " F a l s e "   m u l t i l i n e r o w s = " 3 "   l o c k e d = " F a l s e "   l a b e l = " S i g n e r _ 2 . U s e r . P o s t a l . P O B o x "   r e a d o n l y = " F a l s e "   v i s i b l e = " T r u e "   r e q u i r e d = " F a l s e "   r e g e x = " "   v a l i d a t i o n m e s s a g e = " "   t o o l t i p = " "   t r a c k e d = " F a l s e " > < ! [ C D A T A [   ] ] > < / T e x t > + 
+                 < T e x t   i d = " S i g n e r _ 2 . U s e r . P o s t a l . S t r e e t "   r o w = " 0 "   c o l u m n = " 0 "   c o l u m n s p a n = " 0 "   m u l t i l i n e = " F a l s e "   m u l t i l i n e r o w s = " 3 "   l o c k e d = " F a l s e "   l a b e l = " S i g n e r _ 2 . U s e r . P o s t a l . S t r e e t "   r e a d o n l y = " F a l s e "   v i s i b l e = " T r u e "   r e q u i r e d = " F a l s e "   r e g e x = " "   v a l i d a t i o n m e s s a g e = " "   t o o l t i p = " "   t r a c k e d = " F a l s e " > < ! [ C D A T A [   ] ] > < / T e x t > + 
+                 < T e x t   i d = " S i g n e r _ 2 . U s e r . P o s t a l . Z i p "   r o w = " 0 "   c o l u m n = " 0 "   c o l u m n s p a n = " 0 "   m u l t i l i n e = " F a l s e "   m u l t i l i n e r o w s = " 3 "   l o c k e d = " F a l s e "   l a b e l = " S i g n e r _ 2 . U s e r . P o s t a l . Z i p "   r e a d o n l y = " F a l s e "   v i s i b l e = " T r u e "   r e q u i r e d = " F a l s e "   r e g e x = " "   v a l i d a t i o n m e s s a g e = " "   t o o l t i p = " "   t r a c k e d = " F a l s e " > < ! [ C D A T A [   ] ] > < / T e x t > + 
+                 < T e x t   i d = " S i g n e r _ 2 . U s e r . S a l u t a t i o n "   r o w = " 0 "   c o l u m n = " 0 "   c o l u m n s p a n = " 0 "   m u l t i l i n e = " F a l s e "   m u l t i l i n e r o w s = " 3 "   l o c k e d = " F a l s e "   l a b e l = " S i g n e r _ 2 . U s e r . S a l u t a t i o n "   r e a d o n l y = " F a l s e "   v i s i b l e = " T r u e "   r e q u i r e d = " F a l s e "   r e g e x = " "   v a l i d a t i o n m e s s a g e = " "   t o o l t i p = " "   t r a c k e d = " F a l s e " > < ! [ C D A T A [   ] ] > < / T e x t > + 
+                 < T e x t   i d = " S i g n e r _ 2 . U s e r . T i t l e "   r o w = " 0 "   c o l u m n = " 0 "   c o l u m n s p a n = " 0 "   m u l t i l i n e = " F a l s e "   m u l t i l i n e r o w s = " 3 "   l o c k e d = " F a l s e "   l a b e l = " S i g n e r _ 2 . U s e r . T i t l e "   r e a d o n l y = " F a l s e "   v i s i b l e = " T r u e "   r e q u i r e d = " F a l s e "   r e g e x = " "   v a l i d a t i o n m e s s a g e = " "   t o o l t i p = " "   t r a c k e d = " F a l s e " > < ! [ C D A T A [   ] ] > < / T e x t > + 
+                 < T e x t   i d = " S i g n e r _ 2 . U s e r . U r l "   r o w = " 0 "   c o l u m n = " 0 "   c o l u m n s p a n = " 0 "   m u l t i l i n e = " F a l s e "   m u l t i l i n e r o w s = " 3 "   l o c k e d = " F a l s e "   l a b e l = " S i g n e r _ 2 . U s e r . U r l "   r e a d o n l y = " F a l s e "   v i s i b l e = " T r u e "   r e q u i r e d = " F a l s e "   r e g e x = " "   v a l i d a t i o n m e s s a g e = " "   t o o l t i p = " "   t r a c k e d = " F a l s e " > < ! [ C D A T A [   ] ] > < / T e x t > + 
+             < / S i g n e r _ 2 > + 
+             < P a r a m e t e r   w i n d o w w i d t h = " 7 5 0 "   w i n d o w h e i g h t = " 0 "   m i n w i n d o w w i d t h = " 0 "   m a x w i n d o w w i d t h = " 0 "   m i n w i n d o w h e i g h t = " 0 "   m a x w i n d o w h e i g h t = " 0 " > + 
+                 < D a t e T i m e   i d = " D o c P a r a m . D a t e "   l i d = " D e u t s c h   ( D e u t s c h l a n d ) "   f o r m a t = " d .   M M M M   y y y y "   c a l e n d e r = " G r e g o r "   r o w = " 0 "   c o l u m n = " 1 "   c o l u m n s p a n = " 1 "   l o c k e d = " F a l s e "   l a b e l = " D a t u m "   r e a d o n l y = " F a l s e "   v i s i b l e = " T r u e "   t o o l t i p = " "   t r a c k e d = " F a l s e " > 2 0 1 9 - 0 7 - 1 8 T 0 0 : 0 0 : 0 0 Z < / D a t e T i m e > + 
+                 < C h e c k B o x   i d = " D o c P a r a m . D a t e H i d e D a y "   r o w = " 0 "   c o l u m n = " 2 "   c o l u m n s p a n = " 1 "   i s i n p u t e n a b l e d = " F a l s e "   l o c k e d = " F a l s e "   l a b e l = " T a g   v e r b e r g e n "   r e a d o n l y = " F a l s e "   v i s i b l e = " T r u e "   t o o l t i p = " "   t r a c k e d = " F a l s e " > f a l s e < / C h e c k B o x > + 
+                 < T e x t   i d = " T e x t D o c P a r a m . D a t e H i d e D a y "   r o w = " 0 "   c o l u m n = " 0 "   c o l u m n s p a n = " 0 "   m u l t i l i n e = " F a l s e "   m u l t i l i n e r o w s = " 3 "   l o c k e d = " F a l s e "   l a b e l = " T a g   v e r b e r g e n t e x t "   r e a d o n l y = " F a l s e "   v i s i b l e = " F a l s e "   r e q u i r e d = " F a l s e "   r e g e x = " "   v a l i d a t i o n m e s s a g e = " "   t o o l t i p = " "   t r a c k e d = " F a l s e " > < ! [ C D A T A [ T a g   v e r b e r g e n ] ] > < / T e x t > + 
+                 < T e x t   i d = " D o c P a r a m . F o o t e r N r "   r o w = " 2 "   c o l u m n = " 1 "   c o l u m n s p a n = " 1 "   m u l t i l i n e = " F a l s e "   m u l t i l i n e r o w s = " 3 "   l o c k e d = " F a l s e "   l a b e l = " N r   ( F u s s z e i l e ) "   r e a d o n l y = " F a l s e "   v i s i b l e = " F a l s e "   r e q u i r e d = " F a l s e "   r e g e x = " "   v a l i d a t i o n m e s s a g e = " "   t o o l t i p = " "   t r a c k e d = " F a l s e " > < ! [ C D A T A [   ] ] > < / T e x t > + 
+                 < T e x t   i d = " D o c P a r a m . H e a d e r S u b j e c t "   r o w = " 1 "   c o l u m n = " 1 "   c o l u m n s p a n = " 2 "   m u l t i l i n e = " T r u e "   m u l t i l i n e r o w s = " 1 . 5 "   l o c k e d = " F a l s e "   l a b e l = " T e x t   F o l g e s e i t e n "   r e a d o n l y = " F a l s e "   v i s i b l e = " T r u e "   r e q u i r e d = " F a l s e "   r e g e x = " "   v a l i d a t i o n m e s s a g e = " "   t o o l t i p = " "   t r a c k e d = " F a l s e " > < ! [ C D A T A [   ] ] > < / T e x t > + 
+                 < D a t e T i m e   i d = " D o c P a r a m . H i d d e n . C r e a t i o n T i m e "   l i d = " D e u t s c h   ( D e u t s c h l a n d ) "   f o r m a t = " d .   M M M M   y y y y "   c a l e n d e r = " G r e g o r "   r o w = " 0 "   c o l u m n = " 5 "   c o l u m n s p a n = " 0 "   l o c k e d = " F a l s e "   l a b e l = " "   r e a d o n l y = " F a l s e "   v i s i b l e = " F a l s e "   t o o l t i p = " "   t r a c k e d = " F a l s e " > 2 0 1 9 - 0 7 - 1 8 T 0 7 : 1 1 : 0 7 . 5 1 4 1 6 2 7 Z < / D a t e T i m e > + 
+                 < C h e c k B o x   i d = " D o c P a r a m . S h o w F o o t e r "   r o w = " 2 "   c o l u m n = " 2 "   c o l u m n s p a n = " 1 "   i s i n p u t e n a b l e d = " F a l s e "   l o c k e d = " F a l s e "   l a b e l = " a n z e i g e n "   r e a d o n l y = " F a l s e "   v i s i b l e = " F a l s e "   t o o l t i p = " "   t r a c k e d = " F a l s e " > f a l s e < / C h e c k B o x > + 
+                 < T e x t   i d = " T e x t D o c P a r a m . S h o w F o o t e r "   r o w = " 0 "   c o l u m n = " 0 "   c o l u m n s p a n = " 0 "   m u l t i l i n e = " F a l s e "   m u l t i l i n e r o w s = " 3 "   l o c k e d = " F a l s e "   l a b e l = " a n z e i g e n t e x t "   r e a d o n l y = " F a l s e "   v i s i b l e = " F a l s e "   r e q u i r e d = " F a l s e "   r e g e x = " "   v a l i d a t i o n m e s s a g e = " "   t o o l t i p = " "   t r a c k e d = " F a l s e " > < ! [ C D A T A [ a n z e i g e n ] ] > < / T e x t > + 
+                 < C h e c k B o x   i d = " D o c P a r a m . S h o w H e a d e r S u b j e c t "   r o w = " 1 "   c o l u m n = " 3 "   c o l u m n s p a n = " 1 "   i s i n p u t e n a b l e d = " F a l s e "   l o c k e d = " F a l s e "   l a b e l = " a n z e i g e n "   r e a d o n l y = " F a l s e "   v i s i b l e = " F a l s e "   t o o l t i p = " "   t r a c k e d = " F a l s e " > t r u e < / C h e c k B o x > + 
+                 < T e x t   i d = " T e x t D o c P a r a m . S h o w H e a d e r S u b j e c t "   r o w = " 0 "   c o l u m n = " 0 "   c o l u m n s p a n = " 0 "   m u l t i l i n e = " F a l s e "   m u l t i l i n e r o w s = " 3 "   l o c k e d = " F a l s e "   l a b e l = " a n z e i g e n t e x t "   r e a d o n l y = " F a l s e "   v i s i b l e = " F a l s e "   r e q u i r e d = " F a l s e "   r e g e x = " "   v a l i d a t i o n m e s s a g e = " "   t o o l t i p = " "   t r a c k e d = " F a l s e " > < ! [ C D A T A [ a n z e i g e n ] ] > < / T e x t > + 
+                 < T e x t   i d = " S p e c i a l . C h e c k b o x G r o u p V i e w L i s t "   r o w = " 0 "   c o l u m n = " 0 "   c o l u m n s p a n = " 0 "   m u l t i l i n e = " F a l s e "   m u l t i l i n e r o w s = " 3 "   l o c k e d = " F a l s e "   l a b e l = " S p e c i a l . C h e c k b o x G r o u p V i e w L i s t "   r e a d o n l y = " F a l s e "   v i s i b l e = " F a l s e "   r e q u i r e d = " F a l s e "   r e g e x = " "   v a l i d a t i o n m e s s a g e = " "   t o o l t i p = " "   t r a c k e d = " F a l s e " > < ! [ C D A T A [ �%� a n z e i g e n ] ] > < / T e x t > + 
+                 < T e x t   i d = " S p e c i a l . C h e c k b o x G r o u p V i e w B o x "   r o w = " 0 "   c o l u m n = " 0 "   c o l u m n s p a n = " 0 "   m u l t i l i n e = " F a l s e "   m u l t i l i n e r o w s = " 3 "   l o c k e d = " F a l s e "   l a b e l = " S p e c i a l . C h e c k b o x G r o u p V i e w B o x "   r e a d o n l y = " F a l s e "   v i s i b l e = " F a l s e "   r e q u i r e d = " F a l s e "   r e g e x = " "   v a l i d a t i o n m e s s a g e = " "   t o o l t i p = " "   t r a c k e d = " F a l s e " > < ! [ C D A T A [ �"] ] > < / T e x t > + 
+                 < T e x t   i d = " S p e c i a l . C h e c k b o x G r o u p V i e w T e x t "   r o w = " 0 "   c o l u m n = " 0 "   c o l u m n s p a n = " 0 "   m u l t i l i n e = " F a l s e "   m u l t i l i n e r o w s = " 3 "   l o c k e d = " F a l s e "   l a b e l = " S p e c i a l . C h e c k b o x G r o u p V i e w T e x t "   r e a d o n l y = " F a l s e "   v i s i b l e = " F a l s e "   r e q u i r e d = " F a l s e "   r e g e x = " "   v a l i d a t i o n m e s s a g e = " "   t o o l t i p = " "   t r a c k e d = " F a l s e " > < ! [ C D A T A [ a n z e i g e n ] ] > < / T e x t > + 
+                 < T e x t   i d = " S p e c i a l . C h e c k b o x G r o u p V i e w B o x A n d T e x t "   r o w = " 0 "   c o l u m n = " 0 "   c o l u m n s p a n = " 0 "   m u l t i l i n e = " F a l s e "   m u l t i l i n e r o w s = " 3 "   l o c k e d = " F a l s e "   l a b e l = " S p e c i a l . C h e c k b o x G r o u p V i e w B o x A n d T e x t "   r e a d o n l y = " F a l s e "   v i s i b l e = " F a l s e "   r e q u i r e d = " F a l s e "   r e g e x = " "   v a l i d a t i o n m e s s a g e = " "   t o o l t i p = " "   t r a c k e d = " F a l s e " > < ! [ C D A T A [ �"� a n z e i g e n ] ] > < / T e x t > + 
+             < / P a r a m e t e r > + 
+             < T o o l b o x   w i n d o w w i d t h = " 0 "   w i n d o w h e i g h t = " 0 "   m i n w i n d o w w i d t h = " 0 "   m a x w i n d o w w i d t h = " 0 "   m i n w i n d o w h e i g h t = " 0 "   m a x w i n d o w h e i g h t = " 0 " > + 
+                 < T e x t   i d = " D o c u m e n t P r o p e r t i e s . S a v e P a t h "   r o w = " 0 "   c o l u m n = " 0 "   c o l u m n s p a n = " 0 "   m u l t i l i n e = " F a l s e "   m u l t i l i n e r o w s = " 3 "   l o c k e d = " F a l s e "   l a b e l = " "   r e a d o n l y = " F a l s e "   v i s i b l e = " T r u e "   r e q u i r e d = " F a l s e "   r e g e x = " "   v a l i d a t i o n m e s s a g e = " "   t o o l t i p = " "   t r a c k e d = " F a l s e " > < ! [ C D A T A [ \ \ s d s a m z 0 0 1 1 . k t . k t z h . c h \ V D I _ I B I S _ P r o f i l d a t e n $ \ b 2 1 4 p u r \ D e s k t o p \ M A B   2 0 1 8 \ M A B   2 0 1 9   -   D o k u m e n t a t i o n s - F o r m u l a r   V 2 . d o c x ] ] > < / T e x t > + 
+                 < T e x t   i d = " D o c u m e n t P r o p e r t i e s . D o c u m e n t N a m e "   r o w = " 0 "   c o l u m n = " 0 "   c o l u m n s p a n = " 0 "   m u l t i l i n e = " F a l s e "   m u l t i l i n e r o w s = " 3 "   l o c k e d = " F a l s e "   l a b e l = " "   r e a d o n l y = " F a l s e "   v i s i b l e = " T r u e "   r e q u i r e d = " F a l s e "   r e g e x = " "   v a l i d a t i o n m e s s a g e = " "   t o o l t i p = " "   t r a c k e d = " F a l s e " > < ! [ C D A T A [ M A B   2 0 1 9   -   D o k u m e n t a t i o n s - F o r m u l a r   V 2 . d o c x ] ] > < / T e x t > + 
+                 < D a t e T i m e   i d = " D o c u m e n t P r o p e r t i e s . S a v e T i m e s t a m p "   l i d = " D e u t s c h   ( D e u t s c h l a n d ) "   f o r m a t = " "   c a l e n d e r = " "   r o w = " 0 "   c o l u m n = " 0 "   c o l u m n s p a n = " 0 "   l o c k e d = " F a l s e "   l a b e l = " "   r e a d o n l y = " F a l s e "   v i s i b l e = " T r u e "   t o o l t i p = " "   t r a c k e d = " F a l s e " > 2 0 1 9 - 1 1 - 0 7 T 0 9 : 5 4 : 2 0 . 2 2 3 5 3 5 1 Z < / D a t e T i m e > + 
+             < / T o o l b o x > + 
+             < S c r i p t i n g   w i n d o w w i d t h = " 0 "   w i n d o w h e i g h t = " 0 "   m i n w i n d o w w i d t h = " 0 "   m a x w i n d o w w i d t h = " 0 "   m i n w i n d o w h e i g h t = " 0 "   m a x w i n d o w h e i g h t = " 0 " > + 
+                 < T e x t   i d = " C u s t o m E l e m e n t s . S i g n e r 1 W i t h o u t F u n c t i o n "   r o w = " 0 "   c o l u m n = " 0 "   c o l u m n s p a n = " 0 "   m u l t i l i n e = " F a l s e "   m u l t i l i n e r o w s = " 3 "   l o c k e d = " F a l s e "   l a b e l = " C u s t o m E l e m e n t s . S i g n e r 1 W i t h o u t F u n c t i o n "   r e a d o n l y = " F a l s e "   v i s i b l e = " T r u e "   r e q u i r e d = " F a l s e "   r e g e x = " "   v a l i d a t i o n m e s s a g e = " "   t o o l t i p = " "   t r a c k e d = " F a l s e " > < ! [ C D A T A [ A n d r e a   L � b b e r s t e d t ] ] > < / T e x t > + 
+                 < T e x t   i d = " C u s t o m E l e m e n t s . S i g n e r 2 W i t h o u t F u n c t i o n "   r o w = " 0 "   c o l u m n = " 0 "   c o l u m n s p a n = " 0 "   m u l t i l i n e = " F a l s e "   m u l t i l i n e r o w s = " 3 "   l o c k e d = " F a l s e "   l a b e l = " C u s t o m E l e m e n t s . S i g n e r 2 W i t h o u t F u n c t i o n "   r e a d o n l y = " F a l s e "   v i s i b l e = " T r u e "   r e q u i r e d = " F a l s e "   r e g e x = " "   v a l i d a t i o n m e s s a g e = " "   t o o l t i p = " "   t r a c k e d = " F a l s e " > < ! [ C D A T A [   ] ] > < / T e x t > + 
+                 < T e x t   i d = " C u s t o m E l e m e n t s . S i g n e r 3 W i t h o u t F u n c t i o n "   r o w = " 0 "   c o l u m n = " 0 "   c o l u m n s p a n = " 0 "   m u l t i l i n e = " F a l s e "   m u l t i l i n e r o w s = " 3 "   l o c k e d = " F a l s e "   l a b e l = " C u s t o m E l e m e n t s . S i g n e r 3 W i t h o u t F u n c t i o n "   r e a d o n l y = " F a l s e "   v i s i b l e = " T r u e "   r e q u i r e d = " F a l s e "   r e g e x = " "   v a l i d a t i o n m e s s a g e = " "   t o o l t i p = " "   t r a c k e d = " F a l s e " > < ! [ C D A T A [   ] ] > < / T e x t > + 
+                 < T e x t   i d = " C u s t o m E l e m e n t s . L o g i c . T i t l e . C o n t a i n s . P r o f i l e . N a m e L i n e "   r o w = " 0 "   c o l u m n = " 0 "   c o l u m n s p a n = " 0 "   m u l t i l i n e = " F a l s e "   m u l t i l i n e r o w s = " 3 "   l o c k e d = " F a l s e "   l a b e l = " C u s t o m E l e m e n t s . L o g i c . T i t l e . C o n t a i n s . P r o f i l e . N a m e L i n e "   r e a d o n l y = " F a l s e "   v i s i b l e = " T r u e "   r e q u i r e d = " F a l s e "   r e g e x = " "   v a l i d a t i o n m e s s a g e = " "   t o o l t i p = " "   t r a c k e d = " F a l s e " > < ! [ C D A T A [   ] ] > < / T e x t > + 
+                 < T e x t   i d = " C u s t o m E l e m e n t s . L o g i c . T i t l e . C o n t a i n s . S i g n e r 1 . N a m e L i n e "   r o w = " 0 "   c o l u m n = " 0 "   c o l u m n s p a n = " 0 "   m u l t i l i n e = " F a l s e "   m u l t i l i n e r o w s = " 3 "   l o c k e d = " F a l s e "   l a b e l = " C u s t o m E l e m e n t s . L o g i c . T i t l e . C o n t a i n s . S i g n e r 1 . N a m e L i n e "   r e a d o n l y = " F a l s e "   v i s i b l e = " T r u e "   r e q u i r e d = " F a l s e "   r e g e x = " "   v a l i d a t i o n m e s s a g e = " "   t o o l t i p = " "   t r a c k e d = " F a l s e " > < ! [ C D A T A [   ] ] > < / T e x t > + 
+                 < T e x t   i d = " C u s t o m E l e m e n t s . L o g i c . T i t l e . C o n t a i n s . S i g n e r 2 . N a m e L i n e "   r o w = " 0 "   c o l u m n = " 0 "   c o l u m n s p a n = " 0 "   m u l t i l i n e = " F a l s e "   m u l t i l i n e r o w s = " 3 "   l o c k e d = " F a l s e "   l a b e l = " C u s t o m E l e m e n t s . L o g i c . T i t l e . C o n t a i n s . S i g n e r 2 . N a m e L i n e "   r e a d o n l y = " F a l s e "   v i s i b l e = " T r u e "   r e q u i r e d = " F a l s e "   r e g e x = " "   v a l i d a t i o n m e s s a g e = " "   t o o l t i p = " "   t r a c k e d = " F a l s e " > < ! [ C D A T A [   ] ] > < / T e x t > + 
+                 < T e x t   i d = " C u s t o m E l e m e n t s . L o g i c . T i t l e . C o n t a i n s . S i g n e r 3 . N a m e L i n e "   r o w = " 0 "   c o l u m n = " 0 "   c o l u m n s p a n = " 0 "   m u l t i l i n e = " F a l s e "   m u l t i l i n e r o w s = " 3 "   l o c k e d = " F a l s e "   l a b e l = " C u s t o m E l e m e n t s . L o g i c . T i t l e . C o n t a i n s . S i g n e r 3 . N a m e L i n e "   r e a d o n l y = " F a l s e "   v i s i b l e = " T r u e "   r e q u i r e d = " F a l s e "   r e g e x = " "   v a l i d a t i o n m e s s a g e = " "   t o o l t i p = " "   t r a c k e d = " F a l s e " > < ! [ C D A T A [   ] ] > < / T e x t > + 
+                 < T e x t   i d = " C u s t o m E l e m e n t s . L o g i c . T i t l e . E q u a l s . P r o f i l e . N a m e L i n e "   r o w = " 0 "   c o l u m n = " 0 "   c o l u m n s p a n = " 0 "   m u l t i l i n e = " F a l s e "   m u l t i l i n e r o w s = " 3 "   l o c k e d = " F a l s e "   l a b e l = " C u s t o m E l e m e n t s . L o g i c . T i t l e . E q u a l s . P r o f i l e . N a m e L i n e "   r e a d o n l y = " F a l s e "   v i s i b l e = " T r u e "   r e q u i r e d = " F a l s e "   r e g e x = " "   v a l i d a t i o n m e s s a g e = " "   t o o l t i p = " "   t r a c k e d = " F a l s e " > < ! [ C D A T A [   ] ] > < / T e x t > + 
+                 < T e x t   i d = " C u s t o m E l e m e n t s . L o g i c . T i t l e . E q u a l s . S i g n e r 1 . N a m e L i n e "   r o w = " 0 "   c o l u m n = " 0 "   c o l u m n s p a n = " 0 "   m u l t i l i n e = " F a l s e "   m u l t i l i n e r o w s = " 3 "   l o c k e d = " F a l s e "   l a b e l = " C u s t o m E l e m e n t s . L o g i c . T i t l e . E q u a l s . S i g n e r 1 . N a m e L i n e "   r e a d o n l y = " F a l s e "   v i s i b l e = " T r u e "   r e q u i r e d = " F a l s e "   r e g e x = " "   v a l i d a t i o n m e s s a g e = " "   t o o l t i p = " "   t r a c k e d = " F a l s e " > < ! [ C D A T A [   ] ] > < / T e x t > + 
+                 < T e x t   i d = " C u s t o m E l e m e n t s . L o g i c . T i t l e . E q u a l s . S i g n e r 2 . N a m e L i n e "   r o w = " 0 "   c o l u m n = " 0 "   c o l u m n s p a n = " 0 "   m u l t i l i n e = " F a l s e "   m u l t i l i n e r o w s = " 3 "   l o c k e d = " F a l s e "   l a b e l = " C u s t o m E l e m e n t s . L o g i c . T i t l e . E q u a l s . S i g n e r 2 . N a m e L i n e "   r e a d o n l y = " F a l s e "   v i s i b l e = " T r u e "   r e q u i r e d = " F a l s e "   r e g e x = " "   v a l i d a t i o n m e s s a g e = " "   t o o l t i p = " "   t r a c k e d = " F a l s e " > < ! [ C D A T A [   ] ] > < / T e x t > + 
+                 < T e x t   i d = " C u s t o m E l e m e n t s . L o g i c . T i t l e . E q u a l s . S i g n e r 3 . N a m e L i n e "   r o w = " 0 "   c o l u m n = " 0 "   c o l u m n s p a n = " 0 "   m u l t i l i n e = " F a l s e "   m u l t i l i n e r o w s = " 3 "   l o c k e d = " F a l s e "   l a b e l = " C u s t o m E l e m e n t s . L o g i c . T i t l e . E q u a l s . S i g n e r 3 . N a m e L i n e "   r e a d o n l y = " F a l s e "   v i s i b l e = " T r u e "   r e q u i r e d = " F a l s e "   r e g e x = " "   v a l i d a t i o n m e s s a g e = " "   t o o l t i p = " "   t r a c k e d = " F a l s e " > < ! [ C D A T A [   ] ] > < / T e x t > + 
+                 < T e x t   i d = " C u s t o m E l e m e n t s . H e a d e r . A d r e s s . E m p t y L i n e s "   r o w = " 0 "   c o l u m n = " 0 "   c o l u m n s p a n = " 0 "   m u l t i l i n e = " F a l s e "   m u l t i l i n e r o w s = " 3 "   l o c k e d = " F a l s e "   l a b e l = " C u s t o m E l e m e n t s . H e a d e r . A d r e s s . E m p t y L i n e s "   r e a d o n l y = " F a l s e "   v i s i b l e = " T r u e "   r e q u i r e d = " F a l s e "   r e g e x = " "   v a l i d a t i o n m e s s a g e = " "   t o o l t i p = " "   t r a c k e d = " F a l s e " > < ! [ C D A T A [ � ] ] > < / T e x t > + 
+                 < T e x t   i d = " C u s t o m E l e m e n t s . H e a d e r . S c r i p t 1 "   r o w = " 0 "   c o l u m n = " 0 "   c o l u m n s p a n = " 0 "   m u l t i l i n e = " F a l s e "   m u l t i l i n e r o w s = " 3 "   l o c k e d = " F a l s e "   l a b e l = " C u s t o m E l e m e n t s . H e a d e r . S c r i p t 1 "   r e a d o n l y = " F a l s e "   v i s i b l e = " T r u e "   r e q u i r e d = " F a l s e "   r e g e x = " "   v a l i d a t i o n m e s s a g e = " "   t o o l t i p = " "   t r a c k e d = " F a l s e " > < ! [ C D A T A [ K a n t o n   Z � r i c h + 
+ S i c h e r h e i t s d i r e k t i o n ] ] > < / T e x t > + 
+                 < T e x t   i d = " C u s t o m E l e m e n t s . H e a d e r . S c r i p t 2 "   r o w = " 0 "   c o l u m n = " 0 "   c o l u m n s p a n = " 0 "   m u l t i l i n e = " F a l s e "   m u l t i l i n e r o w s = " 3 "   l o c k e d = " F a l s e "   l a b e l = " C u s t o m E l e m e n t s . H e a d e r . S c r i p t 2 "   r e a d o n l y = " F a l s e "   v i s i b l e = " T r u e "   r e q u i r e d = " F a l s e "   r e g e x = " "   v a l i d a t i o n m e s s a g e = " "   t o o l t i p = " "   t r a c k e d = " F a l s e " > < ! [ C D A T A [ K a n t o n a l e s   S o z i a l a m t ] ] > < / T e x t > + 
+                 < T e x t   i d = " C u s t o m E l e m e n t s . H e a d e r . S c r i p t 3 "   r o w = " 0 "   c o l u m n = " 0 "   c o l u m n s p a n = " 0 "   m u l t i l i n e = " F a l s e "   m u l t i l i n e r o w s = " 3 "   l o c k e d = " F a l s e "   l a b e l = " C u s t o m E l e m e n t s . H e a d e r . S c r i p t 3 "   r e a d o n l y = " F a l s e "   v i s i b l e = " T r u e "   r e q u i r e d = " F a l s e "   r e g e x = " "   v a l i d a t i o n m e s s a g e = " "   t o o l t i p = " "   t r a c k e d = " F a l s e " > < ! [ C D A T A [   ] ] > < / T e x t > + 
+                 < T e x t   i d = " C u s t o m E l e m e n t s . H e a d e r . S c r i p t 4 "   r o w = " 0 "   c o l u m n = " 0 "   c o l u m n s p a n = " 0 "   m u l t i l i n e = " F a l s e "   m u l t i l i n e r o w s = " 3 "   l o c k e d = " F a l s e "   l a b e l = " C u s t o m E l e m e n t s . H e a d e r . S c r i p t 4 "   r e a d o n l y = " F a l s e "   v i s i b l e = " T r u e "   r e q u i r e d = " F a l s e "   r e g e x = " "   v a l i d a t i o n m e s s a g e = " "   t o o l t i p = " "   t r a c k e d = " F a l s e " > < ! [ C D A T A [ A n d r e a   L � b b e r s t e d t ] ] > < / T e x t > + 
+                 < T e x t   i d = " C u s t o m E l e m e n t s . H e a d e r . S c r i p t 5 "   r o w = " 0 "   c o l u m n = " 0 "   c o l u m n s p a n = " 0 "   m u l t i l i n e = " F a l s e "   m u l t i l i n e r o w s = " 3 "   l o c k e d = " F a l s e "   l a b e l = " C u s t o m E l e m e n t s . H e a d e r . S c r i p t 5 "   r e a d o n l y = " F a l s e "   v i s i b l e = " T r u e "   r e q u i r e d = " F a l s e "   r e g e x = " "   v a l i d a t i o n m e s s a g e = " "   t o o l t i p = " "   t r a c k e d = " F a l s e " > < ! [ C D A T A [ A m t s c h e f i n + 
+ S c h a f f h a u s e r s t r a s s e   7 8 + 
+ 8 0 9 0   Z � r i c h + 
+ T e l e f o n   + 4 1   4 3   2 5 9   2 4   5 0 + 
+ a n d r e a . l u e b b e r s t e d t @ s a . z h . c h + 
+ w w w . s o z i a l a m t . z h . c h ] ] > < / T e x t > + 
+                 < T e x t   i d = " C u s t o m E l e m e n t s . H e a d e r . K o n t a k t S c r i p t K o m p l e t t "   r o w = " 0 "   c o l u m n = " 0 "   c o l u m n s p a n = " 0 "   m u l t i l i n e = " F a l s e "   m u l t i l i n e r o w s = " 3 "   l o c k e d = " F a l s e "   l a b e l = " C u s t o m E l e m e n t s . H e a d e r . K o n t a k t S c r i p t K o m p l e t t "   r e a d o n l y = " F a l s e "   v i s i b l e = " T r u e "   r e q u i r e d = " F a l s e "   r e g e x = " "   v a l i d a t i o n m e s s a g e = " "   t o o l t i p = " "   t r a c k e d = " F a l s e " > < ! [ C D A T A [ K o n t a k t : + 
+ A n d r e a   L � b b e r s t e d t + 
+ A m t s c h e f i n + 
+ + 
+ S c h a f f h a u s e r s t r a s s e   7 8 + 
+ 8 0 9 0   Z � r i c h + 
+ T e l e f o n   + 4 1   4 3   2 5 9   2 4   5 0 + 
+ a n d r e a . l u e b b e r s t e d t @ s a . z h . c h + 
+ w w w . s o z i a l a m t . z h . c h ] ] > < / T e x t > + 
+                 < T e x t   i d = " C u s t o m E l e m e n t s . H e a d e r . R e f N r "   r o w = " 0 "   c o l u m n = " 0 "   c o l u m n s p a n = " 0 "   m u l t i l i n e = " F a l s e "   m u l t i l i n e r o w s = " 3 "   l o c k e d = " F a l s e "   l a b e l = " C u s t o m E l e m e n t s . H e a d e r . R e f N r "   r e a d o n l y = " F a l s e "   v i s i b l e = " T r u e "   r e q u i r e d = " F a l s e "   r e g e x = " "   v a l i d a t i o n m e s s a g e = " "   t o o l t i p = " "   t r a c k e d = " F a l s e " > < ! [ C D A T A [   ] ] > < / T e x t > + 
+                 < T e x t   i d = " C u s t o m E l e m e n t s . H e a d e r . T e x t F o l g e s e i t e n "   r o w = " 0 "   c o l u m n = " 0 "   c o l u m n s p a n = " 0 "   m u l t i l i n e = " F a l s e "   m u l t i l i n e r o w s = " 3 "   l o c k e d = " F a l s e "   l a b e l = " C u s t o m E l e m e n t s . H e a d e r . T e x t F o l g e s e i t e n "   r e a d o n l y = " F a l s e "   v i s i b l e = " T r u e "   r e q u i r e d = " F a l s e "   r e g e x = " "   v a l i d a t i o n m e s s a g e = " "   t o o l t i p = " "   t r a c k e d = " F a l s e " > < ! [ C D A T A [ K a n t o n a l e s   S o z i a l a m t ] ] > < / T e x t > + 
+                 < T e x t   i d = " C u s t o m E l e m e n t s . H e a d e r . T e x t F o l g e s e i t e n O u L e v 2 "   r o w = " 0 "   c o l u m n = " 0 "   c o l u m n s p a n = " 0 "   m u l t i l i n e = " F a l s e "   m u l t i l i n e r o w s = " 3 "   l o c k e d = " F a l s e "   l a b e l = " C u s t o m E l e m e n t s . H e a d e r . T e x t F o l g e s e i t e n O u L e v 2 "   r e a d o n l y = " F a l s e "   v i s i b l e = " T r u e "   r e q u i r e d = " F a l s e "   r e g e x = " "   v a l i d a t i o n m e s s a g e = " "   t o o l t i p = " "   t r a c k e d = " F a l s e " > < ! [ C D A T A [ S i c h e r h e i t s d i r e k t i o n ] ] > < / T e x t > + 
+                 < T e x t   i d = " C u s t o m E l e m e n t s . H e a d e r . T e x t F o l g e s e i t e n O u L e v 3 "   r o w = " 0 "   c o l u m n = " 0 "   c o l u m n s p a n = " 0 "   m u l t i l i n e = " F a l s e "   m u l t i l i n e r o w s = " 3 "   l o c k e d = " F a l s e "   l a b e l = " C u s t o m E l e m e n t s . H e a d e r . T e x t F o l g e s e i t e n O u L e v 3 "   r e a d o n l y = " F a l s e "   v i s i b l e = " T r u e "   r e q u i r e d = " F a l s e "   r e g e x = " "   v a l i d a t i o n m e s s a g e = " "   t o o l t i p = " "   t r a c k e d = " F a l s e " > < ! [ C D A T A [ K a n t o n a l e s   S o z i a l a m t ] ] > < / T e x t > + 
+                 < T e x t   i d = " C u s t o m E l e m e n t s . H e a d e r . V o r g e s e t z e r S c r i p t 1 "   r o w = " 0 "   c o l u m n = " 0 "   c o l u m n s p a n = " 0 "   m u l t i l i n e = " F a l s e "   m u l t i l i n e r o w s = " 3 "   l o c k e d = " F a l s e "   l a b e l = " C u s t o m E l e m e n t s . H e a d e r . V o r g e s e t z e r S c r i p t 1 "   r e a d o n l y = " F a l s e "   v i s i b l e = " T r u e "   r e q u i r e d = " F a l s e "   r e g e x = " "   v a l i d a t i o n m e s s a g e = " "   t o o l t i p = " "   t r a c k e d = " F a l s e " > < ! [ C D A T A [ A n d r e a   L � b b e r s t e d t ] ] > < / T e x t > + 
+                 < T e x t   i d = " C u s t o m E l e m e n t s . H e a d e r . V o r g e s e t z e r S c r i p t 2 "   r o w = " 0 "   c o l u m n = " 0 "   c o l u m n s p a n = " 0 "   m u l t i l i n e = " F a l s e "   m u l t i l i n e r o w s = " 3 "   l o c k e d = " F a l s e "   l a b e l = " C u s t o m E l e m e n t s . H e a d e r . V o r g e s e t z e r S c r i p t 2 "   r e a d o n l y = " F a l s e "   v i s i b l e = " T r u e "   r e q u i r e d = " F a l s e "   r e g e x = " "   v a l i d a t i o n m e s s a g e = " "   t o o l t i p = " "   t r a c k e d = " F a l s e " > < ! [ C D A T A [ A m t s c h e f i n ] ] > < / T e x t > + 
+                 < T e x t   i d = " C u s t o m E l e m e n t s . H e a d e r . D a t e R e f N r . L e f t "   r o w = " 0 "   c o l u m n = " 0 "   c o l u m n s p a n = " 0 "   m u l t i l i n e = " F a l s e "   m u l t i l i n e r o w s = " 3 "   l o c k e d = " F a l s e "   l a b e l = " C u s t o m E l e m e n t s . H e a d e r . D a t e R e f N r . L e f t "   r e a d o n l y = " F a l s e "   v i s i b l e = " T r u e "   r e q u i r e d = " F a l s e "   r e g e x = " "   v a l i d a t i o n m e s s a g e = " "   t o o l t i p = " "   t r a c k e d = " F a l s e " > < ! [ C D A T A [ D a t u m ] ] > < / T e x t > + 
+                 < T e x t   i d = " C u s t o m E l e m e n t s . H e a d e r . D a t e R e f N r . R i g h t "   r o w = " 0 "   c o l u m n = " 0 "   c o l u m n s p a n = " 0 "   m u l t i l i n e = " F a l s e "   m u l t i l i n e r o w s = " 3 "   l o c k e d = " F a l s e "   l a b e l = " C u s t o m E l e m e n t s . H e a d e r . D a t e R e f N r . R i g h t "   r e a d o n l y = " F a l s e "   v i s i b l e = " T r u e "   r e q u i r e d = " F a l s e "   r e g e x = " "   v a l i d a t i o n m e s s a g e = " "   t o o l t i p = " "   t r a c k e d = " F a l s e " > < ! [ C D A T A [ 1 8 .   J u l i   2 0 1 9 ] ] > < / T e x t > + 
+                 < T e x t   i d = " C u s t o m E l e m e n t s . H e a d e r . D a t e "   r o w = " 0 "   c o l u m n = " 0 "   c o l u m n s p a n = " 0 "   m u l t i l i n e = " F a l s e "   m u l t i l i n e r o w s = " 3 "   l o c k e d = " F a l s e "   l a b e l = " C u s t o m E l e m e n t s . H e a d e r . D a t e "   r e a d o n l y = " F a l s e "   v i s i b l e = " T r u e "   r e q u i r e d = " F a l s e "   r e g e x = " "   v a l i d a t i o n m e s s a g e = " "   t o o l t i p = " "   t r a c k e d = " F a l s e " > < ! [ C D A T A [ 1 8 .   J u l i   2 0 1 9 ] ] > < / T e x t > + 
+                 < T e x t   i d = " C u s t o m E l e m e n t s . H e a d e r . D a t e S t a m p L i n e "   r o w = " 0 "   c o l u m n = " 0 "   c o l u m n s p a n = " 0 "   m u l t i l i n e = " F a l s e "   m u l t i l i n e r o w s = " 3 "   l o c k e d = " F a l s e "   l a b e l = " C u s t o m E l e m e n t s . H e a d e r . D a t e S t a m p L i n e "   r e a d o n l y = " F a l s e "   v i s i b l e = " T r u e "   r e q u i r e d = " F a l s e "   r e g e x = " "   v a l i d a t i o n m e s s a g e = " "   t o o l t i p = " "   t r a c k e d = " F a l s e " > < ! [ C D A T A [   ] ] > < / T e x t > + 
+                 < T e x t   i d = " C u s t o m E l e m e n t s . F o o t e r . L i n e "   r o w = " 0 "   c o l u m n = " 0 "   c o l u m n s p a n = " 0 "   m u l t i l i n e = " F a l s e "   m u l t i l i n e r o w s = " 3 "   l o c k e d = " F a l s e "   l a b e l = " C u s t o m E l e m e n t s . F o o t e r . L i n e "   r e a d o n l y = " F a l s e "   v i s i b l e = " T r u e "   r e q u i r e d = " F a l s e "   r e g e x = " "   v a l i d a t i o n m e s s a g e = " "   t o o l t i p = " "   t r a c k e d = " F a l s e " > < ! [ C D A T A [   ] ] > < / T e x t > + 
+             < / S c r i p t i n g > + 
+         < / D a t a M o d e l > + 
+     < / C o n t e n t > + 
+ < / O n e O f f i x x D o c u m e n t P a r t > 
+</file>
+
+<file path=customXml/item3.xml><?xml version="1.0" encoding="utf-8"?>
+<ct:contentTypeSchema xmlns:ct="http://schemas.microsoft.com/office/2006/metadata/contentType" xmlns:ma="http://schemas.microsoft.com/office/2006/metadata/properties/metaAttributes" ct:_="" ma:_="" ma:contentTypeName="Dokument" ma:contentTypeID="0x01010083D3B4F185DA3D4CB05F9C4C9E20B85B" ma:contentTypeVersion="11" ma:contentTypeDescription="Ein neues Dokument erstellen." ma:contentTypeScope="" ma:versionID="fd4c522e7c1ba389c0ef28d8fc191cb1">
+  <xsd:schema xmlns:xsd="http://www.w3.org/2001/XMLSchema" xmlns:xs="http://www.w3.org/2001/XMLSchema" xmlns:p="http://schemas.microsoft.com/office/2006/metadata/properties" xmlns:ns2="98fe2ab8-7d83-4567-ba90-4f594ae3f4fd" xmlns:ns3="09640fe3-f50f-46c8-a6f7-a2176bb49e6a" targetNamespace="http://schemas.microsoft.com/office/2006/metadata/properties" ma:root="true" ma:fieldsID="be49d5eaf2a269482a3e3d593c28e72e" ns2:_="" ns3:_="">
+    <xsd:import namespace="98fe2ab8-7d83-4567-ba90-4f594ae3f4fd"/>
+    <xsd:import namespace="09640fe3-f50f-46c8-a6f7-a2176bb49e6a"/>
+    <xsd:element name="properties">
+      <xsd:complexType>
+        <xsd:sequence>
+          <xsd:element name="documentManagement">
+            <xsd:complexType>
+              <xsd:all>
+                <xsd:element ref="ns2:MediaServiceMetadata" minOccurs="0"/>
+                <xsd:element ref="ns2:MediaServiceFastMetadata" minOccurs="0"/>
+                <xsd:element ref="ns2:MediaServiceObjectDetectorVersions" minOccurs="0"/>
+                <xsd:element ref="ns2:MediaServiceSearchProperties" minOccurs="0"/>
+                <xsd:element ref="ns2:lcf76f155ced4ddcb4097134ff3c332f" minOccurs="0"/>
+                <xsd:element ref="ns3:TaxCatchAll" minOccurs="0"/>
+                <xsd:element ref="ns2:MediaServiceDateTaken" minOccurs="0"/>
+                <xsd:element ref="ns2:MediaServiceOCR" minOccurs="0"/>
+                <xsd:element ref="ns2:MediaServiceGenerationTime" minOccurs="0"/>
+                <xsd:element ref="ns2:MediaServiceEventHashCode" minOccurs="0"/>
+              </xsd:all>
+            </xsd:complexType>
+          </xsd:element>
+        </xsd:sequence>
+      </xsd:complexType>
+    </xsd:element>
+  </xsd:schema>
+  <xsd:schema xmlns:xsd="http://www.w3.org/2001/XMLSchema" xmlns:xs="http://www.w3.org/2001/XMLSchema" xmlns:dms="http://schemas.microsoft.com/office/2006/documentManagement/types" xmlns:pc="http://schemas.microsoft.com/office/infopath/2007/PartnerControls" targetNamespace="98fe2ab8-7d83-4567-ba90-4f594ae3f4fd" elementFormDefault="qualified">
+    <xsd:import namespace="http://schemas.microsoft.com/office/2006/documentManagement/types"/>
+    <xsd:import namespace="http://schemas.microsoft.com/office/infopath/2007/PartnerControls"/>
+    <xsd:element name="MediaServiceMetadata" ma:index="8" nillable="true" ma:displayName="MediaServiceMetadata" ma:hidden="true" ma:internalName="MediaServiceMetadata" ma:readOnly="true">
+      <xsd:simpleType>
+        <xsd:restriction base="dms:Note"/>
+      </xsd:simpleType>
+    </xsd:element>
+    <xsd:element name="MediaServiceFastMetadata" ma:index="9" nillable="true" ma:displayName="MediaServiceFastMetadata" ma:hidden="true" ma:internalName="MediaServiceFastMetadata" ma:readOnly="true">
+      <xsd:simpleType>
+        <xsd:restriction base="dms:Note"/>
+      </xsd:simpleType>
+    </xsd:element>
+    <xsd:element name="MediaServiceObjectDetectorVersions" ma:index="10" nillable="true" ma:displayName="MediaServiceObjectDetectorVersions" ma:hidden="true" ma:indexed="true" ma:internalName="MediaServiceObjectDetectorVersions" ma:readOnly="true">
+      <xsd:simpleType>
+        <xsd:restriction base="dms:Text"/>
+      </xsd:simpleType>
+    </xsd:element>
+    <xsd:element name="MediaServiceSearchProperties" ma:index="11" nillable="true" ma:displayName="MediaServiceSearchProperties" ma:hidden="true" ma:internalName="MediaServiceSearchProperties" ma:readOnly="true">
+      <xsd:simpleType>
+        <xsd:restriction base="dms:Note"/>
+      </xsd:simpleType>
+    </xsd:element>
+    <xsd:element name="lcf76f155ced4ddcb4097134ff3c332f" ma:index="13" nillable="true" ma:taxonomy="true" ma:internalName="lcf76f155ced4ddcb4097134ff3c332f" ma:taxonomyFieldName="MediaServiceImageTags" ma:displayName="Bildmarkierungen" ma:readOnly="false" ma:fieldId="{5cf76f15-5ced-4ddc-b409-7134ff3c332f}" ma:taxonomyMulti="true" ma:sspId="0319013d-3902-4503-8c69-d95b42d8b08c" ma:termSetId="09814cd3-568e-fe90-9814-8d621ff8fb84" ma:anchorId="fba54fb3-c3e1-fe81-a776-ca4b69148c4d" ma:open="true" ma:isKeyword="false">
+      <xsd:complexType>
+        <xsd:sequence>
+          <xsd:element ref="pc:Terms" minOccurs="0" maxOccurs="1"/>
+        </xsd:sequence>
+      </xsd:complexType>
+    </xsd:element>
+    <xsd:element name="MediaServiceDateTaken" ma:index="15" nillable="true" ma:displayName="MediaServiceDateTaken" ma:hidden="true" ma:indexed="true" ma:internalName="MediaServiceDateTaken" ma:readOnly="true">
+      <xsd:simpleType>
+        <xsd:restriction base="dms:Text"/>
+      </xsd:simpleType>
+    </xsd:element>
+    <xsd:element name="MediaServiceOCR" ma:index="16" nillable="true" ma:displayName="Extracted Text" ma:internalName="MediaServiceOCR" ma:readOnly="true">
+      <xsd:simpleType>
+        <xsd:restriction base="dms:Note">
+          <xsd:maxLength value="255"/>
+        </xsd:restriction>
+      </xsd:simpleType>
+    </xsd:element>
+    <xsd:element name="MediaServiceGenerationTime" ma:index="17" nillable="true" ma:displayName="MediaServiceGenerationTime" ma:hidden="true" ma:internalName="MediaServiceGenerationTime" ma:readOnly="true">
+      <xsd:simpleType>
+        <xsd:restriction base="dms:Text"/>
+      </xsd:simpleType>
+    </xsd:element>
+    <xsd:element name="MediaServiceEventHashCode" ma:index="18" nillable="true" ma:displayName="MediaServiceEventHashCode" ma:hidden="true" ma:internalName="MediaServiceEventHashCode" ma:readOnly="true">
+      <xsd:simpleType>
+        <xsd:restriction base="dms:Text"/>
+      </xsd:simpleType>
+    </xsd:element>
+  </xsd:schema>
+  <xsd:schema xmlns:xsd="http://www.w3.org/2001/XMLSchema" xmlns:xs="http://www.w3.org/2001/XMLSchema" xmlns:dms="http://schemas.microsoft.com/office/2006/documentManagement/types" xmlns:pc="http://schemas.microsoft.com/office/infopath/2007/PartnerControls" targetNamespace="09640fe3-f50f-46c8-a6f7-a2176bb49e6a" elementFormDefault="qualified">
+    <xsd:import namespace="http://schemas.microsoft.com/office/2006/documentManagement/types"/>
+    <xsd:import namespace="http://schemas.microsoft.com/office/infopath/2007/PartnerControls"/>
+    <xsd:element name="TaxCatchAll" ma:index="14" nillable="true" ma:displayName="Taxonomy Catch All Column" ma:hidden="true" ma:list="{fca6014c-90cb-4023-9ceb-4d3e8cd86fa9}" ma:internalName="TaxCatchAll" ma:showField="CatchAllData" ma:web="09640fe3-f50f-46c8-a6f7-a2176bb49e6a">
+      <xsd:complexType>
+        <xsd:complexContent>
+          <xsd:extension base="dms:MultiChoiceLookup">
+            <xsd:sequence>
+              <xsd:element name="Value" type="dms:Lookup" maxOccurs="unbounded" minOccurs="0" nillable="true"/>
+            </xsd:sequence>
+          </xsd:extension>
+        </xsd:complexContent>
+      </xsd:complexType>
+    </xsd:element>
+  </xsd:schema>
+  <xsd:schema xmlns="http://schemas.openxmlformats.org/package/2006/metadata/core-properties" xmlns:xsd="http://www.w3.org/2001/XMLSchema" xmlns:xsi="http://www.w3.org/2001/XMLSchema-instance" xmlns:dc="http://purl.org/dc/elements/1.1/" xmlns:dcterms="http://purl.org/dc/terms/" xmlns:odoc="http://schemas.microsoft.com/internal/obd" targetNamespace="http://schemas.openxmlformats.org/package/2006/metadata/core-properties" elementFormDefault="qualified" attributeFormDefault="unqualified" blockDefault="#all">
+    <xsd:import namespace="http://purl.org/dc/elements/1.1/" schemaLocation="http://dublincore.org/schemas/xmls/qdc/2003/04/02/dc.xsd"/>
+    <xsd:import namespace="http://purl.org/dc/terms/" schemaLocation="http://dublincore.org/schemas/xmls/qdc/2003/04/02/dcterms.xsd"/>
+    <xsd:element name="coreProperties" type="CT_coreProperties"/>
+    <xsd:complexType name="CT_coreProperties">
+      <xsd:all>
+        <xsd:element ref="dc:creator" minOccurs="0" maxOccurs="1"/>
+        <xsd:element ref="dcterms:created" minOccurs="0" maxOccurs="1"/>
+        <xsd:element ref="dc:identifier" minOccurs="0" maxOccurs="1"/>
+        <xsd:element name="contentType" minOccurs="0" maxOccurs="1" type="xsd:string" ma:index="0" ma:displayName="Inhaltstyp"/>
+        <xsd:element ref="dc:title" minOccurs="0" maxOccurs="1" ma:index="4" ma:displayName="Titel"/>
+        <xsd:element ref="dc:subject" minOccurs="0" maxOccurs="1"/>
+        <xsd:element ref="dc:description" minOccurs="0" maxOccurs="1"/>
+        <xsd:element name="keywords" minOccurs="0" maxOccurs="1" type="xsd:string"/>
+        <xsd:element ref="dc:language" minOccurs="0" maxOccurs="1"/>
+        <xsd:element name="category" minOccurs="0" maxOccurs="1" type="xsd:string"/>
+        <xsd:element name="version" minOccurs="0" maxOccurs="1" type="xsd:string"/>
+        <xsd:element name="revision" minOccurs="0" maxOccurs="1" type="xsd:string">
+          <xsd:annotation>
+            <xsd:documentation>
+                        This value indicates the number of saves or revisions. The application is responsible for updating this value after each revision.
+                    </xsd:documentation>
+          </xsd:annotation>
+        </xsd:element>
+        <xsd:element name="lastModifiedBy" minOccurs="0" maxOccurs="1" type="xsd:string"/>
+        <xsd:element ref="dcterms:modified" minOccurs="0" maxOccurs="1"/>
+        <xsd:element name="contentStatus" minOccurs="0" maxOccurs="1" type="xsd:string"/>
+      </xsd:all>
+    </xsd:complexType>
+  </xsd:schema>
+  <xs:schema xmlns:pc="http://schemas.microsoft.com/office/infopath/2007/PartnerControls" xmlns:xs="http://www.w3.org/2001/XMLSchema" targetNamespace="http://schemas.microsoft.com/office/infopath/2007/PartnerControls" elementFormDefault="qualified" attributeFormDefault="unqualified">
+    <xs:element name="Person">
+      <xs:complexType>
+        <xs:sequence>
+          <xs:element ref="pc:DisplayName" minOccurs="0"/>
+          <xs:element ref="pc:AccountId" minOccurs="0"/>
+          <xs:element ref="pc:AccountType" minOccurs="0"/>
+        </xs:sequence>
+      </xs:complexType>
+    </xs:element>
+    <xs:element name="DisplayName" type="xs:string"/>
+    <xs:element name="AccountId" type="xs:string"/>
+    <xs:element name="AccountType" type="xs:string"/>
+    <xs:element name="BDCAssociatedEntity">
+      <xs:complexType>
+        <xs:sequence>
+          <xs:element ref="pc:BDCEntity" minOccurs="0" maxOccurs="unbounded"/>
+        </xs:sequence>
+        <xs:attribute ref="pc:EntityNamespace"/>
+        <xs:attribute ref="pc:EntityName"/>
+        <xs:attribute ref="pc:SystemInstanceName"/>
+        <xs:attribute ref="pc:AssociationName"/>
+      </xs:complexType>
+    </xs:element>
+    <xs:attribute name="EntityNamespace" type="xs:string"/>
+    <xs:attribute name="EntityName" type="xs:string"/>
+    <xs:attribute name="SystemInstanceName" type="xs:string"/>
+    <xs:attribute name="AssociationName" type="xs:string"/>
+    <xs:element name="BDCEntity">
+      <xs:complexType>
+        <xs:sequence>
+          <xs:element ref="pc:EntityDisplayName" minOccurs="0"/>
+          <xs:element ref="pc:EntityInstanceReference" minOccurs="0"/>
+          <xs:element ref="pc:EntityId1" minOccurs="0"/>
+          <xs:element ref="pc:EntityId2" minOccurs="0"/>
+          <xs:element ref="pc:EntityId3" minOccurs="0"/>
+          <xs:element ref="pc:EntityId4" minOccurs="0"/>
+          <xs:element ref="pc:EntityId5" minOccurs="0"/>
+        </xs:sequence>
+      </xs:complexType>
+    </xs:element>
+    <xs:element name="EntityDisplayName" type="xs:string"/>
+    <xs:element name="EntityInstanceReference" type="xs:string"/>
+    <xs:element name="EntityId1" type="xs:string"/>
+    <xs:element name="EntityId2" type="xs:string"/>
+    <xs:element name="EntityId3" type="xs:string"/>
+    <xs:element name="EntityId4" type="xs:string"/>
+    <xs:element name="EntityId5" type="xs:string"/>
+    <xs:element name="Terms">
+      <xs:complexType>
+        <xs:sequence>
+          <xs:element ref="pc:TermInfo" minOccurs="0" maxOccurs="unbounded"/>
+        </xs:sequence>
+      </xs:complexType>
+    </xs:element>
+    <xs:element name="TermInfo">
+      <xs:complexType>
+        <xs:sequence>
+          <xs:element ref="pc:TermName" minOccurs="0"/>
+          <xs:element ref="pc:TermId" minOccurs="0"/>
+        </xs:sequence>
+      </xs:complexType>
+    </xs:element>
+    <xs:element name="TermName" type="xs:string"/>
+    <xs:element name="TermId" type="xs:string"/>
+  </xs:schema>
+</ct:contentTypeSchema>
+</file>
+
+<file path=customXml/item4.xml><?xml version="1.0" encoding="utf-8"?>
+<p:properties xmlns:p="http://schemas.microsoft.com/office/2006/metadata/properties" xmlns:xsi="http://www.w3.org/2001/XMLSchema-instance" xmlns:pc="http://schemas.microsoft.com/office/infopath/2007/PartnerControls">
+  <documentManagement>
+    <TaxCatchAll xmlns="09640fe3-f50f-46c8-a6f7-a2176bb49e6a" xsi:nil="true"/>
+    <lcf76f155ced4ddcb4097134ff3c332f xmlns="98fe2ab8-7d83-4567-ba90-4f594ae3f4fd">
+      <Terms xmlns="http://schemas.microsoft.com/office/infopath/2007/PartnerControls"/>
+    </lcf76f155ced4ddcb4097134ff3c332f>
+  </documentManagement>
+</p:properties>
+</file>
+
+<file path=customXml/item5.xml><?xml version="1.0" encoding="utf-8"?>
+<OneOffixxFormattingPart xmlns:xsd="http://www.w3.org/2001/XMLSchema" xmlns:xsi="http://www.w3.org/2001/XMLSchema-instance" xmlns="http://schema.oneoffixx.com/OneOffixxFormattingPart/1">
+  <Configuration>
+    <DocumentFunction xmlns="">
+      <!-- #################################################################### -->
+      <!-- ## Unterschiede zum Root:                                         ## -->
+      <!-- ## maxListLevels auf 6 gesetzt                                    ## -->
+      <!-- ## CustomStyles: Category «EingerueckteAufzaehlungen» hintzgefügt ## -->
+      <!-- #################################################################### -->
+      <!-- Parametrierung der Überschriften -->
+      <Group name="Headings">
+        <Definition type="Heading" level="1" style="Überschrift 1"/>
+        <Definition type="Heading" level="2" style="Überschrift 2"/>
+        <Definition type="Heading" level="3" style="Überschrift 3"/>
+        <Definition type="Heading" level="4" style="Überschrift 4"/>
+      </Group>
+      <!-- Parametrierung der Tabulatoren -->
+      <Group name="Indents" maxListLevels="6"/>
+      <!-- Parametrierung der Listen, Aufzählungen und Nummerierungen -->
+      <Group name="NumberingStyles">
+        <Definition type="Numeric" tabPosition="1" style="Liste_Nummern_Arabisch"/>
+        <Definition type="Alphabetic" tabPosition="1" style="Liste_Nummern_Roemisch"/>
+        <Definition type="Line" tabPosition="1" style="Liste_Bindestrich"/>
+      </Group>
+      <!-- Parametrierung der Nummerierungs-Optionen -->
+      <Group name="NumberingBehaviors">
+        <Definition type="Increment" style="Liste_Nummern_Arabisch"/>
+        <Definition type="Decrement"/>
+        <!--<Definition type="RestartMain"/>
+          <Definition type="RestartSub"/>-->
+        <Definition type="ResetChapter" style="Überschrift 1"/>
+        <Definition type="ResetList" style="Liste_Nummern_Arabisch"/>
+      </Group>
+      <!-- Parametrierung der weiteren Formatierungs-Optionen -->
+      <Group name="Styles">
+        <Definition type="Standard" style="Grundtext"/>
+        <Definition type="Bold" style="Fett"/>
+        <Definition type="Italic" style=""/>
+        <Definition type="Underline" style=""/>
+      </Group>
+      <!-- Parametrierung der weiteren kundenspezifischen Formatierungs-Optionen -->
+      <Group name="CustomStyles">
+        <Category id="Formatierungen">
+          <Label lcid="2055">Formatierungen</Label>
+          <Definition type="Randtitel" style="Randtitel mit Textbox">
+            <Label lcid="2055">Randtitel</Label>
+          </Definition>
+          <Definition type="Lead" style="Lead">
+            <Label lcid="2055">Lead</Label>
+          </Definition>
+        </Category>
+        <Category id="Überschriften">
+          <Label lcid="2055">Überschriften</Label>
+          <Definition type="Heading" level="1" style="Überschrift 1 Gross">
+            <Label lcid="2055">Überschrift 1 Gross</Label>
+          </Definition>
+        </Category>
+        <Category id="Tabelle">
+          <Label lcid="2055">Tabelle</Label>
+          <Definition type="Table" style="Tabelle Standard linksbündig">
+            <Label lcid="2055">Tabelle Standard linksbündig</Label>
+          </Definition>
+          <Definition type="Table" style="Tabelle Standard rechtsbündig">
+            <Label lcid="2055">Tabelle Standard rechtsbündig</Label>
+          </Definition>
+          <Definition type="Table" style="Tabelle klein linksbündig">
+            <Label lcid="2055">Tabelle klein linksbündig</Label>
+          </Definition>
+          <Definition type="Table" style="Tabelle klein rechtsbündig">
+            <Label lcid="2055">Tabelle klein rechtsbündig</Label>
+          </Definition>
+          <Definition type="Table" style="Tabelle fett">
+            <Label lcid="2055">Tabelle fett</Label>
+          </Definition>
+        </Category>
+        <Category id="Inline-Bild">
+          <Label lcid="2055">Bild in Zeile anzeigen</Label>
+          <Definition type="Image" style="Grundtext_neutral">
+            <Label lcid="2055">Grundtext neutral</Label>
+          </Definition>
+        </Category>
+        <Category id="EingerueckteAufzaehlungen">
+          <Label lcid="2055">Eingerückte Aufzählungen für nummerierte Überschriften</Label>
+          <Definition type="Liste_Bindestrich_Ebene_4" style="Liste_Bindestrich_Ebene_4">
+            <Label lcid="2055">Bindestrich-Liste eingerückt</Label>
+          </Definition>
+          <Definition type="Liste_Nummern_Arabisch_Ebene_4" style="Liste_Nummern_Arabisch_Ebene_4">
+            <Label lcid="2055">arabische Nummerierung eingerückt</Label>
+          </Definition>
+          <Definition type="Liste_Nummern_Roemisch_Ebene_4" style="Liste_Nummern_Roemisch_Ebene_4">
+            <Label lcid="2055">römische Nummerierung eingerückt</Label>
+          </Definition>
+        </Category>
+      </Group>
+    </DocumentFunction>
+  </Configuration>
+</OneOffixxFormattingPart>
+</file>
+
+<file path=customXml/item6.xml><?xml version="1.0" encoding="utf-8"?>
+<OneOffixxImageDefinitionPart xmlns:xsd="http://www.w3.org/2001/XMLSchema" xmlns:xsi="http://www.w3.org/2001/XMLSchema-instance" xmlns="http://schema.oneoffixx.com/OneOffixxImageDefinitionPart/1">
+  <ImageDefinitions>
+    <ImageSizeDefinition>
+      <Id>2032969613</Id>
+      <Width>0</Width>
+      <Height>0</Height>
+      <XPath>//Image[@id='Profile.Org.HeaderLogoShort']</XPath>
+      <ImageHash>7fe544e2f398d2732a9ea51d50e24d16</ImageHash>
+    </ImageSizeDefinition>
+    <ImageSizeDefinition>
+      <Id>155732410</Id>
+      <Width>0</Width>
+      <Height>0</Height>
+      <XPath>//Image[@id='Profile.Org.Kanton']</XPath>
+      <ImageHash>1a0b7be4d8c69e4fe4dabdfa77453b38</ImageHash>
+    </ImageSizeDefinition>
+    <ImageSizeDefinition>
+      <Id>2120064574</Id>
+      <Width>0</Width>
+      <Height>0</Height>
+      <XPath>//Image[@id='Profile.Org.Kanton']</XPath>
+      <ImageHash>1a0b7be4d8c69e4fe4dabdfa77453b38</ImageHash>
+    </ImageSizeDefinition>
+    <ImageSizeDefinition>
+      <Id>1768692683</Id>
+      <Width>0</Width>
+      <Height>0</Height>
+      <XPath>//Image[@id='Profile.Org.HeaderLogoShort']</XPath>
+      <ImageHash>7fe544e2f398d2732a9ea51d50e24d16</ImageHash>
+    </ImageSizeDefinition>
+    <ImageSizeDefinition>
+      <Id>1768692683</Id>
+      <Width>0</Width>
+      <Height>0</Height>
+      <XPath>//Image[@id='Profile.Org.Kanton']</XPath>
+      <ImageHash>1a0b7be4d8c69e4fe4dabdfa77453b38</ImageHash>
+    </ImageSizeDefinition>
+    <ImageSizeDefinition>
+      <Id>391736964</Id>
+      <Width>0</Width>
+      <Height>0</Height>
+      <XPath>//Image[@id='Profile.Org.HeaderLogoShort']</XPath>
+      <ImageHash>7fe544e2f398d2732a9ea51d50e24d16</ImageHash>
+    </ImageSizeDefinition>
+  </ImageDefinitions>
+</OneOffixxImageDefinitionPart>
+</file>
+
+<file path=customXml/item7.xml><?xml version="1.0" encoding="utf-8"?>
+<b:Sources xmlns:b="http://schemas.openxmlformats.org/officeDocument/2006/bibliography" xmlns="http://schemas.openxmlformats.org/officeDocument/2006/bibliography" SelectedStyle="\APASixthEditionOfficeOnline.xsl" StyleName="APA" Version="6"/>
+</file>
+
+<file path=customXml/item8.xml><?xml version="1.0" encoding="utf-8"?>
 <OneOffixxExtendedBindingPart xmlns:xsd="http://www.w3.org/2001/XMLSchema" xmlns:xsi="http://www.w3.org/2001/XMLSchema-instance" xmlns="http://schema.oneoffixx.com/OneOffixxExtendedBindingPart/1">
   <StyleSheet>
     <xsl:stylesheet xmlns:xsl="http://www.w3.org/1999/XSL/Transform" xmlns:contact="http://schema.oneoffixx.com/OneOffixxContactsPart/1" xmlns:ext="http://schema.oneoffixx.com/OneOffixxExtendedBindingPart/1" xmlns:wpc="http://schemas.microsoft.com/office/word/2010/wordprocessingCanvas" xmlns:mc="http://schemas.openxmlformats.org/markup-compatibility/2006" xmlns:o="urn:schemas-microsoft-com:office:office" xmlns:r="http://schemas.openxmlformats.org/officeDocument/2006/relationships" xmlns:m="http://schemas.openxmlformats.org/officeDocument/2006/math" xmlns:v="urn:schemas-microsoft-com:vml" xmlns:wp14="http://schemas.microsoft.com/office/word/2010/wordprocessingDrawing" xmlns:wp="http://schemas.openxmlformats.org/drawingml/2006/wordprocessingDrawing" xmlns:w10="urn:schemas-microsoft-com:office:word" xmlns:w="http://schemas.openxmlformats.org/wordprocessingml/2006/main" xmlns:w14="http://schemas.microsoft.com/office/word/2010/wordml" xmlns:wpg="http://schemas.microsoft.com/office/word/2010/wordprocessingGroup" xmlns:wpi="http://schemas.microsoft.com/office/word/2010/wordprocessingInk" xmlns:wne="http://schemas.microsoft.com/office/word/2006/wordml" xmlns:wps="http://schemas.microsoft.com/office/word/2010/wordprocessingShape" version="1.0" mc:Ignorable="w14 wp14">
@@ -16365,819 +18018,6 @@
 </OneOffixxExtendedBindingPart>
 </file>
 
-<file path=customXml/item3.xml><?xml version="1.0" encoding="utf-8"?>
-<ct:contentTypeSchema xmlns:ct="http://schemas.microsoft.com/office/2006/metadata/contentType" xmlns:ma="http://schemas.microsoft.com/office/2006/metadata/properties/metaAttributes" ct:_="" ma:_="" ma:contentTypeName="Dokument" ma:contentTypeID="0x01010083D3B4F185DA3D4CB05F9C4C9E20B85B" ma:contentTypeVersion="11" ma:contentTypeDescription="Ein neues Dokument erstellen." ma:contentTypeScope="" ma:versionID="fd4c522e7c1ba389c0ef28d8fc191cb1">
-  <xsd:schema xmlns:xsd="http://www.w3.org/2001/XMLSchema" xmlns:xs="http://www.w3.org/2001/XMLSchema" xmlns:p="http://schemas.microsoft.com/office/2006/metadata/properties" xmlns:ns2="98fe2ab8-7d83-4567-ba90-4f594ae3f4fd" xmlns:ns3="09640fe3-f50f-46c8-a6f7-a2176bb49e6a" targetNamespace="http://schemas.microsoft.com/office/2006/metadata/properties" ma:root="true" ma:fieldsID="be49d5eaf2a269482a3e3d593c28e72e" ns2:_="" ns3:_="">
-    <xsd:import namespace="98fe2ab8-7d83-4567-ba90-4f594ae3f4fd"/>
-    <xsd:import namespace="09640fe3-f50f-46c8-a6f7-a2176bb49e6a"/>
-    <xsd:element name="properties">
-      <xsd:complexType>
-        <xsd:sequence>
-          <xsd:element name="documentManagement">
-            <xsd:complexType>
-              <xsd:all>
-                <xsd:element ref="ns2:MediaServiceMetadata" minOccurs="0"/>
-                <xsd:element ref="ns2:MediaServiceFastMetadata" minOccurs="0"/>
-                <xsd:element ref="ns2:MediaServiceObjectDetectorVersions" minOccurs="0"/>
-                <xsd:element ref="ns2:MediaServiceSearchProperties" minOccurs="0"/>
-                <xsd:element ref="ns2:lcf76f155ced4ddcb4097134ff3c332f" minOccurs="0"/>
-                <xsd:element ref="ns3:TaxCatchAll" minOccurs="0"/>
-                <xsd:element ref="ns2:MediaServiceDateTaken" minOccurs="0"/>
-                <xsd:element ref="ns2:MediaServiceOCR" minOccurs="0"/>
-                <xsd:element ref="ns2:MediaServiceGenerationTime" minOccurs="0"/>
-                <xsd:element ref="ns2:MediaServiceEventHashCode" minOccurs="0"/>
-              </xsd:all>
-            </xsd:complexType>
-          </xsd:element>
-        </xsd:sequence>
-      </xsd:complexType>
-    </xsd:element>
-  </xsd:schema>
-  <xsd:schema xmlns:xsd="http://www.w3.org/2001/XMLSchema" xmlns:xs="http://www.w3.org/2001/XMLSchema" xmlns:dms="http://schemas.microsoft.com/office/2006/documentManagement/types" xmlns:pc="http://schemas.microsoft.com/office/infopath/2007/PartnerControls" targetNamespace="98fe2ab8-7d83-4567-ba90-4f594ae3f4fd" elementFormDefault="qualified">
-    <xsd:import namespace="http://schemas.microsoft.com/office/2006/documentManagement/types"/>
-    <xsd:import namespace="http://schemas.microsoft.com/office/infopath/2007/PartnerControls"/>
-    <xsd:element name="MediaServiceMetadata" ma:index="8" nillable="true" ma:displayName="MediaServiceMetadata" ma:hidden="true" ma:internalName="MediaServiceMetadata" ma:readOnly="true">
-      <xsd:simpleType>
-        <xsd:restriction base="dms:Note"/>
-      </xsd:simpleType>
-    </xsd:element>
-    <xsd:element name="MediaServiceFastMetadata" ma:index="9" nillable="true" ma:displayName="MediaServiceFastMetadata" ma:hidden="true" ma:internalName="MediaServiceFastMetadata" ma:readOnly="true">
-      <xsd:simpleType>
-        <xsd:restriction base="dms:Note"/>
-      </xsd:simpleType>
-    </xsd:element>
-    <xsd:element name="MediaServiceObjectDetectorVersions" ma:index="10" nillable="true" ma:displayName="MediaServiceObjectDetectorVersions" ma:hidden="true" ma:indexed="true" ma:internalName="MediaServiceObjectDetectorVersions" ma:readOnly="true">
-      <xsd:simpleType>
-        <xsd:restriction base="dms:Text"/>
-      </xsd:simpleType>
-    </xsd:element>
-    <xsd:element name="MediaServiceSearchProperties" ma:index="11" nillable="true" ma:displayName="MediaServiceSearchProperties" ma:hidden="true" ma:internalName="MediaServiceSearchProperties" ma:readOnly="true">
-      <xsd:simpleType>
-        <xsd:restriction base="dms:Note"/>
-      </xsd:simpleType>
-    </xsd:element>
-    <xsd:element name="lcf76f155ced4ddcb4097134ff3c332f" ma:index="13" nillable="true" ma:taxonomy="true" ma:internalName="lcf76f155ced4ddcb4097134ff3c332f" ma:taxonomyFieldName="MediaServiceImageTags" ma:displayName="Bildmarkierungen" ma:readOnly="false" ma:fieldId="{5cf76f15-5ced-4ddc-b409-7134ff3c332f}" ma:taxonomyMulti="true" ma:sspId="0319013d-3902-4503-8c69-d95b42d8b08c" ma:termSetId="09814cd3-568e-fe90-9814-8d621ff8fb84" ma:anchorId="fba54fb3-c3e1-fe81-a776-ca4b69148c4d" ma:open="true" ma:isKeyword="false">
-      <xsd:complexType>
-        <xsd:sequence>
-          <xsd:element ref="pc:Terms" minOccurs="0" maxOccurs="1"/>
-        </xsd:sequence>
-      </xsd:complexType>
-    </xsd:element>
-    <xsd:element name="MediaServiceDateTaken" ma:index="15" nillable="true" ma:displayName="MediaServiceDateTaken" ma:hidden="true" ma:indexed="true" ma:internalName="MediaServiceDateTaken" ma:readOnly="true">
-      <xsd:simpleType>
-        <xsd:restriction base="dms:Text"/>
-      </xsd:simpleType>
-    </xsd:element>
-    <xsd:element name="MediaServiceOCR" ma:index="16" nillable="true" ma:displayName="Extracted Text" ma:internalName="MediaServiceOCR" ma:readOnly="true">
-      <xsd:simpleType>
-        <xsd:restriction base="dms:Note">
-          <xsd:maxLength value="255"/>
-        </xsd:restriction>
-      </xsd:simpleType>
-    </xsd:element>
-    <xsd:element name="MediaServiceGenerationTime" ma:index="17" nillable="true" ma:displayName="MediaServiceGenerationTime" ma:hidden="true" ma:internalName="MediaServiceGenerationTime" ma:readOnly="true">
-      <xsd:simpleType>
-        <xsd:restriction base="dms:Text"/>
-      </xsd:simpleType>
-    </xsd:element>
-    <xsd:element name="MediaServiceEventHashCode" ma:index="18" nillable="true" ma:displayName="MediaServiceEventHashCode" ma:hidden="true" ma:internalName="MediaServiceEventHashCode" ma:readOnly="true">
-      <xsd:simpleType>
-        <xsd:restriction base="dms:Text"/>
-      </xsd:simpleType>
-    </xsd:element>
-  </xsd:schema>
-  <xsd:schema xmlns:xsd="http://www.w3.org/2001/XMLSchema" xmlns:xs="http://www.w3.org/2001/XMLSchema" xmlns:dms="http://schemas.microsoft.com/office/2006/documentManagement/types" xmlns:pc="http://schemas.microsoft.com/office/infopath/2007/PartnerControls" targetNamespace="09640fe3-f50f-46c8-a6f7-a2176bb49e6a" elementFormDefault="qualified">
-    <xsd:import namespace="http://schemas.microsoft.com/office/2006/documentManagement/types"/>
-    <xsd:import namespace="http://schemas.microsoft.com/office/infopath/2007/PartnerControls"/>
-    <xsd:element name="TaxCatchAll" ma:index="14" nillable="true" ma:displayName="Taxonomy Catch All Column" ma:hidden="true" ma:list="{fca6014c-90cb-4023-9ceb-4d3e8cd86fa9}" ma:internalName="TaxCatchAll" ma:showField="CatchAllData" ma:web="09640fe3-f50f-46c8-a6f7-a2176bb49e6a">
-      <xsd:complexType>
-        <xsd:complexContent>
-          <xsd:extension base="dms:MultiChoiceLookup">
-            <xsd:sequence>
-              <xsd:element name="Value" type="dms:Lookup" maxOccurs="unbounded" minOccurs="0" nillable="true"/>
-            </xsd:sequence>
-          </xsd:extension>
-        </xsd:complexContent>
-      </xsd:complexType>
-    </xsd:element>
-  </xsd:schema>
-  <xsd:schema xmlns="http://schemas.openxmlformats.org/package/2006/metadata/core-properties" xmlns:xsd="http://www.w3.org/2001/XMLSchema" xmlns:xsi="http://www.w3.org/2001/XMLSchema-instance" xmlns:dc="http://purl.org/dc/elements/1.1/" xmlns:dcterms="http://purl.org/dc/terms/" xmlns:odoc="http://schemas.microsoft.com/internal/obd" targetNamespace="http://schemas.openxmlformats.org/package/2006/metadata/core-properties" elementFormDefault="qualified" attributeFormDefault="unqualified" blockDefault="#all">
-    <xsd:import namespace="http://purl.org/dc/elements/1.1/" schemaLocation="http://dublincore.org/schemas/xmls/qdc/2003/04/02/dc.xsd"/>
-    <xsd:import namespace="http://purl.org/dc/terms/" schemaLocation="http://dublincore.org/schemas/xmls/qdc/2003/04/02/dcterms.xsd"/>
-    <xsd:element name="coreProperties" type="CT_coreProperties"/>
-    <xsd:complexType name="CT_coreProperties">
-      <xsd:all>
-        <xsd:element ref="dc:creator" minOccurs="0" maxOccurs="1"/>
-        <xsd:element ref="dcterms:created" minOccurs="0" maxOccurs="1"/>
-        <xsd:element ref="dc:identifier" minOccurs="0" maxOccurs="1"/>
-        <xsd:element name="contentType" minOccurs="0" maxOccurs="1" type="xsd:string" ma:index="0" ma:displayName="Inhaltstyp"/>
-        <xsd:element ref="dc:title" minOccurs="0" maxOccurs="1" ma:index="4" ma:displayName="Titel"/>
-        <xsd:element ref="dc:subject" minOccurs="0" maxOccurs="1"/>
-        <xsd:element ref="dc:description" minOccurs="0" maxOccurs="1"/>
-        <xsd:element name="keywords" minOccurs="0" maxOccurs="1" type="xsd:string"/>
-        <xsd:element ref="dc:language" minOccurs="0" maxOccurs="1"/>
-        <xsd:element name="category" minOccurs="0" maxOccurs="1" type="xsd:string"/>
-        <xsd:element name="version" minOccurs="0" maxOccurs="1" type="xsd:string"/>
-        <xsd:element name="revision" minOccurs="0" maxOccurs="1" type="xsd:string">
-          <xsd:annotation>
-            <xsd:documentation>
-                        This value indicates the number of saves or revisions. The application is responsible for updating this value after each revision.
-                    </xsd:documentation>
-          </xsd:annotation>
-        </xsd:element>
-        <xsd:element name="lastModifiedBy" minOccurs="0" maxOccurs="1" type="xsd:string"/>
-        <xsd:element ref="dcterms:modified" minOccurs="0" maxOccurs="1"/>
-        <xsd:element name="contentStatus" minOccurs="0" maxOccurs="1" type="xsd:string"/>
-      </xsd:all>
-    </xsd:complexType>
-  </xsd:schema>
-  <xs:schema xmlns:pc="http://schemas.microsoft.com/office/infopath/2007/PartnerControls" xmlns:xs="http://www.w3.org/2001/XMLSchema" targetNamespace="http://schemas.microsoft.com/office/infopath/2007/PartnerControls" elementFormDefault="qualified" attributeFormDefault="unqualified">
-    <xs:element name="Person">
-      <xs:complexType>
-        <xs:sequence>
-          <xs:element ref="pc:DisplayName" minOccurs="0"/>
-          <xs:element ref="pc:AccountId" minOccurs="0"/>
-          <xs:element ref="pc:AccountType" minOccurs="0"/>
-        </xs:sequence>
-      </xs:complexType>
-    </xs:element>
-    <xs:element name="DisplayName" type="xs:string"/>
-    <xs:element name="AccountId" type="xs:string"/>
-    <xs:element name="AccountType" type="xs:string"/>
-    <xs:element name="BDCAssociatedEntity">
-      <xs:complexType>
-        <xs:sequence>
-          <xs:element ref="pc:BDCEntity" minOccurs="0" maxOccurs="unbounded"/>
-        </xs:sequence>
-        <xs:attribute ref="pc:EntityNamespace"/>
-        <xs:attribute ref="pc:EntityName"/>
-        <xs:attribute ref="pc:SystemInstanceName"/>
-        <xs:attribute ref="pc:AssociationName"/>
-      </xs:complexType>
-    </xs:element>
-    <xs:attribute name="EntityNamespace" type="xs:string"/>
-    <xs:attribute name="EntityName" type="xs:string"/>
-    <xs:attribute name="SystemInstanceName" type="xs:string"/>
-    <xs:attribute name="AssociationName" type="xs:string"/>
-    <xs:element name="BDCEntity">
-      <xs:complexType>
-        <xs:sequence>
-          <xs:element ref="pc:EntityDisplayName" minOccurs="0"/>
-          <xs:element ref="pc:EntityInstanceReference" minOccurs="0"/>
-          <xs:element ref="pc:EntityId1" minOccurs="0"/>
-          <xs:element ref="pc:EntityId2" minOccurs="0"/>
-          <xs:element ref="pc:EntityId3" minOccurs="0"/>
-          <xs:element ref="pc:EntityId4" minOccurs="0"/>
-          <xs:element ref="pc:EntityId5" minOccurs="0"/>
-        </xs:sequence>
-      </xs:complexType>
-    </xs:element>
-    <xs:element name="EntityDisplayName" type="xs:string"/>
-    <xs:element name="EntityInstanceReference" type="xs:string"/>
-    <xs:element name="EntityId1" type="xs:string"/>
-    <xs:element name="EntityId2" type="xs:string"/>
-    <xs:element name="EntityId3" type="xs:string"/>
-    <xs:element name="EntityId4" type="xs:string"/>
-    <xs:element name="EntityId5" type="xs:string"/>
-    <xs:element name="Terms">
-      <xs:complexType>
-        <xs:sequence>
-          <xs:element ref="pc:TermInfo" minOccurs="0" maxOccurs="unbounded"/>
-        </xs:sequence>
-      </xs:complexType>
-    </xs:element>
-    <xs:element name="TermInfo">
-      <xs:complexType>
-        <xs:sequence>
-          <xs:element ref="pc:TermName" minOccurs="0"/>
-          <xs:element ref="pc:TermId" minOccurs="0"/>
-        </xs:sequence>
-      </xs:complexType>
-    </xs:element>
-    <xs:element name="TermName" type="xs:string"/>
-    <xs:element name="TermId" type="xs:string"/>
-  </xs:schema>
-</ct:contentTypeSchema>
-</file>
-
-<file path=customXml/item4.xml><?xml version="1.0" encoding="utf-8"?>
-<p:properties xmlns:p="http://schemas.microsoft.com/office/2006/metadata/properties" xmlns:xsi="http://www.w3.org/2001/XMLSchema-instance" xmlns:pc="http://schemas.microsoft.com/office/infopath/2007/PartnerControls">
-  <documentManagement>
-    <TaxCatchAll xmlns="09640fe3-f50f-46c8-a6f7-a2176bb49e6a" xsi:nil="true"/>
-    <lcf76f155ced4ddcb4097134ff3c332f xmlns="98fe2ab8-7d83-4567-ba90-4f594ae3f4fd">
-      <Terms xmlns="http://schemas.microsoft.com/office/infopath/2007/PartnerControls"/>
-    </lcf76f155ced4ddcb4097134ff3c332f>
-  </documentManagement>
-</p:properties>
-</file>
-
-<file path=customXml/item5.xml>��< ? x m l   v e r s i o n = " 1 . 0 "   e n c o d i n g = " u t f - 1 6 " ? > < O n e O f f i x x D o c u m e n t P a r t   x m l n s : x s d = " h t t p : / / w w w . w 3 . o r g / 2 0 0 1 / X M L S c h e m a "   x m l n s : x s i = " h t t p : / / w w w . w 3 . o r g / 2 0 0 1 / X M L S c h e m a - i n s t a n c e "   i d = " 8 8 7 e d 9 d 7 - 7 7 b 6 - 4 9 e f - 9 b f 1 - 8 5 4 e 6 a 4 a a 3 4 1 "   t I d = " 7 c d 7 f b 1 d - 6 0 8 5 - 4 8 a 8 - b 5 8 7 - f 9 3 7 7 9 4 4 d 4 1 e "   m t I d = " 2 7 5 a f 3 2 e - b c 4 0 - 4 5 c 2 - 8 5 b 7 - a f b 1 c 0 3 8 2 6 5 3 "   t n a m e = " N e u t r a l   A 4   h o c h "   r e v i s i o n = " 3 "   c r e a t e d m a j o r v e r s i o n = " 2 "   c r e a t e d m i n o r v e r s i o n = " 0 "   c r e a t e d = " 2 0 1 5 - 1 2 - 0 3 T 1 7 : 3 7 : 0 2 . 8 5 6 1 3 1 7 + 0 1 : 0 0 "   m o d i f i e d m a j o r v e r s i o n = " 2 "   m o d i f i e d m i n o r v e r s i o n = " 3 "   m o d i f i e d = " 2 0 1 7 - 0 2 - 0 1 T 1 8 : 4 9 : 5 3 . 7 0 9 9 7 6 8 + 0 1 : 0 0 "   p r o f i l e = " a 1 4 4 4 5 a b - 1 f 9 9 - 4 4 6 9 - 8 b 5 a - 1 d a 7 1 0 b 9 8 2 b 0 "   m o d e = " S a v e d D o c u m e n t "   c o l o r m o d e = " C o l o r "   l c i d = " 2 0 5 5 "   x m l n s = " h t t p : / / s c h e m a . o n e o f f i x x . c o m / O n e O f f i x x D o c u m e n t P a r t / 1 " > - 
-     < C o n t e n t > - 
-         < D a t a M o d e l   x m l n s = " h t t p : / / s c h e m a . o n e o f f i x x . c o m / O n e O f f i x x D o c u m e n t P a r t / 1 / F i n a l i z e d " > - 
-             < P r o f i l e   w i n d o w w i d t h = " 0 "   w i n d o w h e i g h t = " 0 "   m i n w i n d o w w i d t h = " 0 "   m a x w i n d o w w i d t h = " 0 "   m i n w i n d o w h e i g h t = " 0 "   m a x w i n d o w h e i g h t = " 0 " > - 
-                 < T e x t   i d = " P r o f i l e . I d "   r o w = " 0 "   c o l u m n = " 0 "   c o l u m n s p a n = " 0 "   m u l t i l i n e = " F a l s e "   m u l t i l i n e r o w s = " 3 "   l o c k e d = " F a l s e "   l a b e l = " P r o f i l e . I d "   r e a d o n l y = " F a l s e "   v i s i b l e = " T r u e "   r e q u i r e d = " F a l s e "   r e g e x = " "   v a l i d a t i o n m e s s a g e = " "   t o o l t i p = " "   t r a c k e d = " F a l s e " > < ! [ C D A T A [ a 1 4 4 4 5 a b - 1 f 9 9 - 4 4 6 9 - 8 b 5 a - 1 d a 7 1 0 b 9 8 2 b 0 ] ] > < / T e x t > - 
-                 < T e x t   i d = " P r o f i l e . O r g a n i z a t i o n U n i t I d "   r o w = " 0 "   c o l u m n = " 0 "   c o l u m n s p a n = " 0 "   m u l t i l i n e = " F a l s e "   m u l t i l i n e r o w s = " 3 "   l o c k e d = " F a l s e "   l a b e l = " P r o f i l e . O r g a n i z a t i o n U n i t I d "   r e a d o n l y = " F a l s e "   v i s i b l e = " T r u e "   r e q u i r e d = " F a l s e "   r e g e x = " "   v a l i d a t i o n m e s s a g e = " "   t o o l t i p = " "   t r a c k e d = " F a l s e " > < ! [ C D A T A [ 5 f 9 8 4 b 2 6 - 4 c e 2 - 4 6 f d - 8 4 a a - 1 f 7 d b 5 4 8 a f e 8 ] ] > < / T e x t > - 
-                 < T e x t   i d = " P r o f i l e . O r g . P o s t a l . C o u n t r y "   r o w = " 0 "   c o l u m n = " 0 "   c o l u m n s p a n = " 0 "   m u l t i l i n e = " F a l s e "   m u l t i l i n e r o w s = " 3 "   l o c k e d = " F a l s e "   l a b e l = " P r o f i l e . O r g . P o s t a l . C o u n t r y "   r e a d o n l y = " F a l s e "   v i s i b l e = " T r u e "   r e q u i r e d = " F a l s e "   r e g e x = " "   v a l i d a t i o n m e s s a g e = " "   t o o l t i p = " "   t r a c k e d = " F a l s e " > < ! [ C D A T A [ S c h w e i z ] ] > < / T e x t > - 
-                 < T e x t   i d = " P r o f i l e . O r g . P o s t a l . L Z i p "   r o w = " 0 "   c o l u m n = " 0 "   c o l u m n s p a n = " 0 "   m u l t i l i n e = " F a l s e "   m u l t i l i n e r o w s = " 3 "   l o c k e d = " F a l s e "   l a b e l = " P r o f i l e . O r g . P o s t a l . L Z i p "   r e a d o n l y = " F a l s e "   v i s i b l e = " T r u e "   r e q u i r e d = " F a l s e "   r e g e x = " "   v a l i d a t i o n m e s s a g e = " "   t o o l t i p = " "   t r a c k e d = " F a l s e " > < ! [ C D A T A [ C H ] ] > < / T e x t > - 
-                 < T e x t   i d = " P r o f i l e . O r g . T i t l e "   r o w = " 0 "   c o l u m n = " 0 "   c o l u m n s p a n = " 0 "   m u l t i l i n e = " F a l s e "   m u l t i l i n e r o w s = " 3 "   l o c k e d = " F a l s e "   l a b e l = " P r o f i l e . O r g . T i t l e "   r e a d o n l y = " F a l s e "   v i s i b l e = " T r u e "   r e q u i r e d = " F a l s e "   r e g e x = " "   v a l i d a t i o n m e s s a g e = " "   t o o l t i p = " "   t r a c k e d = " F a l s e " > < ! [ C D A T A [ K a n t o n   Z � r i c h ] ] > < / T e x t > - 
-                 < T e x t   i d = " P r o f i l e . U s e r . A l i a s "   r o w = " 0 "   c o l u m n = " 0 "   c o l u m n s p a n = " 0 "   m u l t i l i n e = " F a l s e "   m u l t i l i n e r o w s = " 3 "   l o c k e d = " F a l s e "   l a b e l = " P r o f i l e . U s e r . A l i a s "   r e a d o n l y = " F a l s e "   v i s i b l e = " T r u e "   r e q u i r e d = " F a l s e "   r e g e x = " "   v a l i d a t i o n m e s s a g e = " "   t o o l t i p = " "   t r a c k e d = " F a l s e " > < ! [ C D A T A [   ] ] > < / T e x t > - 
-                 < T e x t   i d = " P r o f i l e . U s e r . E m a i l "   r o w = " 0 "   c o l u m n = " 0 "   c o l u m n s p a n = " 0 "   m u l t i l i n e = " F a l s e "   m u l t i l i n e r o w s = " 3 "   l o c k e d = " F a l s e "   l a b e l = " P r o f i l e . U s e r . E m a i l "   r e a d o n l y = " F a l s e "   v i s i b l e = " T r u e "   r e q u i r e d = " F a l s e "   r e g e x = " "   v a l i d a t i o n m e s s a g e = " "   t o o l t i p = " "   t r a c k e d = " F a l s e " > < ! [ C D A T A [ a n d r e a . l u e b b e r s t e d t @ s a . z h . c h ] ] > < / T e x t > - 
-                 < T e x t   i d = " P r o f i l e . U s e r . F a x "   r o w = " 0 "   c o l u m n = " 0 "   c o l u m n s p a n = " 0 "   m u l t i l i n e = " F a l s e "   m u l t i l i n e r o w s = " 3 "   l o c k e d = " F a l s e "   l a b e l = " P r o f i l e . U s e r . F a x "   r e a d o n l y = " F a l s e "   v i s i b l e = " T r u e "   r e q u i r e d = " F a l s e "   r e g e x = " "   v a l i d a t i o n m e s s a g e = " "   t o o l t i p = " "   t r a c k e d = " F a l s e " > < ! [ C D A T A [ + 4 1   4 3   2 5 9   5 1   0 7 ] ] > < / T e x t > - 
-                 < T e x t   i d = " P r o f i l e . U s e r . F i r s t N a m e "   r o w = " 0 "   c o l u m n = " 0 "   c o l u m n s p a n = " 0 "   m u l t i l i n e = " F a l s e "   m u l t i l i n e r o w s = " 3 "   l o c k e d = " F a l s e "   l a b e l = " P r o f i l e . U s e r . F i r s t N a m e "   r e a d o n l y = " F a l s e "   v i s i b l e = " T r u e "   r e q u i r e d = " F a l s e "   r e g e x = " "   v a l i d a t i o n m e s s a g e = " "   t o o l t i p = " "   t r a c k e d = " F a l s e " > < ! [ C D A T A [ A n d r e a ] ] > < / T e x t > - 
-                 < T e x t   i d = " P r o f i l e . U s e r . F u n c t i o n "   r o w = " 0 "   c o l u m n = " 0 "   c o l u m n s p a n = " 0 "   m u l t i l i n e = " F a l s e "   m u l t i l i n e r o w s = " 3 "   l o c k e d = " F a l s e "   l a b e l = " P r o f i l e . U s e r . F u n c t i o n "   r e a d o n l y = " F a l s e "   v i s i b l e = " T r u e "   r e q u i r e d = " F a l s e "   r e g e x = " "   v a l i d a t i o n m e s s a g e = " "   t o o l t i p = " "   t r a c k e d = " F a l s e " > < ! [ C D A T A [ A m t s c h e f i n ] ] > < / T e x t > - 
-                 < T e x t   i d = " P r o f i l e . U s e r . J o b D e s c r i p t i o n "   r o w = " 0 "   c o l u m n = " 0 "   c o l u m n s p a n = " 0 "   m u l t i l i n e = " F a l s e "   m u l t i l i n e r o w s = " 3 "   l o c k e d = " F a l s e "   l a b e l = " P r o f i l e . U s e r . J o b D e s c r i p t i o n "   r e a d o n l y = " F a l s e "   v i s i b l e = " T r u e "   r e q u i r e d = " F a l s e "   r e g e x = " "   v a l i d a t i o n m e s s a g e = " "   t o o l t i p = " "   t r a c k e d = " F a l s e " > < ! [ C D A T A [   ] ] > < / T e x t > - 
-                 < T e x t   i d = " P r o f i l e . U s e r . L a s t N a m e "   r o w = " 0 "   c o l u m n = " 0 "   c o l u m n s p a n = " 0 "   m u l t i l i n e = " F a l s e "   m u l t i l i n e r o w s = " 3 "   l o c k e d = " F a l s e "   l a b e l = " P r o f i l e . U s e r . L a s t N a m e "   r e a d o n l y = " F a l s e "   v i s i b l e = " T r u e "   r e q u i r e d = " F a l s e "   r e g e x = " "   v a l i d a t i o n m e s s a g e = " "   t o o l t i p = " "   t r a c k e d = " F a l s e " > < ! [ C D A T A [ L � b b e r s t e d t ] ] > < / T e x t > - 
-                 < T e x t   i d = " P r o f i l e . U s e r . O u L e v 1 "   r o w = " 0 "   c o l u m n = " 0 "   c o l u m n s p a n = " 0 "   m u l t i l i n e = " F a l s e "   m u l t i l i n e r o w s = " 3 "   l o c k e d = " F a l s e "   l a b e l = " P r o f i l e . U s e r . O u L e v 1 "   r e a d o n l y = " F a l s e "   v i s i b l e = " T r u e "   r e q u i r e d = " F a l s e "   r e g e x = " "   v a l i d a t i o n m e s s a g e = " "   t o o l t i p = " "   t r a c k e d = " F a l s e " > < ! [ C D A T A [ K a n t o n   Z � r i c h ] ] > < / T e x t > - 
-                 < T e x t   i d = " P r o f i l e . U s e r . O u L e v 2 "   r o w = " 0 "   c o l u m n = " 0 "   c o l u m n s p a n = " 0 "   m u l t i l i n e = " F a l s e "   m u l t i l i n e r o w s = " 3 "   l o c k e d = " F a l s e "   l a b e l = " P r o f i l e . U s e r . O u L e v 2 "   r e a d o n l y = " F a l s e "   v i s i b l e = " T r u e "   r e q u i r e d = " F a l s e "   r e g e x = " "   v a l i d a t i o n m e s s a g e = " "   t o o l t i p = " "   t r a c k e d = " F a l s e " > < ! [ C D A T A [ S i c h e r h e i t s d i r e k t i o n ] ] > < / T e x t > - 
-                 < T e x t   i d = " P r o f i l e . U s e r . O u L e v 3 "   r o w = " 0 "   c o l u m n = " 0 "   c o l u m n s p a n = " 0 "   m u l t i l i n e = " F a l s e "   m u l t i l i n e r o w s = " 3 "   l o c k e d = " F a l s e "   l a b e l = " P r o f i l e . U s e r . O u L e v 3 "   r e a d o n l y = " F a l s e "   v i s i b l e = " T r u e "   r e q u i r e d = " F a l s e "   r e g e x = " "   v a l i d a t i o n m e s s a g e = " "   t o o l t i p = " "   t r a c k e d = " F a l s e " > < ! [ C D A T A [ K a n t o n a l e s   S o z i a l a m t ] ] > < / T e x t > - 
-                 < T e x t   i d = " P r o f i l e . U s e r . O u L e v 4 "   r o w = " 0 "   c o l u m n = " 0 "   c o l u m n s p a n = " 0 "   m u l t i l i n e = " F a l s e "   m u l t i l i n e r o w s = " 3 "   l o c k e d = " F a l s e "   l a b e l = " P r o f i l e . U s e r . O u L e v 4 "   r e a d o n l y = " F a l s e "   v i s i b l e = " T r u e "   r e q u i r e d = " F a l s e "   r e g e x = " "   v a l i d a t i o n m e s s a g e = " "   t o o l t i p = " "   t r a c k e d = " F a l s e " > < ! [ C D A T A [   ] ] > < / T e x t > - 
-                 < T e x t   i d = " P r o f i l e . U s e r . O u L e v 5 "   r o w = " 0 "   c o l u m n = " 0 "   c o l u m n s p a n = " 0 "   m u l t i l i n e = " F a l s e "   m u l t i l i n e r o w s = " 3 "   l o c k e d = " F a l s e "   l a b e l = " P r o f i l e . U s e r . O u L e v 5 "   r e a d o n l y = " F a l s e "   v i s i b l e = " T r u e "   r e q u i r e d = " F a l s e "   r e g e x = " "   v a l i d a t i o n m e s s a g e = " "   t o o l t i p = " "   t r a c k e d = " F a l s e " > < ! [ C D A T A [   ] ] > < / T e x t > - 
-                 < T e x t   i d = " P r o f i l e . U s e r . O u L e v 6 "   r o w = " 0 "   c o l u m n = " 0 "   c o l u m n s p a n = " 0 "   m u l t i l i n e = " F a l s e "   m u l t i l i n e r o w s = " 3 "   l o c k e d = " F a l s e "   l a b e l = " P r o f i l e . U s e r . O u L e v 6 "   r e a d o n l y = " F a l s e "   v i s i b l e = " T r u e "   r e q u i r e d = " F a l s e "   r e g e x = " "   v a l i d a t i o n m e s s a g e = " "   t o o l t i p = " "   t r a c k e d = " F a l s e " > < ! [ C D A T A [   ] ] > < / T e x t > - 
-                 < T e x t   i d = " P r o f i l e . U s e r . O u L e v 7 "   r o w = " 0 "   c o l u m n = " 0 "   c o l u m n s p a n = " 0 "   m u l t i l i n e = " F a l s e "   m u l t i l i n e r o w s = " 3 "   l o c k e d = " F a l s e "   l a b e l = " P r o f i l e . U s e r . O u L e v 7 "   r e a d o n l y = " F a l s e "   v i s i b l e = " T r u e "   r e q u i r e d = " F a l s e "   r e g e x = " "   v a l i d a t i o n m e s s a g e = " "   t o o l t i p = " "   t r a c k e d = " F a l s e " > < ! [ C D A T A [   ] ] > < / T e x t > - 
-                 < T e x t   i d = " P r o f i l e . U s e r . O u M a i l "   r o w = " 0 "   c o l u m n = " 0 "   c o l u m n s p a n = " 0 "   m u l t i l i n e = " F a l s e "   m u l t i l i n e r o w s = " 3 "   l o c k e d = " F a l s e "   l a b e l = " P r o f i l e . U s e r . O u M a i l "   r e a d o n l y = " F a l s e "   v i s i b l e = " T r u e "   r e q u i r e d = " F a l s e "   r e g e x = " "   v a l i d a t i o n m e s s a g e = " "   t o o l t i p = " "   t r a c k e d = " F a l s e " > < ! [ C D A T A [ i n f o @ s a . z h . c h ] ] > < / T e x t > - 
-                 < T e x t   i d = " P r o f i l e . U s e r . O u P h o n e "   r o w = " 0 "   c o l u m n = " 0 "   c o l u m n s p a n = " 0 "   m u l t i l i n e = " F a l s e "   m u l t i l i n e r o w s = " 3 "   l o c k e d = " F a l s e "   l a b e l = " P r o f i l e . U s e r . O u P h o n e "   r e a d o n l y = " F a l s e "   v i s i b l e = " T r u e "   r e q u i r e d = " F a l s e "   r e g e x = " "   v a l i d a t i o n m e s s a g e = " "   t o o l t i p = " "   t r a c k e d = " F a l s e " > < ! [ C D A T A [ + 4 1   4 3   2 5 9   2 4   5 1 ] ] > < / T e x t > - 
-                 < T e x t   i d = " P r o f i l e . U s e r . P h o n e "   r o w = " 0 "   c o l u m n = " 0 "   c o l u m n s p a n = " 0 "   m u l t i l i n e = " F a l s e "   m u l t i l i n e r o w s = " 3 "   l o c k e d = " F a l s e "   l a b e l = " P r o f i l e . U s e r . P h o n e "   r e a d o n l y = " F a l s e "   v i s i b l e = " T r u e "   r e q u i r e d = " F a l s e "   r e g e x = " "   v a l i d a t i o n m e s s a g e = " "   t o o l t i p = " "   t r a c k e d = " F a l s e " > < ! [ C D A T A [ + 4 1   4 3   2 5 9   2 4   5 0 ] ] > < / T e x t > - 
-                 < T e x t   i d = " P r o f i l e . U s e r . P o s t a l . C i t y "   r o w = " 0 "   c o l u m n = " 0 "   c o l u m n s p a n = " 0 "   m u l t i l i n e = " F a l s e "   m u l t i l i n e r o w s = " 3 "   l o c k e d = " F a l s e "   l a b e l = " P r o f i l e . U s e r . P o s t a l . C i t y "   r e a d o n l y = " F a l s e "   v i s i b l e = " T r u e "   r e q u i r e d = " F a l s e "   r e g e x = " "   v a l i d a t i o n m e s s a g e = " "   t o o l t i p = " "   t r a c k e d = " F a l s e " > < ! [ C D A T A [ Z � r i c h ] ] > < / T e x t > - 
-                 < T e x t   i d = " P r o f i l e . U s e r . P o s t a l . O f f i c e N a m e "   r o w = " 0 "   c o l u m n = " 0 "   c o l u m n s p a n = " 0 "   m u l t i l i n e = " F a l s e "   m u l t i l i n e r o w s = " 3 "   l o c k e d = " F a l s e "   l a b e l = " P r o f i l e . U s e r . P o s t a l . O f f i c e N a m e "   r e a d o n l y = " F a l s e "   v i s i b l e = " T r u e "   r e q u i r e d = " F a l s e "   r e g e x = " "   v a l i d a t i o n m e s s a g e = " "   t o o l t i p = " "   t r a c k e d = " F a l s e " > < ! [ C D A T A [ 5 0 5 ] ] > < / T e x t > - 
-                 < T e x t   i d = " P r o f i l e . U s e r . P o s t a l . P O B o x "   r o w = " 0 "   c o l u m n = " 0 "   c o l u m n s p a n = " 0 "   m u l t i l i n e = " F a l s e "   m u l t i l i n e r o w s = " 3 "   l o c k e d = " F a l s e "   l a b e l = " P r o f i l e . U s e r . P o s t a l . P O B o x "   r e a d o n l y = " F a l s e "   v i s i b l e = " T r u e "   r e q u i r e d = " F a l s e "   r e g e x = " "   v a l i d a t i o n m e s s a g e = " "   t o o l t i p = " "   t r a c k e d = " F a l s e " > < ! [ C D A T A [ P o s t f a c h ] ] > < / T e x t > - 
-                 < T e x t   i d = " P r o f i l e . U s e r . P o s t a l . S t r e e t "   r o w = " 0 "   c o l u m n = " 0 "   c o l u m n s p a n = " 0 "   m u l t i l i n e = " F a l s e "   m u l t i l i n e r o w s = " 3 "   l o c k e d = " F a l s e "   l a b e l = " P r o f i l e . U s e r . P o s t a l . S t r e e t "   r e a d o n l y = " F a l s e "   v i s i b l e = " T r u e "   r e q u i r e d = " F a l s e "   r e g e x = " "   v a l i d a t i o n m e s s a g e = " "   t o o l t i p = " "   t r a c k e d = " F a l s e " > < ! [ C D A T A [ S c h a f f h a u s e r s t r a s s e   7 8 ] ] > < / T e x t > - 
-                 < T e x t   i d = " P r o f i l e . U s e r . P o s t a l . Z i p "   r o w = " 0 "   c o l u m n = " 0 "   c o l u m n s p a n = " 0 "   m u l t i l i n e = " F a l s e "   m u l t i l i n e r o w s = " 3 "   l o c k e d = " F a l s e "   l a b e l = " P r o f i l e . U s e r . P o s t a l . Z i p "   r e a d o n l y = " F a l s e "   v i s i b l e = " T r u e "   r e q u i r e d = " F a l s e "   r e g e x = " "   v a l i d a t i o n m e s s a g e = " "   t o o l t i p = " "   t r a c k e d = " F a l s e " > < ! [ C D A T A [ 8 0 9 0 ] ] > < / T e x t > - 
-                 < T e x t   i d = " P r o f i l e . U s e r . S a l u t a t i o n "   r o w = " 0 "   c o l u m n = " 0 "   c o l u m n s p a n = " 0 "   m u l t i l i n e = " F a l s e "   m u l t i l i n e r o w s = " 3 "   l o c k e d = " F a l s e "   l a b e l = " P r o f i l e . U s e r . S a l u t a t i o n "   r e a d o n l y = " F a l s e "   v i s i b l e = " T r u e "   r e q u i r e d = " F a l s e "   r e g e x = " "   v a l i d a t i o n m e s s a g e = " "   t o o l t i p = " "   t r a c k e d = " F a l s e " > < ! [ C D A T A [ F r a u ] ] > < / T e x t > - 
-                 < T e x t   i d = " P r o f i l e . U s e r . T i t l e "   r o w = " 0 "   c o l u m n = " 0 "   c o l u m n s p a n = " 0 "   m u l t i l i n e = " F a l s e "   m u l t i l i n e r o w s = " 3 "   l o c k e d = " F a l s e "   l a b e l = " P r o f i l e . U s e r . T i t l e "   r e a d o n l y = " F a l s e "   v i s i b l e = " T r u e "   r e q u i r e d = " F a l s e "   r e g e x = " "   v a l i d a t i o n m e s s a g e = " "   t o o l t i p = " "   t r a c k e d = " F a l s e " > < ! [ C D A T A [   ] ] > < / T e x t > - 
-                 < T e x t   i d = " P r o f i l e . U s e r . U r l "   r o w = " 0 "   c o l u m n = " 0 "   c o l u m n s p a n = " 0 "   m u l t i l i n e = " F a l s e "   m u l t i l i n e r o w s = " 3 "   l o c k e d = " F a l s e "   l a b e l = " P r o f i l e . U s e r . U r l "   r e a d o n l y = " F a l s e "   v i s i b l e = " T r u e "   r e q u i r e d = " F a l s e "   r e g e x = " "   v a l i d a t i o n m e s s a g e = " "   t o o l t i p = " "   t r a c k e d = " F a l s e " > < ! [ C D A T A [ w w w . s o z i a l a m t . z h . c h ] ] > < / T e x t > - 
-             < / P r o f i l e > - 
-             < A u t h o r   w i n d o w w i d t h = " 0 "   w i n d o w h e i g h t = " 0 "   m i n w i n d o w w i d t h = " 0 "   m a x w i n d o w w i d t h = " 0 "   m i n w i n d o w h e i g h t = " 0 "   m a x w i n d o w h e i g h t = " 0 " > - 
-                 < T e x t   i d = " A u t h o r . U s e r . A l i a s "   r o w = " 0 "   c o l u m n = " 0 "   c o l u m n s p a n = " 0 "   m u l t i l i n e = " F a l s e "   m u l t i l i n e r o w s = " 3 "   l o c k e d = " F a l s e "   l a b e l = " A u t h o r . U s e r . A l i a s "   r e a d o n l y = " F a l s e "   v i s i b l e = " T r u e "   r e q u i r e d = " F a l s e "   r e g e x = " "   v a l i d a t i o n m e s s a g e = " "   t o o l t i p = " "   t r a c k e d = " F a l s e " > < ! [ C D A T A [   ] ] > < / T e x t > - 
-                 < T e x t   i d = " A u t h o r . U s e r . E m a i l "   r o w = " 0 "   c o l u m n = " 0 "   c o l u m n s p a n = " 0 "   m u l t i l i n e = " F a l s e "   m u l t i l i n e r o w s = " 3 "   l o c k e d = " F a l s e "   l a b e l = " A u t h o r . U s e r . E m a i l "   r e a d o n l y = " F a l s e "   v i s i b l e = " T r u e "   r e q u i r e d = " F a l s e "   r e g e x = " "   v a l i d a t i o n m e s s a g e = " "   t o o l t i p = " "   t r a c k e d = " F a l s e " > < ! [ C D A T A [ a n d r e a . l u e b b e r s t e d t @ s a . z h . c h ] ] > < / T e x t > - 
-                 < T e x t   i d = " A u t h o r . U s e r . F a x "   r o w = " 0 "   c o l u m n = " 0 "   c o l u m n s p a n = " 0 "   m u l t i l i n e = " F a l s e "   m u l t i l i n e r o w s = " 3 "   l o c k e d = " F a l s e "   l a b e l = " A u t h o r . U s e r . F a x "   r e a d o n l y = " F a l s e "   v i s i b l e = " T r u e "   r e q u i r e d = " F a l s e "   r e g e x = " "   v a l i d a t i o n m e s s a g e = " "   t o o l t i p = " "   t r a c k e d = " F a l s e " > < ! [ C D A T A [ + 4 1   4 3   2 5 9   5 1   0 7 ] ] > < / T e x t > - 
-                 < T e x t   i d = " A u t h o r . U s e r . F i r s t N a m e "   r o w = " 0 "   c o l u m n = " 0 "   c o l u m n s p a n = " 0 "   m u l t i l i n e = " F a l s e "   m u l t i l i n e r o w s = " 3 "   l o c k e d = " F a l s e "   l a b e l = " A u t h o r . U s e r . F i r s t N a m e "   r e a d o n l y = " F a l s e "   v i s i b l e = " T r u e "   r e q u i r e d = " F a l s e "   r e g e x = " "   v a l i d a t i o n m e s s a g e = " "   t o o l t i p = " "   t r a c k e d = " F a l s e " > < ! [ C D A T A [ A n d r e a ] ] > < / T e x t > - 
-                 < T e x t   i d = " A u t h o r . U s e r . F u n c t i o n "   r o w = " 0 "   c o l u m n = " 0 "   c o l u m n s p a n = " 0 "   m u l t i l i n e = " F a l s e "   m u l t i l i n e r o w s = " 3 "   l o c k e d = " F a l s e "   l a b e l = " A u t h o r . U s e r . F u n c t i o n "   r e a d o n l y = " F a l s e "   v i s i b l e = " T r u e "   r e q u i r e d = " F a l s e "   r e g e x = " "   v a l i d a t i o n m e s s a g e = " "   t o o l t i p = " "   t r a c k e d = " F a l s e " > < ! [ C D A T A [ A m t s c h e f i n ] ] > < / T e x t > - 
-                 < T e x t   i d = " A u t h o r . U s e r . J o b D e s c r i p t i o n "   r o w = " 0 "   c o l u m n = " 0 "   c o l u m n s p a n = " 0 "   m u l t i l i n e = " F a l s e "   m u l t i l i n e r o w s = " 3 "   l o c k e d = " F a l s e "   l a b e l = " A u t h o r . U s e r . J o b D e s c r i p t i o n "   r e a d o n l y = " F a l s e "   v i s i b l e = " T r u e "   r e q u i r e d = " F a l s e "   r e g e x = " "   v a l i d a t i o n m e s s a g e = " "   t o o l t i p = " "   t r a c k e d = " F a l s e " > < ! [ C D A T A [   ] ] > < / T e x t > - 
-                 < T e x t   i d = " A u t h o r . U s e r . L a s t N a m e "   r o w = " 0 "   c o l u m n = " 0 "   c o l u m n s p a n = " 0 "   m u l t i l i n e = " F a l s e "   m u l t i l i n e r o w s = " 3 "   l o c k e d = " F a l s e "   l a b e l = " A u t h o r . U s e r . L a s t N a m e "   r e a d o n l y = " F a l s e "   v i s i b l e = " T r u e "   r e q u i r e d = " F a l s e "   r e g e x = " "   v a l i d a t i o n m e s s a g e = " "   t o o l t i p = " "   t r a c k e d = " F a l s e " > < ! [ C D A T A [ L � b b e r s t e d t ] ] > < / T e x t > - 
-                 < T e x t   i d = " A u t h o r . U s e r . O u L e v 1 "   r o w = " 0 "   c o l u m n = " 0 "   c o l u m n s p a n = " 0 "   m u l t i l i n e = " F a l s e "   m u l t i l i n e r o w s = " 3 "   l o c k e d = " F a l s e "   l a b e l = " A u t h o r . U s e r . O u L e v 1 "   r e a d o n l y = " F a l s e "   v i s i b l e = " T r u e "   r e q u i r e d = " F a l s e "   r e g e x = " "   v a l i d a t i o n m e s s a g e = " "   t o o l t i p = " "   t r a c k e d = " F a l s e " > < ! [ C D A T A [ K a n t o n   Z � r i c h ] ] > < / T e x t > - 
-                 < T e x t   i d = " A u t h o r . U s e r . O u L e v 2 "   r o w = " 0 "   c o l u m n = " 0 "   c o l u m n s p a n = " 0 "   m u l t i l i n e = " F a l s e "   m u l t i l i n e r o w s = " 3 "   l o c k e d = " F a l s e "   l a b e l = " A u t h o r . U s e r . O u L e v 2 "   r e a d o n l y = " F a l s e "   v i s i b l e = " T r u e "   r e q u i r e d = " F a l s e "   r e g e x = " "   v a l i d a t i o n m e s s a g e = " "   t o o l t i p = " "   t r a c k e d = " F a l s e " > < ! [ C D A T A [ S i c h e r h e i t s d i r e k t i o n ] ] > < / T e x t > - 
-                 < T e x t   i d = " A u t h o r . U s e r . O u L e v 3 "   r o w = " 0 "   c o l u m n = " 0 "   c o l u m n s p a n = " 0 "   m u l t i l i n e = " F a l s e "   m u l t i l i n e r o w s = " 3 "   l o c k e d = " F a l s e "   l a b e l = " A u t h o r . U s e r . O u L e v 3 "   r e a d o n l y = " F a l s e "   v i s i b l e = " T r u e "   r e q u i r e d = " F a l s e "   r e g e x = " "   v a l i d a t i o n m e s s a g e = " "   t o o l t i p = " "   t r a c k e d = " F a l s e " > < ! [ C D A T A [ K a n t o n a l e s   S o z i a l a m t ] ] > < / T e x t > - 
-                 < T e x t   i d = " A u t h o r . U s e r . O u L e v 4 "   r o w = " 0 "   c o l u m n = " 0 "   c o l u m n s p a n = " 0 "   m u l t i l i n e = " F a l s e "   m u l t i l i n e r o w s = " 3 "   l o c k e d = " F a l s e "   l a b e l = " A u t h o r . U s e r . O u L e v 4 "   r e a d o n l y = " F a l s e "   v i s i b l e = " T r u e "   r e q u i r e d = " F a l s e "   r e g e x = " "   v a l i d a t i o n m e s s a g e = " "   t o o l t i p = " "   t r a c k e d = " F a l s e " > < ! [ C D A T A [   ] ] > < / T e x t > - 
-                 < T e x t   i d = " A u t h o r . U s e r . O u L e v 5 "   r o w = " 0 "   c o l u m n = " 0 "   c o l u m n s p a n = " 0 "   m u l t i l i n e = " F a l s e "   m u l t i l i n e r o w s = " 3 "   l o c k e d = " F a l s e "   l a b e l = " A u t h o r . U s e r . O u L e v 5 "   r e a d o n l y = " F a l s e "   v i s i b l e = " T r u e "   r e q u i r e d = " F a l s e "   r e g e x = " "   v a l i d a t i o n m e s s a g e = " "   t o o l t i p = " "   t r a c k e d = " F a l s e " > < ! [ C D A T A [   ] ] > < / T e x t > - 
-                 < T e x t   i d = " A u t h o r . U s e r . O u L e v 6 "   r o w = " 0 "   c o l u m n = " 0 "   c o l u m n s p a n = " 0 "   m u l t i l i n e = " F a l s e "   m u l t i l i n e r o w s = " 3 "   l o c k e d = " F a l s e "   l a b e l = " A u t h o r . U s e r . O u L e v 6 "   r e a d o n l y = " F a l s e "   v i s i b l e = " T r u e "   r e q u i r e d = " F a l s e "   r e g e x = " "   v a l i d a t i o n m e s s a g e = " "   t o o l t i p = " "   t r a c k e d = " F a l s e " > < ! [ C D A T A [   ] ] > < / T e x t > - 
-                 < T e x t   i d = " A u t h o r . U s e r . O u L e v 7 "   r o w = " 0 "   c o l u m n = " 0 "   c o l u m n s p a n = " 0 "   m u l t i l i n e = " F a l s e "   m u l t i l i n e r o w s = " 3 "   l o c k e d = " F a l s e "   l a b e l = " A u t h o r . U s e r . O u L e v 7 "   r e a d o n l y = " F a l s e "   v i s i b l e = " T r u e "   r e q u i r e d = " F a l s e "   r e g e x = " "   v a l i d a t i o n m e s s a g e = " "   t o o l t i p = " "   t r a c k e d = " F a l s e " > < ! [ C D A T A [   ] ] > < / T e x t > - 
-                 < T e x t   i d = " A u t h o r . U s e r . O u M a i l "   r o w = " 0 "   c o l u m n = " 0 "   c o l u m n s p a n = " 0 "   m u l t i l i n e = " F a l s e "   m u l t i l i n e r o w s = " 3 "   l o c k e d = " F a l s e "   l a b e l = " A u t h o r . U s e r . O u M a i l "   r e a d o n l y = " F a l s e "   v i s i b l e = " T r u e "   r e q u i r e d = " F a l s e "   r e g e x = " "   v a l i d a t i o n m e s s a g e = " "   t o o l t i p = " "   t r a c k e d = " F a l s e " > < ! [ C D A T A [ i n f o @ s a . z h . c h ] ] > < / T e x t > - 
-                 < T e x t   i d = " A u t h o r . U s e r . O u P h o n e "   r o w = " 0 "   c o l u m n = " 0 "   c o l u m n s p a n = " 0 "   m u l t i l i n e = " F a l s e "   m u l t i l i n e r o w s = " 3 "   l o c k e d = " F a l s e "   l a b e l = " A u t h o r . U s e r . O u P h o n e "   r e a d o n l y = " F a l s e "   v i s i b l e = " T r u e "   r e q u i r e d = " F a l s e "   r e g e x = " "   v a l i d a t i o n m e s s a g e = " "   t o o l t i p = " "   t r a c k e d = " F a l s e " > < ! [ C D A T A [ + 4 1   4 3   2 5 9   2 4   5 1 ] ] > < / T e x t > - 
-                 < T e x t   i d = " A u t h o r . U s e r . P h o n e "   r o w = " 0 "   c o l u m n = " 0 "   c o l u m n s p a n = " 0 "   m u l t i l i n e = " F a l s e "   m u l t i l i n e r o w s = " 3 "   l o c k e d = " F a l s e "   l a b e l = " A u t h o r . U s e r . P h o n e "   r e a d o n l y = " F a l s e "   v i s i b l e = " T r u e "   r e q u i r e d = " F a l s e "   r e g e x = " "   v a l i d a t i o n m e s s a g e = " "   t o o l t i p = " "   t r a c k e d = " F a l s e " > < ! [ C D A T A [ + 4 1   4 3   2 5 9   2 4   5 0 ] ] > < / T e x t > - 
-                 < T e x t   i d = " A u t h o r . U s e r . P o s t a l . C i t y "   r o w = " 0 "   c o l u m n = " 0 "   c o l u m n s p a n = " 0 "   m u l t i l i n e = " F a l s e "   m u l t i l i n e r o w s = " 3 "   l o c k e d = " F a l s e "   l a b e l = " A u t h o r . U s e r . P o s t a l . C i t y "   r e a d o n l y = " F a l s e "   v i s i b l e = " T r u e "   r e q u i r e d = " F a l s e "   r e g e x = " "   v a l i d a t i o n m e s s a g e = " "   t o o l t i p = " "   t r a c k e d = " F a l s e " > < ! [ C D A T A [ Z � r i c h ] ] > < / T e x t > - 
-                 < T e x t   i d = " A u t h o r . U s e r . P o s t a l . O f f i c e N a m e "   r o w = " 0 "   c o l u m n = " 0 "   c o l u m n s p a n = " 0 "   m u l t i l i n e = " F a l s e "   m u l t i l i n e r o w s = " 3 "   l o c k e d = " F a l s e "   l a b e l = " A u t h o r . U s e r . P o s t a l . O f f i c e N a m e "   r e a d o n l y = " F a l s e "   v i s i b l e = " T r u e "   r e q u i r e d = " F a l s e "   r e g e x = " "   v a l i d a t i o n m e s s a g e = " "   t o o l t i p = " "   t r a c k e d = " F a l s e " > < ! [ C D A T A [ 5 0 5 ] ] > < / T e x t > - 
-                 < T e x t   i d = " A u t h o r . U s e r . P o s t a l . P O B o x "   r o w = " 0 "   c o l u m n = " 0 "   c o l u m n s p a n = " 0 "   m u l t i l i n e = " F a l s e "   m u l t i l i n e r o w s = " 3 "   l o c k e d = " F a l s e "   l a b e l = " A u t h o r . U s e r . P o s t a l . P O B o x "   r e a d o n l y = " F a l s e "   v i s i b l e = " T r u e "   r e q u i r e d = " F a l s e "   r e g e x = " "   v a l i d a t i o n m e s s a g e = " "   t o o l t i p = " "   t r a c k e d = " F a l s e " > < ! [ C D A T A [ P o s t f a c h ] ] > < / T e x t > - 
-                 < T e x t   i d = " A u t h o r . U s e r . P o s t a l . S t r e e t "   r o w = " 0 "   c o l u m n = " 0 "   c o l u m n s p a n = " 0 "   m u l t i l i n e = " F a l s e "   m u l t i l i n e r o w s = " 3 "   l o c k e d = " F a l s e "   l a b e l = " A u t h o r . U s e r . P o s t a l . S t r e e t "   r e a d o n l y = " F a l s e "   v i s i b l e = " T r u e "   r e q u i r e d = " F a l s e "   r e g e x = " "   v a l i d a t i o n m e s s a g e = " "   t o o l t i p = " "   t r a c k e d = " F a l s e " > < ! [ C D A T A [ S c h a f f h a u s e r s t r a s s e   7 8 ] ] > < / T e x t > - 
-                 < T e x t   i d = " A u t h o r . U s e r . P o s t a l . Z i p "   r o w = " 0 "   c o l u m n = " 0 "   c o l u m n s p a n = " 0 "   m u l t i l i n e = " F a l s e "   m u l t i l i n e r o w s = " 3 "   l o c k e d = " F a l s e "   l a b e l = " A u t h o r . U s e r . P o s t a l . Z i p "   r e a d o n l y = " F a l s e "   v i s i b l e = " T r u e "   r e q u i r e d = " F a l s e "   r e g e x = " "   v a l i d a t i o n m e s s a g e = " "   t o o l t i p = " "   t r a c k e d = " F a l s e " > < ! [ C D A T A [ 8 0 9 0 ] ] > < / T e x t > - 
-                 < T e x t   i d = " A u t h o r . U s e r . S a l u t a t i o n "   r o w = " 0 "   c o l u m n = " 0 "   c o l u m n s p a n = " 0 "   m u l t i l i n e = " F a l s e "   m u l t i l i n e r o w s = " 3 "   l o c k e d = " F a l s e "   l a b e l = " A u t h o r . U s e r . S a l u t a t i o n "   r e a d o n l y = " F a l s e "   v i s i b l e = " T r u e "   r e q u i r e d = " F a l s e "   r e g e x = " "   v a l i d a t i o n m e s s a g e = " "   t o o l t i p = " "   t r a c k e d = " F a l s e " > < ! [ C D A T A [ F r a u ] ] > < / T e x t > - 
-                 < T e x t   i d = " A u t h o r . U s e r . T i t l e "   r o w = " 0 "   c o l u m n = " 0 "   c o l u m n s p a n = " 0 "   m u l t i l i n e = " F a l s e "   m u l t i l i n e r o w s = " 3 "   l o c k e d = " F a l s e "   l a b e l = " A u t h o r . U s e r . T i t l e "   r e a d o n l y = " F a l s e "   v i s i b l e = " T r u e "   r e q u i r e d = " F a l s e "   r e g e x = " "   v a l i d a t i o n m e s s a g e = " "   t o o l t i p = " "   t r a c k e d = " F a l s e " > < ! [ C D A T A [   ] ] > < / T e x t > - 
-                 < T e x t   i d = " A u t h o r . U s e r . U r l "   r o w = " 0 "   c o l u m n = " 0 "   c o l u m n s p a n = " 0 "   m u l t i l i n e = " F a l s e "   m u l t i l i n e r o w s = " 3 "   l o c k e d = " F a l s e "   l a b e l = " A u t h o r . U s e r . U r l "   r e a d o n l y = " F a l s e "   v i s i b l e = " T r u e "   r e q u i r e d = " F a l s e "   r e g e x = " "   v a l i d a t i o n m e s s a g e = " "   t o o l t i p = " "   t r a c k e d = " F a l s e " > < ! [ C D A T A [ w w w . s o z i a l a m t . z h . c h ] ] > < / T e x t > - 
-             < / A u t h o r > - 
-             < S i g n e r _ 0   w i n d o w w i d t h = " 0 "   w i n d o w h e i g h t = " 0 "   m i n w i n d o w w i d t h = " 0 "   m a x w i n d o w w i d t h = " 0 "   m i n w i n d o w h e i g h t = " 0 "   m a x w i n d o w h e i g h t = " 0 " > - 
-                 < T e x t   i d = " S i g n e r _ 0 . I d "   r o w = " 0 "   c o l u m n = " 0 "   c o l u m n s p a n = " 0 "   m u l t i l i n e = " F a l s e "   m u l t i l i n e r o w s = " 3 "   l o c k e d = " F a l s e "   l a b e l = " S i g n e r _ 0 . I d "   r e a d o n l y = " F a l s e "   v i s i b l e = " T r u e "   r e q u i r e d = " F a l s e "   r e g e x = " "   v a l i d a t i o n m e s s a g e = " "   t o o l t i p = " "   t r a c k e d = " F a l s e " > < ! [ C D A T A [ a 1 4 4 4 5 a b - 1 f 9 9 - 4 4 6 9 - 8 b 5 a - 1 d a 7 1 0 b 9 8 2 b 0 ] ] > < / T e x t > - 
-                 < T e x t   i d = " S i g n e r _ 0 . O r g a n i z a t i o n U n i t I d "   r o w = " 0 "   c o l u m n = " 0 "   c o l u m n s p a n = " 0 "   m u l t i l i n e = " F a l s e "   m u l t i l i n e r o w s = " 3 "   l o c k e d = " F a l s e "   l a b e l = " S i g n e r _ 0 . O r g a n i z a t i o n U n i t I d "   r e a d o n l y = " F a l s e "   v i s i b l e = " T r u e "   r e q u i r e d = " F a l s e "   r e g e x = " "   v a l i d a t i o n m e s s a g e = " "   t o o l t i p = " "   t r a c k e d = " F a l s e " > < ! [ C D A T A [ 5 f 9 8 4 b 2 6 - 4 c e 2 - 4 6 f d - 8 4 a a - 1 f 7 d b 5 4 8 a f e 8 ] ] > < / T e x t > - 
-                 < T e x t   i d = " S i g n e r _ 0 . O r g . P o s t a l . C o u n t r y "   r o w = " 0 "   c o l u m n = " 0 "   c o l u m n s p a n = " 0 "   m u l t i l i n e = " F a l s e "   m u l t i l i n e r o w s = " 3 "   l o c k e d = " F a l s e "   l a b e l = " S i g n e r _ 0 . O r g . P o s t a l . C o u n t r y "   r e a d o n l y = " F a l s e "   v i s i b l e = " T r u e "   r e q u i r e d = " F a l s e "   r e g e x = " "   v a l i d a t i o n m e s s a g e = " "   t o o l t i p = " "   t r a c k e d = " F a l s e " > < ! [ C D A T A [ S c h w e i z ] ] > < / T e x t > - 
-                 < T e x t   i d = " S i g n e r _ 0 . O r g . P o s t a l . L Z i p "   r o w = " 0 "   c o l u m n = " 0 "   c o l u m n s p a n = " 0 "   m u l t i l i n e = " F a l s e "   m u l t i l i n e r o w s = " 3 "   l o c k e d = " F a l s e "   l a b e l = " S i g n e r _ 0 . O r g . P o s t a l . L Z i p "   r e a d o n l y = " F a l s e "   v i s i b l e = " T r u e "   r e q u i r e d = " F a l s e "   r e g e x = " "   v a l i d a t i o n m e s s a g e = " "   t o o l t i p = " "   t r a c k e d = " F a l s e " > < ! [ C D A T A [ C H ] ] > < / T e x t > - 
-                 < T e x t   i d = " S i g n e r _ 0 . O r g . T i t l e "   r o w = " 0 "   c o l u m n = " 0 "   c o l u m n s p a n = " 0 "   m u l t i l i n e = " F a l s e "   m u l t i l i n e r o w s = " 3 "   l o c k e d = " F a l s e "   l a b e l = " S i g n e r _ 0 . O r g . T i t l e "   r e a d o n l y = " F a l s e "   v i s i b l e = " T r u e "   r e q u i r e d = " F a l s e "   r e g e x = " "   v a l i d a t i o n m e s s a g e = " "   t o o l t i p = " "   t r a c k e d = " F a l s e " > < ! [ C D A T A [ K a n t o n   Z � r i c h ] ] > < / T e x t > - 
-                 < T e x t   i d = " S i g n e r _ 0 . U s e r . A l i a s "   r o w = " 0 "   c o l u m n = " 0 "   c o l u m n s p a n = " 0 "   m u l t i l i n e = " F a l s e "   m u l t i l i n e r o w s = " 3 "   l o c k e d = " F a l s e "   l a b e l = " S i g n e r _ 0 . U s e r . A l i a s "   r e a d o n l y = " F a l s e "   v i s i b l e = " T r u e "   r e q u i r e d = " F a l s e "   r e g e x = " "   v a l i d a t i o n m e s s a g e = " "   t o o l t i p = " "   t r a c k e d = " F a l s e " > < ! [ C D A T A [   ] ] > < / T e x t > - 
-                 < T e x t   i d = " S i g n e r _ 0 . U s e r . E m a i l "   r o w = " 0 "   c o l u m n = " 0 "   c o l u m n s p a n = " 0 "   m u l t i l i n e = " F a l s e "   m u l t i l i n e r o w s = " 3 "   l o c k e d = " F a l s e "   l a b e l = " S i g n e r _ 0 . U s e r . E m a i l "   r e a d o n l y = " F a l s e "   v i s i b l e = " T r u e "   r e q u i r e d = " F a l s e "   r e g e x = " "   v a l i d a t i o n m e s s a g e = " "   t o o l t i p = " "   t r a c k e d = " F a l s e " > < ! [ C D A T A [ a n d r e a . l u e b b e r s t e d t @ s a . z h . c h ] ] > < / T e x t > - 
-                 < T e x t   i d = " S i g n e r _ 0 . U s e r . F a x "   r o w = " 0 "   c o l u m n = " 0 "   c o l u m n s p a n = " 0 "   m u l t i l i n e = " F a l s e "   m u l t i l i n e r o w s = " 3 "   l o c k e d = " F a l s e "   l a b e l = " S i g n e r _ 0 . U s e r . F a x "   r e a d o n l y = " F a l s e "   v i s i b l e = " T r u e "   r e q u i r e d = " F a l s e "   r e g e x = " "   v a l i d a t i o n m e s s a g e = " "   t o o l t i p = " "   t r a c k e d = " F a l s e " > < ! [ C D A T A [ + 4 1   4 3   2 5 9   5 1   0 7 ] ] > < / T e x t > - 
-                 < T e x t   i d = " S i g n e r _ 0 . U s e r . F i r s t N a m e "   r o w = " 0 "   c o l u m n = " 0 "   c o l u m n s p a n = " 0 "   m u l t i l i n e = " F a l s e "   m u l t i l i n e r o w s = " 3 "   l o c k e d = " F a l s e "   l a b e l = " S i g n e r _ 0 . U s e r . F i r s t N a m e "   r e a d o n l y = " F a l s e "   v i s i b l e = " T r u e "   r e q u i r e d = " F a l s e "   r e g e x = " "   v a l i d a t i o n m e s s a g e = " "   t o o l t i p = " "   t r a c k e d = " F a l s e " > < ! [ C D A T A [ A n d r e a ] ] > < / T e x t > - 
-                 < T e x t   i d = " S i g n e r _ 0 . U s e r . F u n c t i o n "   r o w = " 0 "   c o l u m n = " 0 "   c o l u m n s p a n = " 0 "   m u l t i l i n e = " F a l s e "   m u l t i l i n e r o w s = " 3 "   l o c k e d = " F a l s e "   l a b e l = " S i g n e r _ 0 . U s e r . F u n c t i o n "   r e a d o n l y = " F a l s e "   v i s i b l e = " T r u e "   r e q u i r e d = " F a l s e "   r e g e x = " "   v a l i d a t i o n m e s s a g e = " "   t o o l t i p = " "   t r a c k e d = " F a l s e " > < ! [ C D A T A [ A m t s c h e f i n ] ] > < / T e x t > - 
-                 < T e x t   i d = " S i g n e r _ 0 . U s e r . J o b D e s c r i p t i o n "   r o w = " 0 "   c o l u m n = " 0 "   c o l u m n s p a n = " 0 "   m u l t i l i n e = " F a l s e "   m u l t i l i n e r o w s = " 3 "   l o c k e d = " F a l s e "   l a b e l = " S i g n e r _ 0 . U s e r . J o b D e s c r i p t i o n "   r e a d o n l y = " F a l s e "   v i s i b l e = " T r u e "   r e q u i r e d = " F a l s e "   r e g e x = " "   v a l i d a t i o n m e s s a g e = " "   t o o l t i p = " "   t r a c k e d = " F a l s e " > < ! [ C D A T A [   ] ] > < / T e x t > - 
-                 < T e x t   i d = " S i g n e r _ 0 . U s e r . L a s t N a m e "   r o w = " 0 "   c o l u m n = " 0 "   c o l u m n s p a n = " 0 "   m u l t i l i n e = " F a l s e "   m u l t i l i n e r o w s = " 3 "   l o c k e d = " F a l s e "   l a b e l = " S i g n e r _ 0 . U s e r . L a s t N a m e "   r e a d o n l y = " F a l s e "   v i s i b l e = " T r u e "   r e q u i r e d = " F a l s e "   r e g e x = " "   v a l i d a t i o n m e s s a g e = " "   t o o l t i p = " "   t r a c k e d = " F a l s e " > < ! [ C D A T A [ L � b b e r s t e d t ] ] > < / T e x t > - 
-                 < T e x t   i d = " S i g n e r _ 0 . U s e r . O u L e v 1 "   r o w = " 0 "   c o l u m n = " 0 "   c o l u m n s p a n = " 0 "   m u l t i l i n e = " F a l s e "   m u l t i l i n e r o w s = " 3 "   l o c k e d = " F a l s e "   l a b e l = " S i g n e r _ 0 . U s e r . O u L e v 1 "   r e a d o n l y = " F a l s e "   v i s i b l e = " T r u e "   r e q u i r e d = " F a l s e "   r e g e x = " "   v a l i d a t i o n m e s s a g e = " "   t o o l t i p = " "   t r a c k e d = " F a l s e " > < ! [ C D A T A [ K a n t o n   Z � r i c h ] ] > < / T e x t > - 
-                 < T e x t   i d = " S i g n e r _ 0 . U s e r . O u L e v 2 "   r o w = " 0 "   c o l u m n = " 0 "   c o l u m n s p a n = " 0 "   m u l t i l i n e = " F a l s e "   m u l t i l i n e r o w s = " 3 "   l o c k e d = " F a l s e "   l a b e l = " S i g n e r _ 0 . U s e r . O u L e v 2 "   r e a d o n l y = " F a l s e "   v i s i b l e = " T r u e "   r e q u i r e d = " F a l s e "   r e g e x = " "   v a l i d a t i o n m e s s a g e = " "   t o o l t i p = " "   t r a c k e d = " F a l s e " > < ! [ C D A T A [ S i c h e r h e i t s d i r e k t i o n ] ] > < / T e x t > - 
-                 < T e x t   i d = " S i g n e r _ 0 . U s e r . O u L e v 3 "   r o w = " 0 "   c o l u m n = " 0 "   c o l u m n s p a n = " 0 "   m u l t i l i n e = " F a l s e "   m u l t i l i n e r o w s = " 3 "   l o c k e d = " F a l s e "   l a b e l = " S i g n e r _ 0 . U s e r . O u L e v 3 "   r e a d o n l y = " F a l s e "   v i s i b l e = " T r u e "   r e q u i r e d = " F a l s e "   r e g e x = " "   v a l i d a t i o n m e s s a g e = " "   t o o l t i p = " "   t r a c k e d = " F a l s e " > < ! [ C D A T A [ K a n t o n a l e s   S o z i a l a m t ] ] > < / T e x t > - 
-                 < T e x t   i d = " S i g n e r _ 0 . U s e r . O u L e v 4 "   r o w = " 0 "   c o l u m n = " 0 "   c o l u m n s p a n = " 0 "   m u l t i l i n e = " F a l s e "   m u l t i l i n e r o w s = " 3 "   l o c k e d = " F a l s e "   l a b e l = " S i g n e r _ 0 . U s e r . O u L e v 4 "   r e a d o n l y = " F a l s e "   v i s i b l e = " T r u e "   r e q u i r e d = " F a l s e "   r e g e x = " "   v a l i d a t i o n m e s s a g e = " "   t o o l t i p = " "   t r a c k e d = " F a l s e " > < ! [ C D A T A [   ] ] > < / T e x t > - 
-                 < T e x t   i d = " S i g n e r _ 0 . U s e r . O u L e v 5 "   r o w = " 0 "   c o l u m n = " 0 "   c o l u m n s p a n = " 0 "   m u l t i l i n e = " F a l s e "   m u l t i l i n e r o w s = " 3 "   l o c k e d = " F a l s e "   l a b e l = " S i g n e r _ 0 . U s e r . O u L e v 5 "   r e a d o n l y = " F a l s e "   v i s i b l e = " T r u e "   r e q u i r e d = " F a l s e "   r e g e x = " "   v a l i d a t i o n m e s s a g e = " "   t o o l t i p = " "   t r a c k e d = " F a l s e " > < ! [ C D A T A [   ] ] > < / T e x t > - 
-                 < T e x t   i d = " S i g n e r _ 0 . U s e r . O u L e v 6 "   r o w = " 0 "   c o l u m n = " 0 "   c o l u m n s p a n = " 0 "   m u l t i l i n e = " F a l s e "   m u l t i l i n e r o w s = " 3 "   l o c k e d = " F a l s e "   l a b e l = " S i g n e r _ 0 . U s e r . O u L e v 6 "   r e a d o n l y = " F a l s e "   v i s i b l e = " T r u e "   r e q u i r e d = " F a l s e "   r e g e x = " "   v a l i d a t i o n m e s s a g e = " "   t o o l t i p = " "   t r a c k e d = " F a l s e " > < ! [ C D A T A [   ] ] > < / T e x t > - 
-                 < T e x t   i d = " S i g n e r _ 0 . U s e r . O u L e v 7 "   r o w = " 0 "   c o l u m n = " 0 "   c o l u m n s p a n = " 0 "   m u l t i l i n e = " F a l s e "   m u l t i l i n e r o w s = " 3 "   l o c k e d = " F a l s e "   l a b e l = " S i g n e r _ 0 . U s e r . O u L e v 7 "   r e a d o n l y = " F a l s e "   v i s i b l e = " T r u e "   r e q u i r e d = " F a l s e "   r e g e x = " "   v a l i d a t i o n m e s s a g e = " "   t o o l t i p = " "   t r a c k e d = " F a l s e " > < ! [ C D A T A [   ] ] > < / T e x t > - 
-                 < T e x t   i d = " S i g n e r _ 0 . U s e r . O u M a i l "   r o w = " 0 "   c o l u m n = " 0 "   c o l u m n s p a n = " 0 "   m u l t i l i n e = " F a l s e "   m u l t i l i n e r o w s = " 3 "   l o c k e d = " F a l s e "   l a b e l = " S i g n e r _ 0 . U s e r . O u M a i l "   r e a d o n l y = " F a l s e "   v i s i b l e = " T r u e "   r e q u i r e d = " F a l s e "   r e g e x = " "   v a l i d a t i o n m e s s a g e = " "   t o o l t i p = " "   t r a c k e d = " F a l s e " > < ! [ C D A T A [ i n f o @ s a . z h . c h ] ] > < / T e x t > - 
-                 < T e x t   i d = " S i g n e r _ 0 . U s e r . O u P h o n e "   r o w = " 0 "   c o l u m n = " 0 "   c o l u m n s p a n = " 0 "   m u l t i l i n e = " F a l s e "   m u l t i l i n e r o w s = " 3 "   l o c k e d = " F a l s e "   l a b e l = " S i g n e r _ 0 . U s e r . O u P h o n e "   r e a d o n l y = " F a l s e "   v i s i b l e = " T r u e "   r e q u i r e d = " F a l s e "   r e g e x = " "   v a l i d a t i o n m e s s a g e = " "   t o o l t i p = " "   t r a c k e d = " F a l s e " > < ! [ C D A T A [ + 4 1   4 3   2 5 9   2 4   5 1 ] ] > < / T e x t > - 
-                 < T e x t   i d = " S i g n e r _ 0 . U s e r . P h o n e "   r o w = " 0 "   c o l u m n = " 0 "   c o l u m n s p a n = " 0 "   m u l t i l i n e = " F a l s e "   m u l t i l i n e r o w s = " 3 "   l o c k e d = " F a l s e "   l a b e l = " S i g n e r _ 0 . U s e r . P h o n e "   r e a d o n l y = " F a l s e "   v i s i b l e = " T r u e "   r e q u i r e d = " F a l s e "   r e g e x = " "   v a l i d a t i o n m e s s a g e = " "   t o o l t i p = " "   t r a c k e d = " F a l s e " > < ! [ C D A T A [ + 4 1   4 3   2 5 9   2 4   5 0 ] ] > < / T e x t > - 
-                 < T e x t   i d = " S i g n e r _ 0 . U s e r . P o s t a l . C i t y "   r o w = " 0 "   c o l u m n = " 0 "   c o l u m n s p a n = " 0 "   m u l t i l i n e = " F a l s e "   m u l t i l i n e r o w s = " 3 "   l o c k e d = " F a l s e "   l a b e l = " S i g n e r _ 0 . U s e r . P o s t a l . C i t y "   r e a d o n l y = " F a l s e "   v i s i b l e = " T r u e "   r e q u i r e d = " F a l s e "   r e g e x = " "   v a l i d a t i o n m e s s a g e = " "   t o o l t i p = " "   t r a c k e d = " F a l s e " > < ! [ C D A T A [ Z � r i c h ] ] > < / T e x t > - 
-                 < T e x t   i d = " S i g n e r _ 0 . U s e r . P o s t a l . O f f i c e N a m e "   r o w = " 0 "   c o l u m n = " 0 "   c o l u m n s p a n = " 0 "   m u l t i l i n e = " F a l s e "   m u l t i l i n e r o w s = " 3 "   l o c k e d = " F a l s e "   l a b e l = " S i g n e r _ 0 . U s e r . P o s t a l . O f f i c e N a m e "   r e a d o n l y = " F a l s e "   v i s i b l e = " T r u e "   r e q u i r e d = " F a l s e "   r e g e x = " "   v a l i d a t i o n m e s s a g e = " "   t o o l t i p = " "   t r a c k e d = " F a l s e " > < ! [ C D A T A [ 5 0 5 ] ] > < / T e x t > - 
-                 < T e x t   i d = " S i g n e r _ 0 . U s e r . P o s t a l . P O B o x "   r o w = " 0 "   c o l u m n = " 0 "   c o l u m n s p a n = " 0 "   m u l t i l i n e = " F a l s e "   m u l t i l i n e r o w s = " 3 "   l o c k e d = " F a l s e "   l a b e l = " S i g n e r _ 0 . U s e r . P o s t a l . P O B o x "   r e a d o n l y = " F a l s e "   v i s i b l e = " T r u e "   r e q u i r e d = " F a l s e "   r e g e x = " "   v a l i d a t i o n m e s s a g e = " "   t o o l t i p = " "   t r a c k e d = " F a l s e " > < ! [ C D A T A [ P o s t f a c h ] ] > < / T e x t > - 
-                 < T e x t   i d = " S i g n e r _ 0 . U s e r . P o s t a l . S t r e e t "   r o w = " 0 "   c o l u m n = " 0 "   c o l u m n s p a n = " 0 "   m u l t i l i n e = " F a l s e "   m u l t i l i n e r o w s = " 3 "   l o c k e d = " F a l s e "   l a b e l = " S i g n e r _ 0 . U s e r . P o s t a l . S t r e e t "   r e a d o n l y = " F a l s e "   v i s i b l e = " T r u e "   r e q u i r e d = " F a l s e "   r e g e x = " "   v a l i d a t i o n m e s s a g e = " "   t o o l t i p = " "   t r a c k e d = " F a l s e " > < ! [ C D A T A [ S c h a f f h a u s e r s t r a s s e   7 8 ] ] > < / T e x t > - 
-                 < T e x t   i d = " S i g n e r _ 0 . U s e r . P o s t a l . Z i p "   r o w = " 0 "   c o l u m n = " 0 "   c o l u m n s p a n = " 0 "   m u l t i l i n e = " F a l s e "   m u l t i l i n e r o w s = " 3 "   l o c k e d = " F a l s e "   l a b e l = " S i g n e r _ 0 . U s e r . P o s t a l . Z i p "   r e a d o n l y = " F a l s e "   v i s i b l e = " T r u e "   r e q u i r e d = " F a l s e "   r e g e x = " "   v a l i d a t i o n m e s s a g e = " "   t o o l t i p = " "   t r a c k e d = " F a l s e " > < ! [ C D A T A [ 8 0 9 0 ] ] > < / T e x t > - 
-                 < T e x t   i d = " S i g n e r _ 0 . U s e r . S a l u t a t i o n "   r o w = " 0 "   c o l u m n = " 0 "   c o l u m n s p a n = " 0 "   m u l t i l i n e = " F a l s e "   m u l t i l i n e r o w s = " 3 "   l o c k e d = " F a l s e "   l a b e l = " S i g n e r _ 0 . U s e r . S a l u t a t i o n "   r e a d o n l y = " F a l s e "   v i s i b l e = " T r u e "   r e q u i r e d = " F a l s e "   r e g e x = " "   v a l i d a t i o n m e s s a g e = " "   t o o l t i p = " "   t r a c k e d = " F a l s e " > < ! [ C D A T A [ F r a u ] ] > < / T e x t > - 
-                 < T e x t   i d = " S i g n e r _ 0 . U s e r . T i t l e "   r o w = " 0 "   c o l u m n = " 0 "   c o l u m n s p a n = " 0 "   m u l t i l i n e = " F a l s e "   m u l t i l i n e r o w s = " 3 "   l o c k e d = " F a l s e "   l a b e l = " S i g n e r _ 0 . U s e r . T i t l e "   r e a d o n l y = " F a l s e "   v i s i b l e = " T r u e "   r e q u i r e d = " F a l s e "   r e g e x = " "   v a l i d a t i o n m e s s a g e = " "   t o o l t i p = " "   t r a c k e d = " F a l s e " > < ! [ C D A T A [   ] ] > < / T e x t > - 
-                 < T e x t   i d = " S i g n e r _ 0 . U s e r . U r l "   r o w = " 0 "   c o l u m n = " 0 "   c o l u m n s p a n = " 0 "   m u l t i l i n e = " F a l s e "   m u l t i l i n e r o w s = " 3 "   l o c k e d = " F a l s e "   l a b e l = " S i g n e r _ 0 . U s e r . U r l "   r e a d o n l y = " F a l s e "   v i s i b l e = " T r u e "   r e q u i r e d = " F a l s e "   r e g e x = " "   v a l i d a t i o n m e s s a g e = " "   t o o l t i p = " "   t r a c k e d = " F a l s e " > < ! [ C D A T A [ w w w . s o z i a l a m t . z h . c h ] ] > < / T e x t > - 
-             < / S i g n e r _ 0 > - 
-             < S i g n e r _ 1   w i n d o w w i d t h = " 0 "   w i n d o w h e i g h t = " 0 "   m i n w i n d o w w i d t h = " 0 "   m a x w i n d o w w i d t h = " 0 "   m i n w i n d o w h e i g h t = " 0 "   m a x w i n d o w h e i g h t = " 0 " > - 
-                 < T e x t   i d = " S i g n e r _ 1 . I d "   r o w = " 0 "   c o l u m n = " 0 "   c o l u m n s p a n = " 0 "   m u l t i l i n e = " F a l s e "   m u l t i l i n e r o w s = " 3 "   l o c k e d = " F a l s e "   l a b e l = " S i g n e r _ 1 . I d "   r e a d o n l y = " F a l s e "   v i s i b l e = " T r u e "   r e q u i r e d = " F a l s e "   r e g e x = " "   v a l i d a t i o n m e s s a g e = " "   t o o l t i p = " "   t r a c k e d = " F a l s e " > < ! [ C D A T A [ 0 0 0 0 0 0 0 0 - 0 0 0 0 - 0 0 0 0 - 0 0 0 0 - 0 0 0 0 0 0 0 0 0 0 0 0 ] ] > < / T e x t > - 
-                 < T e x t   i d = " S i g n e r _ 1 . O r g a n i z a t i o n U n i t I d "   r o w = " 0 "   c o l u m n = " 0 "   c o l u m n s p a n = " 0 "   m u l t i l i n e = " F a l s e "   m u l t i l i n e r o w s = " 3 "   l o c k e d = " F a l s e "   l a b e l = " S i g n e r _ 1 . O r g a n i z a t i o n U n i t I d "   r e a d o n l y = " F a l s e "   v i s i b l e = " T r u e "   r e q u i r e d = " F a l s e "   r e g e x = " "   v a l i d a t i o n m e s s a g e = " "   t o o l t i p = " "   t r a c k e d = " F a l s e " > < ! [ C D A T A [   ] ] > < / T e x t > - 
-                 < T e x t   i d = " S i g n e r _ 1 . O r g . P o s t a l . C o u n t r y "   r o w = " 0 "   c o l u m n = " 0 "   c o l u m n s p a n = " 0 "   m u l t i l i n e = " F a l s e "   m u l t i l i n e r o w s = " 3 "   l o c k e d = " F a l s e "   l a b e l = " S i g n e r _ 1 . O r g . P o s t a l . C o u n t r y "   r e a d o n l y = " F a l s e "   v i s i b l e = " T r u e "   r e q u i r e d = " F a l s e "   r e g e x = " "   v a l i d a t i o n m e s s a g e = " "   t o o l t i p = " "   t r a c k e d = " F a l s e " > < ! [ C D A T A [   ] ] > < / T e x t > - 
-                 < T e x t   i d = " S i g n e r _ 1 . O r g . P o s t a l . L Z i p "   r o w = " 0 "   c o l u m n = " 0 "   c o l u m n s p a n = " 0 "   m u l t i l i n e = " F a l s e "   m u l t i l i n e r o w s = " 3 "   l o c k e d = " F a l s e "   l a b e l = " S i g n e r _ 1 . O r g . P o s t a l . L Z i p "   r e a d o n l y = " F a l s e "   v i s i b l e = " T r u e "   r e q u i r e d = " F a l s e "   r e g e x = " "   v a l i d a t i o n m e s s a g e = " "   t o o l t i p = " "   t r a c k e d = " F a l s e " > < ! [ C D A T A [   ] ] > < / T e x t > - 
-                 < T e x t   i d = " S i g n e r _ 1 . O r g . T i t l e "   r o w = " 0 "   c o l u m n = " 0 "   c o l u m n s p a n = " 0 "   m u l t i l i n e = " F a l s e "   m u l t i l i n e r o w s = " 3 "   l o c k e d = " F a l s e "   l a b e l = " S i g n e r _ 1 . O r g . T i t l e "   r e a d o n l y = " F a l s e "   v i s i b l e = " T r u e "   r e q u i r e d = " F a l s e "   r e g e x = " "   v a l i d a t i o n m e s s a g e = " "   t o o l t i p = " "   t r a c k e d = " F a l s e " > < ! [ C D A T A [   ] ] > < / T e x t > - 
-                 < T e x t   i d = " S i g n e r _ 1 . U s e r . A l i a s "   r o w = " 0 "   c o l u m n = " 0 "   c o l u m n s p a n = " 0 "   m u l t i l i n e = " F a l s e "   m u l t i l i n e r o w s = " 3 "   l o c k e d = " F a l s e "   l a b e l = " S i g n e r _ 1 . U s e r . A l i a s "   r e a d o n l y = " F a l s e "   v i s i b l e = " T r u e "   r e q u i r e d = " F a l s e "   r e g e x = " "   v a l i d a t i o n m e s s a g e = " "   t o o l t i p = " "   t r a c k e d = " F a l s e " > < ! [ C D A T A [   ] ] > < / T e x t > - 
-                 < T e x t   i d = " S i g n e r _ 1 . U s e r . E m a i l "   r o w = " 0 "   c o l u m n = " 0 "   c o l u m n s p a n = " 0 "   m u l t i l i n e = " F a l s e "   m u l t i l i n e r o w s = " 3 "   l o c k e d = " F a l s e "   l a b e l = " S i g n e r _ 1 . U s e r . E m a i l "   r e a d o n l y = " F a l s e "   v i s i b l e = " T r u e "   r e q u i r e d = " F a l s e "   r e g e x = " "   v a l i d a t i o n m e s s a g e = " "   t o o l t i p = " "   t r a c k e d = " F a l s e " > < ! [ C D A T A [   ] ] > < / T e x t > - 
-                 < T e x t   i d = " S i g n e r _ 1 . U s e r . F a x "   r o w = " 0 "   c o l u m n = " 0 "   c o l u m n s p a n = " 0 "   m u l t i l i n e = " F a l s e "   m u l t i l i n e r o w s = " 3 "   l o c k e d = " F a l s e "   l a b e l = " S i g n e r _ 1 . U s e r . F a x "   r e a d o n l y = " F a l s e "   v i s i b l e = " T r u e "   r e q u i r e d = " F a l s e "   r e g e x = " "   v a l i d a t i o n m e s s a g e = " "   t o o l t i p = " "   t r a c k e d = " F a l s e " > < ! [ C D A T A [   ] ] > < / T e x t > - 
-                 < T e x t   i d = " S i g n e r _ 1 . U s e r . F i r s t N a m e "   r o w = " 0 "   c o l u m n = " 0 "   c o l u m n s p a n = " 0 "   m u l t i l i n e = " F a l s e "   m u l t i l i n e r o w s = " 3 "   l o c k e d = " F a l s e "   l a b e l = " S i g n e r _ 1 . U s e r . F i r s t N a m e "   r e a d o n l y = " F a l s e "   v i s i b l e = " T r u e "   r e q u i r e d = " F a l s e "   r e g e x = " "   v a l i d a t i o n m e s s a g e = " "   t o o l t i p = " "   t r a c k e d = " F a l s e " > < ! [ C D A T A [   ] ] > < / T e x t > - 
-                 < T e x t   i d = " S i g n e r _ 1 . U s e r . F u n c t i o n "   r o w = " 0 "   c o l u m n = " 0 "   c o l u m n s p a n = " 0 "   m u l t i l i n e = " F a l s e "   m u l t i l i n e r o w s = " 3 "   l o c k e d = " F a l s e "   l a b e l = " S i g n e r _ 1 . U s e r . F u n c t i o n "   r e a d o n l y = " F a l s e "   v i s i b l e = " T r u e "   r e q u i r e d = " F a l s e "   r e g e x = " "   v a l i d a t i o n m e s s a g e = " "   t o o l t i p = " "   t r a c k e d = " F a l s e " > < ! [ C D A T A [   ] ] > < / T e x t > - 
-                 < T e x t   i d = " S i g n e r _ 1 . U s e r . J o b D e s c r i p t i o n "   r o w = " 0 "   c o l u m n = " 0 "   c o l u m n s p a n = " 0 "   m u l t i l i n e = " F a l s e "   m u l t i l i n e r o w s = " 3 "   l o c k e d = " F a l s e "   l a b e l = " S i g n e r _ 1 . U s e r . J o b D e s c r i p t i o n "   r e a d o n l y = " F a l s e "   v i s i b l e = " T r u e "   r e q u i r e d = " F a l s e "   r e g e x = " "   v a l i d a t i o n m e s s a g e = " "   t o o l t i p = " "   t r a c k e d = " F a l s e " > < ! [ C D A T A [   ] ] > < / T e x t > - 
-                 < T e x t   i d = " S i g n e r _ 1 . U s e r . L a s t N a m e "   r o w = " 0 "   c o l u m n = " 0 "   c o l u m n s p a n = " 0 "   m u l t i l i n e = " F a l s e "   m u l t i l i n e r o w s = " 3 "   l o c k e d = " F a l s e "   l a b e l = " S i g n e r _ 1 . U s e r . L a s t N a m e "   r e a d o n l y = " F a l s e "   v i s i b l e = " T r u e "   r e q u i r e d = " F a l s e "   r e g e x = " "   v a l i d a t i o n m e s s a g e = " "   t o o l t i p = " "   t r a c k e d = " F a l s e " > < ! [ C D A T A [   ] ] > < / T e x t > - 
-                 < T e x t   i d = " S i g n e r _ 1 . U s e r . O u L e v 1 "   r o w = " 0 "   c o l u m n = " 0 "   c o l u m n s p a n = " 0 "   m u l t i l i n e = " F a l s e "   m u l t i l i n e r o w s = " 3 "   l o c k e d = " F a l s e "   l a b e l = " S i g n e r _ 1 . U s e r . O u L e v 1 "   r e a d o n l y = " F a l s e "   v i s i b l e = " T r u e "   r e q u i r e d = " F a l s e "   r e g e x = " "   v a l i d a t i o n m e s s a g e = " "   t o o l t i p = " "   t r a c k e d = " F a l s e " > < ! [ C D A T A [   ] ] > < / T e x t > - 
-                 < T e x t   i d = " S i g n e r _ 1 . U s e r . O u L e v 2 "   r o w = " 0 "   c o l u m n = " 0 "   c o l u m n s p a n = " 0 "   m u l t i l i n e = " F a l s e "   m u l t i l i n e r o w s = " 3 "   l o c k e d = " F a l s e "   l a b e l = " S i g n e r _ 1 . U s e r . O u L e v 2 "   r e a d o n l y = " F a l s e "   v i s i b l e = " T r u e "   r e q u i r e d = " F a l s e "   r e g e x = " "   v a l i d a t i o n m e s s a g e = " "   t o o l t i p = " "   t r a c k e d = " F a l s e " > < ! [ C D A T A [   ] ] > < / T e x t > - 
-                 < T e x t   i d = " S i g n e r _ 1 . U s e r . O u L e v 3 "   r o w = " 0 "   c o l u m n = " 0 "   c o l u m n s p a n = " 0 "   m u l t i l i n e = " F a l s e "   m u l t i l i n e r o w s = " 3 "   l o c k e d = " F a l s e "   l a b e l = " S i g n e r _ 1 . U s e r . O u L e v 3 "   r e a d o n l y = " F a l s e "   v i s i b l e = " T r u e "   r e q u i r e d = " F a l s e "   r e g e x = " "   v a l i d a t i o n m e s s a g e = " "   t o o l t i p = " "   t r a c k e d = " F a l s e " > < ! [ C D A T A [   ] ] > < / T e x t > - 
-                 < T e x t   i d = " S i g n e r _ 1 . U s e r . O u L e v 4 "   r o w = " 0 "   c o l u m n = " 0 "   c o l u m n s p a n = " 0 "   m u l t i l i n e = " F a l s e "   m u l t i l i n e r o w s = " 3 "   l o c k e d = " F a l s e "   l a b e l = " S i g n e r _ 1 . U s e r . O u L e v 4 "   r e a d o n l y = " F a l s e "   v i s i b l e = " T r u e "   r e q u i r e d = " F a l s e "   r e g e x = " "   v a l i d a t i o n m e s s a g e = " "   t o o l t i p = " "   t r a c k e d = " F a l s e " > < ! [ C D A T A [   ] ] > < / T e x t > - 
-                 < T e x t   i d = " S i g n e r _ 1 . U s e r . O u L e v 5 "   r o w = " 0 "   c o l u m n = " 0 "   c o l u m n s p a n = " 0 "   m u l t i l i n e = " F a l s e "   m u l t i l i n e r o w s = " 3 "   l o c k e d = " F a l s e "   l a b e l = " S i g n e r _ 1 . U s e r . O u L e v 5 "   r e a d o n l y = " F a l s e "   v i s i b l e = " T r u e "   r e q u i r e d = " F a l s e "   r e g e x = " "   v a l i d a t i o n m e s s a g e = " "   t o o l t i p = " "   t r a c k e d = " F a l s e " > < ! [ C D A T A [   ] ] > < / T e x t > - 
-                 < T e x t   i d = " S i g n e r _ 1 . U s e r . O u L e v 6 "   r o w = " 0 "   c o l u m n = " 0 "   c o l u m n s p a n = " 0 "   m u l t i l i n e = " F a l s e "   m u l t i l i n e r o w s = " 3 "   l o c k e d = " F a l s e "   l a b e l = " S i g n e r _ 1 . U s e r . O u L e v 6 "   r e a d o n l y = " F a l s e "   v i s i b l e = " T r u e "   r e q u i r e d = " F a l s e "   r e g e x = " "   v a l i d a t i o n m e s s a g e = " "   t o o l t i p = " "   t r a c k e d = " F a l s e " > < ! [ C D A T A [   ] ] > < / T e x t > - 
-                 < T e x t   i d = " S i g n e r _ 1 . U s e r . O u L e v 7 "   r o w = " 0 "   c o l u m n = " 0 "   c o l u m n s p a n = " 0 "   m u l t i l i n e = " F a l s e "   m u l t i l i n e r o w s = " 3 "   l o c k e d = " F a l s e "   l a b e l = " S i g n e r _ 1 . U s e r . O u L e v 7 "   r e a d o n l y = " F a l s e "   v i s i b l e = " T r u e "   r e q u i r e d = " F a l s e "   r e g e x = " "   v a l i d a t i o n m e s s a g e = " "   t o o l t i p = " "   t r a c k e d = " F a l s e " > < ! [ C D A T A [   ] ] > < / T e x t > - 
-                 < T e x t   i d = " S i g n e r _ 1 . U s e r . O u M a i l "   r o w = " 0 "   c o l u m n = " 0 "   c o l u m n s p a n = " 0 "   m u l t i l i n e = " F a l s e "   m u l t i l i n e r o w s = " 3 "   l o c k e d = " F a l s e "   l a b e l = " S i g n e r _ 1 . U s e r . O u M a i l "   r e a d o n l y = " F a l s e "   v i s i b l e = " T r u e "   r e q u i r e d = " F a l s e "   r e g e x = " "   v a l i d a t i o n m e s s a g e = " "   t o o l t i p = " "   t r a c k e d = " F a l s e " > < ! [ C D A T A [   ] ] > < / T e x t > - 
-                 < T e x t   i d = " S i g n e r _ 1 . U s e r . O u P h o n e "   r o w = " 0 "   c o l u m n = " 0 "   c o l u m n s p a n = " 0 "   m u l t i l i n e = " F a l s e "   m u l t i l i n e r o w s = " 3 "   l o c k e d = " F a l s e "   l a b e l = " S i g n e r _ 1 . U s e r . O u P h o n e "   r e a d o n l y = " F a l s e "   v i s i b l e = " T r u e "   r e q u i r e d = " F a l s e "   r e g e x = " "   v a l i d a t i o n m e s s a g e = " "   t o o l t i p = " "   t r a c k e d = " F a l s e " > < ! [ C D A T A [   ] ] > < / T e x t > - 
-                 < T e x t   i d = " S i g n e r _ 1 . U s e r . P h o n e "   r o w = " 0 "   c o l u m n = " 0 "   c o l u m n s p a n = " 0 "   m u l t i l i n e = " F a l s e "   m u l t i l i n e r o w s = " 3 "   l o c k e d = " F a l s e "   l a b e l = " S i g n e r _ 1 . U s e r . P h o n e "   r e a d o n l y = " F a l s e "   v i s i b l e = " T r u e "   r e q u i r e d = " F a l s e "   r e g e x = " "   v a l i d a t i o n m e s s a g e = " "   t o o l t i p = " "   t r a c k e d = " F a l s e " > < ! [ C D A T A [   ] ] > < / T e x t > - 
-                 < T e x t   i d = " S i g n e r _ 1 . U s e r . P o s t a l . C i t y "   r o w = " 0 "   c o l u m n = " 0 "   c o l u m n s p a n = " 0 "   m u l t i l i n e = " F a l s e "   m u l t i l i n e r o w s = " 3 "   l o c k e d = " F a l s e "   l a b e l = " S i g n e r _ 1 . U s e r . P o s t a l . C i t y "   r e a d o n l y = " F a l s e "   v i s i b l e = " T r u e "   r e q u i r e d = " F a l s e "   r e g e x = " "   v a l i d a t i o n m e s s a g e = " "   t o o l t i p = " "   t r a c k e d = " F a l s e " > < ! [ C D A T A [   ] ] > < / T e x t > - 
-                 < T e x t   i d = " S i g n e r _ 1 . U s e r . P o s t a l . O f f i c e N a m e "   r o w = " 0 "   c o l u m n = " 0 "   c o l u m n s p a n = " 0 "   m u l t i l i n e = " F a l s e "   m u l t i l i n e r o w s = " 3 "   l o c k e d = " F a l s e "   l a b e l = " S i g n e r _ 1 . U s e r . P o s t a l . O f f i c e N a m e "   r e a d o n l y = " F a l s e "   v i s i b l e = " T r u e "   r e q u i r e d = " F a l s e "   r e g e x = " "   v a l i d a t i o n m e s s a g e = " "   t o o l t i p = " "   t r a c k e d = " F a l s e " > < ! [ C D A T A [   ] ] > < / T e x t > - 
-                 < T e x t   i d = " S i g n e r _ 1 . U s e r . P o s t a l . P O B o x "   r o w = " 0 "   c o l u m n = " 0 "   c o l u m n s p a n = " 0 "   m u l t i l i n e = " F a l s e "   m u l t i l i n e r o w s = " 3 "   l o c k e d = " F a l s e "   l a b e l = " S i g n e r _ 1 . U s e r . P o s t a l . P O B o x "   r e a d o n l y = " F a l s e "   v i s i b l e = " T r u e "   r e q u i r e d = " F a l s e "   r e g e x = " "   v a l i d a t i o n m e s s a g e = " "   t o o l t i p = " "   t r a c k e d = " F a l s e " > < ! [ C D A T A [   ] ] > < / T e x t > - 
-                 < T e x t   i d = " S i g n e r _ 1 . U s e r . P o s t a l . S t r e e t "   r o w = " 0 "   c o l u m n = " 0 "   c o l u m n s p a n = " 0 "   m u l t i l i n e = " F a l s e "   m u l t i l i n e r o w s = " 3 "   l o c k e d = " F a l s e "   l a b e l = " S i g n e r _ 1 . U s e r . P o s t a l . S t r e e t "   r e a d o n l y = " F a l s e "   v i s i b l e = " T r u e "   r e q u i r e d = " F a l s e "   r e g e x = " "   v a l i d a t i o n m e s s a g e = " "   t o o l t i p = " "   t r a c k e d = " F a l s e " > < ! [ C D A T A [   ] ] > < / T e x t > - 
-                 < T e x t   i d = " S i g n e r _ 1 . U s e r . P o s t a l . Z i p "   r o w = " 0 "   c o l u m n = " 0 "   c o l u m n s p a n = " 0 "   m u l t i l i n e = " F a l s e "   m u l t i l i n e r o w s = " 3 "   l o c k e d = " F a l s e "   l a b e l = " S i g n e r _ 1 . U s e r . P o s t a l . Z i p "   r e a d o n l y = " F a l s e "   v i s i b l e = " T r u e "   r e q u i r e d = " F a l s e "   r e g e x = " "   v a l i d a t i o n m e s s a g e = " "   t o o l t i p = " "   t r a c k e d = " F a l s e " > < ! [ C D A T A [   ] ] > < / T e x t > - 
-                 < T e x t   i d = " S i g n e r _ 1 . U s e r . S a l u t a t i o n "   r o w = " 0 "   c o l u m n = " 0 "   c o l u m n s p a n = " 0 "   m u l t i l i n e = " F a l s e "   m u l t i l i n e r o w s = " 3 "   l o c k e d = " F a l s e "   l a b e l = " S i g n e r _ 1 . U s e r . S a l u t a t i o n "   r e a d o n l y = " F a l s e "   v i s i b l e = " T r u e "   r e q u i r e d = " F a l s e "   r e g e x = " "   v a l i d a t i o n m e s s a g e = " "   t o o l t i p = " "   t r a c k e d = " F a l s e " > < ! [ C D A T A [   ] ] > < / T e x t > - 
-                 < T e x t   i d = " S i g n e r _ 1 . U s e r . T i t l e "   r o w = " 0 "   c o l u m n = " 0 "   c o l u m n s p a n = " 0 "   m u l t i l i n e = " F a l s e "   m u l t i l i n e r o w s = " 3 "   l o c k e d = " F a l s e "   l a b e l = " S i g n e r _ 1 . U s e r . T i t l e "   r e a d o n l y = " F a l s e "   v i s i b l e = " T r u e "   r e q u i r e d = " F a l s e "   r e g e x = " "   v a l i d a t i o n m e s s a g e = " "   t o o l t i p = " "   t r a c k e d = " F a l s e " > < ! [ C D A T A [   ] ] > < / T e x t > - 
-                 < T e x t   i d = " S i g n e r _ 1 . U s e r . U r l "   r o w = " 0 "   c o l u m n = " 0 "   c o l u m n s p a n = " 0 "   m u l t i l i n e = " F a l s e "   m u l t i l i n e r o w s = " 3 "   l o c k e d = " F a l s e "   l a b e l = " S i g n e r _ 1 . U s e r . U r l "   r e a d o n l y = " F a l s e "   v i s i b l e = " T r u e "   r e q u i r e d = " F a l s e "   r e g e x = " "   v a l i d a t i o n m e s s a g e = " "   t o o l t i p = " "   t r a c k e d = " F a l s e " > < ! [ C D A T A [   ] ] > < / T e x t > - 
-             < / S i g n e r _ 1 > - 
-             < S i g n e r _ 2   w i n d o w w i d t h = " 0 "   w i n d o w h e i g h t = " 0 "   m i n w i n d o w w i d t h = " 0 "   m a x w i n d o w w i d t h = " 0 "   m i n w i n d o w h e i g h t = " 0 "   m a x w i n d o w h e i g h t = " 0 " > - 
-                 < T e x t   i d = " S i g n e r _ 2 . I d "   r o w = " 0 "   c o l u m n = " 0 "   c o l u m n s p a n = " 0 "   m u l t i l i n e = " F a l s e "   m u l t i l i n e r o w s = " 3 "   l o c k e d = " F a l s e "   l a b e l = " S i g n e r _ 2 . I d "   r e a d o n l y = " F a l s e "   v i s i b l e = " T r u e "   r e q u i r e d = " F a l s e "   r e g e x = " "   v a l i d a t i o n m e s s a g e = " "   t o o l t i p = " "   t r a c k e d = " F a l s e " > < ! [ C D A T A [ 0 0 0 0 0 0 0 0 - 0 0 0 0 - 0 0 0 0 - 0 0 0 0 - 0 0 0 0 0 0 0 0 0 0 0 0 ] ] > < / T e x t > - 
-                 < T e x t   i d = " S i g n e r _ 2 . O r g a n i z a t i o n U n i t I d "   r o w = " 0 "   c o l u m n = " 0 "   c o l u m n s p a n = " 0 "   m u l t i l i n e = " F a l s e "   m u l t i l i n e r o w s = " 3 "   l o c k e d = " F a l s e "   l a b e l = " S i g n e r _ 2 . O r g a n i z a t i o n U n i t I d "   r e a d o n l y = " F a l s e "   v i s i b l e = " T r u e "   r e q u i r e d = " F a l s e "   r e g e x = " "   v a l i d a t i o n m e s s a g e = " "   t o o l t i p = " "   t r a c k e d = " F a l s e " > < ! [ C D A T A [   ] ] > < / T e x t > - 
-                 < T e x t   i d = " S i g n e r _ 2 . O r g . P o s t a l . C o u n t r y "   r o w = " 0 "   c o l u m n = " 0 "   c o l u m n s p a n = " 0 "   m u l t i l i n e = " F a l s e "   m u l t i l i n e r o w s = " 3 "   l o c k e d = " F a l s e "   l a b e l = " S i g n e r _ 2 . O r g . P o s t a l . C o u n t r y "   r e a d o n l y = " F a l s e "   v i s i b l e = " T r u e "   r e q u i r e d = " F a l s e "   r e g e x = " "   v a l i d a t i o n m e s s a g e = " "   t o o l t i p = " "   t r a c k e d = " F a l s e " > < ! [ C D A T A [   ] ] > < / T e x t > - 
-                 < T e x t   i d = " S i g n e r _ 2 . O r g . P o s t a l . L Z i p "   r o w = " 0 "   c o l u m n = " 0 "   c o l u m n s p a n = " 0 "   m u l t i l i n e = " F a l s e "   m u l t i l i n e r o w s = " 3 "   l o c k e d = " F a l s e "   l a b e l = " S i g n e r _ 2 . O r g . P o s t a l . L Z i p "   r e a d o n l y = " F a l s e "   v i s i b l e = " T r u e "   r e q u i r e d = " F a l s e "   r e g e x = " "   v a l i d a t i o n m e s s a g e = " "   t o o l t i p = " "   t r a c k e d = " F a l s e " > < ! [ C D A T A [   ] ] > < / T e x t > - 
-                 < T e x t   i d = " S i g n e r _ 2 . O r g . T i t l e "   r o w = " 0 "   c o l u m n = " 0 "   c o l u m n s p a n = " 0 "   m u l t i l i n e = " F a l s e "   m u l t i l i n e r o w s = " 3 "   l o c k e d = " F a l s e "   l a b e l = " S i g n e r _ 2 . O r g . T i t l e "   r e a d o n l y = " F a l s e "   v i s i b l e = " T r u e "   r e q u i r e d = " F a l s e "   r e g e x = " "   v a l i d a t i o n m e s s a g e = " "   t o o l t i p = " "   t r a c k e d = " F a l s e " > < ! [ C D A T A [   ] ] > < / T e x t > - 
-                 < T e x t   i d = " S i g n e r _ 2 . U s e r . A l i a s "   r o w = " 0 "   c o l u m n = " 0 "   c o l u m n s p a n = " 0 "   m u l t i l i n e = " F a l s e "   m u l t i l i n e r o w s = " 3 "   l o c k e d = " F a l s e "   l a b e l = " S i g n e r _ 2 . U s e r . A l i a s "   r e a d o n l y = " F a l s e "   v i s i b l e = " T r u e "   r e q u i r e d = " F a l s e "   r e g e x = " "   v a l i d a t i o n m e s s a g e = " "   t o o l t i p = " "   t r a c k e d = " F a l s e " > < ! [ C D A T A [   ] ] > < / T e x t > - 
-                 < T e x t   i d = " S i g n e r _ 2 . U s e r . E m a i l "   r o w = " 0 "   c o l u m n = " 0 "   c o l u m n s p a n = " 0 "   m u l t i l i n e = " F a l s e "   m u l t i l i n e r o w s = " 3 "   l o c k e d = " F a l s e "   l a b e l = " S i g n e r _ 2 . U s e r . E m a i l "   r e a d o n l y = " F a l s e "   v i s i b l e = " T r u e "   r e q u i r e d = " F a l s e "   r e g e x = " "   v a l i d a t i o n m e s s a g e = " "   t o o l t i p = " "   t r a c k e d = " F a l s e " > < ! [ C D A T A [   ] ] > < / T e x t > - 
-                 < T e x t   i d = " S i g n e r _ 2 . U s e r . F a x "   r o w = " 0 "   c o l u m n = " 0 "   c o l u m n s p a n = " 0 "   m u l t i l i n e = " F a l s e "   m u l t i l i n e r o w s = " 3 "   l o c k e d = " F a l s e "   l a b e l = " S i g n e r _ 2 . U s e r . F a x "   r e a d o n l y = " F a l s e "   v i s i b l e = " T r u e "   r e q u i r e d = " F a l s e "   r e g e x = " "   v a l i d a t i o n m e s s a g e = " "   t o o l t i p = " "   t r a c k e d = " F a l s e " > < ! [ C D A T A [   ] ] > < / T e x t > - 
-                 < T e x t   i d = " S i g n e r _ 2 . U s e r . F i r s t N a m e "   r o w = " 0 "   c o l u m n = " 0 "   c o l u m n s p a n = " 0 "   m u l t i l i n e = " F a l s e "   m u l t i l i n e r o w s = " 3 "   l o c k e d = " F a l s e "   l a b e l = " S i g n e r _ 2 . U s e r . F i r s t N a m e "   r e a d o n l y = " F a l s e "   v i s i b l e = " T r u e "   r e q u i r e d = " F a l s e "   r e g e x = " "   v a l i d a t i o n m e s s a g e = " "   t o o l t i p = " "   t r a c k e d = " F a l s e " > < ! [ C D A T A [   ] ] > < / T e x t > - 
-                 < T e x t   i d = " S i g n e r _ 2 . U s e r . F u n c t i o n "   r o w = " 0 "   c o l u m n = " 0 "   c o l u m n s p a n = " 0 "   m u l t i l i n e = " F a l s e "   m u l t i l i n e r o w s = " 3 "   l o c k e d = " F a l s e "   l a b e l = " S i g n e r _ 2 . U s e r . F u n c t i o n "   r e a d o n l y = " F a l s e "   v i s i b l e = " T r u e "   r e q u i r e d = " F a l s e "   r e g e x = " "   v a l i d a t i o n m e s s a g e = " "   t o o l t i p = " "   t r a c k e d = " F a l s e " > < ! [ C D A T A [   ] ] > < / T e x t > - 
-                 < T e x t   i d = " S i g n e r _ 2 . U s e r . J o b D e s c r i p t i o n "   r o w = " 0 "   c o l u m n = " 0 "   c o l u m n s p a n = " 0 "   m u l t i l i n e = " F a l s e "   m u l t i l i n e r o w s = " 3 "   l o c k e d = " F a l s e "   l a b e l = " S i g n e r _ 2 . U s e r . J o b D e s c r i p t i o n "   r e a d o n l y = " F a l s e "   v i s i b l e = " T r u e "   r e q u i r e d = " F a l s e "   r e g e x = " "   v a l i d a t i o n m e s s a g e = " "   t o o l t i p = " "   t r a c k e d = " F a l s e " > < ! [ C D A T A [   ] ] > < / T e x t > - 
-                 < T e x t   i d = " S i g n e r _ 2 . U s e r . L a s t N a m e "   r o w = " 0 "   c o l u m n = " 0 "   c o l u m n s p a n = " 0 "   m u l t i l i n e = " F a l s e "   m u l t i l i n e r o w s = " 3 "   l o c k e d = " F a l s e "   l a b e l = " S i g n e r _ 2 . U s e r . L a s t N a m e "   r e a d o n l y = " F a l s e "   v i s i b l e = " T r u e "   r e q u i r e d = " F a l s e "   r e g e x = " "   v a l i d a t i o n m e s s a g e = " "   t o o l t i p = " "   t r a c k e d = " F a l s e " > < ! [ C D A T A [   ] ] > < / T e x t > - 
-                 < T e x t   i d = " S i g n e r _ 2 . U s e r . O u L e v 1 "   r o w = " 0 "   c o l u m n = " 0 "   c o l u m n s p a n = " 0 "   m u l t i l i n e = " F a l s e "   m u l t i l i n e r o w s = " 3 "   l o c k e d = " F a l s e "   l a b e l = " S i g n e r _ 2 . U s e r . O u L e v 1 "   r e a d o n l y = " F a l s e "   v i s i b l e = " T r u e "   r e q u i r e d = " F a l s e "   r e g e x = " "   v a l i d a t i o n m e s s a g e = " "   t o o l t i p = " "   t r a c k e d = " F a l s e " > < ! [ C D A T A [   ] ] > < / T e x t > - 
-                 < T e x t   i d = " S i g n e r _ 2 . U s e r . O u L e v 2 "   r o w = " 0 "   c o l u m n = " 0 "   c o l u m n s p a n = " 0 "   m u l t i l i n e = " F a l s e "   m u l t i l i n e r o w s = " 3 "   l o c k e d = " F a l s e "   l a b e l = " S i g n e r _ 2 . U s e r . O u L e v 2 "   r e a d o n l y = " F a l s e "   v i s i b l e = " T r u e "   r e q u i r e d = " F a l s e "   r e g e x = " "   v a l i d a t i o n m e s s a g e = " "   t o o l t i p = " "   t r a c k e d = " F a l s e " > < ! [ C D A T A [   ] ] > < / T e x t > - 
-                 < T e x t   i d = " S i g n e r _ 2 . U s e r . O u L e v 3 "   r o w = " 0 "   c o l u m n = " 0 "   c o l u m n s p a n = " 0 "   m u l t i l i n e = " F a l s e "   m u l t i l i n e r o w s = " 3 "   l o c k e d = " F a l s e "   l a b e l = " S i g n e r _ 2 . U s e r . O u L e v 3 "   r e a d o n l y = " F a l s e "   v i s i b l e = " T r u e "   r e q u i r e d = " F a l s e "   r e g e x = " "   v a l i d a t i o n m e s s a g e = " "   t o o l t i p = " "   t r a c k e d = " F a l s e " > < ! [ C D A T A [   ] ] > < / T e x t > - 
-                 < T e x t   i d = " S i g n e r _ 2 . U s e r . O u L e v 4 "   r o w = " 0 "   c o l u m n = " 0 "   c o l u m n s p a n = " 0 "   m u l t i l i n e = " F a l s e "   m u l t i l i n e r o w s = " 3 "   l o c k e d = " F a l s e "   l a b e l = " S i g n e r _ 2 . U s e r . O u L e v 4 "   r e a d o n l y = " F a l s e "   v i s i b l e = " T r u e "   r e q u i r e d = " F a l s e "   r e g e x = " "   v a l i d a t i o n m e s s a g e = " "   t o o l t i p = " "   t r a c k e d = " F a l s e " > < ! [ C D A T A [   ] ] > < / T e x t > - 
-                 < T e x t   i d = " S i g n e r _ 2 . U s e r . O u L e v 5 "   r o w = " 0 "   c o l u m n = " 0 "   c o l u m n s p a n = " 0 "   m u l t i l i n e = " F a l s e "   m u l t i l i n e r o w s = " 3 "   l o c k e d = " F a l s e "   l a b e l = " S i g n e r _ 2 . U s e r . O u L e v 5 "   r e a d o n l y = " F a l s e "   v i s i b l e = " T r u e "   r e q u i r e d = " F a l s e "   r e g e x = " "   v a l i d a t i o n m e s s a g e = " "   t o o l t i p = " "   t r a c k e d = " F a l s e " > < ! [ C D A T A [   ] ] > < / T e x t > - 
-                 < T e x t   i d = " S i g n e r _ 2 . U s e r . O u L e v 6 "   r o w = " 0 "   c o l u m n = " 0 "   c o l u m n s p a n = " 0 "   m u l t i l i n e = " F a l s e "   m u l t i l i n e r o w s = " 3 "   l o c k e d = " F a l s e "   l a b e l = " S i g n e r _ 2 . U s e r . O u L e v 6 "   r e a d o n l y = " F a l s e "   v i s i b l e = " T r u e "   r e q u i r e d = " F a l s e "   r e g e x = " "   v a l i d a t i o n m e s s a g e = " "   t o o l t i p = " "   t r a c k e d = " F a l s e " > < ! [ C D A T A [   ] ] > < / T e x t > - 
-                 < T e x t   i d = " S i g n e r _ 2 . U s e r . O u L e v 7 "   r o w = " 0 "   c o l u m n = " 0 "   c o l u m n s p a n = " 0 "   m u l t i l i n e = " F a l s e "   m u l t i l i n e r o w s = " 3 "   l o c k e d = " F a l s e "   l a b e l = " S i g n e r _ 2 . U s e r . O u L e v 7 "   r e a d o n l y = " F a l s e "   v i s i b l e = " T r u e "   r e q u i r e d = " F a l s e "   r e g e x = " "   v a l i d a t i o n m e s s a g e = " "   t o o l t i p = " "   t r a c k e d = " F a l s e " > < ! [ C D A T A [   ] ] > < / T e x t > - 
-                 < T e x t   i d = " S i g n e r _ 2 . U s e r . O u M a i l "   r o w = " 0 "   c o l u m n = " 0 "   c o l u m n s p a n = " 0 "   m u l t i l i n e = " F a l s e "   m u l t i l i n e r o w s = " 3 "   l o c k e d = " F a l s e "   l a b e l = " S i g n e r _ 2 . U s e r . O u M a i l "   r e a d o n l y = " F a l s e "   v i s i b l e = " T r u e "   r e q u i r e d = " F a l s e "   r e g e x = " "   v a l i d a t i o n m e s s a g e = " "   t o o l t i p = " "   t r a c k e d = " F a l s e " > < ! [ C D A T A [   ] ] > < / T e x t > - 
-                 < T e x t   i d = " S i g n e r _ 2 . U s e r . O u P h o n e "   r o w = " 0 "   c o l u m n = " 0 "   c o l u m n s p a n = " 0 "   m u l t i l i n e = " F a l s e "   m u l t i l i n e r o w s = " 3 "   l o c k e d = " F a l s e "   l a b e l = " S i g n e r _ 2 . U s e r . O u P h o n e "   r e a d o n l y = " F a l s e "   v i s i b l e = " T r u e "   r e q u i r e d = " F a l s e "   r e g e x = " "   v a l i d a t i o n m e s s a g e = " "   t o o l t i p = " "   t r a c k e d = " F a l s e " > < ! [ C D A T A [   ] ] > < / T e x t > - 
-                 < T e x t   i d = " S i g n e r _ 2 . U s e r . P h o n e "   r o w = " 0 "   c o l u m n = " 0 "   c o l u m n s p a n = " 0 "   m u l t i l i n e = " F a l s e "   m u l t i l i n e r o w s = " 3 "   l o c k e d = " F a l s e "   l a b e l = " S i g n e r _ 2 . U s e r . P h o n e "   r e a d o n l y = " F a l s e "   v i s i b l e = " T r u e "   r e q u i r e d = " F a l s e "   r e g e x = " "   v a l i d a t i o n m e s s a g e = " "   t o o l t i p = " "   t r a c k e d = " F a l s e " > < ! [ C D A T A [   ] ] > < / T e x t > - 
-                 < T e x t   i d = " S i g n e r _ 2 . U s e r . P o s t a l . C i t y "   r o w = " 0 "   c o l u m n = " 0 "   c o l u m n s p a n = " 0 "   m u l t i l i n e = " F a l s e "   m u l t i l i n e r o w s = " 3 "   l o c k e d = " F a l s e "   l a b e l = " S i g n e r _ 2 . U s e r . P o s t a l . C i t y "   r e a d o n l y = " F a l s e "   v i s i b l e = " T r u e "   r e q u i r e d = " F a l s e "   r e g e x = " "   v a l i d a t i o n m e s s a g e = " "   t o o l t i p = " "   t r a c k e d = " F a l s e " > < ! [ C D A T A [   ] ] > < / T e x t > - 
-                 < T e x t   i d = " S i g n e r _ 2 . U s e r . P o s t a l . O f f i c e N a m e "   r o w = " 0 "   c o l u m n = " 0 "   c o l u m n s p a n = " 0 "   m u l t i l i n e = " F a l s e "   m u l t i l i n e r o w s = " 3 "   l o c k e d = " F a l s e "   l a b e l = " S i g n e r _ 2 . U s e r . P o s t a l . O f f i c e N a m e "   r e a d o n l y = " F a l s e "   v i s i b l e = " T r u e "   r e q u i r e d = " F a l s e "   r e g e x = " "   v a l i d a t i o n m e s s a g e = " "   t o o l t i p = " "   t r a c k e d = " F a l s e " > < ! [ C D A T A [   ] ] > < / T e x t > - 
-                 < T e x t   i d = " S i g n e r _ 2 . U s e r . P o s t a l . P O B o x "   r o w = " 0 "   c o l u m n = " 0 "   c o l u m n s p a n = " 0 "   m u l t i l i n e = " F a l s e "   m u l t i l i n e r o w s = " 3 "   l o c k e d = " F a l s e "   l a b e l = " S i g n e r _ 2 . U s e r . P o s t a l . P O B o x "   r e a d o n l y = " F a l s e "   v i s i b l e = " T r u e "   r e q u i r e d = " F a l s e "   r e g e x = " "   v a l i d a t i o n m e s s a g e = " "   t o o l t i p = " "   t r a c k e d = " F a l s e " > < ! [ C D A T A [   ] ] > < / T e x t > - 
-                 < T e x t   i d = " S i g n e r _ 2 . U s e r . P o s t a l . S t r e e t "   r o w = " 0 "   c o l u m n = " 0 "   c o l u m n s p a n = " 0 "   m u l t i l i n e = " F a l s e "   m u l t i l i n e r o w s = " 3 "   l o c k e d = " F a l s e "   l a b e l = " S i g n e r _ 2 . U s e r . P o s t a l . S t r e e t "   r e a d o n l y = " F a l s e "   v i s i b l e = " T r u e "   r e q u i r e d = " F a l s e "   r e g e x = " "   v a l i d a t i o n m e s s a g e = " "   t o o l t i p = " "   t r a c k e d = " F a l s e " > < ! [ C D A T A [   ] ] > < / T e x t > - 
-                 < T e x t   i d = " S i g n e r _ 2 . U s e r . P o s t a l . Z i p "   r o w = " 0 "   c o l u m n = " 0 "   c o l u m n s p a n = " 0 "   m u l t i l i n e = " F a l s e "   m u l t i l i n e r o w s = " 3 "   l o c k e d = " F a l s e "   l a b e l = " S i g n e r _ 2 . U s e r . P o s t a l . Z i p "   r e a d o n l y = " F a l s e "   v i s i b l e = " T r u e "   r e q u i r e d = " F a l s e "   r e g e x = " "   v a l i d a t i o n m e s s a g e = " "   t o o l t i p = " "   t r a c k e d = " F a l s e " > < ! [ C D A T A [   ] ] > < / T e x t > - 
-                 < T e x t   i d = " S i g n e r _ 2 . U s e r . S a l u t a t i o n "   r o w = " 0 "   c o l u m n = " 0 "   c o l u m n s p a n = " 0 "   m u l t i l i n e = " F a l s e "   m u l t i l i n e r o w s = " 3 "   l o c k e d = " F a l s e "   l a b e l = " S i g n e r _ 2 . U s e r . S a l u t a t i o n "   r e a d o n l y = " F a l s e "   v i s i b l e = " T r u e "   r e q u i r e d = " F a l s e "   r e g e x = " "   v a l i d a t i o n m e s s a g e = " "   t o o l t i p = " "   t r a c k e d = " F a l s e " > < ! [ C D A T A [   ] ] > < / T e x t > - 
-                 < T e x t   i d = " S i g n e r _ 2 . U s e r . T i t l e "   r o w = " 0 "   c o l u m n = " 0 "   c o l u m n s p a n = " 0 "   m u l t i l i n e = " F a l s e "   m u l t i l i n e r o w s = " 3 "   l o c k e d = " F a l s e "   l a b e l = " S i g n e r _ 2 . U s e r . T i t l e "   r e a d o n l y = " F a l s e "   v i s i b l e = " T r u e "   r e q u i r e d = " F a l s e "   r e g e x = " "   v a l i d a t i o n m e s s a g e = " "   t o o l t i p = " "   t r a c k e d = " F a l s e " > < ! [ C D A T A [   ] ] > < / T e x t > - 
-                 < T e x t   i d = " S i g n e r _ 2 . U s e r . U r l "   r o w = " 0 "   c o l u m n = " 0 "   c o l u m n s p a n = " 0 "   m u l t i l i n e = " F a l s e "   m u l t i l i n e r o w s = " 3 "   l o c k e d = " F a l s e "   l a b e l = " S i g n e r _ 2 . U s e r . U r l "   r e a d o n l y = " F a l s e "   v i s i b l e = " T r u e "   r e q u i r e d = " F a l s e "   r e g e x = " "   v a l i d a t i o n m e s s a g e = " "   t o o l t i p = " "   t r a c k e d = " F a l s e " > < ! [ C D A T A [   ] ] > < / T e x t > - 
-             < / S i g n e r _ 2 > - 
-             < P a r a m e t e r   w i n d o w w i d t h = " 7 5 0 "   w i n d o w h e i g h t = " 0 "   m i n w i n d o w w i d t h = " 0 "   m a x w i n d o w w i d t h = " 0 "   m i n w i n d o w h e i g h t = " 0 "   m a x w i n d o w h e i g h t = " 0 " > - 
-                 < D a t e T i m e   i d = " D o c P a r a m . D a t e "   l i d = " D e u t s c h   ( D e u t s c h l a n d ) "   f o r m a t = " d .   M M M M   y y y y "   c a l e n d e r = " G r e g o r "   r o w = " 0 "   c o l u m n = " 1 "   c o l u m n s p a n = " 1 "   l o c k e d = " F a l s e "   l a b e l = " D a t u m "   r e a d o n l y = " F a l s e "   v i s i b l e = " T r u e "   t o o l t i p = " "   t r a c k e d = " F a l s e " > 2 0 1 9 - 0 7 - 1 8 T 0 0 : 0 0 : 0 0 Z < / D a t e T i m e > - 
-                 < C h e c k B o x   i d = " D o c P a r a m . D a t e H i d e D a y "   r o w = " 0 "   c o l u m n = " 2 "   c o l u m n s p a n = " 1 "   i s i n p u t e n a b l e d = " F a l s e "   l o c k e d = " F a l s e "   l a b e l = " T a g   v e r b e r g e n "   r e a d o n l y = " F a l s e "   v i s i b l e = " T r u e "   t o o l t i p = " "   t r a c k e d = " F a l s e " > f a l s e < / C h e c k B o x > - 
-                 < T e x t   i d = " T e x t D o c P a r a m . D a t e H i d e D a y "   r o w = " 0 "   c o l u m n = " 0 "   c o l u m n s p a n = " 0 "   m u l t i l i n e = " F a l s e "   m u l t i l i n e r o w s = " 3 "   l o c k e d = " F a l s e "   l a b e l = " T a g   v e r b e r g e n t e x t "   r e a d o n l y = " F a l s e "   v i s i b l e = " F a l s e "   r e q u i r e d = " F a l s e "   r e g e x = " "   v a l i d a t i o n m e s s a g e = " "   t o o l t i p = " "   t r a c k e d = " F a l s e " > < ! [ C D A T A [ T a g   v e r b e r g e n ] ] > < / T e x t > - 
-                 < T e x t   i d = " D o c P a r a m . F o o t e r N r "   r o w = " 2 "   c o l u m n = " 1 "   c o l u m n s p a n = " 1 "   m u l t i l i n e = " F a l s e "   m u l t i l i n e r o w s = " 3 "   l o c k e d = " F a l s e "   l a b e l = " N r   ( F u s s z e i l e ) "   r e a d o n l y = " F a l s e "   v i s i b l e = " F a l s e "   r e q u i r e d = " F a l s e "   r e g e x = " "   v a l i d a t i o n m e s s a g e = " "   t o o l t i p = " "   t r a c k e d = " F a l s e " > < ! [ C D A T A [   ] ] > < / T e x t > - 
-                 < T e x t   i d = " D o c P a r a m . H e a d e r S u b j e c t "   r o w = " 1 "   c o l u m n = " 1 "   c o l u m n s p a n = " 2 "   m u l t i l i n e = " T r u e "   m u l t i l i n e r o w s = " 1 . 5 "   l o c k e d = " F a l s e "   l a b e l = " T e x t   F o l g e s e i t e n "   r e a d o n l y = " F a l s e "   v i s i b l e = " T r u e "   r e q u i r e d = " F a l s e "   r e g e x = " "   v a l i d a t i o n m e s s a g e = " "   t o o l t i p = " "   t r a c k e d = " F a l s e " > < ! [ C D A T A [   ] ] > < / T e x t > - 
-                 < D a t e T i m e   i d = " D o c P a r a m . H i d d e n . C r e a t i o n T i m e "   l i d = " D e u t s c h   ( D e u t s c h l a n d ) "   f o r m a t = " d .   M M M M   y y y y "   c a l e n d e r = " G r e g o r "   r o w = " 0 "   c o l u m n = " 5 "   c o l u m n s p a n = " 0 "   l o c k e d = " F a l s e "   l a b e l = " "   r e a d o n l y = " F a l s e "   v i s i b l e = " F a l s e "   t o o l t i p = " "   t r a c k e d = " F a l s e " > 2 0 1 9 - 0 7 - 1 8 T 0 7 : 1 1 : 0 7 . 5 1 4 1 6 2 7 Z < / D a t e T i m e > - 
-                 < C h e c k B o x   i d = " D o c P a r a m . S h o w F o o t e r "   r o w = " 2 "   c o l u m n = " 2 "   c o l u m n s p a n = " 1 "   i s i n p u t e n a b l e d = " F a l s e "   l o c k e d = " F a l s e "   l a b e l = " a n z e i g e n "   r e a d o n l y = " F a l s e "   v i s i b l e = " F a l s e "   t o o l t i p = " "   t r a c k e d = " F a l s e " > f a l s e < / C h e c k B o x > - 
-                 < T e x t   i d = " T e x t D o c P a r a m . S h o w F o o t e r "   r o w = " 0 "   c o l u m n = " 0 "   c o l u m n s p a n = " 0 "   m u l t i l i n e = " F a l s e "   m u l t i l i n e r o w s = " 3 "   l o c k e d = " F a l s e "   l a b e l = " a n z e i g e n t e x t "   r e a d o n l y = " F a l s e "   v i s i b l e = " F a l s e "   r e q u i r e d = " F a l s e "   r e g e x = " "   v a l i d a t i o n m e s s a g e = " "   t o o l t i p = " "   t r a c k e d = " F a l s e " > < ! [ C D A T A [ a n z e i g e n ] ] > < / T e x t > - 
-                 < C h e c k B o x   i d = " D o c P a r a m . S h o w H e a d e r S u b j e c t "   r o w = " 1 "   c o l u m n = " 3 "   c o l u m n s p a n = " 1 "   i s i n p u t e n a b l e d = " F a l s e "   l o c k e d = " F a l s e "   l a b e l = " a n z e i g e n "   r e a d o n l y = " F a l s e "   v i s i b l e = " F a l s e "   t o o l t i p = " "   t r a c k e d = " F a l s e " > t r u e < / C h e c k B o x > - 
-                 < T e x t   i d = " T e x t D o c P a r a m . S h o w H e a d e r S u b j e c t "   r o w = " 0 "   c o l u m n = " 0 "   c o l u m n s p a n = " 0 "   m u l t i l i n e = " F a l s e "   m u l t i l i n e r o w s = " 3 "   l o c k e d = " F a l s e "   l a b e l = " a n z e i g e n t e x t "   r e a d o n l y = " F a l s e "   v i s i b l e = " F a l s e "   r e q u i r e d = " F a l s e "   r e g e x = " "   v a l i d a t i o n m e s s a g e = " "   t o o l t i p = " "   t r a c k e d = " F a l s e " > < ! [ C D A T A [ a n z e i g e n ] ] > < / T e x t > - 
-                 < T e x t   i d = " S p e c i a l . C h e c k b o x G r o u p V i e w L i s t "   r o w = " 0 "   c o l u m n = " 0 "   c o l u m n s p a n = " 0 "   m u l t i l i n e = " F a l s e "   m u l t i l i n e r o w s = " 3 "   l o c k e d = " F a l s e "   l a b e l = " S p e c i a l . C h e c k b o x G r o u p V i e w L i s t "   r e a d o n l y = " F a l s e "   v i s i b l e = " F a l s e "   r e q u i r e d = " F a l s e "   r e g e x = " "   v a l i d a t i o n m e s s a g e = " "   t o o l t i p = " "   t r a c k e d = " F a l s e " > < ! [ C D A T A [ �%� a n z e i g e n ] ] > < / T e x t > - 
-                 < T e x t   i d = " S p e c i a l . C h e c k b o x G r o u p V i e w B o x "   r o w = " 0 "   c o l u m n = " 0 "   c o l u m n s p a n = " 0 "   m u l t i l i n e = " F a l s e "   m u l t i l i n e r o w s = " 3 "   l o c k e d = " F a l s e "   l a b e l = " S p e c i a l . C h e c k b o x G r o u p V i e w B o x "   r e a d o n l y = " F a l s e "   v i s i b l e = " F a l s e "   r e q u i r e d = " F a l s e "   r e g e x = " "   v a l i d a t i o n m e s s a g e = " "   t o o l t i p = " "   t r a c k e d = " F a l s e " > < ! [ C D A T A [ �"] ] > < / T e x t > - 
-                 < T e x t   i d = " S p e c i a l . C h e c k b o x G r o u p V i e w T e x t "   r o w = " 0 "   c o l u m n = " 0 "   c o l u m n s p a n = " 0 "   m u l t i l i n e = " F a l s e "   m u l t i l i n e r o w s = " 3 "   l o c k e d = " F a l s e "   l a b e l = " S p e c i a l . C h e c k b o x G r o u p V i e w T e x t "   r e a d o n l y = " F a l s e "   v i s i b l e = " F a l s e "   r e q u i r e d = " F a l s e "   r e g e x = " "   v a l i d a t i o n m e s s a g e = " "   t o o l t i p = " "   t r a c k e d = " F a l s e " > < ! [ C D A T A [ a n z e i g e n ] ] > < / T e x t > - 
-                 < T e x t   i d = " S p e c i a l . C h e c k b o x G r o u p V i e w B o x A n d T e x t "   r o w = " 0 "   c o l u m n = " 0 "   c o l u m n s p a n = " 0 "   m u l t i l i n e = " F a l s e "   m u l t i l i n e r o w s = " 3 "   l o c k e d = " F a l s e "   l a b e l = " S p e c i a l . C h e c k b o x G r o u p V i e w B o x A n d T e x t "   r e a d o n l y = " F a l s e "   v i s i b l e = " F a l s e "   r e q u i r e d = " F a l s e "   r e g e x = " "   v a l i d a t i o n m e s s a g e = " "   t o o l t i p = " "   t r a c k e d = " F a l s e " > < ! [ C D A T A [ �"� a n z e i g e n ] ] > < / T e x t > - 
-             < / P a r a m e t e r > - 
-             < T o o l b o x   w i n d o w w i d t h = " 0 "   w i n d o w h e i g h t = " 0 "   m i n w i n d o w w i d t h = " 0 "   m a x w i n d o w w i d t h = " 0 "   m i n w i n d o w h e i g h t = " 0 "   m a x w i n d o w h e i g h t = " 0 " > - 
-                 < T e x t   i d = " D o c u m e n t P r o p e r t i e s . S a v e P a t h "   r o w = " 0 "   c o l u m n = " 0 "   c o l u m n s p a n = " 0 "   m u l t i l i n e = " F a l s e "   m u l t i l i n e r o w s = " 3 "   l o c k e d = " F a l s e "   l a b e l = " "   r e a d o n l y = " F a l s e "   v i s i b l e = " T r u e "   r e q u i r e d = " F a l s e "   r e g e x = " "   v a l i d a t i o n m e s s a g e = " "   t o o l t i p = " "   t r a c k e d = " F a l s e " > < ! [ C D A T A [ \ \ s d s a m z 0 0 1 1 . k t . k t z h . c h \ V D I _ I B I S _ P r o f i l d a t e n $ \ b 2 1 4 p u r \ D e s k t o p \ M A B   2 0 1 8 \ M A B   2 0 1 9   -   D o k u m e n t a t i o n s - F o r m u l a r   V 2 . d o c x ] ] > < / T e x t > - 
-                 < T e x t   i d = " D o c u m e n t P r o p e r t i e s . D o c u m e n t N a m e "   r o w = " 0 "   c o l u m n = " 0 "   c o l u m n s p a n = " 0 "   m u l t i l i n e = " F a l s e "   m u l t i l i n e r o w s = " 3 "   l o c k e d = " F a l s e "   l a b e l = " "   r e a d o n l y = " F a l s e "   v i s i b l e = " T r u e "   r e q u i r e d = " F a l s e "   r e g e x = " "   v a l i d a t i o n m e s s a g e = " "   t o o l t i p = " "   t r a c k e d = " F a l s e " > < ! [ C D A T A [ M A B   2 0 1 9   -   D o k u m e n t a t i o n s - F o r m u l a r   V 2 . d o c x ] ] > < / T e x t > - 
-                 < D a t e T i m e   i d = " D o c u m e n t P r o p e r t i e s . S a v e T i m e s t a m p "   l i d = " D e u t s c h   ( D e u t s c h l a n d ) "   f o r m a t = " "   c a l e n d e r = " "   r o w = " 0 "   c o l u m n = " 0 "   c o l u m n s p a n = " 0 "   l o c k e d = " F a l s e "   l a b e l = " "   r e a d o n l y = " F a l s e "   v i s i b l e = " T r u e "   t o o l t i p = " "   t r a c k e d = " F a l s e " > 2 0 1 9 - 1 1 - 0 7 T 0 9 : 5 4 : 2 0 . 2 2 3 5 3 5 1 Z < / D a t e T i m e > - 
-             < / T o o l b o x > - 
-             < S c r i p t i n g   w i n d o w w i d t h = " 0 "   w i n d o w h e i g h t = " 0 "   m i n w i n d o w w i d t h = " 0 "   m a x w i n d o w w i d t h = " 0 "   m i n w i n d o w h e i g h t = " 0 "   m a x w i n d o w h e i g h t = " 0 " > - 
-                 < T e x t   i d = " C u s t o m E l e m e n t s . S i g n e r 1 W i t h o u t F u n c t i o n "   r o w = " 0 "   c o l u m n = " 0 "   c o l u m n s p a n = " 0 "   m u l t i l i n e = " F a l s e "   m u l t i l i n e r o w s = " 3 "   l o c k e d = " F a l s e "   l a b e l = " C u s t o m E l e m e n t s . S i g n e r 1 W i t h o u t F u n c t i o n "   r e a d o n l y = " F a l s e "   v i s i b l e = " T r u e "   r e q u i r e d = " F a l s e "   r e g e x = " "   v a l i d a t i o n m e s s a g e = " "   t o o l t i p = " "   t r a c k e d = " F a l s e " > < ! [ C D A T A [ A n d r e a   L � b b e r s t e d t ] ] > < / T e x t > - 
-                 < T e x t   i d = " C u s t o m E l e m e n t s . S i g n e r 2 W i t h o u t F u n c t i o n "   r o w = " 0 "   c o l u m n = " 0 "   c o l u m n s p a n = " 0 "   m u l t i l i n e = " F a l s e "   m u l t i l i n e r o w s = " 3 "   l o c k e d = " F a l s e "   l a b e l = " C u s t o m E l e m e n t s . S i g n e r 2 W i t h o u t F u n c t i o n "   r e a d o n l y = " F a l s e "   v i s i b l e = " T r u e "   r e q u i r e d = " F a l s e "   r e g e x = " "   v a l i d a t i o n m e s s a g e = " "   t o o l t i p = " "   t r a c k e d = " F a l s e " > < ! [ C D A T A [   ] ] > < / T e x t > - 
-                 < T e x t   i d = " C u s t o m E l e m e n t s . S i g n e r 3 W i t h o u t F u n c t i o n "   r o w = " 0 "   c o l u m n = " 0 "   c o l u m n s p a n = " 0 "   m u l t i l i n e = " F a l s e "   m u l t i l i n e r o w s = " 3 "   l o c k e d = " F a l s e "   l a b e l = " C u s t o m E l e m e n t s . S i g n e r 3 W i t h o u t F u n c t i o n "   r e a d o n l y = " F a l s e "   v i s i b l e = " T r u e "   r e q u i r e d = " F a l s e "   r e g e x = " "   v a l i d a t i o n m e s s a g e = " "   t o o l t i p = " "   t r a c k e d = " F a l s e " > < ! [ C D A T A [   ] ] > < / T e x t > - 
-                 < T e x t   i d = " C u s t o m E l e m e n t s . L o g i c . T i t l e . C o n t a i n s . P r o f i l e . N a m e L i n e "   r o w = " 0 "   c o l u m n = " 0 "   c o l u m n s p a n = " 0 "   m u l t i l i n e = " F a l s e "   m u l t i l i n e r o w s = " 3 "   l o c k e d = " F a l s e "   l a b e l = " C u s t o m E l e m e n t s . L o g i c . T i t l e . C o n t a i n s . P r o f i l e . N a m e L i n e "   r e a d o n l y = " F a l s e "   v i s i b l e = " T r u e "   r e q u i r e d = " F a l s e "   r e g e x = " "   v a l i d a t i o n m e s s a g e = " "   t o o l t i p = " "   t r a c k e d = " F a l s e " > < ! [ C D A T A [   ] ] > < / T e x t > - 
-                 < T e x t   i d = " C u s t o m E l e m e n t s . L o g i c . T i t l e . C o n t a i n s . S i g n e r 1 . N a m e L i n e "   r o w = " 0 "   c o l u m n = " 0 "   c o l u m n s p a n = " 0 "   m u l t i l i n e = " F a l s e "   m u l t i l i n e r o w s = " 3 "   l o c k e d = " F a l s e "   l a b e l = " C u s t o m E l e m e n t s . L o g i c . T i t l e . C o n t a i n s . S i g n e r 1 . N a m e L i n e "   r e a d o n l y = " F a l s e "   v i s i b l e = " T r u e "   r e q u i r e d = " F a l s e "   r e g e x = " "   v a l i d a t i o n m e s s a g e = " "   t o o l t i p = " "   t r a c k e d = " F a l s e " > < ! [ C D A T A [   ] ] > < / T e x t > - 
-                 < T e x t   i d = " C u s t o m E l e m e n t s . L o g i c . T i t l e . C o n t a i n s . S i g n e r 2 . N a m e L i n e "   r o w = " 0 "   c o l u m n = " 0 "   c o l u m n s p a n = " 0 "   m u l t i l i n e = " F a l s e "   m u l t i l i n e r o w s = " 3 "   l o c k e d = " F a l s e "   l a b e l = " C u s t o m E l e m e n t s . L o g i c . T i t l e . C o n t a i n s . S i g n e r 2 . N a m e L i n e "   r e a d o n l y = " F a l s e "   v i s i b l e = " T r u e "   r e q u i r e d = " F a l s e "   r e g e x = " "   v a l i d a t i o n m e s s a g e = " "   t o o l t i p = " "   t r a c k e d = " F a l s e " > < ! [ C D A T A [   ] ] > < / T e x t > - 
-                 < T e x t   i d = " C u s t o m E l e m e n t s . L o g i c . T i t l e . C o n t a i n s . S i g n e r 3 . N a m e L i n e "   r o w = " 0 "   c o l u m n = " 0 "   c o l u m n s p a n = " 0 "   m u l t i l i n e = " F a l s e "   m u l t i l i n e r o w s = " 3 "   l o c k e d = " F a l s e "   l a b e l = " C u s t o m E l e m e n t s . L o g i c . T i t l e . C o n t a i n s . S i g n e r 3 . N a m e L i n e "   r e a d o n l y = " F a l s e "   v i s i b l e = " T r u e "   r e q u i r e d = " F a l s e "   r e g e x = " "   v a l i d a t i o n m e s s a g e = " "   t o o l t i p = " "   t r a c k e d = " F a l s e " > < ! [ C D A T A [   ] ] > < / T e x t > - 
-                 < T e x t   i d = " C u s t o m E l e m e n t s . L o g i c . T i t l e . E q u a l s . P r o f i l e . N a m e L i n e "   r o w = " 0 "   c o l u m n = " 0 "   c o l u m n s p a n = " 0 "   m u l t i l i n e = " F a l s e "   m u l t i l i n e r o w s = " 3 "   l o c k e d = " F a l s e "   l a b e l = " C u s t o m E l e m e n t s . L o g i c . T i t l e . E q u a l s . P r o f i l e . N a m e L i n e "   r e a d o n l y = " F a l s e "   v i s i b l e = " T r u e "   r e q u i r e d = " F a l s e "   r e g e x = " "   v a l i d a t i o n m e s s a g e = " "   t o o l t i p = " "   t r a c k e d = " F a l s e " > < ! [ C D A T A [   ] ] > < / T e x t > - 
-                 < T e x t   i d = " C u s t o m E l e m e n t s . L o g i c . T i t l e . E q u a l s . S i g n e r 1 . N a m e L i n e "   r o w = " 0 "   c o l u m n = " 0 "   c o l u m n s p a n = " 0 "   m u l t i l i n e = " F a l s e "   m u l t i l i n e r o w s = " 3 "   l o c k e d = " F a l s e "   l a b e l = " C u s t o m E l e m e n t s . L o g i c . T i t l e . E q u a l s . S i g n e r 1 . N a m e L i n e "   r e a d o n l y = " F a l s e "   v i s i b l e = " T r u e "   r e q u i r e d = " F a l s e "   r e g e x = " "   v a l i d a t i o n m e s s a g e = " "   t o o l t i p = " "   t r a c k e d = " F a l s e " > < ! [ C D A T A [   ] ] > < / T e x t > - 
-                 < T e x t   i d = " C u s t o m E l e m e n t s . L o g i c . T i t l e . E q u a l s . S i g n e r 2 . N a m e L i n e "   r o w = " 0 "   c o l u m n = " 0 "   c o l u m n s p a n = " 0 "   m u l t i l i n e = " F a l s e "   m u l t i l i n e r o w s = " 3 "   l o c k e d = " F a l s e "   l a b e l = " C u s t o m E l e m e n t s . L o g i c . T i t l e . E q u a l s . S i g n e r 2 . N a m e L i n e "   r e a d o n l y = " F a l s e "   v i s i b l e = " T r u e "   r e q u i r e d = " F a l s e "   r e g e x = " "   v a l i d a t i o n m e s s a g e = " "   t o o l t i p = " "   t r a c k e d = " F a l s e " > < ! [ C D A T A [   ] ] > < / T e x t > - 
-                 < T e x t   i d = " C u s t o m E l e m e n t s . L o g i c . T i t l e . E q u a l s . S i g n e r 3 . N a m e L i n e "   r o w = " 0 "   c o l u m n = " 0 "   c o l u m n s p a n = " 0 "   m u l t i l i n e = " F a l s e "   m u l t i l i n e r o w s = " 3 "   l o c k e d = " F a l s e "   l a b e l = " C u s t o m E l e m e n t s . L o g i c . T i t l e . E q u a l s . S i g n e r 3 . N a m e L i n e "   r e a d o n l y = " F a l s e "   v i s i b l e = " T r u e "   r e q u i r e d = " F a l s e "   r e g e x = " "   v a l i d a t i o n m e s s a g e = " "   t o o l t i p = " "   t r a c k e d = " F a l s e " > < ! [ C D A T A [   ] ] > < / T e x t > - 
-                 < T e x t   i d = " C u s t o m E l e m e n t s . H e a d e r . A d r e s s . E m p t y L i n e s "   r o w = " 0 "   c o l u m n = " 0 "   c o l u m n s p a n = " 0 "   m u l t i l i n e = " F a l s e "   m u l t i l i n e r o w s = " 3 "   l o c k e d = " F a l s e "   l a b e l = " C u s t o m E l e m e n t s . H e a d e r . A d r e s s . E m p t y L i n e s "   r e a d o n l y = " F a l s e "   v i s i b l e = " T r u e "   r e q u i r e d = " F a l s e "   r e g e x = " "   v a l i d a t i o n m e s s a g e = " "   t o o l t i p = " "   t r a c k e d = " F a l s e " > < ! [ C D A T A [ � ] ] > < / T e x t > - 
-                 < T e x t   i d = " C u s t o m E l e m e n t s . H e a d e r . S c r i p t 1 "   r o w = " 0 "   c o l u m n = " 0 "   c o l u m n s p a n = " 0 "   m u l t i l i n e = " F a l s e "   m u l t i l i n e r o w s = " 3 "   l o c k e d = " F a l s e "   l a b e l = " C u s t o m E l e m e n t s . H e a d e r . S c r i p t 1 "   r e a d o n l y = " F a l s e "   v i s i b l e = " T r u e "   r e q u i r e d = " F a l s e "   r e g e x = " "   v a l i d a t i o n m e s s a g e = " "   t o o l t i p = " "   t r a c k e d = " F a l s e " > < ! [ C D A T A [ K a n t o n   Z � r i c h - 
- S i c h e r h e i t s d i r e k t i o n ] ] > < / T e x t > - 
-                 < T e x t   i d = " C u s t o m E l e m e n t s . H e a d e r . S c r i p t 2 "   r o w = " 0 "   c o l u m n = " 0 "   c o l u m n s p a n = " 0 "   m u l t i l i n e = " F a l s e "   m u l t i l i n e r o w s = " 3 "   l o c k e d = " F a l s e "   l a b e l = " C u s t o m E l e m e n t s . H e a d e r . S c r i p t 2 "   r e a d o n l y = " F a l s e "   v i s i b l e = " T r u e "   r e q u i r e d = " F a l s e "   r e g e x = " "   v a l i d a t i o n m e s s a g e = " "   t o o l t i p = " "   t r a c k e d = " F a l s e " > < ! [ C D A T A [ K a n t o n a l e s   S o z i a l a m t ] ] > < / T e x t > - 
-                 < T e x t   i d = " C u s t o m E l e m e n t s . H e a d e r . S c r i p t 3 "   r o w = " 0 "   c o l u m n = " 0 "   c o l u m n s p a n = " 0 "   m u l t i l i n e = " F a l s e "   m u l t i l i n e r o w s = " 3 "   l o c k e d = " F a l s e "   l a b e l = " C u s t o m E l e m e n t s . H e a d e r . S c r i p t 3 "   r e a d o n l y = " F a l s e "   v i s i b l e = " T r u e "   r e q u i r e d = " F a l s e "   r e g e x = " "   v a l i d a t i o n m e s s a g e = " "   t o o l t i p = " "   t r a c k e d = " F a l s e " > < ! [ C D A T A [   ] ] > < / T e x t > - 
-                 < T e x t   i d = " C u s t o m E l e m e n t s . H e a d e r . S c r i p t 4 "   r o w = " 0 "   c o l u m n = " 0 "   c o l u m n s p a n = " 0 "   m u l t i l i n e = " F a l s e "   m u l t i l i n e r o w s = " 3 "   l o c k e d = " F a l s e "   l a b e l = " C u s t o m E l e m e n t s . H e a d e r . S c r i p t 4 "   r e a d o n l y = " F a l s e "   v i s i b l e = " T r u e "   r e q u i r e d = " F a l s e "   r e g e x = " "   v a l i d a t i o n m e s s a g e = " "   t o o l t i p = " "   t r a c k e d = " F a l s e " > < ! [ C D A T A [ A n d r e a   L � b b e r s t e d t ] ] > < / T e x t > - 
-                 < T e x t   i d = " C u s t o m E l e m e n t s . H e a d e r . S c r i p t 5 "   r o w = " 0 "   c o l u m n = " 0 "   c o l u m n s p a n = " 0 "   m u l t i l i n e = " F a l s e "   m u l t i l i n e r o w s = " 3 "   l o c k e d = " F a l s e "   l a b e l = " C u s t o m E l e m e n t s . H e a d e r . S c r i p t 5 "   r e a d o n l y = " F a l s e "   v i s i b l e = " T r u e "   r e q u i r e d = " F a l s e "   r e g e x = " "   v a l i d a t i o n m e s s a g e = " "   t o o l t i p = " "   t r a c k e d = " F a l s e " > < ! [ C D A T A [ A m t s c h e f i n - 
- S c h a f f h a u s e r s t r a s s e   7 8 - 
- 8 0 9 0   Z � r i c h - 
- T e l e f o n   + 4 1   4 3   2 5 9   2 4   5 0 - 
- a n d r e a . l u e b b e r s t e d t @ s a . z h . c h - 
- w w w . s o z i a l a m t . z h . c h ] ] > < / T e x t > - 
-                 < T e x t   i d = " C u s t o m E l e m e n t s . H e a d e r . K o n t a k t S c r i p t K o m p l e t t "   r o w = " 0 "   c o l u m n = " 0 "   c o l u m n s p a n = " 0 "   m u l t i l i n e = " F a l s e "   m u l t i l i n e r o w s = " 3 "   l o c k e d = " F a l s e "   l a b e l = " C u s t o m E l e m e n t s . H e a d e r . K o n t a k t S c r i p t K o m p l e t t "   r e a d o n l y = " F a l s e "   v i s i b l e = " T r u e "   r e q u i r e d = " F a l s e "   r e g e x = " "   v a l i d a t i o n m e s s a g e = " "   t o o l t i p = " "   t r a c k e d = " F a l s e " > < ! [ C D A T A [ K o n t a k t : - 
- A n d r e a   L � b b e r s t e d t - 
- A m t s c h e f i n - 
- - 
- S c h a f f h a u s e r s t r a s s e   7 8 - 
- 8 0 9 0   Z � r i c h - 
- T e l e f o n   + 4 1   4 3   2 5 9   2 4   5 0 - 
- a n d r e a . l u e b b e r s t e d t @ s a . z h . c h - 
- w w w . s o z i a l a m t . z h . c h ] ] > < / T e x t > - 
-                 < T e x t   i d = " C u s t o m E l e m e n t s . H e a d e r . R e f N r "   r o w = " 0 "   c o l u m n = " 0 "   c o l u m n s p a n = " 0 "   m u l t i l i n e = " F a l s e "   m u l t i l i n e r o w s = " 3 "   l o c k e d = " F a l s e "   l a b e l = " C u s t o m E l e m e n t s . H e a d e r . R e f N r "   r e a d o n l y = " F a l s e "   v i s i b l e = " T r u e "   r e q u i r e d = " F a l s e "   r e g e x = " "   v a l i d a t i o n m e s s a g e = " "   t o o l t i p = " "   t r a c k e d = " F a l s e " > < ! [ C D A T A [   ] ] > < / T e x t > - 
-                 < T e x t   i d = " C u s t o m E l e m e n t s . H e a d e r . T e x t F o l g e s e i t e n "   r o w = " 0 "   c o l u m n = " 0 "   c o l u m n s p a n = " 0 "   m u l t i l i n e = " F a l s e "   m u l t i l i n e r o w s = " 3 "   l o c k e d = " F a l s e "   l a b e l = " C u s t o m E l e m e n t s . H e a d e r . T e x t F o l g e s e i t e n "   r e a d o n l y = " F a l s e "   v i s i b l e = " T r u e "   r e q u i r e d = " F a l s e "   r e g e x = " "   v a l i d a t i o n m e s s a g e = " "   t o o l t i p = " "   t r a c k e d = " F a l s e " > < ! [ C D A T A [ K a n t o n a l e s   S o z i a l a m t ] ] > < / T e x t > - 
-                 < T e x t   i d = " C u s t o m E l e m e n t s . H e a d e r . T e x t F o l g e s e i t e n O u L e v 2 "   r o w = " 0 "   c o l u m n = " 0 "   c o l u m n s p a n = " 0 "   m u l t i l i n e = " F a l s e "   m u l t i l i n e r o w s = " 3 "   l o c k e d = " F a l s e "   l a b e l = " C u s t o m E l e m e n t s . H e a d e r . T e x t F o l g e s e i t e n O u L e v 2 "   r e a d o n l y = " F a l s e "   v i s i b l e = " T r u e "   r e q u i r e d = " F a l s e "   r e g e x = " "   v a l i d a t i o n m e s s a g e = " "   t o o l t i p = " "   t r a c k e d = " F a l s e " > < ! [ C D A T A [ S i c h e r h e i t s d i r e k t i o n ] ] > < / T e x t > - 
-                 < T e x t   i d = " C u s t o m E l e m e n t s . H e a d e r . T e x t F o l g e s e i t e n O u L e v 3 "   r o w = " 0 "   c o l u m n = " 0 "   c o l u m n s p a n = " 0 "   m u l t i l i n e = " F a l s e "   m u l t i l i n e r o w s = " 3 "   l o c k e d = " F a l s e "   l a b e l = " C u s t o m E l e m e n t s . H e a d e r . T e x t F o l g e s e i t e n O u L e v 3 "   r e a d o n l y = " F a l s e "   v i s i b l e = " T r u e "   r e q u i r e d = " F a l s e "   r e g e x = " "   v a l i d a t i o n m e s s a g e = " "   t o o l t i p = " "   t r a c k e d = " F a l s e " > < ! [ C D A T A [ K a n t o n a l e s   S o z i a l a m t ] ] > < / T e x t > - 
-                 < T e x t   i d = " C u s t o m E l e m e n t s . H e a d e r . V o r g e s e t z e r S c r i p t 1 "   r o w = " 0 "   c o l u m n = " 0 "   c o l u m n s p a n = " 0 "   m u l t i l i n e = " F a l s e "   m u l t i l i n e r o w s = " 3 "   l o c k e d = " F a l s e "   l a b e l = " C u s t o m E l e m e n t s . H e a d e r . V o r g e s e t z e r S c r i p t 1 "   r e a d o n l y = " F a l s e "   v i s i b l e = " T r u e "   r e q u i r e d = " F a l s e "   r e g e x = " "   v a l i d a t i o n m e s s a g e = " "   t o o l t i p = " "   t r a c k e d = " F a l s e " > < ! [ C D A T A [ A n d r e a   L � b b e r s t e d t ] ] > < / T e x t > - 
-                 < T e x t   i d = " C u s t o m E l e m e n t s . H e a d e r . V o r g e s e t z e r S c r i p t 2 "   r o w = " 0 "   c o l u m n = " 0 "   c o l u m n s p a n = " 0 "   m u l t i l i n e = " F a l s e "   m u l t i l i n e r o w s = " 3 "   l o c k e d = " F a l s e "   l a b e l = " C u s t o m E l e m e n t s . H e a d e r . V o r g e s e t z e r S c r i p t 2 "   r e a d o n l y = " F a l s e "   v i s i b l e = " T r u e "   r e q u i r e d = " F a l s e "   r e g e x = " "   v a l i d a t i o n m e s s a g e = " "   t o o l t i p = " "   t r a c k e d = " F a l s e " > < ! [ C D A T A [ A m t s c h e f i n ] ] > < / T e x t > - 
-                 < T e x t   i d = " C u s t o m E l e m e n t s . H e a d e r . D a t e R e f N r . L e f t "   r o w = " 0 "   c o l u m n = " 0 "   c o l u m n s p a n = " 0 "   m u l t i l i n e = " F a l s e "   m u l t i l i n e r o w s = " 3 "   l o c k e d = " F a l s e "   l a b e l = " C u s t o m E l e m e n t s . H e a d e r . D a t e R e f N r . L e f t "   r e a d o n l y = " F a l s e "   v i s i b l e = " T r u e "   r e q u i r e d = " F a l s e "   r e g e x = " "   v a l i d a t i o n m e s s a g e = " "   t o o l t i p = " "   t r a c k e d = " F a l s e " > < ! [ C D A T A [ D a t u m ] ] > < / T e x t > - 
-                 < T e x t   i d = " C u s t o m E l e m e n t s . H e a d e r . D a t e R e f N r . R i g h t "   r o w = " 0 "   c o l u m n = " 0 "   c o l u m n s p a n = " 0 "   m u l t i l i n e = " F a l s e "   m u l t i l i n e r o w s = " 3 "   l o c k e d = " F a l s e "   l a b e l = " C u s t o m E l e m e n t s . H e a d e r . D a t e R e f N r . R i g h t "   r e a d o n l y = " F a l s e "   v i s i b l e = " T r u e "   r e q u i r e d = " F a l s e "   r e g e x = " "   v a l i d a t i o n m e s s a g e = " "   t o o l t i p = " "   t r a c k e d = " F a l s e " > < ! [ C D A T A [ 1 8 .   J u l i   2 0 1 9 ] ] > < / T e x t > - 
-                 < T e x t   i d = " C u s t o m E l e m e n t s . H e a d e r . D a t e "   r o w = " 0 "   c o l u m n = " 0 "   c o l u m n s p a n = " 0 "   m u l t i l i n e = " F a l s e "   m u l t i l i n e r o w s = " 3 "   l o c k e d = " F a l s e "   l a b e l = " C u s t o m E l e m e n t s . H e a d e r . D a t e "   r e a d o n l y = " F a l s e "   v i s i b l e = " T r u e "   r e q u i r e d = " F a l s e "   r e g e x = " "   v a l i d a t i o n m e s s a g e = " "   t o o l t i p = " "   t r a c k e d = " F a l s e " > < ! [ C D A T A [ 1 8 .   J u l i   2 0 1 9 ] ] > < / T e x t > - 
-                 < T e x t   i d = " C u s t o m E l e m e n t s . H e a d e r . D a t e S t a m p L i n e "   r o w = " 0 "   c o l u m n = " 0 "   c o l u m n s p a n = " 0 "   m u l t i l i n e = " F a l s e "   m u l t i l i n e r o w s = " 3 "   l o c k e d = " F a l s e "   l a b e l = " C u s t o m E l e m e n t s . H e a d e r . D a t e S t a m p L i n e "   r e a d o n l y = " F a l s e "   v i s i b l e = " T r u e "   r e q u i r e d = " F a l s e "   r e g e x = " "   v a l i d a t i o n m e s s a g e = " "   t o o l t i p = " "   t r a c k e d = " F a l s e " > < ! [ C D A T A [   ] ] > < / T e x t > - 
-                 < T e x t   i d = " C u s t o m E l e m e n t s . F o o t e r . L i n e "   r o w = " 0 "   c o l u m n = " 0 "   c o l u m n s p a n = " 0 "   m u l t i l i n e = " F a l s e "   m u l t i l i n e r o w s = " 3 "   l o c k e d = " F a l s e "   l a b e l = " C u s t o m E l e m e n t s . F o o t e r . L i n e "   r e a d o n l y = " F a l s e "   v i s i b l e = " T r u e "   r e q u i r e d = " F a l s e "   r e g e x = " "   v a l i d a t i o n m e s s a g e = " "   t o o l t i p = " "   t r a c k e d = " F a l s e " > < ! [ C D A T A [   ] ] > < / T e x t > - 
-             < / S c r i p t i n g > - 
-         < / D a t a M o d e l > - 
-     < / C o n t e n t > - 
- < / O n e O f f i x x D o c u m e n t P a r t > 
-</file>
-
-<file path=customXml/item6.xml><?xml version="1.0" encoding="utf-8"?>
-<OneOffixxFormattingPart xmlns:xsd="http://www.w3.org/2001/XMLSchema" xmlns:xsi="http://www.w3.org/2001/XMLSchema-instance" xmlns="http://schema.oneoffixx.com/OneOffixxFormattingPart/1">
-  <Configuration>
-    <DocumentFunction xmlns="">
-      <!-- #################################################################### -->
-      <!-- ## Unterschiede zum Root:                                         ## -->
-      <!-- ## maxListLevels auf 6 gesetzt                                    ## -->
-      <!-- ## CustomStyles: Category «EingerueckteAufzaehlungen» hintzgefügt ## -->
-      <!-- #################################################################### -->
-      <!-- Parametrierung der Überschriften -->
-      <Group name="Headings">
-        <Definition type="Heading" level="1" style="Überschrift 1"/>
-        <Definition type="Heading" level="2" style="Überschrift 2"/>
-        <Definition type="Heading" level="3" style="Überschrift 3"/>
-        <Definition type="Heading" level="4" style="Überschrift 4"/>
-      </Group>
-      <!-- Parametrierung der Tabulatoren -->
-      <Group name="Indents" maxListLevels="6"/>
-      <!-- Parametrierung der Listen, Aufzählungen und Nummerierungen -->
-      <Group name="NumberingStyles">
-        <Definition type="Numeric" tabPosition="1" style="Liste_Nummern_Arabisch"/>
-        <Definition type="Alphabetic" tabPosition="1" style="Liste_Nummern_Roemisch"/>
-        <Definition type="Line" tabPosition="1" style="Liste_Bindestrich"/>
-      </Group>
-      <!-- Parametrierung der Nummerierungs-Optionen -->
-      <Group name="NumberingBehaviors">
-        <Definition type="Increment" style="Liste_Nummern_Arabisch"/>
-        <Definition type="Decrement"/>
-        <!--<Definition type="RestartMain"/>
-          <Definition type="RestartSub"/>-->
-        <Definition type="ResetChapter" style="Überschrift 1"/>
-        <Definition type="ResetList" style="Liste_Nummern_Arabisch"/>
-      </Group>
-      <!-- Parametrierung der weiteren Formatierungs-Optionen -->
-      <Group name="Styles">
-        <Definition type="Standard" style="Grundtext"/>
-        <Definition type="Bold" style="Fett"/>
-        <Definition type="Italic" style=""/>
-        <Definition type="Underline" style=""/>
-      </Group>
-      <!-- Parametrierung der weiteren kundenspezifischen Formatierungs-Optionen -->
-      <Group name="CustomStyles">
-        <Category id="Formatierungen">
-          <Label lcid="2055">Formatierungen</Label>
-          <Definition type="Randtitel" style="Randtitel mit Textbox">
-            <Label lcid="2055">Randtitel</Label>
-          </Definition>
-          <Definition type="Lead" style="Lead">
-            <Label lcid="2055">Lead</Label>
-          </Definition>
-        </Category>
-        <Category id="Überschriften">
-          <Label lcid="2055">Überschriften</Label>
-          <Definition type="Heading" level="1" style="Überschrift 1 Gross">
-            <Label lcid="2055">Überschrift 1 Gross</Label>
-          </Definition>
-        </Category>
-        <Category id="Tabelle">
-          <Label lcid="2055">Tabelle</Label>
-          <Definition type="Table" style="Tabelle Standard linksbündig">
-            <Label lcid="2055">Tabelle Standard linksbündig</Label>
-          </Definition>
-          <Definition type="Table" style="Tabelle Standard rechtsbündig">
-            <Label lcid="2055">Tabelle Standard rechtsbündig</Label>
-          </Definition>
-          <Definition type="Table" style="Tabelle klein linksbündig">
-            <Label lcid="2055">Tabelle klein linksbündig</Label>
-          </Definition>
-          <Definition type="Table" style="Tabelle klein rechtsbündig">
-            <Label lcid="2055">Tabelle klein rechtsbündig</Label>
-          </Definition>
-          <Definition type="Table" style="Tabelle fett">
-            <Label lcid="2055">Tabelle fett</Label>
-          </Definition>
-        </Category>
-        <Category id="Inline-Bild">
-          <Label lcid="2055">Bild in Zeile anzeigen</Label>
-          <Definition type="Image" style="Grundtext_neutral">
-            <Label lcid="2055">Grundtext neutral</Label>
-          </Definition>
-        </Category>
-        <Category id="EingerueckteAufzaehlungen">
-          <Label lcid="2055">Eingerückte Aufzählungen für nummerierte Überschriften</Label>
-          <Definition type="Liste_Bindestrich_Ebene_4" style="Liste_Bindestrich_Ebene_4">
-            <Label lcid="2055">Bindestrich-Liste eingerückt</Label>
-          </Definition>
-          <Definition type="Liste_Nummern_Arabisch_Ebene_4" style="Liste_Nummern_Arabisch_Ebene_4">
-            <Label lcid="2055">arabische Nummerierung eingerückt</Label>
-          </Definition>
-          <Definition type="Liste_Nummern_Roemisch_Ebene_4" style="Liste_Nummern_Roemisch_Ebene_4">
-            <Label lcid="2055">römische Nummerierung eingerückt</Label>
-          </Definition>
-        </Category>
-      </Group>
-    </DocumentFunction>
-  </Configuration>
-</OneOffixxFormattingPart>
-</file>
-
-<file path=customXml/item7.xml><?xml version="1.0" encoding="utf-8"?>
-<OneOffixxImageDefinitionPart xmlns:xsd="http://www.w3.org/2001/XMLSchema" xmlns:xsi="http://www.w3.org/2001/XMLSchema-instance" xmlns="http://schema.oneoffixx.com/OneOffixxImageDefinitionPart/1">
-  <ImageDefinitions>
-    <ImageSizeDefinition>
-      <Id>2032969613</Id>
-      <Width>0</Width>
-      <Height>0</Height>
-      <XPath>//Image[@id='Profile.Org.HeaderLogoShort']</XPath>
-      <ImageHash>7fe544e2f398d2732a9ea51d50e24d16</ImageHash>
-    </ImageSizeDefinition>
-    <ImageSizeDefinition>
-      <Id>155732410</Id>
-      <Width>0</Width>
-      <Height>0</Height>
-      <XPath>//Image[@id='Profile.Org.Kanton']</XPath>
-      <ImageHash>1a0b7be4d8c69e4fe4dabdfa77453b38</ImageHash>
-    </ImageSizeDefinition>
-    <ImageSizeDefinition>
-      <Id>2120064574</Id>
-      <Width>0</Width>
-      <Height>0</Height>
-      <XPath>//Image[@id='Profile.Org.Kanton']</XPath>
-      <ImageHash>1a0b7be4d8c69e4fe4dabdfa77453b38</ImageHash>
-    </ImageSizeDefinition>
-    <ImageSizeDefinition>
-      <Id>1768692683</Id>
-      <Width>0</Width>
-      <Height>0</Height>
-      <XPath>//Image[@id='Profile.Org.HeaderLogoShort']</XPath>
-      <ImageHash>7fe544e2f398d2732a9ea51d50e24d16</ImageHash>
-    </ImageSizeDefinition>
-    <ImageSizeDefinition>
-      <Id>1768692683</Id>
-      <Width>0</Width>
-      <Height>0</Height>
-      <XPath>//Image[@id='Profile.Org.Kanton']</XPath>
-      <ImageHash>1a0b7be4d8c69e4fe4dabdfa77453b38</ImageHash>
-    </ImageSizeDefinition>
-    <ImageSizeDefinition>
-      <Id>391736964</Id>
-      <Width>0</Width>
-      <Height>0</Height>
-      <XPath>//Image[@id='Profile.Org.HeaderLogoShort']</XPath>
-      <ImageHash>7fe544e2f398d2732a9ea51d50e24d16</ImageHash>
-    </ImageSizeDefinition>
-  </ImageDefinitions>
-</OneOffixxImageDefinitionPart>
-</file>
-
-<file path=customXml/item8.xml><?xml version="1.0" encoding="utf-8"?>
-<b:Sources xmlns:b="http://schemas.openxmlformats.org/officeDocument/2006/bibliography" xmlns="http://schemas.openxmlformats.org/officeDocument/2006/bibliography" SelectedStyle="\APASixthEditionOfficeOnline.xsl" StyleName="APA" Version="6"/>
-</file>
-
 <file path=customXml/itemProps1.xml><?xml version="1.0" encoding="utf-8"?>
 <ds:datastoreItem xmlns:ds="http://schemas.openxmlformats.org/officeDocument/2006/customXml" ds:itemID="{06006623-EC36-4A07-B7A3-84663659079E}">
   <ds:schemaRefs>
@@ -17187,27 +18027,11 @@
 </file>
 
 <file path=customXml/itemProps2.xml><?xml version="1.0" encoding="utf-8"?>
-<ds:datastoreItem xmlns:ds="http://schemas.openxmlformats.org/officeDocument/2006/customXml" ds:itemID="{9C57DEF7-7FBA-4328-8089-D42F8DF79974}">
+<ds:datastoreItem xmlns:ds="http://schemas.openxmlformats.org/officeDocument/2006/customXml" ds:itemID="{42C11AB0-332C-41C5-8D5A-0990D874DC64}">
   <ds:schemaRefs>
     <ds:schemaRef ds:uri="http://www.w3.org/2001/XMLSchema"/>
-    <ds:schemaRef ds:uri="http://schema.oneoffixx.com/OneOffixxExtendedBindingPart/1"/>
-    <ds:schemaRef ds:uri="http://www.w3.org/1999/XSL/Transform"/>
-    <ds:schemaRef ds:uri="http://schema.oneoffixx.com/OneOffixxContactsPart/1"/>
-    <ds:schemaRef ds:uri="http://schemas.microsoft.com/office/word/2010/wordprocessingCanvas"/>
-    <ds:schemaRef ds:uri="http://schemas.openxmlformats.org/markup-compatibility/2006"/>
-    <ds:schemaRef ds:uri="urn:schemas-microsoft-com:office:office"/>
-    <ds:schemaRef ds:uri="http://schemas.openxmlformats.org/officeDocument/2006/relationships"/>
-    <ds:schemaRef ds:uri="http://schemas.openxmlformats.org/officeDocument/2006/math"/>
-    <ds:schemaRef ds:uri="urn:schemas-microsoft-com:vml"/>
-    <ds:schemaRef ds:uri="http://schemas.microsoft.com/office/word/2010/wordprocessingDrawing"/>
-    <ds:schemaRef ds:uri="http://schemas.openxmlformats.org/drawingml/2006/wordprocessingDrawing"/>
-    <ds:schemaRef ds:uri="urn:schemas-microsoft-com:office:word"/>
-    <ds:schemaRef ds:uri="http://schemas.openxmlformats.org/wordprocessingml/2006/main"/>
-    <ds:schemaRef ds:uri="http://schemas.microsoft.com/office/word/2010/wordml"/>
-    <ds:schemaRef ds:uri="http://schemas.microsoft.com/office/word/2010/wordprocessingGroup"/>
-    <ds:schemaRef ds:uri="http://schemas.microsoft.com/office/word/2010/wordprocessingInk"/>
-    <ds:schemaRef ds:uri="http://schemas.microsoft.com/office/word/2006/wordml"/>
-    <ds:schemaRef ds:uri="http://schemas.microsoft.com/office/word/2010/wordprocessingShape"/>
+    <ds:schemaRef ds:uri="http://schema.oneoffixx.com/OneOffixxDocumentPart/1"/>
+    <ds:schemaRef ds:uri="http://schema.oneoffixx.com/OneOffixxDocumentPart/1/Finalized"/>
   </ds:schemaRefs>
 </ds:datastoreItem>
 </file>
@@ -17234,25 +18058,21 @@
 <file path=customXml/itemProps4.xml><?xml version="1.0" encoding="utf-8"?>
 <ds:datastoreItem xmlns:ds="http://schemas.openxmlformats.org/officeDocument/2006/customXml" ds:itemID="{375FF36D-C3DE-4BD7-ABAE-B7AAFA960D11}">
   <ds:schemaRefs>
+    <ds:schemaRef ds:uri="http://schemas.microsoft.com/office/infopath/2007/PartnerControls"/>
+    <ds:schemaRef ds:uri="98fe2ab8-7d83-4567-ba90-4f594ae3f4fd"/>
+    <ds:schemaRef ds:uri="http://purl.org/dc/elements/1.1/"/>
     <ds:schemaRef ds:uri="http://schemas.microsoft.com/office/2006/metadata/properties"/>
-    <ds:schemaRef ds:uri="http://schemas.microsoft.com/office/infopath/2007/PartnerControls"/>
     <ds:schemaRef ds:uri="09640fe3-f50f-46c8-a6f7-a2176bb49e6a"/>
-    <ds:schemaRef ds:uri="98fe2ab8-7d83-4567-ba90-4f594ae3f4fd"/>
+    <ds:schemaRef ds:uri="http://purl.org/dc/terms/"/>
+    <ds:schemaRef ds:uri="http://schemas.microsoft.com/office/2006/documentManagement/types"/>
+    <ds:schemaRef ds:uri="http://purl.org/dc/dcmitype/"/>
+    <ds:schemaRef ds:uri="http://schemas.openxmlformats.org/package/2006/metadata/core-properties"/>
+    <ds:schemaRef ds:uri="http://www.w3.org/XML/1998/namespace"/>
   </ds:schemaRefs>
 </ds:datastoreItem>
 </file>
 
 <file path=customXml/itemProps5.xml><?xml version="1.0" encoding="utf-8"?>
-<ds:datastoreItem xmlns:ds="http://schemas.openxmlformats.org/officeDocument/2006/customXml" ds:itemID="{42C11AB0-332C-41C5-8D5A-0990D874DC64}">
-  <ds:schemaRefs>
-    <ds:schemaRef ds:uri="http://www.w3.org/2001/XMLSchema"/>
-    <ds:schemaRef ds:uri="http://schema.oneoffixx.com/OneOffixxDocumentPart/1"/>
-    <ds:schemaRef ds:uri="http://schema.oneoffixx.com/OneOffixxDocumentPart/1/Finalized"/>
-  </ds:schemaRefs>
-</ds:datastoreItem>
-</file>
-
-<file path=customXml/itemProps6.xml><?xml version="1.0" encoding="utf-8"?>
 <ds:datastoreItem xmlns:ds="http://schemas.openxmlformats.org/officeDocument/2006/customXml" ds:itemID="{6472253F-DBC3-4BE9-A569-6147ABA9731F}">
   <ds:schemaRefs>
     <ds:schemaRef ds:uri="http://www.w3.org/2001/XMLSchema"/>
@@ -17262,7 +18082,7 @@
 </ds:datastoreItem>
 </file>
 
-<file path=customXml/itemProps7.xml><?xml version="1.0" encoding="utf-8"?>
+<file path=customXml/itemProps6.xml><?xml version="1.0" encoding="utf-8"?>
 <ds:datastoreItem xmlns:ds="http://schemas.openxmlformats.org/officeDocument/2006/customXml" ds:itemID="{8738D2AD-ECE0-42FB-A7D1-83DF8C10BAB6}">
   <ds:schemaRefs>
     <ds:schemaRef ds:uri="http://www.w3.org/2001/XMLSchema"/>
@@ -17271,10 +18091,36 @@
 </ds:datastoreItem>
 </file>
 
-<file path=customXml/itemProps8.xml><?xml version="1.0" encoding="utf-8"?>
+<file path=customXml/itemProps7.xml><?xml version="1.0" encoding="utf-8"?>
 <ds:datastoreItem xmlns:ds="http://schemas.openxmlformats.org/officeDocument/2006/customXml" ds:itemID="{95A6AB3B-C3C0-4762-8306-673E58FA0841}">
   <ds:schemaRefs>
     <ds:schemaRef ds:uri="http://schemas.openxmlformats.org/officeDocument/2006/bibliography"/>
+  </ds:schemaRefs>
+</ds:datastoreItem>
+</file>
+
+<file path=customXml/itemProps8.xml><?xml version="1.0" encoding="utf-8"?>
+<ds:datastoreItem xmlns:ds="http://schemas.openxmlformats.org/officeDocument/2006/customXml" ds:itemID="{9C57DEF7-7FBA-4328-8089-D42F8DF79974}">
+  <ds:schemaRefs>
+    <ds:schemaRef ds:uri="http://www.w3.org/2001/XMLSchema"/>
+    <ds:schemaRef ds:uri="http://schema.oneoffixx.com/OneOffixxExtendedBindingPart/1"/>
+    <ds:schemaRef ds:uri="http://www.w3.org/1999/XSL/Transform"/>
+    <ds:schemaRef ds:uri="http://schema.oneoffixx.com/OneOffixxContactsPart/1"/>
+    <ds:schemaRef ds:uri="http://schemas.microsoft.com/office/word/2010/wordprocessingCanvas"/>
+    <ds:schemaRef ds:uri="http://schemas.openxmlformats.org/markup-compatibility/2006"/>
+    <ds:schemaRef ds:uri="urn:schemas-microsoft-com:office:office"/>
+    <ds:schemaRef ds:uri="http://schemas.openxmlformats.org/officeDocument/2006/relationships"/>
+    <ds:schemaRef ds:uri="http://schemas.openxmlformats.org/officeDocument/2006/math"/>
+    <ds:schemaRef ds:uri="urn:schemas-microsoft-com:vml"/>
+    <ds:schemaRef ds:uri="http://schemas.microsoft.com/office/word/2010/wordprocessingDrawing"/>
+    <ds:schemaRef ds:uri="http://schemas.openxmlformats.org/drawingml/2006/wordprocessingDrawing"/>
+    <ds:schemaRef ds:uri="urn:schemas-microsoft-com:office:word"/>
+    <ds:schemaRef ds:uri="http://schemas.openxmlformats.org/wordprocessingml/2006/main"/>
+    <ds:schemaRef ds:uri="http://schemas.microsoft.com/office/word/2010/wordml"/>
+    <ds:schemaRef ds:uri="http://schemas.microsoft.com/office/word/2010/wordprocessingGroup"/>
+    <ds:schemaRef ds:uri="http://schemas.microsoft.com/office/word/2010/wordprocessingInk"/>
+    <ds:schemaRef ds:uri="http://schemas.microsoft.com/office/word/2006/wordml"/>
+    <ds:schemaRef ds:uri="http://schemas.microsoft.com/office/word/2010/wordprocessingShape"/>
   </ds:schemaRefs>
 </ds:datastoreItem>
 </file>
